--- a/I3335_AI_Report.docx
+++ b/I3335_AI_Report.docx
@@ -1,34 +1,25 @@
 
 <file path=word/document.xml><?xml version="1.0" encoding="utf-8"?>
-<w:document xmlns:o="urn:schemas-microsoft-com:office:office" xmlns:r="http://schemas.openxmlformats.org/officeDocument/2006/relationships" xmlns:v="urn:schemas-microsoft-com:vml" xmlns:w="http://schemas.openxmlformats.org/wordprocessingml/2006/main" xmlns:w10="urn:schemas-microsoft-com:office:word" xmlns:wp="http://schemas.openxmlformats.org/drawingml/2006/wordprocessingDrawing" xmlns:wps="http://schemas.microsoft.com/office/word/2010/wordprocessingShape" xmlns:wpg="http://schemas.microsoft.com/office/word/2010/wordprocessingGroup" xmlns:mc="http://schemas.openxmlformats.org/markup-compatibility/2006" xmlns:wp14="http://schemas.microsoft.com/office/word/2010/wordprocessingDrawing" xmlns:w14="http://schemas.microsoft.com/office/word/2010/wordml" xmlns:w15="http://schemas.microsoft.com/office/word/2012/wordml" mc:Ignorable="w14 wp14 w15">
+<w:document xmlns:wpc="http://schemas.microsoft.com/office/word/2010/wordprocessingCanvas" xmlns:cx="http://schemas.microsoft.com/office/drawing/2014/chartex" xmlns:cx1="http://schemas.microsoft.com/office/drawing/2015/9/8/chartex" xmlns:cx2="http://schemas.microsoft.com/office/drawing/2015/10/21/chartex" xmlns:cx3="http://schemas.microsoft.com/office/drawing/2016/5/9/chartex" xmlns:cx4="http://schemas.microsoft.com/office/drawing/2016/5/10/chartex" xmlns:cx5="http://schemas.microsoft.com/office/drawing/2016/5/11/chartex" xmlns:cx6="http://schemas.microsoft.com/office/drawing/2016/5/12/chartex" xmlns:cx7="http://schemas.microsoft.com/office/drawing/2016/5/13/chartex" xmlns:cx8="http://schemas.microsoft.com/office/drawing/2016/5/14/chartex" xmlns:mc="http://schemas.openxmlformats.org/markup-compatibility/2006" xmlns:aink="http://schemas.microsoft.com/office/drawing/2016/ink" xmlns:am3d="http://schemas.microsoft.com/office/drawing/2017/model3d" xmlns:o="urn:schemas-microsoft-com:office:office" xmlns:oel="http://schemas.microsoft.com/office/2019/extlst" xmlns:r="http://schemas.openxmlformats.org/officeDocument/2006/relationships" xmlns:m="http://schemas.openxmlformats.org/officeDocument/2006/math" xmlns:v="urn:schemas-microsoft-com:vml" xmlns:wp14="http://schemas.microsoft.com/office/word/2010/wordprocessingDrawing" xmlns:wp="http://schemas.openxmlformats.org/drawingml/2006/wordprocessingDrawing" xmlns:w10="urn:schemas-microsoft-com:office:word" xmlns:w="http://schemas.openxmlformats.org/wordprocessingml/2006/main" xmlns:w14="http://schemas.microsoft.com/office/word/2010/wordml" xmlns:w15="http://schemas.microsoft.com/office/word/2012/wordml" xmlns:w16cex="http://schemas.microsoft.com/office/word/2018/wordml/cex" xmlns:w16cid="http://schemas.microsoft.com/office/word/2016/wordml/cid" xmlns:w16="http://schemas.microsoft.com/office/word/2018/wordml" xmlns:w16du="http://schemas.microsoft.com/office/word/2023/wordml/word16du" xmlns:w16sdtdh="http://schemas.microsoft.com/office/word/2020/wordml/sdtdatahash" xmlns:w16sdtfl="http://schemas.microsoft.com/office/word/2024/wordml/sdtformatlock" xmlns:w16se="http://schemas.microsoft.com/office/word/2015/wordml/symex" xmlns:wpg="http://schemas.microsoft.com/office/word/2010/wordprocessingGroup" xmlns:wpi="http://schemas.microsoft.com/office/word/2010/wordprocessingInk" xmlns:wne="http://schemas.microsoft.com/office/word/2006/wordml" xmlns:wps="http://schemas.microsoft.com/office/word/2010/wordprocessingShape" mc:Ignorable="w14 w15 w16se w16cid w16 w16cex w16sdtdh w16sdtfl w16du wp14">
   <w:body>
     <w:p>
       <w:pPr>
-        <w:pStyle w:val="Normal"/>
         <w:rPr>
           <w:b/>
           <w:bCs/>
         </w:rPr>
       </w:pPr>
-      <w:r>
-        <w:rPr>
-          <w:b/>
-          <w:bCs/>
-        </w:rPr>
-      </w:r>
-    </w:p>
-    <w:p>
-      <w:pPr>
-        <w:pStyle w:val="Normal"/>
-        <w:rPr/>
-      </w:pPr>
-      <w:r>
-        <w:rPr/>
+    </w:p>
+    <w:p>
+      <w:r>
+        <w:rPr>
+          <w:noProof/>
+        </w:rPr>
         <w:drawing>
-          <wp:inline distT="0" distB="0" distL="0" distR="0">
+          <wp:inline distT="0" distB="0" distL="0" distR="0" wp14:anchorId="1D937B0C" wp14:editId="3DE4392D">
             <wp:extent cx="784860" cy="784860"/>
             <wp:effectExtent l="0" t="0" r="0" b="0"/>
-            <wp:docPr id="1" name="Picture 1" descr=""/>
+            <wp:docPr id="1" name="Picture 1"/>
             <wp:cNvGraphicFramePr>
               <a:graphicFrameLocks xmlns:a="http://schemas.openxmlformats.org/drawingml/2006/main" noChangeAspect="1"/>
             </wp:cNvGraphicFramePr>
@@ -36,13 +27,13 @@
               <a:graphicData uri="http://schemas.openxmlformats.org/drawingml/2006/picture">
                 <pic:pic xmlns:pic="http://schemas.openxmlformats.org/drawingml/2006/picture">
                   <pic:nvPicPr>
-                    <pic:cNvPr id="1" name="Picture 1" descr=""/>
+                    <pic:cNvPr id="1" name="Picture 1"/>
                     <pic:cNvPicPr>
                       <a:picLocks noChangeAspect="1" noChangeArrowheads="1"/>
                     </pic:cNvPicPr>
                   </pic:nvPicPr>
                   <pic:blipFill>
-                    <a:blip r:embed="rId2"/>
+                    <a:blip r:embed="rId8"/>
                     <a:stretch>
                       <a:fillRect/>
                     </a:stretch>
@@ -63,17 +54,16 @@
         </w:drawing>
       </w:r>
       <w:r>
-        <w:rPr/>
         <w:t xml:space="preserve">                                  </w:t>
       </w:r>
     </w:p>
     <w:p>
       <w:pPr>
         <w:pStyle w:val="NormalWeb"/>
-        <w:spacing w:beforeAutospacing="0" w:before="0" w:afterAutospacing="0" w:after="0"/>
-        <w:rPr>
-          <w:rFonts w:ascii="Aptos" w:hAnsi="Aptos" w:cs="Arial" w:asciiTheme="minorHAnsi" w:cstheme="minorBidi"/>
-          <w:color w:themeColor="text1" w:val="000000"/>
+        <w:spacing w:beforeAutospacing="0" w:after="0" w:afterAutospacing="0"/>
+        <w:rPr>
+          <w:rFonts w:asciiTheme="minorHAnsi" w:hAnsi="Aptos" w:cstheme="minorBidi"/>
+          <w:color w:val="000000" w:themeColor="text1"/>
           <w:kern w:val="2"/>
           <w:sz w:val="28"/>
           <w:szCs w:val="28"/>
@@ -81,8 +71,8 @@
       </w:pPr>
       <w:r>
         <w:rPr>
-          <w:rFonts w:cs="Arial" w:ascii="Aptos" w:hAnsi="Aptos" w:asciiTheme="minorHAnsi" w:cstheme="minorBidi"/>
-          <w:color w:themeColor="text1" w:val="000000"/>
+          <w:rFonts w:asciiTheme="minorHAnsi" w:hAnsi="Aptos" w:cstheme="minorBidi"/>
+          <w:color w:val="000000" w:themeColor="text1"/>
           <w:kern w:val="2"/>
           <w:sz w:val="28"/>
           <w:szCs w:val="28"/>
@@ -93,10 +83,10 @@
     <w:p>
       <w:pPr>
         <w:pStyle w:val="NormalWeb"/>
-        <w:spacing w:beforeAutospacing="0" w:before="0" w:afterAutospacing="0" w:after="0"/>
-        <w:rPr>
-          <w:rFonts w:ascii="Aptos" w:hAnsi="Aptos" w:cs="Arial" w:asciiTheme="minorHAnsi" w:cstheme="minorBidi"/>
-          <w:color w:themeColor="text1" w:val="000000"/>
+        <w:spacing w:beforeAutospacing="0" w:after="0" w:afterAutospacing="0"/>
+        <w:rPr>
+          <w:rFonts w:asciiTheme="minorHAnsi" w:hAnsi="Aptos" w:cstheme="minorBidi"/>
+          <w:color w:val="000000" w:themeColor="text1"/>
           <w:kern w:val="2"/>
           <w:sz w:val="28"/>
           <w:szCs w:val="28"/>
@@ -104,8 +94,8 @@
       </w:pPr>
       <w:r>
         <w:rPr>
-          <w:rFonts w:cs="Arial" w:ascii="Aptos" w:hAnsi="Aptos" w:asciiTheme="minorHAnsi" w:cstheme="minorBidi"/>
-          <w:color w:themeColor="text1" w:val="000000"/>
+          <w:rFonts w:asciiTheme="minorHAnsi" w:hAnsi="Aptos" w:cstheme="minorBidi"/>
+          <w:color w:val="000000" w:themeColor="text1"/>
           <w:kern w:val="2"/>
           <w:sz w:val="28"/>
           <w:szCs w:val="28"/>
@@ -115,18 +105,15 @@
     </w:p>
     <w:p>
       <w:pPr>
-        <w:pStyle w:val="Normal"/>
-        <w:rPr>
-          <w:color w:themeColor="text1" w:val="000000"/>
-          <w:kern w:val="2"/>
+        <w:rPr>
+          <w:color w:val="000000" w:themeColor="text1"/>
           <w:sz w:val="28"/>
           <w:szCs w:val="28"/>
         </w:rPr>
       </w:pPr>
       <w:r>
         <w:rPr>
-          <w:color w:themeColor="text1" w:val="000000"/>
-          <w:kern w:val="2"/>
+          <w:color w:val="000000" w:themeColor="text1"/>
           <w:sz w:val="28"/>
           <w:szCs w:val="28"/>
         </w:rPr>
@@ -135,95 +122,43 @@
     </w:p>
     <w:p>
       <w:pPr>
-        <w:pStyle w:val="Normal"/>
-        <w:rPr>
-          <w:color w:themeColor="text1" w:val="000000"/>
-          <w:kern w:val="2"/>
+        <w:rPr>
+          <w:color w:val="000000" w:themeColor="text1"/>
           <w:sz w:val="28"/>
           <w:szCs w:val="28"/>
         </w:rPr>
       </w:pPr>
-      <w:r>
-        <w:rPr>
-          <w:color w:themeColor="text1" w:val="000000"/>
-          <w:kern w:val="2"/>
-          <w:sz w:val="28"/>
-          <w:szCs w:val="28"/>
-        </w:rPr>
-      </w:r>
-    </w:p>
-    <w:p>
-      <w:pPr>
-        <w:pStyle w:val="Normal"/>
+    </w:p>
+    <w:p>
+      <w:pPr>
         <w:jc w:val="center"/>
         <w:rPr>
-          <w:color w:themeColor="text1" w:val="000000"/>
-          <w:kern w:val="2"/>
+          <w:color w:val="000000" w:themeColor="text1"/>
           <w:sz w:val="72"/>
           <w:szCs w:val="72"/>
         </w:rPr>
       </w:pPr>
       <w:r>
         <w:rPr>
-          <w:color w:themeColor="text1" w:val="000000"/>
-          <w:kern w:val="2"/>
+          <w:color w:val="000000" w:themeColor="text1"/>
           <w:sz w:val="72"/>
           <w:szCs w:val="72"/>
         </w:rPr>
-        <w:t xml:space="preserve">I3335 </w:t>
-      </w:r>
-      <w:r>
-        <w:rPr>
-          <w:color w:themeColor="text1" w:val="000000"/>
-          <w:kern w:val="2"/>
-          <w:sz w:val="72"/>
-          <w:szCs w:val="72"/>
-        </w:rPr>
-        <w:t>P</w:t>
-      </w:r>
-      <w:r>
-        <w:rPr>
-          <w:color w:themeColor="text1" w:val="000000"/>
-          <w:kern w:val="2"/>
-          <w:sz w:val="72"/>
-          <w:szCs w:val="72"/>
-        </w:rPr>
-        <w:t xml:space="preserve">roject </w:t>
-      </w:r>
-      <w:r>
-        <w:rPr>
-          <w:color w:themeColor="text1" w:val="000000"/>
-          <w:kern w:val="2"/>
-          <w:sz w:val="72"/>
-          <w:szCs w:val="72"/>
-        </w:rPr>
-        <w:t>T</w:t>
-      </w:r>
-      <w:r>
-        <w:rPr>
-          <w:color w:themeColor="text1" w:val="000000"/>
-          <w:kern w:val="2"/>
-          <w:sz w:val="72"/>
-          <w:szCs w:val="72"/>
-        </w:rPr>
-        <w:t xml:space="preserve">itle: </w:t>
-      </w:r>
-    </w:p>
-    <w:p>
-      <w:pPr>
-        <w:pStyle w:val="Normal"/>
+        <w:t xml:space="preserve">I3335 Project Title: </w:t>
+      </w:r>
+    </w:p>
+    <w:p>
+      <w:pPr>
         <w:jc w:val="center"/>
         <w:rPr>
-          <w:color w:themeColor="text1" w:val="000000"/>
-          <w:kern w:val="2"/>
+          <w:color w:val="000000" w:themeColor="text1"/>
           <w:sz w:val="56"/>
           <w:szCs w:val="56"/>
         </w:rPr>
       </w:pPr>
       <w:r>
         <w:rPr>
-          <w:color w:themeColor="text1" w:val="000000"/>
-          <w:kern w:val="2"/>
+          <w:color w:val="000000" w:themeColor="text1"/>
           <w:sz w:val="56"/>
           <w:szCs w:val="56"/>
         </w:rPr>
@@ -232,19 +167,16 @@
     </w:p>
     <w:p>
       <w:pPr>
-        <w:pStyle w:val="Normal"/>
         <w:jc w:val="center"/>
         <w:rPr>
-          <w:color w:themeColor="text1" w:val="000000"/>
-          <w:kern w:val="2"/>
+          <w:color w:val="000000" w:themeColor="text1"/>
           <w:sz w:val="52"/>
           <w:szCs w:val="52"/>
         </w:rPr>
       </w:pPr>
       <w:r>
         <w:rPr>
-          <w:color w:themeColor="text1" w:val="000000"/>
-          <w:kern w:val="2"/>
+          <w:color w:val="000000" w:themeColor="text1"/>
           <w:sz w:val="52"/>
           <w:szCs w:val="52"/>
         </w:rPr>
@@ -253,111 +185,105 @@
     </w:p>
     <w:p>
       <w:pPr>
-        <w:pStyle w:val="Normal"/>
         <w:jc w:val="center"/>
         <w:rPr>
-          <w:color w:themeColor="text1" w:val="000000"/>
-          <w:kern w:val="2"/>
+          <w:color w:val="000000" w:themeColor="text1"/>
           <w:sz w:val="52"/>
           <w:szCs w:val="52"/>
         </w:rPr>
       </w:pPr>
-      <w:r>
-        <w:rPr>
-          <w:color w:themeColor="text1" w:val="000000"/>
-          <w:kern w:val="2"/>
+    </w:p>
+    <w:p>
+      <w:pPr>
+        <w:jc w:val="center"/>
+        <w:rPr>
           <w:sz w:val="52"/>
           <w:szCs w:val="52"/>
         </w:rPr>
-      </w:r>
-    </w:p>
-    <w:p>
-      <w:pPr>
-        <w:pStyle w:val="Normal"/>
-        <w:jc w:val="center"/>
+      </w:pPr>
+      <w:r>
         <w:rPr>
           <w:sz w:val="52"/>
           <w:szCs w:val="52"/>
         </w:rPr>
-      </w:pPr>
-      <w:r>
+        <w:t>Prepared by:</w:t>
+      </w:r>
+    </w:p>
+    <w:p>
+      <w:pPr>
+        <w:jc w:val="center"/>
         <w:rPr>
           <w:sz w:val="52"/>
           <w:szCs w:val="52"/>
         </w:rPr>
-        <w:t>Prepared by:</w:t>
-      </w:r>
-    </w:p>
-    <w:p>
-      <w:pPr>
-        <w:pStyle w:val="Normal"/>
-        <w:jc w:val="center"/>
+      </w:pPr>
+      <w:r>
         <w:rPr>
           <w:sz w:val="52"/>
           <w:szCs w:val="52"/>
         </w:rPr>
-      </w:pPr>
+        <w:t xml:space="preserve">Charbel </w:t>
+      </w:r>
+      <w:proofErr w:type="spellStart"/>
       <w:r>
         <w:rPr>
           <w:sz w:val="52"/>
           <w:szCs w:val="52"/>
         </w:rPr>
-        <w:t>Charbel Outayek- 61222</w:t>
-      </w:r>
-    </w:p>
-    <w:p>
-      <w:pPr>
-        <w:pStyle w:val="Normal"/>
-        <w:jc w:val="center"/>
+        <w:t>Outayek</w:t>
+      </w:r>
+      <w:proofErr w:type="spellEnd"/>
+      <w:r>
         <w:rPr>
           <w:sz w:val="52"/>
           <w:szCs w:val="52"/>
         </w:rPr>
-      </w:pPr>
-      <w:r>
+        <w:t>- 61222</w:t>
+      </w:r>
+    </w:p>
+    <w:p>
+      <w:pPr>
+        <w:jc w:val="center"/>
         <w:rPr>
           <w:sz w:val="52"/>
           <w:szCs w:val="52"/>
         </w:rPr>
-        <w:t>Omar Hammoud-61102</w:t>
-      </w:r>
-    </w:p>
-    <w:p>
-      <w:pPr>
-        <w:pStyle w:val="Normal"/>
-        <w:jc w:val="center"/>
+      </w:pPr>
+      <w:r>
         <w:rPr>
           <w:sz w:val="52"/>
           <w:szCs w:val="52"/>
         </w:rPr>
-      </w:pPr>
-      <w:r>
+        <w:t>Omar Hammoud-61102</w:t>
+      </w:r>
+    </w:p>
+    <w:p>
+      <w:pPr>
+        <w:jc w:val="center"/>
         <w:rPr>
           <w:sz w:val="52"/>
           <w:szCs w:val="52"/>
         </w:rPr>
-        <w:t>Jean Chamoun- 60945</w:t>
-      </w:r>
-    </w:p>
-    <w:p>
-      <w:pPr>
-        <w:pStyle w:val="Normal"/>
-        <w:jc w:val="center"/>
+      </w:pPr>
+      <w:r>
         <w:rPr>
           <w:sz w:val="52"/>
           <w:szCs w:val="52"/>
         </w:rPr>
-      </w:pPr>
-      <w:r>
+        <w:t>Jean Chamoun- 60945</w:t>
+      </w:r>
+    </w:p>
+    <w:p>
+      <w:pPr>
+        <w:jc w:val="center"/>
         <w:rPr>
           <w:sz w:val="52"/>
           <w:szCs w:val="52"/>
         </w:rPr>
-      </w:r>
-    </w:p>
-    <w:p>
-      <w:pPr>
-        <w:pStyle w:val="Normal"/>
+      </w:pPr>
+    </w:p>
+    <w:p>
+      <w:pPr>
         <w:jc w:val="center"/>
         <w:rPr>
           <w:sz w:val="52"/>
@@ -374,19 +300,27 @@
     </w:p>
     <w:sdt>
       <w:sdtPr>
+        <w:rPr>
+          <w:rFonts w:asciiTheme="minorHAnsi" w:eastAsiaTheme="minorHAnsi" w:hAnsiTheme="minorHAnsi" w:cstheme="minorBidi"/>
+          <w:color w:val="auto"/>
+          <w:kern w:val="2"/>
+          <w:sz w:val="22"/>
+          <w:szCs w:val="22"/>
+          <w:lang w:bidi="ar-LB"/>
+          <w14:ligatures w14:val="standardContextual"/>
+        </w:rPr>
+        <w:id w:val="-541903905"/>
         <w:docPartObj>
           <w:docPartGallery w:val="Table of Contents"/>
-          <w:docPartUnique w:val="true"/>
+          <w:docPartUnique/>
         </w:docPartObj>
       </w:sdtPr>
       <w:sdtContent>
         <w:p>
           <w:pPr>
             <w:pStyle w:val="TOCHeading"/>
-            <w:rPr/>
           </w:pPr>
           <w:r>
-            <w:rPr/>
             <w:t>Table of Contents</w:t>
           </w:r>
         </w:p>
@@ -394,12 +328,12 @@
           <w:pPr>
             <w:pStyle w:val="TOC1"/>
             <w:tabs>
-              <w:tab w:val="clear" w:pos="720"/>
-              <w:tab w:val="left" w:pos="440" w:leader="none"/>
-              <w:tab w:val="right" w:pos="9350" w:leader="dot"/>
+              <w:tab w:val="left" w:pos="440"/>
+              <w:tab w:val="right" w:leader="dot" w:pos="9350"/>
             </w:tabs>
             <w:rPr>
-              <w:rFonts w:cs="Arial" w:cstheme="minorBidi"/>
+              <w:rFonts w:cstheme="minorBidi"/>
+              <w:noProof/>
               <w:kern w:val="2"/>
               <w:sz w:val="24"/>
               <w:szCs w:val="24"/>
@@ -411,30 +345,29 @@
           </w:r>
           <w:r>
             <w:rPr>
+              <w:rStyle w:val="IndexLink"/>
               <w:webHidden/>
-              <w:rStyle w:val="IndexLink"/>
             </w:rPr>
             <w:instrText xml:space="preserve"> TOC \z \o "1-3" \u \h</w:instrText>
           </w:r>
           <w:r>
             <w:rPr>
-              <w:webHidden/>
               <w:rStyle w:val="IndexLink"/>
             </w:rPr>
             <w:fldChar w:fldCharType="separate"/>
           </w:r>
-          <w:hyperlink w:anchor="_Toc224770103">
-            <w:r>
-              <w:rPr>
-                <w:webHidden/>
-                <w:rStyle w:val="IndexLink"/>
+          <w:hyperlink w:anchor="_Toc225013120" w:history="1">
+            <w:r>
+              <w:rPr>
+                <w:rStyle w:val="Hyperlink"/>
+                <w:noProof/>
               </w:rPr>
               <w:t>I.</w:t>
             </w:r>
             <w:r>
               <w:rPr>
-                <w:rStyle w:val="IndexLink"/>
-                <w:rFonts w:cs="Arial" w:cstheme="minorBidi"/>
+                <w:rFonts w:cstheme="minorBidi"/>
+                <w:noProof/>
                 <w:kern w:val="2"/>
                 <w:sz w:val="24"/>
                 <w:szCs w:val="24"/>
@@ -444,38 +377,55 @@
             </w:r>
             <w:r>
               <w:rPr>
-                <w:rStyle w:val="IndexLink"/>
+                <w:rStyle w:val="Hyperlink"/>
+                <w:noProof/>
               </w:rPr>
               <w:t>Problem Description</w:t>
             </w:r>
             <w:r>
               <w:rPr>
+                <w:noProof/>
+                <w:webHidden/>
+              </w:rPr>
+              <w:tab/>
+            </w:r>
+            <w:r>
+              <w:rPr>
+                <w:noProof/>
                 <w:webHidden/>
               </w:rPr>
               <w:fldChar w:fldCharType="begin"/>
             </w:r>
             <w:r>
               <w:rPr>
-                <w:webHidden/>
-              </w:rPr>
-              <w:instrText xml:space="preserve">PAGEREF _Toc224770103 \h</w:instrText>
-            </w:r>
-            <w:r>
-              <w:rPr>
+                <w:noProof/>
+                <w:webHidden/>
+              </w:rPr>
+              <w:instrText xml:space="preserve"> PAGEREF _Toc225013120 \h </w:instrText>
+            </w:r>
+            <w:r>
+              <w:rPr>
+                <w:noProof/>
+                <w:webHidden/>
+              </w:rPr>
+            </w:r>
+            <w:r>
+              <w:rPr>
+                <w:noProof/>
                 <w:webHidden/>
               </w:rPr>
               <w:fldChar w:fldCharType="separate"/>
             </w:r>
             <w:r>
               <w:rPr>
-                <w:rStyle w:val="IndexLink"/>
-                <w:vanish w:val="false"/>
-              </w:rPr>
-              <w:tab/>
+                <w:noProof/>
+                <w:webHidden/>
+              </w:rPr>
               <w:t>3</w:t>
             </w:r>
             <w:r>
               <w:rPr>
+                <w:noProof/>
                 <w:webHidden/>
               </w:rPr>
               <w:fldChar w:fldCharType="end"/>
@@ -486,30 +436,30 @@
           <w:pPr>
             <w:pStyle w:val="TOC1"/>
             <w:tabs>
-              <w:tab w:val="clear" w:pos="720"/>
-              <w:tab w:val="left" w:pos="440" w:leader="none"/>
-              <w:tab w:val="right" w:pos="9350" w:leader="dot"/>
+              <w:tab w:val="left" w:pos="440"/>
+              <w:tab w:val="right" w:leader="dot" w:pos="9350"/>
             </w:tabs>
             <w:rPr>
-              <w:rFonts w:cs="Arial" w:cstheme="minorBidi"/>
+              <w:rFonts w:cstheme="minorBidi"/>
+              <w:noProof/>
               <w:kern w:val="2"/>
               <w:sz w:val="24"/>
               <w:szCs w:val="24"/>
               <w14:ligatures w14:val="standardContextual"/>
             </w:rPr>
           </w:pPr>
-          <w:hyperlink w:anchor="_Toc224770104">
-            <w:r>
-              <w:rPr>
-                <w:webHidden/>
-                <w:rStyle w:val="IndexLink"/>
+          <w:hyperlink w:anchor="_Toc225013121" w:history="1">
+            <w:r>
+              <w:rPr>
+                <w:rStyle w:val="Hyperlink"/>
+                <w:noProof/>
               </w:rPr>
               <w:t>II.</w:t>
             </w:r>
             <w:r>
               <w:rPr>
-                <w:rStyle w:val="IndexLink"/>
-                <w:rFonts w:cs="Arial" w:cstheme="minorBidi"/>
+                <w:rFonts w:cstheme="minorBidi"/>
+                <w:noProof/>
                 <w:kern w:val="2"/>
                 <w:sz w:val="24"/>
                 <w:szCs w:val="24"/>
@@ -519,38 +469,55 @@
             </w:r>
             <w:r>
               <w:rPr>
-                <w:rStyle w:val="IndexLink"/>
+                <w:rStyle w:val="Hyperlink"/>
+                <w:noProof/>
               </w:rPr>
               <w:t>Methodology</w:t>
             </w:r>
             <w:r>
               <w:rPr>
+                <w:noProof/>
+                <w:webHidden/>
+              </w:rPr>
+              <w:tab/>
+            </w:r>
+            <w:r>
+              <w:rPr>
+                <w:noProof/>
                 <w:webHidden/>
               </w:rPr>
               <w:fldChar w:fldCharType="begin"/>
             </w:r>
             <w:r>
               <w:rPr>
-                <w:webHidden/>
-              </w:rPr>
-              <w:instrText xml:space="preserve">PAGEREF _Toc224770104 \h</w:instrText>
-            </w:r>
-            <w:r>
-              <w:rPr>
+                <w:noProof/>
+                <w:webHidden/>
+              </w:rPr>
+              <w:instrText xml:space="preserve"> PAGEREF _Toc225013121 \h </w:instrText>
+            </w:r>
+            <w:r>
+              <w:rPr>
+                <w:noProof/>
+                <w:webHidden/>
+              </w:rPr>
+            </w:r>
+            <w:r>
+              <w:rPr>
+                <w:noProof/>
                 <w:webHidden/>
               </w:rPr>
               <w:fldChar w:fldCharType="separate"/>
             </w:r>
             <w:r>
               <w:rPr>
-                <w:rStyle w:val="IndexLink"/>
-                <w:vanish w:val="false"/>
-              </w:rPr>
-              <w:tab/>
+                <w:noProof/>
+                <w:webHidden/>
+              </w:rPr>
               <w:t>3</w:t>
             </w:r>
             <w:r>
               <w:rPr>
+                <w:noProof/>
                 <w:webHidden/>
               </w:rPr>
               <w:fldChar w:fldCharType="end"/>
@@ -561,30 +528,31 @@
           <w:pPr>
             <w:pStyle w:val="TOC2"/>
             <w:tabs>
-              <w:tab w:val="left" w:pos="720" w:leader="none"/>
-              <w:tab w:val="right" w:pos="9350" w:leader="dot"/>
+              <w:tab w:val="left" w:pos="720"/>
+              <w:tab w:val="right" w:leader="dot" w:pos="9350"/>
             </w:tabs>
             <w:rPr>
-              <w:rFonts w:cs="Arial" w:cstheme="minorBidi"/>
+              <w:rFonts w:cstheme="minorBidi"/>
+              <w:noProof/>
               <w:kern w:val="2"/>
               <w:sz w:val="24"/>
               <w:szCs w:val="24"/>
               <w14:ligatures w14:val="standardContextual"/>
             </w:rPr>
           </w:pPr>
-          <w:hyperlink w:anchor="_Toc224770105">
-            <w:r>
-              <w:rPr>
-                <w:webHidden/>
-                <w:rStyle w:val="IndexLink"/>
-                <w:rFonts w:eastAsia="Aptos" w:ascii="Wingdings" w:hAnsi="Wingdings" w:eastAsiaTheme="minorHAnsi"/>
+          <w:hyperlink w:anchor="_Toc225013122" w:history="1">
+            <w:r>
+              <w:rPr>
+                <w:rStyle w:val="Hyperlink"/>
+                <w:rFonts w:ascii="Wingdings" w:eastAsiaTheme="minorHAnsi" w:hAnsi="Wingdings"/>
+                <w:noProof/>
               </w:rPr>
               <w:t></w:t>
             </w:r>
             <w:r>
               <w:rPr>
-                <w:rStyle w:val="IndexLink"/>
-                <w:rFonts w:cs="Arial" w:cstheme="minorBidi"/>
+                <w:rFonts w:cstheme="minorBidi"/>
+                <w:noProof/>
                 <w:kern w:val="2"/>
                 <w:sz w:val="24"/>
                 <w:szCs w:val="24"/>
@@ -594,38 +562,55 @@
             </w:r>
             <w:r>
               <w:rPr>
-                <w:rStyle w:val="IndexLink"/>
+                <w:rStyle w:val="Hyperlink"/>
+                <w:noProof/>
               </w:rPr>
               <w:t>The State-Space Model</w:t>
             </w:r>
             <w:r>
               <w:rPr>
+                <w:noProof/>
+                <w:webHidden/>
+              </w:rPr>
+              <w:tab/>
+            </w:r>
+            <w:r>
+              <w:rPr>
+                <w:noProof/>
                 <w:webHidden/>
               </w:rPr>
               <w:fldChar w:fldCharType="begin"/>
             </w:r>
             <w:r>
               <w:rPr>
-                <w:webHidden/>
-              </w:rPr>
-              <w:instrText xml:space="preserve">PAGEREF _Toc224770105 \h</w:instrText>
-            </w:r>
-            <w:r>
-              <w:rPr>
+                <w:noProof/>
+                <w:webHidden/>
+              </w:rPr>
+              <w:instrText xml:space="preserve"> PAGEREF _Toc225013122 \h </w:instrText>
+            </w:r>
+            <w:r>
+              <w:rPr>
+                <w:noProof/>
+                <w:webHidden/>
+              </w:rPr>
+            </w:r>
+            <w:r>
+              <w:rPr>
+                <w:noProof/>
                 <w:webHidden/>
               </w:rPr>
               <w:fldChar w:fldCharType="separate"/>
             </w:r>
             <w:r>
               <w:rPr>
-                <w:rStyle w:val="IndexLink"/>
-                <w:vanish w:val="false"/>
-              </w:rPr>
-              <w:tab/>
-              <w:t>3</w:t>
-            </w:r>
-            <w:r>
-              <w:rPr>
+                <w:noProof/>
+                <w:webHidden/>
+              </w:rPr>
+              <w:t>4</w:t>
+            </w:r>
+            <w:r>
+              <w:rPr>
+                <w:noProof/>
                 <w:webHidden/>
               </w:rPr>
               <w:fldChar w:fldCharType="end"/>
@@ -636,30 +621,31 @@
           <w:pPr>
             <w:pStyle w:val="TOC2"/>
             <w:tabs>
-              <w:tab w:val="left" w:pos="720" w:leader="none"/>
-              <w:tab w:val="right" w:pos="9350" w:leader="dot"/>
+              <w:tab w:val="left" w:pos="720"/>
+              <w:tab w:val="right" w:leader="dot" w:pos="9350"/>
             </w:tabs>
             <w:rPr>
-              <w:rFonts w:cs="Arial" w:cstheme="minorBidi"/>
+              <w:rFonts w:cstheme="minorBidi"/>
+              <w:noProof/>
               <w:kern w:val="2"/>
               <w:sz w:val="24"/>
               <w:szCs w:val="24"/>
               <w14:ligatures w14:val="standardContextual"/>
             </w:rPr>
           </w:pPr>
-          <w:hyperlink w:anchor="_Toc224770106">
-            <w:r>
-              <w:rPr>
-                <w:webHidden/>
-                <w:rStyle w:val="IndexLink"/>
-                <w:rFonts w:eastAsia="Aptos" w:ascii="Wingdings" w:hAnsi="Wingdings" w:eastAsiaTheme="minorHAnsi"/>
+          <w:hyperlink w:anchor="_Toc225013123" w:history="1">
+            <w:r>
+              <w:rPr>
+                <w:rStyle w:val="Hyperlink"/>
+                <w:rFonts w:ascii="Wingdings" w:eastAsiaTheme="minorHAnsi" w:hAnsi="Wingdings"/>
+                <w:noProof/>
               </w:rPr>
               <w:t></w:t>
             </w:r>
             <w:r>
               <w:rPr>
-                <w:rStyle w:val="IndexLink"/>
-                <w:rFonts w:cs="Arial" w:cstheme="minorBidi"/>
+                <w:rFonts w:cstheme="minorBidi"/>
+                <w:noProof/>
                 <w:kern w:val="2"/>
                 <w:sz w:val="24"/>
                 <w:szCs w:val="24"/>
@@ -669,38 +655,55 @@
             </w:r>
             <w:r>
               <w:rPr>
-                <w:rStyle w:val="IndexLink"/>
+                <w:rStyle w:val="Hyperlink"/>
+                <w:noProof/>
               </w:rPr>
               <w:t>The Automaton Model</w:t>
             </w:r>
             <w:r>
               <w:rPr>
+                <w:noProof/>
+                <w:webHidden/>
+              </w:rPr>
+              <w:tab/>
+            </w:r>
+            <w:r>
+              <w:rPr>
+                <w:noProof/>
                 <w:webHidden/>
               </w:rPr>
               <w:fldChar w:fldCharType="begin"/>
             </w:r>
             <w:r>
               <w:rPr>
-                <w:webHidden/>
-              </w:rPr>
-              <w:instrText xml:space="preserve">PAGEREF _Toc224770106 \h</w:instrText>
-            </w:r>
-            <w:r>
-              <w:rPr>
+                <w:noProof/>
+                <w:webHidden/>
+              </w:rPr>
+              <w:instrText xml:space="preserve"> PAGEREF _Toc225013123 \h </w:instrText>
+            </w:r>
+            <w:r>
+              <w:rPr>
+                <w:noProof/>
+                <w:webHidden/>
+              </w:rPr>
+            </w:r>
+            <w:r>
+              <w:rPr>
+                <w:noProof/>
                 <w:webHidden/>
               </w:rPr>
               <w:fldChar w:fldCharType="separate"/>
             </w:r>
             <w:r>
               <w:rPr>
-                <w:rStyle w:val="IndexLink"/>
-                <w:vanish w:val="false"/>
-              </w:rPr>
-              <w:tab/>
-              <w:t>3</w:t>
-            </w:r>
-            <w:r>
-              <w:rPr>
+                <w:noProof/>
+                <w:webHidden/>
+              </w:rPr>
+              <w:t>4</w:t>
+            </w:r>
+            <w:r>
+              <w:rPr>
+                <w:noProof/>
                 <w:webHidden/>
               </w:rPr>
               <w:fldChar w:fldCharType="end"/>
@@ -711,30 +714,31 @@
           <w:pPr>
             <w:pStyle w:val="TOC2"/>
             <w:tabs>
-              <w:tab w:val="left" w:pos="720" w:leader="none"/>
-              <w:tab w:val="right" w:pos="9350" w:leader="dot"/>
+              <w:tab w:val="left" w:pos="720"/>
+              <w:tab w:val="right" w:leader="dot" w:pos="9350"/>
             </w:tabs>
             <w:rPr>
-              <w:rFonts w:cs="Arial" w:cstheme="minorBidi"/>
+              <w:rFonts w:cstheme="minorBidi"/>
+              <w:noProof/>
               <w:kern w:val="2"/>
               <w:sz w:val="24"/>
               <w:szCs w:val="24"/>
               <w14:ligatures w14:val="standardContextual"/>
             </w:rPr>
           </w:pPr>
-          <w:hyperlink w:anchor="_Toc224770107">
-            <w:r>
-              <w:rPr>
-                <w:webHidden/>
-                <w:rStyle w:val="IndexLink"/>
-                <w:rFonts w:eastAsia="Aptos" w:ascii="Wingdings" w:hAnsi="Wingdings" w:eastAsiaTheme="minorHAnsi"/>
+          <w:hyperlink w:anchor="_Toc225013124" w:history="1">
+            <w:r>
+              <w:rPr>
+                <w:rStyle w:val="Hyperlink"/>
+                <w:rFonts w:ascii="Wingdings" w:eastAsiaTheme="minorHAnsi" w:hAnsi="Wingdings"/>
+                <w:noProof/>
               </w:rPr>
               <w:t></w:t>
             </w:r>
             <w:r>
               <w:rPr>
-                <w:rStyle w:val="IndexLink"/>
-                <w:rFonts w:cs="Arial" w:cstheme="minorBidi"/>
+                <w:rFonts w:cstheme="minorBidi"/>
+                <w:noProof/>
                 <w:kern w:val="2"/>
                 <w:sz w:val="24"/>
                 <w:szCs w:val="24"/>
@@ -744,38 +748,55 @@
             </w:r>
             <w:r>
               <w:rPr>
-                <w:rStyle w:val="IndexLink"/>
+                <w:rStyle w:val="Hyperlink"/>
+                <w:noProof/>
               </w:rPr>
               <w:t>The Heuristic Model</w:t>
             </w:r>
             <w:r>
               <w:rPr>
+                <w:noProof/>
+                <w:webHidden/>
+              </w:rPr>
+              <w:tab/>
+            </w:r>
+            <w:r>
+              <w:rPr>
+                <w:noProof/>
                 <w:webHidden/>
               </w:rPr>
               <w:fldChar w:fldCharType="begin"/>
             </w:r>
             <w:r>
               <w:rPr>
-                <w:webHidden/>
-              </w:rPr>
-              <w:instrText xml:space="preserve">PAGEREF _Toc224770107 \h</w:instrText>
-            </w:r>
-            <w:r>
-              <w:rPr>
+                <w:noProof/>
+                <w:webHidden/>
+              </w:rPr>
+              <w:instrText xml:space="preserve"> PAGEREF _Toc225013124 \h </w:instrText>
+            </w:r>
+            <w:r>
+              <w:rPr>
+                <w:noProof/>
+                <w:webHidden/>
+              </w:rPr>
+            </w:r>
+            <w:r>
+              <w:rPr>
+                <w:noProof/>
                 <w:webHidden/>
               </w:rPr>
               <w:fldChar w:fldCharType="separate"/>
             </w:r>
             <w:r>
               <w:rPr>
-                <w:rStyle w:val="IndexLink"/>
-                <w:vanish w:val="false"/>
-              </w:rPr>
-              <w:tab/>
+                <w:noProof/>
+                <w:webHidden/>
+              </w:rPr>
               <w:t>4</w:t>
             </w:r>
             <w:r>
               <w:rPr>
+                <w:noProof/>
                 <w:webHidden/>
               </w:rPr>
               <w:fldChar w:fldCharType="end"/>
@@ -786,30 +807,31 @@
           <w:pPr>
             <w:pStyle w:val="TOC2"/>
             <w:tabs>
-              <w:tab w:val="left" w:pos="720" w:leader="none"/>
-              <w:tab w:val="right" w:pos="9350" w:leader="dot"/>
+              <w:tab w:val="left" w:pos="720"/>
+              <w:tab w:val="right" w:leader="dot" w:pos="9350"/>
             </w:tabs>
             <w:rPr>
-              <w:rFonts w:cs="Arial" w:cstheme="minorBidi"/>
+              <w:rFonts w:cstheme="minorBidi"/>
+              <w:noProof/>
               <w:kern w:val="2"/>
               <w:sz w:val="24"/>
               <w:szCs w:val="24"/>
               <w14:ligatures w14:val="standardContextual"/>
             </w:rPr>
           </w:pPr>
-          <w:hyperlink w:anchor="_Toc224770108">
-            <w:r>
-              <w:rPr>
-                <w:webHidden/>
-                <w:rStyle w:val="IndexLink"/>
-                <w:rFonts w:eastAsia="Aptos" w:ascii="Wingdings" w:hAnsi="Wingdings" w:eastAsiaTheme="minorHAnsi"/>
+          <w:hyperlink w:anchor="_Toc225013125" w:history="1">
+            <w:r>
+              <w:rPr>
+                <w:rStyle w:val="Hyperlink"/>
+                <w:rFonts w:ascii="Wingdings" w:eastAsiaTheme="minorHAnsi" w:hAnsi="Wingdings"/>
+                <w:noProof/>
               </w:rPr>
               <w:t></w:t>
             </w:r>
             <w:r>
               <w:rPr>
-                <w:rStyle w:val="IndexLink"/>
-                <w:rFonts w:cs="Arial" w:cstheme="minorBidi"/>
+                <w:rFonts w:cstheme="minorBidi"/>
+                <w:noProof/>
                 <w:kern w:val="2"/>
                 <w:sz w:val="24"/>
                 <w:szCs w:val="24"/>
@@ -819,38 +841,148 @@
             </w:r>
             <w:r>
               <w:rPr>
-                <w:rStyle w:val="IndexLink"/>
+                <w:rStyle w:val="Hyperlink"/>
+                <w:noProof/>
               </w:rPr>
               <w:t>The Constraint Satisfaction Framework</w:t>
             </w:r>
             <w:r>
               <w:rPr>
+                <w:noProof/>
+                <w:webHidden/>
+              </w:rPr>
+              <w:tab/>
+            </w:r>
+            <w:r>
+              <w:rPr>
+                <w:noProof/>
                 <w:webHidden/>
               </w:rPr>
               <w:fldChar w:fldCharType="begin"/>
             </w:r>
             <w:r>
               <w:rPr>
-                <w:webHidden/>
-              </w:rPr>
-              <w:instrText xml:space="preserve">PAGEREF _Toc224770108 \h</w:instrText>
-            </w:r>
-            <w:r>
-              <w:rPr>
+                <w:noProof/>
+                <w:webHidden/>
+              </w:rPr>
+              <w:instrText xml:space="preserve"> PAGEREF _Toc225013125 \h </w:instrText>
+            </w:r>
+            <w:r>
+              <w:rPr>
+                <w:noProof/>
+                <w:webHidden/>
+              </w:rPr>
+            </w:r>
+            <w:r>
+              <w:rPr>
+                <w:noProof/>
                 <w:webHidden/>
               </w:rPr>
               <w:fldChar w:fldCharType="separate"/>
             </w:r>
             <w:r>
               <w:rPr>
-                <w:rStyle w:val="IndexLink"/>
-                <w:vanish w:val="false"/>
+                <w:noProof/>
+                <w:webHidden/>
+              </w:rPr>
+              <w:t>4</w:t>
+            </w:r>
+            <w:r>
+              <w:rPr>
+                <w:noProof/>
+                <w:webHidden/>
+              </w:rPr>
+              <w:fldChar w:fldCharType="end"/>
+            </w:r>
+          </w:hyperlink>
+        </w:p>
+        <w:p>
+          <w:pPr>
+            <w:pStyle w:val="TOC2"/>
+            <w:tabs>
+              <w:tab w:val="left" w:pos="720"/>
+              <w:tab w:val="right" w:leader="dot" w:pos="9350"/>
+            </w:tabs>
+            <w:rPr>
+              <w:rFonts w:cstheme="minorBidi"/>
+              <w:noProof/>
+              <w:kern w:val="2"/>
+              <w:sz w:val="24"/>
+              <w:szCs w:val="24"/>
+              <w14:ligatures w14:val="standardContextual"/>
+            </w:rPr>
+          </w:pPr>
+          <w:hyperlink w:anchor="_Toc225013126" w:history="1">
+            <w:r>
+              <w:rPr>
+                <w:rStyle w:val="Hyperlink"/>
+                <w:rFonts w:ascii="Wingdings" w:eastAsiaTheme="minorHAnsi" w:hAnsi="Wingdings"/>
+                <w:noProof/>
+              </w:rPr>
+              <w:t></w:t>
+            </w:r>
+            <w:r>
+              <w:rPr>
+                <w:rFonts w:cstheme="minorBidi"/>
+                <w:noProof/>
+                <w:kern w:val="2"/>
+                <w:sz w:val="24"/>
+                <w:szCs w:val="24"/>
+                <w14:ligatures w14:val="standardContextual"/>
               </w:rPr>
               <w:tab/>
+            </w:r>
+            <w:r>
+              <w:rPr>
+                <w:rStyle w:val="Hyperlink"/>
+                <w:noProof/>
+              </w:rPr>
+              <w:t>The Goal-Based Agent</w:t>
+            </w:r>
+            <w:r>
+              <w:rPr>
+                <w:noProof/>
+                <w:webHidden/>
+              </w:rPr>
+              <w:tab/>
+            </w:r>
+            <w:r>
+              <w:rPr>
+                <w:noProof/>
+                <w:webHidden/>
+              </w:rPr>
+              <w:fldChar w:fldCharType="begin"/>
+            </w:r>
+            <w:r>
+              <w:rPr>
+                <w:noProof/>
+                <w:webHidden/>
+              </w:rPr>
+              <w:instrText xml:space="preserve"> PAGEREF _Toc225013126 \h </w:instrText>
+            </w:r>
+            <w:r>
+              <w:rPr>
+                <w:noProof/>
+                <w:webHidden/>
+              </w:rPr>
+            </w:r>
+            <w:r>
+              <w:rPr>
+                <w:noProof/>
+                <w:webHidden/>
+              </w:rPr>
+              <w:fldChar w:fldCharType="separate"/>
+            </w:r>
+            <w:r>
+              <w:rPr>
+                <w:noProof/>
+                <w:webHidden/>
+              </w:rPr>
               <w:t>4</w:t>
             </w:r>
             <w:r>
               <w:rPr>
+                <w:noProof/>
                 <w:webHidden/>
               </w:rPr>
               <w:fldChar w:fldCharType="end"/>
@@ -861,29 +993,30 @@
           <w:pPr>
             <w:pStyle w:val="TOC1"/>
             <w:tabs>
-              <w:tab w:val="left" w:pos="720" w:leader="none"/>
-              <w:tab w:val="right" w:pos="9350" w:leader="dot"/>
+              <w:tab w:val="left" w:pos="720"/>
+              <w:tab w:val="right" w:leader="dot" w:pos="9350"/>
             </w:tabs>
             <w:rPr>
-              <w:rFonts w:cs="Arial" w:cstheme="minorBidi"/>
+              <w:rFonts w:cstheme="minorBidi"/>
+              <w:noProof/>
               <w:kern w:val="2"/>
               <w:sz w:val="24"/>
               <w:szCs w:val="24"/>
               <w14:ligatures w14:val="standardContextual"/>
             </w:rPr>
           </w:pPr>
-          <w:hyperlink w:anchor="_Toc224770109">
-            <w:r>
-              <w:rPr>
-                <w:webHidden/>
-                <w:rStyle w:val="IndexLink"/>
+          <w:hyperlink w:anchor="_Toc225013127" w:history="1">
+            <w:r>
+              <w:rPr>
+                <w:rStyle w:val="Hyperlink"/>
+                <w:noProof/>
               </w:rPr>
               <w:t>III.</w:t>
             </w:r>
             <w:r>
               <w:rPr>
-                <w:rStyle w:val="IndexLink"/>
-                <w:rFonts w:cs="Arial" w:cstheme="minorBidi"/>
+                <w:rFonts w:cstheme="minorBidi"/>
+                <w:noProof/>
                 <w:kern w:val="2"/>
                 <w:sz w:val="24"/>
                 <w:szCs w:val="24"/>
@@ -893,38 +1026,55 @@
             </w:r>
             <w:r>
               <w:rPr>
-                <w:rStyle w:val="IndexLink"/>
+                <w:rStyle w:val="Hyperlink"/>
+                <w:noProof/>
               </w:rPr>
               <w:t>Experimentation</w:t>
             </w:r>
             <w:r>
               <w:rPr>
+                <w:noProof/>
+                <w:webHidden/>
+              </w:rPr>
+              <w:tab/>
+            </w:r>
+            <w:r>
+              <w:rPr>
+                <w:noProof/>
                 <w:webHidden/>
               </w:rPr>
               <w:fldChar w:fldCharType="begin"/>
             </w:r>
             <w:r>
               <w:rPr>
-                <w:webHidden/>
-              </w:rPr>
-              <w:instrText xml:space="preserve">PAGEREF _Toc224770109 \h</w:instrText>
-            </w:r>
-            <w:r>
-              <w:rPr>
+                <w:noProof/>
+                <w:webHidden/>
+              </w:rPr>
+              <w:instrText xml:space="preserve"> PAGEREF _Toc225013127 \h </w:instrText>
+            </w:r>
+            <w:r>
+              <w:rPr>
+                <w:noProof/>
+                <w:webHidden/>
+              </w:rPr>
+            </w:r>
+            <w:r>
+              <w:rPr>
+                <w:noProof/>
                 <w:webHidden/>
               </w:rPr>
               <w:fldChar w:fldCharType="separate"/>
             </w:r>
             <w:r>
               <w:rPr>
-                <w:rStyle w:val="IndexLink"/>
-                <w:vanish w:val="false"/>
-              </w:rPr>
-              <w:tab/>
-              <w:t>4</w:t>
-            </w:r>
-            <w:r>
-              <w:rPr>
+                <w:noProof/>
+                <w:webHidden/>
+              </w:rPr>
+              <w:t>5</w:t>
+            </w:r>
+            <w:r>
+              <w:rPr>
+                <w:noProof/>
                 <w:webHidden/>
               </w:rPr>
               <w:fldChar w:fldCharType="end"/>
@@ -935,29 +1085,30 @@
           <w:pPr>
             <w:pStyle w:val="TOC2"/>
             <w:tabs>
-              <w:tab w:val="left" w:pos="720" w:leader="none"/>
-              <w:tab w:val="right" w:pos="9350" w:leader="dot"/>
+              <w:tab w:val="left" w:pos="720"/>
+              <w:tab w:val="right" w:leader="dot" w:pos="9350"/>
             </w:tabs>
             <w:rPr>
-              <w:rFonts w:cs="Arial" w:cstheme="minorBidi"/>
+              <w:rFonts w:cstheme="minorBidi"/>
+              <w:noProof/>
               <w:kern w:val="2"/>
               <w:sz w:val="24"/>
               <w:szCs w:val="24"/>
               <w14:ligatures w14:val="standardContextual"/>
             </w:rPr>
           </w:pPr>
-          <w:hyperlink w:anchor="_Toc224770110">
-            <w:r>
-              <w:rPr>
-                <w:webHidden/>
-                <w:rStyle w:val="IndexLink"/>
+          <w:hyperlink w:anchor="_Toc225013128" w:history="1">
+            <w:r>
+              <w:rPr>
+                <w:rStyle w:val="Hyperlink"/>
+                <w:noProof/>
               </w:rPr>
               <w:t>A.</w:t>
             </w:r>
             <w:r>
               <w:rPr>
-                <w:rStyle w:val="IndexLink"/>
-                <w:rFonts w:cs="Arial" w:cstheme="minorBidi"/>
+                <w:rFonts w:cstheme="minorBidi"/>
+                <w:noProof/>
                 <w:kern w:val="2"/>
                 <w:sz w:val="24"/>
                 <w:szCs w:val="24"/>
@@ -967,38 +1118,55 @@
             </w:r>
             <w:r>
               <w:rPr>
-                <w:rStyle w:val="IndexLink"/>
-              </w:rPr>
-              <w:t>The N-Queens Backtracking Algorithm:</w:t>
-            </w:r>
-            <w:r>
-              <w:rPr>
+                <w:rStyle w:val="Hyperlink"/>
+                <w:noProof/>
+              </w:rPr>
+              <w:t>The N-Queens Backtracking Algorithm</w:t>
+            </w:r>
+            <w:r>
+              <w:rPr>
+                <w:noProof/>
+                <w:webHidden/>
+              </w:rPr>
+              <w:tab/>
+            </w:r>
+            <w:r>
+              <w:rPr>
+                <w:noProof/>
                 <w:webHidden/>
               </w:rPr>
               <w:fldChar w:fldCharType="begin"/>
             </w:r>
             <w:r>
               <w:rPr>
-                <w:webHidden/>
-              </w:rPr>
-              <w:instrText xml:space="preserve">PAGEREF _Toc224770110 \h</w:instrText>
-            </w:r>
-            <w:r>
-              <w:rPr>
+                <w:noProof/>
+                <w:webHidden/>
+              </w:rPr>
+              <w:instrText xml:space="preserve"> PAGEREF _Toc225013128 \h </w:instrText>
+            </w:r>
+            <w:r>
+              <w:rPr>
+                <w:noProof/>
+                <w:webHidden/>
+              </w:rPr>
+            </w:r>
+            <w:r>
+              <w:rPr>
+                <w:noProof/>
                 <w:webHidden/>
               </w:rPr>
               <w:fldChar w:fldCharType="separate"/>
             </w:r>
             <w:r>
               <w:rPr>
-                <w:rStyle w:val="IndexLink"/>
-                <w:vanish w:val="false"/>
-              </w:rPr>
-              <w:tab/>
-              <w:t>4</w:t>
-            </w:r>
-            <w:r>
-              <w:rPr>
+                <w:noProof/>
+                <w:webHidden/>
+              </w:rPr>
+              <w:t>5</w:t>
+            </w:r>
+            <w:r>
+              <w:rPr>
+                <w:noProof/>
                 <w:webHidden/>
               </w:rPr>
               <w:fldChar w:fldCharType="end"/>
@@ -1009,29 +1177,30 @@
           <w:pPr>
             <w:pStyle w:val="TOC2"/>
             <w:tabs>
-              <w:tab w:val="left" w:pos="720" w:leader="none"/>
-              <w:tab w:val="right" w:pos="9350" w:leader="dot"/>
+              <w:tab w:val="left" w:pos="720"/>
+              <w:tab w:val="right" w:leader="dot" w:pos="9350"/>
             </w:tabs>
             <w:rPr>
-              <w:rFonts w:cs="Arial" w:cstheme="minorBidi"/>
+              <w:rFonts w:cstheme="minorBidi"/>
+              <w:noProof/>
               <w:kern w:val="2"/>
               <w:sz w:val="24"/>
               <w:szCs w:val="24"/>
               <w14:ligatures w14:val="standardContextual"/>
             </w:rPr>
           </w:pPr>
-          <w:hyperlink w:anchor="_Toc224770111">
-            <w:r>
-              <w:rPr>
-                <w:webHidden/>
-                <w:rStyle w:val="IndexLink"/>
+          <w:hyperlink w:anchor="_Toc225013129" w:history="1">
+            <w:r>
+              <w:rPr>
+                <w:rStyle w:val="Hyperlink"/>
+                <w:noProof/>
               </w:rPr>
               <w:t>B.</w:t>
             </w:r>
             <w:r>
               <w:rPr>
-                <w:rStyle w:val="IndexLink"/>
-                <w:rFonts w:cs="Arial" w:cstheme="minorBidi"/>
+                <w:rFonts w:cstheme="minorBidi"/>
+                <w:noProof/>
                 <w:kern w:val="2"/>
                 <w:sz w:val="24"/>
                 <w:szCs w:val="24"/>
@@ -1041,38 +1210,147 @@
             </w:r>
             <w:r>
               <w:rPr>
-                <w:rStyle w:val="IndexLink"/>
+                <w:rStyle w:val="Hyperlink"/>
+                <w:noProof/>
               </w:rPr>
               <w:t>Warnsdorff’s Rule (Heuristic for Knight’s Tour)</w:t>
             </w:r>
             <w:r>
               <w:rPr>
+                <w:noProof/>
+                <w:webHidden/>
+              </w:rPr>
+              <w:tab/>
+            </w:r>
+            <w:r>
+              <w:rPr>
+                <w:noProof/>
                 <w:webHidden/>
               </w:rPr>
               <w:fldChar w:fldCharType="begin"/>
             </w:r>
             <w:r>
               <w:rPr>
-                <w:webHidden/>
-              </w:rPr>
-              <w:instrText xml:space="preserve">PAGEREF _Toc224770111 \h</w:instrText>
-            </w:r>
-            <w:r>
-              <w:rPr>
+                <w:noProof/>
+                <w:webHidden/>
+              </w:rPr>
+              <w:instrText xml:space="preserve"> PAGEREF _Toc225013129 \h </w:instrText>
+            </w:r>
+            <w:r>
+              <w:rPr>
+                <w:noProof/>
+                <w:webHidden/>
+              </w:rPr>
+            </w:r>
+            <w:r>
+              <w:rPr>
+                <w:noProof/>
                 <w:webHidden/>
               </w:rPr>
               <w:fldChar w:fldCharType="separate"/>
             </w:r>
             <w:r>
               <w:rPr>
-                <w:rStyle w:val="IndexLink"/>
-                <w:vanish w:val="false"/>
+                <w:noProof/>
+                <w:webHidden/>
+              </w:rPr>
+              <w:t>6</w:t>
+            </w:r>
+            <w:r>
+              <w:rPr>
+                <w:noProof/>
+                <w:webHidden/>
+              </w:rPr>
+              <w:fldChar w:fldCharType="end"/>
+            </w:r>
+          </w:hyperlink>
+        </w:p>
+        <w:p>
+          <w:pPr>
+            <w:pStyle w:val="TOC2"/>
+            <w:tabs>
+              <w:tab w:val="left" w:pos="720"/>
+              <w:tab w:val="right" w:leader="dot" w:pos="9350"/>
+            </w:tabs>
+            <w:rPr>
+              <w:rFonts w:cstheme="minorBidi"/>
+              <w:noProof/>
+              <w:kern w:val="2"/>
+              <w:sz w:val="24"/>
+              <w:szCs w:val="24"/>
+              <w14:ligatures w14:val="standardContextual"/>
+            </w:rPr>
+          </w:pPr>
+          <w:hyperlink w:anchor="_Toc225013130" w:history="1">
+            <w:r>
+              <w:rPr>
+                <w:rStyle w:val="Hyperlink"/>
+                <w:noProof/>
+              </w:rPr>
+              <w:t>C.</w:t>
+            </w:r>
+            <w:r>
+              <w:rPr>
+                <w:rFonts w:cstheme="minorBidi"/>
+                <w:noProof/>
+                <w:kern w:val="2"/>
+                <w:sz w:val="24"/>
+                <w:szCs w:val="24"/>
+                <w14:ligatures w14:val="standardContextual"/>
               </w:rPr>
               <w:tab/>
-              <w:t>5</w:t>
-            </w:r>
-            <w:r>
-              <w:rPr>
+            </w:r>
+            <w:r>
+              <w:rPr>
+                <w:rStyle w:val="Hyperlink"/>
+                <w:noProof/>
+              </w:rPr>
+              <w:t>Wordy Bot</w:t>
+            </w:r>
+            <w:r>
+              <w:rPr>
+                <w:noProof/>
+                <w:webHidden/>
+              </w:rPr>
+              <w:tab/>
+            </w:r>
+            <w:r>
+              <w:rPr>
+                <w:noProof/>
+                <w:webHidden/>
+              </w:rPr>
+              <w:fldChar w:fldCharType="begin"/>
+            </w:r>
+            <w:r>
+              <w:rPr>
+                <w:noProof/>
+                <w:webHidden/>
+              </w:rPr>
+              <w:instrText xml:space="preserve"> PAGEREF _Toc225013130 \h </w:instrText>
+            </w:r>
+            <w:r>
+              <w:rPr>
+                <w:noProof/>
+                <w:webHidden/>
+              </w:rPr>
+            </w:r>
+            <w:r>
+              <w:rPr>
+                <w:noProof/>
+                <w:webHidden/>
+              </w:rPr>
+              <w:fldChar w:fldCharType="separate"/>
+            </w:r>
+            <w:r>
+              <w:rPr>
+                <w:noProof/>
+                <w:webHidden/>
+              </w:rPr>
+              <w:t>7</w:t>
+            </w:r>
+            <w:r>
+              <w:rPr>
+                <w:noProof/>
                 <w:webHidden/>
               </w:rPr>
               <w:fldChar w:fldCharType="end"/>
@@ -1083,29 +1361,30 @@
           <w:pPr>
             <w:pStyle w:val="TOC1"/>
             <w:tabs>
-              <w:tab w:val="left" w:pos="720" w:leader="none"/>
-              <w:tab w:val="right" w:pos="9350" w:leader="dot"/>
+              <w:tab w:val="left" w:pos="720"/>
+              <w:tab w:val="right" w:leader="dot" w:pos="9350"/>
             </w:tabs>
             <w:rPr>
-              <w:rFonts w:cs="Arial" w:cstheme="minorBidi"/>
+              <w:rFonts w:cstheme="minorBidi"/>
+              <w:noProof/>
               <w:kern w:val="2"/>
               <w:sz w:val="24"/>
               <w:szCs w:val="24"/>
               <w14:ligatures w14:val="standardContextual"/>
             </w:rPr>
           </w:pPr>
-          <w:hyperlink w:anchor="_Toc224770112">
-            <w:r>
-              <w:rPr>
-                <w:webHidden/>
-                <w:rStyle w:val="IndexLink"/>
+          <w:hyperlink w:anchor="_Toc225013131" w:history="1">
+            <w:r>
+              <w:rPr>
+                <w:rStyle w:val="Hyperlink"/>
+                <w:noProof/>
               </w:rPr>
               <w:t>IV.</w:t>
             </w:r>
             <w:r>
               <w:rPr>
-                <w:rStyle w:val="IndexLink"/>
-                <w:rFonts w:cs="Arial" w:cstheme="minorBidi"/>
+                <w:rFonts w:cstheme="minorBidi"/>
+                <w:noProof/>
                 <w:kern w:val="2"/>
                 <w:sz w:val="24"/>
                 <w:szCs w:val="24"/>
@@ -1115,38 +1394,55 @@
             </w:r>
             <w:r>
               <w:rPr>
-                <w:rStyle w:val="IndexLink"/>
-              </w:rPr>
-              <w:t>Tools</w:t>
-            </w:r>
-            <w:r>
-              <w:rPr>
+                <w:rStyle w:val="Hyperlink"/>
+                <w:noProof/>
+              </w:rPr>
+              <w:t>Results</w:t>
+            </w:r>
+            <w:r>
+              <w:rPr>
+                <w:noProof/>
+                <w:webHidden/>
+              </w:rPr>
+              <w:tab/>
+            </w:r>
+            <w:r>
+              <w:rPr>
+                <w:noProof/>
                 <w:webHidden/>
               </w:rPr>
               <w:fldChar w:fldCharType="begin"/>
             </w:r>
             <w:r>
               <w:rPr>
-                <w:webHidden/>
-              </w:rPr>
-              <w:instrText xml:space="preserve">PAGEREF _Toc224770112 \h</w:instrText>
-            </w:r>
-            <w:r>
-              <w:rPr>
+                <w:noProof/>
+                <w:webHidden/>
+              </w:rPr>
+              <w:instrText xml:space="preserve"> PAGEREF _Toc225013131 \h </w:instrText>
+            </w:r>
+            <w:r>
+              <w:rPr>
+                <w:noProof/>
+                <w:webHidden/>
+              </w:rPr>
+            </w:r>
+            <w:r>
+              <w:rPr>
+                <w:noProof/>
                 <w:webHidden/>
               </w:rPr>
               <w:fldChar w:fldCharType="separate"/>
             </w:r>
             <w:r>
               <w:rPr>
-                <w:rStyle w:val="IndexLink"/>
-                <w:vanish w:val="false"/>
-              </w:rPr>
-              <w:tab/>
-              <w:t>6</w:t>
-            </w:r>
-            <w:r>
-              <w:rPr>
+                <w:noProof/>
+                <w:webHidden/>
+              </w:rPr>
+              <w:t>7</w:t>
+            </w:r>
+            <w:r>
+              <w:rPr>
+                <w:noProof/>
                 <w:webHidden/>
               </w:rPr>
               <w:fldChar w:fldCharType="end"/>
@@ -1155,14 +1451,98 @@
         </w:p>
         <w:p>
           <w:pPr>
-            <w:pStyle w:val="Normal"/>
-            <w:rPr/>
+            <w:pStyle w:val="TOC1"/>
+            <w:tabs>
+              <w:tab w:val="left" w:pos="440"/>
+              <w:tab w:val="right" w:leader="dot" w:pos="9350"/>
+            </w:tabs>
+            <w:rPr>
+              <w:rFonts w:cstheme="minorBidi"/>
+              <w:noProof/>
+              <w:kern w:val="2"/>
+              <w:sz w:val="24"/>
+              <w:szCs w:val="24"/>
+              <w14:ligatures w14:val="standardContextual"/>
+            </w:rPr>
           </w:pPr>
+          <w:hyperlink w:anchor="_Toc225013132" w:history="1">
+            <w:r>
+              <w:rPr>
+                <w:rStyle w:val="Hyperlink"/>
+                <w:noProof/>
+              </w:rPr>
+              <w:t>V.</w:t>
+            </w:r>
+            <w:r>
+              <w:rPr>
+                <w:rFonts w:cstheme="minorBidi"/>
+                <w:noProof/>
+                <w:kern w:val="2"/>
+                <w:sz w:val="24"/>
+                <w:szCs w:val="24"/>
+                <w14:ligatures w14:val="standardContextual"/>
+              </w:rPr>
+              <w:tab/>
+            </w:r>
+            <w:r>
+              <w:rPr>
+                <w:rStyle w:val="Hyperlink"/>
+                <w:noProof/>
+              </w:rPr>
+              <w:t>Tools</w:t>
+            </w:r>
+            <w:r>
+              <w:rPr>
+                <w:noProof/>
+                <w:webHidden/>
+              </w:rPr>
+              <w:tab/>
+            </w:r>
+            <w:r>
+              <w:rPr>
+                <w:noProof/>
+                <w:webHidden/>
+              </w:rPr>
+              <w:fldChar w:fldCharType="begin"/>
+            </w:r>
+            <w:r>
+              <w:rPr>
+                <w:noProof/>
+                <w:webHidden/>
+              </w:rPr>
+              <w:instrText xml:space="preserve"> PAGEREF _Toc225013132 \h </w:instrText>
+            </w:r>
+            <w:r>
+              <w:rPr>
+                <w:noProof/>
+                <w:webHidden/>
+              </w:rPr>
+            </w:r>
+            <w:r>
+              <w:rPr>
+                <w:noProof/>
+                <w:webHidden/>
+              </w:rPr>
+              <w:fldChar w:fldCharType="separate"/>
+            </w:r>
+            <w:r>
+              <w:rPr>
+                <w:noProof/>
+                <w:webHidden/>
+              </w:rPr>
+              <w:t>8</w:t>
+            </w:r>
+            <w:r>
+              <w:rPr>
+                <w:noProof/>
+                <w:webHidden/>
+              </w:rPr>
+              <w:fldChar w:fldCharType="end"/>
+            </w:r>
+          </w:hyperlink>
+        </w:p>
+        <w:p>
           <w:r>
-            <w:rPr/>
-          </w:r>
-          <w:r>
-            <w:rPr/>
             <w:fldChar w:fldCharType="end"/>
           </w:r>
         </w:p>
@@ -1170,145 +1550,82 @@
     </w:sdt>
     <w:p>
       <w:pPr>
-        <w:pStyle w:val="Normal"/>
         <w:rPr>
           <w:sz w:val="52"/>
           <w:szCs w:val="52"/>
         </w:rPr>
       </w:pPr>
-      <w:r>
+    </w:p>
+    <w:p>
+      <w:pPr>
+        <w:jc w:val="center"/>
         <w:rPr>
           <w:sz w:val="52"/>
           <w:szCs w:val="52"/>
         </w:rPr>
-      </w:r>
-    </w:p>
-    <w:p>
-      <w:pPr>
-        <w:pStyle w:val="Normal"/>
+      </w:pPr>
+    </w:p>
+    <w:p>
+      <w:pPr>
         <w:jc w:val="center"/>
         <w:rPr>
           <w:sz w:val="52"/>
           <w:szCs w:val="52"/>
         </w:rPr>
       </w:pPr>
-      <w:r>
+    </w:p>
+    <w:p>
+      <w:pPr>
+        <w:jc w:val="center"/>
         <w:rPr>
           <w:sz w:val="52"/>
           <w:szCs w:val="52"/>
         </w:rPr>
-      </w:r>
-    </w:p>
-    <w:p>
-      <w:pPr>
-        <w:pStyle w:val="Normal"/>
+      </w:pPr>
+    </w:p>
+    <w:p>
+      <w:pPr>
         <w:jc w:val="center"/>
         <w:rPr>
           <w:sz w:val="52"/>
           <w:szCs w:val="52"/>
         </w:rPr>
       </w:pPr>
-      <w:r>
+    </w:p>
+    <w:p>
+      <w:pPr>
+        <w:jc w:val="center"/>
         <w:rPr>
           <w:sz w:val="52"/>
           <w:szCs w:val="52"/>
         </w:rPr>
-      </w:r>
-    </w:p>
-    <w:p>
-      <w:pPr>
-        <w:pStyle w:val="Normal"/>
+      </w:pPr>
+    </w:p>
+    <w:p>
+      <w:pPr>
         <w:jc w:val="center"/>
         <w:rPr>
           <w:sz w:val="52"/>
           <w:szCs w:val="52"/>
         </w:rPr>
       </w:pPr>
-      <w:r>
+    </w:p>
+    <w:p>
+      <w:pPr>
+        <w:jc w:val="center"/>
         <w:rPr>
           <w:sz w:val="52"/>
           <w:szCs w:val="52"/>
         </w:rPr>
-      </w:r>
-    </w:p>
-    <w:p>
-      <w:pPr>
-        <w:pStyle w:val="Normal"/>
-        <w:jc w:val="center"/>
+      </w:pPr>
+    </w:p>
+    <w:p>
+      <w:pPr>
         <w:rPr>
           <w:sz w:val="52"/>
           <w:szCs w:val="52"/>
         </w:rPr>
       </w:pPr>
-      <w:r>
-        <w:rPr>
-          <w:sz w:val="52"/>
-          <w:szCs w:val="52"/>
-        </w:rPr>
-      </w:r>
-    </w:p>
-    <w:p>
-      <w:pPr>
-        <w:pStyle w:val="Normal"/>
-        <w:jc w:val="center"/>
-        <w:rPr>
-          <w:sz w:val="52"/>
-          <w:szCs w:val="52"/>
-        </w:rPr>
-      </w:pPr>
-      <w:r>
-        <w:rPr>
-          <w:sz w:val="52"/>
-          <w:szCs w:val="52"/>
-        </w:rPr>
-      </w:r>
-    </w:p>
-    <w:p>
-      <w:pPr>
-        <w:pStyle w:val="Normal"/>
-        <w:jc w:val="center"/>
-        <w:rPr>
-          <w:sz w:val="52"/>
-          <w:szCs w:val="52"/>
-        </w:rPr>
-      </w:pPr>
-      <w:r>
-        <w:rPr>
-          <w:sz w:val="52"/>
-          <w:szCs w:val="52"/>
-        </w:rPr>
-      </w:r>
-    </w:p>
-    <w:p>
-      <w:pPr>
-        <w:pStyle w:val="Normal"/>
-        <w:jc w:val="center"/>
-        <w:rPr>
-          <w:sz w:val="52"/>
-          <w:szCs w:val="52"/>
-        </w:rPr>
-      </w:pPr>
-      <w:r>
-        <w:rPr>
-          <w:sz w:val="52"/>
-          <w:szCs w:val="52"/>
-        </w:rPr>
-      </w:r>
-    </w:p>
-    <w:p>
-      <w:pPr>
-        <w:pStyle w:val="Normal"/>
-        <w:rPr>
-          <w:sz w:val="52"/>
-          <w:szCs w:val="52"/>
-        </w:rPr>
-      </w:pPr>
-      <w:r>
-        <w:rPr>
-          <w:sz w:val="52"/>
-          <w:szCs w:val="52"/>
-        </w:rPr>
-      </w:r>
     </w:p>
     <w:p>
       <w:pPr>
@@ -1317,22 +1634,19 @@
           <w:ilvl w:val="0"/>
           <w:numId w:val="1"/>
         </w:numPr>
-        <w:rPr/>
-      </w:pPr>
-      <w:bookmarkStart w:id="0" w:name="_Toc224770103"/>
-      <w:r>
-        <w:rPr/>
+      </w:pPr>
+      <w:bookmarkStart w:id="0" w:name="_Toc225013120"/>
+      <w:r>
         <w:t>Problem Description</w:t>
       </w:r>
       <w:bookmarkEnd w:id="0"/>
     </w:p>
     <w:p>
       <w:pPr>
-        <w:pStyle w:val="Normal"/>
-        <w:spacing w:lineRule="auto" w:line="240" w:before="0" w:after="0"/>
+        <w:spacing w:after="0" w:line="240" w:lineRule="auto"/>
         <w:ind w:left="360"/>
         <w:rPr>
-          <w:rFonts w:ascii="Aptos Display" w:hAnsi="Aptos Display" w:eastAsia="Times New Roman" w:cs="Times New Roman"/>
+          <w:rFonts w:ascii="Aptos Display" w:eastAsia="Times New Roman" w:hAnsi="Aptos Display" w:cs="Times New Roman"/>
           <w:kern w:val="0"/>
           <w:sz w:val="32"/>
           <w:szCs w:val="32"/>
@@ -1341,107 +1655,69 @@
       </w:pPr>
       <w:r>
         <w:rPr>
-          <w:rFonts w:eastAsia="Times New Roman" w:cs="Times New Roman" w:ascii="Aptos Display" w:hAnsi="Aptos Display"/>
+          <w:rFonts w:ascii="Aptos Display" w:eastAsia="Times New Roman" w:hAnsi="Aptos Display" w:cs="Times New Roman"/>
           <w:kern w:val="0"/>
           <w:sz w:val="32"/>
           <w:szCs w:val="32"/>
           <w14:ligatures w14:val="none"/>
         </w:rPr>
-        <w:t xml:space="preserve">This project involves developing an intelligent solver for two classic chessboard problems: the N-Queens Problem and the Knight’s Tour, </w:t>
-      </w:r>
-      <w:r>
-        <w:rPr>
-          <w:rFonts w:eastAsia="Times New Roman" w:cs="Times New Roman" w:ascii="Aptos Display" w:hAnsi="Aptos Display"/>
+        <w:t xml:space="preserve">This project involves the development of intelligent solvers for two classic chessboard challenges—the N-Queens Problem and the Knight’s Tour—alongside a logic-based linguistic minigame called Wordy. By implementing a Backtracking algorithm for the N-Queens problem, the system efficiently places </w:t>
+      </w:r>
+      <w:r>
+        <w:rPr>
+          <w:rFonts w:ascii="Aptos Display" w:eastAsia="Times New Roman" w:hAnsi="Aptos Display" w:cs="Times New Roman"/>
           <w:kern w:val="0"/>
           <w:sz w:val="32"/>
           <w:szCs w:val="32"/>
           <w14:ligatures w14:val="none"/>
         </w:rPr>
-        <w:t>as well as a “Wordle” based minigame</w:t>
-      </w:r>
-      <w:r>
-        <w:rPr>
-          <w:rFonts w:eastAsia="Times New Roman" w:cs="Times New Roman" w:ascii="Aptos Display" w:hAnsi="Aptos Display"/>
+        <w:t>N x N</w:t>
+      </w:r>
+      <w:r>
+        <w:rPr>
+          <w:rFonts w:ascii="Aptos Display" w:eastAsia="Times New Roman" w:hAnsi="Aptos Display" w:cs="Times New Roman"/>
           <w:kern w:val="0"/>
           <w:sz w:val="32"/>
           <w:szCs w:val="32"/>
           <w14:ligatures w14:val="none"/>
         </w:rPr>
-        <w:t xml:space="preserve">. </w:t>
-      </w:r>
-      <w:r>
-        <w:rPr>
-          <w:rFonts w:eastAsia="Times New Roman" w:cs="Times New Roman" w:ascii="Aptos Display" w:hAnsi="Aptos Display"/>
+        <w:t xml:space="preserve"> non-attacking queens on a grid using Constraint Satisfaction to prune invalid configurations. For the Knight’s Tour, the project compares the performance of an Exhaustive Depth-First Search against a heuristic-based approach utilizing </w:t>
+      </w:r>
+      <w:proofErr w:type="spellStart"/>
+      <w:r>
+        <w:rPr>
+          <w:rFonts w:ascii="Aptos Display" w:eastAsia="Times New Roman" w:hAnsi="Aptos Display" w:cs="Times New Roman"/>
           <w:kern w:val="0"/>
           <w:sz w:val="32"/>
           <w:szCs w:val="32"/>
           <w14:ligatures w14:val="none"/>
         </w:rPr>
-        <w:t>C</w:t>
-      </w:r>
-      <w:r>
-        <w:rPr>
-          <w:rFonts w:eastAsia="Times New Roman" w:cs="Times New Roman" w:ascii="Aptos Display" w:hAnsi="Aptos Display"/>
+        <w:t>Warnsdorff’s</w:t>
+      </w:r>
+      <w:proofErr w:type="spellEnd"/>
+      <w:r>
+        <w:rPr>
+          <w:rFonts w:ascii="Aptos Display" w:eastAsia="Times New Roman" w:hAnsi="Aptos Display" w:cs="Times New Roman"/>
           <w:kern w:val="0"/>
           <w:sz w:val="32"/>
           <w:szCs w:val="32"/>
           <w14:ligatures w14:val="none"/>
         </w:rPr>
-        <w:t>reat</w:t>
-      </w:r>
-      <w:r>
-        <w:rPr>
-          <w:rFonts w:eastAsia="Times New Roman" w:cs="Times New Roman" w:ascii="Aptos Display" w:hAnsi="Aptos Display"/>
+        <w:t xml:space="preserve"> Rule, assessing the trade-offs in search space efficiency across various board sizes. Additionally, the project features Wordy, a Wordle-inspired solver that employs Constraint-Based Filtering and Randomized Selection to guess a player's secret 5-letter word within six attempts. The final solution visualizes the paths taken by these agents, demonstrating how different AI strategies, such as heuristic-driven search and dynamic dictionary filtering, are applied to both spatial puzzles and deductive reasoning tasks.</w:t>
+      </w:r>
+    </w:p>
+    <w:p>
+      <w:pPr>
+        <w:spacing w:after="0" w:line="240" w:lineRule="auto"/>
+        <w:ind w:left="360"/>
+        <w:rPr>
+          <w:rFonts w:ascii="Aptos Display" w:eastAsia="Times New Roman" w:hAnsi="Aptos Display" w:cs="Times New Roman"/>
           <w:kern w:val="0"/>
           <w:sz w:val="32"/>
           <w:szCs w:val="32"/>
           <w14:ligatures w14:val="none"/>
         </w:rPr>
-        <w:t>ing</w:t>
-      </w:r>
-      <w:r>
-        <w:rPr>
-          <w:rFonts w:eastAsia="Times New Roman" w:cs="Times New Roman" w:ascii="Aptos Display" w:hAnsi="Aptos Display"/>
-          <w:kern w:val="0"/>
-          <w:sz w:val="32"/>
-          <w:szCs w:val="32"/>
-          <w14:ligatures w14:val="none"/>
-        </w:rPr>
-        <w:t xml:space="preserve"> algorithms that efficiently place $N$ non-attacking queens on a grid and find a sequence of moves for a knight to visit every square exactly once. The goal is to implement and compare different AI techniques, such as backtracking, constraint satisfaction, and heuristic-based search (like Warnsdorff’s rule). Your final solution should visualize the paths taken and assess the performance trade-offs between exhaustive search and informed heuristics across various board sizes. </w:t>
-      </w:r>
-      <w:r>
-        <w:rPr>
-          <w:rFonts w:eastAsia="Times New Roman" w:cs="Times New Roman" w:ascii="Aptos Display" w:hAnsi="Aptos Display"/>
-          <w:kern w:val="0"/>
-          <w:sz w:val="32"/>
-          <w:szCs w:val="32"/>
-          <w14:ligatures w14:val="none"/>
-        </w:rPr>
-        <w:t>As well as implementing a letter guessing based game trying to figure out which word the player is thinking of.</w:t>
-      </w:r>
-    </w:p>
-    <w:p>
-      <w:pPr>
-        <w:pStyle w:val="Normal"/>
-        <w:spacing w:lineRule="auto" w:line="240" w:before="0" w:after="0"/>
-        <w:ind w:left="360"/>
-        <w:rPr>
-          <w:rFonts w:ascii="Aptos Display" w:hAnsi="Aptos Display" w:eastAsia="Times New Roman" w:cs="Times New Roman"/>
-          <w:kern w:val="0"/>
-          <w:sz w:val="32"/>
-          <w:szCs w:val="32"/>
-          <w14:ligatures w14:val="none"/>
-        </w:rPr>
-      </w:pPr>
-      <w:r>
-        <w:rPr>
-          <w:rFonts w:eastAsia="Times New Roman" w:cs="Times New Roman" w:ascii="Aptos Display" w:hAnsi="Aptos Display"/>
-          <w:kern w:val="0"/>
-          <w:sz w:val="32"/>
-          <w:szCs w:val="32"/>
-          <w14:ligatures w14:val="none"/>
-        </w:rPr>
-      </w:r>
+      </w:pPr>
     </w:p>
     <w:p>
       <w:pPr>
@@ -1453,12 +1729,6 @@
           <w:szCs w:val="48"/>
         </w:rPr>
       </w:pPr>
-      <w:r>
-        <w:rPr>
-          <w:sz w:val="48"/>
-          <w:szCs w:val="48"/>
-        </w:rPr>
-      </w:r>
     </w:p>
     <w:p>
       <w:pPr>
@@ -1467,11 +1737,9 @@
           <w:ilvl w:val="0"/>
           <w:numId w:val="1"/>
         </w:numPr>
-        <w:rPr/>
-      </w:pPr>
-      <w:bookmarkStart w:id="1" w:name="_Toc224770104"/>
-      <w:r>
-        <w:rPr/>
+      </w:pPr>
+      <w:bookmarkStart w:id="1" w:name="_Toc225013121"/>
+      <w:r>
         <w:t>Methodology</w:t>
       </w:r>
       <w:bookmarkEnd w:id="1"/>
@@ -1490,7 +1758,67 @@
           <w:sz w:val="32"/>
           <w:szCs w:val="32"/>
         </w:rPr>
-        <w:t>The project follows a formal computational approach to solve the N-Queens and Knight’s Tour problems, structured through the following theoretical and architectural models:</w:t>
+        <w:t>The project follows a formal computational approach to solve the N-</w:t>
+      </w:r>
+      <w:proofErr w:type="gramStart"/>
+      <w:r>
+        <w:rPr>
+          <w:sz w:val="32"/>
+          <w:szCs w:val="32"/>
+        </w:rPr>
+        <w:t xml:space="preserve">Queens </w:t>
+      </w:r>
+      <w:r>
+        <w:rPr>
+          <w:sz w:val="32"/>
+          <w:szCs w:val="32"/>
+        </w:rPr>
+        <w:t>,</w:t>
+      </w:r>
+      <w:r>
+        <w:rPr>
+          <w:sz w:val="32"/>
+          <w:szCs w:val="32"/>
+        </w:rPr>
+        <w:t>Knight’s</w:t>
+      </w:r>
+      <w:proofErr w:type="gramEnd"/>
+      <w:r>
+        <w:rPr>
+          <w:sz w:val="32"/>
+          <w:szCs w:val="32"/>
+        </w:rPr>
+        <w:t xml:space="preserve"> Tour problems</w:t>
+      </w:r>
+      <w:r>
+        <w:rPr>
+          <w:sz w:val="32"/>
+          <w:szCs w:val="32"/>
+        </w:rPr>
+        <w:t xml:space="preserve"> and </w:t>
+      </w:r>
+      <w:proofErr w:type="spellStart"/>
+      <w:r>
+        <w:rPr>
+          <w:sz w:val="32"/>
+          <w:szCs w:val="32"/>
+        </w:rPr>
+        <w:t>Wordy’s</w:t>
+      </w:r>
+      <w:proofErr w:type="spellEnd"/>
+      <w:r>
+        <w:rPr>
+          <w:sz w:val="32"/>
+          <w:szCs w:val="32"/>
+        </w:rPr>
+        <w:t xml:space="preserve"> game</w:t>
+      </w:r>
+      <w:r>
+        <w:rPr>
+          <w:sz w:val="32"/>
+          <w:szCs w:val="32"/>
+        </w:rPr>
+        <w:t>, structured through the following theoretical and architectural models:</w:t>
       </w:r>
     </w:p>
     <w:p>
@@ -1505,15 +1833,6 @@
           <w:u w:val="single"/>
         </w:rPr>
       </w:pPr>
-      <w:r>
-        <w:rPr>
-          <w:b/>
-          <w:bCs/>
-          <w:sz w:val="32"/>
-          <w:szCs w:val="32"/>
-          <w:u w:val="single"/>
-        </w:rPr>
-      </w:r>
     </w:p>
     <w:p>
       <w:pPr>
@@ -1527,11 +1846,12 @@
           <w:szCs w:val="32"/>
         </w:rPr>
       </w:pPr>
-      <w:bookmarkStart w:id="2" w:name="_Toc224770105"/>
+      <w:bookmarkStart w:id="2" w:name="_Toc225013122"/>
       <w:r>
         <w:rPr>
           <w:rStyle w:val="Heading2Char"/>
         </w:rPr>
+        <w:lastRenderedPageBreak/>
         <w:t>The State-Space Model</w:t>
       </w:r>
       <w:bookmarkEnd w:id="2"/>
@@ -1540,7 +1860,36 @@
           <w:sz w:val="32"/>
           <w:szCs w:val="32"/>
         </w:rPr>
-        <w:t>: describes the problem as a state-space search, where each board configuration represents a node in a transition graph.</w:t>
+        <w:t>:</w:t>
+      </w:r>
+      <w:r>
+        <w:rPr>
+          <w:rStyle w:val="Heading2Char"/>
+        </w:rPr>
+        <w:t xml:space="preserve"> </w:t>
+      </w:r>
+      <w:r>
+        <w:rPr>
+          <w:sz w:val="32"/>
+          <w:szCs w:val="32"/>
+        </w:rPr>
+        <w:t xml:space="preserve">describes the problem as a state-space search, where each board configuration is a node in a transition graph (DFS), and in </w:t>
+      </w:r>
+      <w:proofErr w:type="spellStart"/>
+      <w:r>
+        <w:rPr>
+          <w:sz w:val="32"/>
+          <w:szCs w:val="32"/>
+        </w:rPr>
+        <w:t>Wordy’s</w:t>
+      </w:r>
+      <w:proofErr w:type="spellEnd"/>
+      <w:r>
+        <w:rPr>
+          <w:sz w:val="32"/>
+          <w:szCs w:val="32"/>
+        </w:rPr>
+        <w:t xml:space="preserve"> game, every new guess with the specific criteria represents a node in a graph.</w:t>
       </w:r>
     </w:p>
     <w:p>
@@ -1552,12 +1901,6 @@
           <w:szCs w:val="32"/>
         </w:rPr>
       </w:pPr>
-      <w:r>
-        <w:rPr>
-          <w:sz w:val="32"/>
-          <w:szCs w:val="32"/>
-        </w:rPr>
-      </w:r>
     </w:p>
     <w:p>
       <w:pPr>
@@ -1571,7 +1914,7 @@
           <w:szCs w:val="32"/>
         </w:rPr>
       </w:pPr>
-      <w:bookmarkStart w:id="3" w:name="_Toc224770106"/>
+      <w:bookmarkStart w:id="3" w:name="_Toc225013123"/>
       <w:r>
         <w:rPr>
           <w:rStyle w:val="Heading2Char"/>
@@ -1593,37 +1936,16 @@
           <w:sz w:val="32"/>
           <w:szCs w:val="32"/>
         </w:rPr>
-        <w:t xml:space="preserve"> For the N-Queens problem, treats the placement of queens as a sequence of states, using backtracking </w:t>
-      </w:r>
-      <w:r>
-        <w:rPr>
-          <w:sz w:val="32"/>
-          <w:szCs w:val="32"/>
-        </w:rPr>
-        <w:t>to explore viable paths searching for solutions, whilst also eliminating duplication</w:t>
-      </w:r>
-      <w:r>
-        <w:rPr>
-          <w:sz w:val="32"/>
-          <w:szCs w:val="32"/>
-        </w:rPr>
-        <w:t>.</w:t>
-      </w:r>
-    </w:p>
-    <w:p>
-      <w:pPr>
-        <w:pStyle w:val="Normal"/>
-        <w:rPr>
-          <w:sz w:val="32"/>
-          <w:szCs w:val="32"/>
-        </w:rPr>
-      </w:pPr>
-      <w:r>
-        <w:rPr>
-          <w:sz w:val="32"/>
-          <w:szCs w:val="32"/>
-        </w:rPr>
-      </w:r>
+        <w:t xml:space="preserve"> For the N-Queens problem, treats the placement of queens as a sequence of states, using backtracking to explore viable paths searching for solutions, whilst also eliminating duplication.</w:t>
+      </w:r>
+    </w:p>
+    <w:p>
+      <w:pPr>
+        <w:rPr>
+          <w:sz w:val="32"/>
+          <w:szCs w:val="32"/>
+        </w:rPr>
+      </w:pPr>
     </w:p>
     <w:p>
       <w:pPr>
@@ -1637,7 +1959,7 @@
           <w:szCs w:val="32"/>
         </w:rPr>
       </w:pPr>
-      <w:bookmarkStart w:id="4" w:name="_Toc224770107"/>
+      <w:bookmarkStart w:id="4" w:name="_Toc225013124"/>
       <w:r>
         <w:rPr>
           <w:rStyle w:val="Heading2Char"/>
@@ -1659,23 +1981,48 @@
           <w:sz w:val="32"/>
           <w:szCs w:val="32"/>
         </w:rPr>
-        <w:t xml:space="preserve"> In the Knight’s Tour, implements Warnsdorff’s Rule as a greedy heuristic to minimize the branching factor by choosing moves with the lowest potential for future connectivity.</w:t>
-      </w:r>
-    </w:p>
-    <w:p>
-      <w:pPr>
-        <w:pStyle w:val="Normal"/>
-        <w:rPr>
-          <w:sz w:val="32"/>
-          <w:szCs w:val="32"/>
-        </w:rPr>
-      </w:pPr>
-      <w:r>
-        <w:rPr>
-          <w:sz w:val="32"/>
-          <w:szCs w:val="32"/>
-        </w:rPr>
-      </w:r>
+        <w:t xml:space="preserve"> In the Knight’s Tour</w:t>
+      </w:r>
+      <w:proofErr w:type="gramStart"/>
+      <w:r>
+        <w:rPr>
+          <w:sz w:val="32"/>
+          <w:szCs w:val="32"/>
+        </w:rPr>
+        <w:t>, implements</w:t>
+      </w:r>
+      <w:proofErr w:type="gramEnd"/>
+      <w:r>
+        <w:rPr>
+          <w:sz w:val="32"/>
+          <w:szCs w:val="32"/>
+        </w:rPr>
+        <w:t xml:space="preserve"> </w:t>
+      </w:r>
+      <w:proofErr w:type="spellStart"/>
+      <w:r>
+        <w:rPr>
+          <w:sz w:val="32"/>
+          <w:szCs w:val="32"/>
+        </w:rPr>
+        <w:t>Warnsdorff’s</w:t>
+      </w:r>
+      <w:proofErr w:type="spellEnd"/>
+      <w:r>
+        <w:rPr>
+          <w:sz w:val="32"/>
+          <w:szCs w:val="32"/>
+        </w:rPr>
+        <w:t xml:space="preserve"> Rule as a greedy heuristic to minimize the branching factor by choosing moves with the lowest potential for future connectivity.</w:t>
+      </w:r>
+    </w:p>
+    <w:p>
+      <w:pPr>
+        <w:rPr>
+          <w:sz w:val="32"/>
+          <w:szCs w:val="32"/>
+        </w:rPr>
+      </w:pPr>
     </w:p>
     <w:p>
       <w:pPr>
@@ -1689,7 +2036,7 @@
           <w:szCs w:val="32"/>
         </w:rPr>
       </w:pPr>
-      <w:bookmarkStart w:id="5" w:name="_Toc224770108"/>
+      <w:bookmarkStart w:id="5" w:name="_Toc225013125"/>
       <w:r>
         <w:rPr>
           <w:rStyle w:val="Heading2Char"/>
@@ -1716,6 +2063,81 @@
     </w:p>
     <w:p>
       <w:pPr>
+        <w:rPr>
+          <w:sz w:val="32"/>
+          <w:szCs w:val="32"/>
+        </w:rPr>
+      </w:pPr>
+    </w:p>
+    <w:p>
+      <w:pPr>
+        <w:pStyle w:val="ListParagraph"/>
+        <w:numPr>
+          <w:ilvl w:val="0"/>
+          <w:numId w:val="2"/>
+        </w:numPr>
+        <w:rPr>
+          <w:sz w:val="32"/>
+          <w:szCs w:val="32"/>
+        </w:rPr>
+      </w:pPr>
+      <w:bookmarkStart w:id="6" w:name="_Toc225013126"/>
+      <w:r>
+        <w:rPr>
+          <w:rStyle w:val="Heading2Char"/>
+        </w:rPr>
+        <w:t>The Goal-Based Agent</w:t>
+      </w:r>
+      <w:bookmarkEnd w:id="6"/>
+      <w:r>
+        <w:rPr>
+          <w:b/>
+          <w:bCs/>
+          <w:sz w:val="32"/>
+          <w:szCs w:val="32"/>
+        </w:rPr>
+        <w:t>:</w:t>
+      </w:r>
+      <w:r>
+        <w:rPr>
+          <w:sz w:val="32"/>
+          <w:szCs w:val="32"/>
+        </w:rPr>
+        <w:t xml:space="preserve"> </w:t>
+      </w:r>
+      <w:r>
+        <w:rPr>
+          <w:sz w:val="32"/>
+          <w:szCs w:val="32"/>
+        </w:rPr>
+        <w:t>Where Wordy is</w:t>
+      </w:r>
+      <w:r>
+        <w:rPr>
+          <w:sz w:val="32"/>
+          <w:szCs w:val="32"/>
+        </w:rPr>
+        <w:t xml:space="preserve"> a goal-based agent that makes a random guess as an initial one and </w:t>
+      </w:r>
+      <w:proofErr w:type="gramStart"/>
+      <w:r>
+        <w:rPr>
+          <w:sz w:val="32"/>
+          <w:szCs w:val="32"/>
+        </w:rPr>
+        <w:t>wait</w:t>
+      </w:r>
+      <w:proofErr w:type="gramEnd"/>
+      <w:r>
+        <w:rPr>
+          <w:sz w:val="32"/>
+          <w:szCs w:val="32"/>
+        </w:rPr>
+        <w:t xml:space="preserve"> for the user to verify each letter of the word that creates the criteria for Wordy to follow to make the next guess.</w:t>
+      </w:r>
+    </w:p>
+    <w:p>
+      <w:pPr>
         <w:pStyle w:val="ListParagraph"/>
         <w:ind w:left="1080"/>
         <w:rPr>
@@ -1723,12 +2145,6 @@
           <w:szCs w:val="32"/>
         </w:rPr>
       </w:pPr>
-      <w:r>
-        <w:rPr>
-          <w:sz w:val="32"/>
-          <w:szCs w:val="32"/>
-        </w:rPr>
-      </w:r>
     </w:p>
     <w:p>
       <w:pPr>
@@ -1739,12 +2155,6 @@
           <w:szCs w:val="32"/>
         </w:rPr>
       </w:pPr>
-      <w:r>
-        <w:rPr>
-          <w:sz w:val="32"/>
-          <w:szCs w:val="32"/>
-        </w:rPr>
-      </w:r>
     </w:p>
     <w:p>
       <w:pPr>
@@ -1753,14 +2163,13 @@
           <w:ilvl w:val="0"/>
           <w:numId w:val="1"/>
         </w:numPr>
-        <w:rPr/>
-      </w:pPr>
-      <w:bookmarkStart w:id="6" w:name="_Toc224770109"/>
-      <w:r>
-        <w:rPr/>
+      </w:pPr>
+      <w:bookmarkStart w:id="7" w:name="_Toc225013127"/>
+      <w:r>
+        <w:lastRenderedPageBreak/>
         <w:t>Experimentation</w:t>
       </w:r>
-      <w:bookmarkEnd w:id="6"/>
+      <w:bookmarkEnd w:id="7"/>
     </w:p>
     <w:p>
       <w:pPr>
@@ -1769,18 +2178,15 @@
           <w:ilvl w:val="0"/>
           <w:numId w:val="3"/>
         </w:numPr>
-        <w:rPr/>
-      </w:pPr>
-      <w:bookmarkStart w:id="7" w:name="_Toc224770110"/>
-      <w:r>
-        <w:rPr/>
-        <w:t>The N-Queens Backtracking Algorithm:</w:t>
-      </w:r>
-      <w:bookmarkEnd w:id="7"/>
-    </w:p>
-    <w:p>
-      <w:pPr>
-        <w:pStyle w:val="Normal"/>
+      </w:pPr>
+      <w:bookmarkStart w:id="8" w:name="_Toc225013128"/>
+      <w:r>
+        <w:t>The N-Queens Backtracking Algorithm</w:t>
+      </w:r>
+      <w:bookmarkEnd w:id="8"/>
+    </w:p>
+    <w:p>
+      <w:pPr>
         <w:ind w:left="1332"/>
         <w:rPr>
           <w:sz w:val="32"/>
@@ -1853,12 +2259,6 @@
           <w:szCs w:val="32"/>
         </w:rPr>
       </w:pPr>
-      <w:r>
-        <w:rPr>
-          <w:sz w:val="32"/>
-          <w:szCs w:val="32"/>
-        </w:rPr>
-      </w:r>
     </w:p>
     <w:p>
       <w:pPr>
@@ -1897,12 +2297,6 @@
           <w:szCs w:val="32"/>
         </w:rPr>
       </w:pPr>
-      <w:r>
-        <w:rPr>
-          <w:sz w:val="32"/>
-          <w:szCs w:val="32"/>
-        </w:rPr>
-      </w:r>
     </w:p>
     <w:p>
       <w:pPr>
@@ -1940,8 +2334,7 @@
           <w:ilvl w:val="0"/>
           <w:numId w:val="5"/>
         </w:numPr>
-        <w:spacing w:lineRule="auto" w:line="240" w:before="0" w:after="0"/>
-        <w:contextualSpacing/>
+        <w:spacing w:after="0" w:line="240" w:lineRule="auto"/>
         <w:rPr>
           <w:rFonts w:eastAsia="Times New Roman" w:cs="Times New Roman"/>
           <w:kern w:val="0"/>
@@ -2000,8 +2393,7 @@
           <w:ilvl w:val="0"/>
           <w:numId w:val="5"/>
         </w:numPr>
-        <w:spacing w:lineRule="auto" w:line="240" w:before="0" w:after="0"/>
-        <w:contextualSpacing/>
+        <w:spacing w:after="0" w:line="240" w:lineRule="auto"/>
         <w:rPr>
           <w:rFonts w:eastAsia="Times New Roman" w:cs="Times New Roman"/>
           <w:kern w:val="0"/>
@@ -2082,12 +2474,6 @@
           <w:szCs w:val="32"/>
         </w:rPr>
       </w:pPr>
-      <w:r>
-        <w:rPr>
-          <w:sz w:val="32"/>
-          <w:szCs w:val="32"/>
-        </w:rPr>
-      </w:r>
     </w:p>
     <w:p>
       <w:pPr>
@@ -2115,21 +2501,7 @@
           <w:sz w:val="32"/>
           <w:szCs w:val="32"/>
         </w:rPr>
-        <w:t xml:space="preserve"> If a valid position is found, the algorithm </w:t>
-      </w:r>
-      <w:r>
-        <w:rPr>
-          <w:sz w:val="32"/>
-          <w:szCs w:val="32"/>
-        </w:rPr>
-        <w:t>stores possible duplications,</w:t>
-      </w:r>
-      <w:r>
-        <w:rPr>
-          <w:sz w:val="32"/>
-          <w:szCs w:val="32"/>
-        </w:rPr>
-        <w:t xml:space="preserve"> moves to the next row and repeats the process.</w:t>
+        <w:t xml:space="preserve"> If a valid position is found, the algorithm stores possible duplications, moves to the next row and repeats the process.</w:t>
       </w:r>
     </w:p>
     <w:p>
@@ -2141,12 +2513,6 @@
           <w:szCs w:val="32"/>
         </w:rPr>
       </w:pPr>
-      <w:r>
-        <w:rPr>
-          <w:sz w:val="32"/>
-          <w:szCs w:val="32"/>
-        </w:rPr>
-      </w:r>
     </w:p>
     <w:p>
       <w:pPr>
@@ -2174,77 +2540,23 @@
           <w:sz w:val="32"/>
           <w:szCs w:val="32"/>
         </w:rPr>
-        <w:t xml:space="preserve"> If the algorithm reaches a </w:t>
-      </w:r>
-      <w:r>
-        <w:rPr>
-          <w:sz w:val="32"/>
-          <w:szCs w:val="32"/>
-        </w:rPr>
-        <w:t>state</w:t>
-      </w:r>
-      <w:r>
-        <w:rPr>
-          <w:sz w:val="32"/>
-          <w:szCs w:val="32"/>
-        </w:rPr>
-        <w:t xml:space="preserve"> where no column is safe </w:t>
-      </w:r>
-      <w:r>
-        <w:rPr>
-          <w:sz w:val="32"/>
-          <w:szCs w:val="32"/>
-        </w:rPr>
-        <w:t>and the amount of queens is non-satisfactory</w:t>
-      </w:r>
-      <w:r>
-        <w:rPr>
-          <w:sz w:val="32"/>
-          <w:szCs w:val="32"/>
-        </w:rPr>
-        <w:t xml:space="preserve">, it </w:t>
-      </w:r>
-      <w:r>
-        <w:rPr>
-          <w:sz w:val="32"/>
-          <w:szCs w:val="32"/>
-        </w:rPr>
-        <w:t>b</w:t>
-      </w:r>
-      <w:r>
-        <w:rPr>
-          <w:sz w:val="32"/>
-          <w:szCs w:val="32"/>
-        </w:rPr>
-        <w:t>acktracks to the previous row</w:t>
-      </w:r>
-      <w:r>
-        <w:rPr>
-          <w:sz w:val="32"/>
-          <w:szCs w:val="32"/>
-        </w:rPr>
-        <w:t>(s)</w:t>
-      </w:r>
-      <w:r>
-        <w:rPr>
-          <w:sz w:val="32"/>
-          <w:szCs w:val="32"/>
-        </w:rPr>
-        <w:t>, removes the queen</w:t>
-      </w:r>
-      <w:r>
-        <w:rPr>
-          <w:sz w:val="32"/>
-          <w:szCs w:val="32"/>
-        </w:rPr>
-        <w:t>(s)</w:t>
-      </w:r>
-      <w:r>
-        <w:rPr>
-          <w:sz w:val="32"/>
-          <w:szCs w:val="32"/>
-        </w:rPr>
-        <w:t xml:space="preserve"> placed there, and tries the next possible column in that row.</w:t>
+        <w:t xml:space="preserve"> If the algorithm reaches a state where no column is safe and the </w:t>
+      </w:r>
+      <w:proofErr w:type="gramStart"/>
+      <w:r>
+        <w:rPr>
+          <w:sz w:val="32"/>
+          <w:szCs w:val="32"/>
+        </w:rPr>
+        <w:t>amount</w:t>
+      </w:r>
+      <w:proofErr w:type="gramEnd"/>
+      <w:r>
+        <w:rPr>
+          <w:sz w:val="32"/>
+          <w:szCs w:val="32"/>
+        </w:rPr>
+        <w:t xml:space="preserve"> of queens is non-satisfactory, it backtracks to the previous row(s), removes the queen(s) placed there, and tries the next possible column in that row.</w:t>
       </w:r>
     </w:p>
     <w:p>
@@ -2255,12 +2567,6 @@
           <w:szCs w:val="32"/>
         </w:rPr>
       </w:pPr>
-      <w:r>
-        <w:rPr>
-          <w:sz w:val="32"/>
-          <w:szCs w:val="32"/>
-        </w:rPr>
-      </w:r>
     </w:p>
     <w:p>
       <w:pPr>
@@ -2271,12 +2577,6 @@
           <w:szCs w:val="32"/>
         </w:rPr>
       </w:pPr>
-      <w:r>
-        <w:rPr>
-          <w:sz w:val="32"/>
-          <w:szCs w:val="32"/>
-        </w:rPr>
-      </w:r>
     </w:p>
     <w:p>
       <w:pPr>
@@ -2285,18 +2585,20 @@
           <w:ilvl w:val="0"/>
           <w:numId w:val="3"/>
         </w:numPr>
-        <w:rPr/>
-      </w:pPr>
-      <w:bookmarkStart w:id="8" w:name="_Toc224770111"/>
-      <w:r>
-        <w:rPr/>
-        <w:t>Warnsdorff’s Rule (Heuristic for Knight’s Tour)</w:t>
-      </w:r>
-      <w:bookmarkEnd w:id="8"/>
-    </w:p>
-    <w:p>
-      <w:pPr>
-        <w:pStyle w:val="Normal"/>
+      </w:pPr>
+      <w:bookmarkStart w:id="9" w:name="_Toc225013129"/>
+      <w:proofErr w:type="spellStart"/>
+      <w:r>
+        <w:t>Warnsdorff’s</w:t>
+      </w:r>
+      <w:proofErr w:type="spellEnd"/>
+      <w:r>
+        <w:t xml:space="preserve"> Rule (Heuristic for Knight’s Tour)</w:t>
+      </w:r>
+      <w:bookmarkEnd w:id="9"/>
+    </w:p>
+    <w:p>
+      <w:pPr>
         <w:ind w:left="1332"/>
         <w:rPr>
           <w:sz w:val="32"/>
@@ -2312,6 +2614,7 @@
         </w:rPr>
         <w:t xml:space="preserve">While a standard backtracking search can take an exponential amount of time to solve a Knight's Tour, the student implements </w:t>
       </w:r>
+      <w:proofErr w:type="spellStart"/>
       <w:r>
         <w:rPr>
           <w:b/>
@@ -2320,16 +2623,9 @@
           <w:szCs w:val="32"/>
           <w:lang w:bidi="ar-SA"/>
         </w:rPr>
-        <w:t>Warnsdorff’s Rule</w:t>
-      </w:r>
-      <w:r>
-        <w:rPr>
-          <w:sz w:val="32"/>
-          <w:szCs w:val="32"/>
-          <w:lang w:bidi="ar-SA"/>
-        </w:rPr>
-        <w:t xml:space="preserve"> to optimize the search into a nearly linear process. This is a </w:t>
-      </w:r>
+        <w:t>Warnsdorff’s</w:t>
+      </w:r>
+      <w:proofErr w:type="spellEnd"/>
       <w:r>
         <w:rPr>
           <w:b/>
@@ -2338,6 +2634,24 @@
           <w:szCs w:val="32"/>
           <w:lang w:bidi="ar-SA"/>
         </w:rPr>
+        <w:t xml:space="preserve"> Rule</w:t>
+      </w:r>
+      <w:r>
+        <w:rPr>
+          <w:sz w:val="32"/>
+          <w:szCs w:val="32"/>
+          <w:lang w:bidi="ar-SA"/>
+        </w:rPr>
+        <w:t xml:space="preserve"> to optimize the search into a nearly linear process. This is a </w:t>
+      </w:r>
+      <w:r>
+        <w:rPr>
+          <w:b/>
+          <w:bCs/>
+          <w:sz w:val="32"/>
+          <w:szCs w:val="32"/>
+          <w:lang w:bidi="ar-SA"/>
+        </w:rPr>
         <w:t>greedy heuristic</w:t>
       </w:r>
       <w:r>
@@ -2351,7 +2665,6 @@
     </w:p>
     <w:p>
       <w:pPr>
-        <w:pStyle w:val="Normal"/>
         <w:ind w:left="1332"/>
         <w:rPr>
           <w:sz w:val="32"/>
@@ -2359,13 +2672,6 @@
           <w:lang w:bidi="ar-SA"/>
         </w:rPr>
       </w:pPr>
-      <w:r>
-        <w:rPr>
-          <w:sz w:val="32"/>
-          <w:szCs w:val="32"/>
-          <w:lang w:bidi="ar-SA"/>
-        </w:rPr>
-      </w:r>
     </w:p>
     <w:p>
       <w:pPr>
@@ -2405,12 +2711,6 @@
           <w:szCs w:val="32"/>
         </w:rPr>
       </w:pPr>
-      <w:r>
-        <w:rPr>
-          <w:sz w:val="32"/>
-          <w:szCs w:val="32"/>
-        </w:rPr>
-      </w:r>
     </w:p>
     <w:p>
       <w:pPr>
@@ -2465,12 +2765,6 @@
           <w:szCs w:val="32"/>
         </w:rPr>
       </w:pPr>
-      <w:r>
-        <w:rPr>
-          <w:sz w:val="32"/>
-          <w:szCs w:val="32"/>
-        </w:rPr>
-      </w:r>
     </w:p>
     <w:p>
       <w:pPr>
@@ -2525,12 +2819,6 @@
           <w:szCs w:val="32"/>
         </w:rPr>
       </w:pPr>
-      <w:r>
-        <w:rPr>
-          <w:sz w:val="32"/>
-          <w:szCs w:val="32"/>
-        </w:rPr>
-      </w:r>
     </w:p>
     <w:p>
       <w:pPr>
@@ -2569,12 +2857,6 @@
           <w:szCs w:val="32"/>
         </w:rPr>
       </w:pPr>
-      <w:r>
-        <w:rPr>
-          <w:sz w:val="32"/>
-          <w:szCs w:val="32"/>
-        </w:rPr>
-      </w:r>
     </w:p>
     <w:p>
       <w:pPr>
@@ -2588,6 +2870,7 @@
           <w:szCs w:val="32"/>
         </w:rPr>
       </w:pPr>
+      <w:proofErr w:type="gramStart"/>
       <w:r>
         <w:rPr>
           <w:b/>
@@ -2595,15 +2878,96 @@
           <w:sz w:val="32"/>
           <w:szCs w:val="32"/>
         </w:rPr>
-        <w:t>The Logic:</w:t>
-      </w:r>
-      <w:r>
-        <w:rPr>
-          <w:sz w:val="32"/>
-          <w:szCs w:val="32"/>
-        </w:rPr>
-        <w:t xml:space="preserve"> By choosing the square with the fewest exits first, the algorithm ensures that "hard-to-reach" squares (like corners and edges) are visited early in the tour, preventing the knight from getting trapped in a dead-end later.</w:t>
-      </w:r>
+        <w:t>The Logic</w:t>
+      </w:r>
+      <w:proofErr w:type="gramEnd"/>
+      <w:r>
+        <w:rPr>
+          <w:b/>
+          <w:bCs/>
+          <w:sz w:val="32"/>
+          <w:szCs w:val="32"/>
+        </w:rPr>
+        <w:t>:</w:t>
+      </w:r>
+      <w:r>
+        <w:rPr>
+          <w:sz w:val="32"/>
+          <w:szCs w:val="32"/>
+        </w:rPr>
+        <w:t xml:space="preserve"> By choosing the square with the fewest exits first, the algorithm ensures that "hard-to-reach" </w:t>
+      </w:r>
+      <w:r>
+        <w:rPr>
+          <w:sz w:val="32"/>
+          <w:szCs w:val="32"/>
+        </w:rPr>
+        <w:lastRenderedPageBreak/>
+        <w:t>squares (like corners and edges) are visited early in the tour, preventing the knight from getting trapped in a dead-end later.</w:t>
+      </w:r>
+    </w:p>
+    <w:p>
+      <w:pPr>
+        <w:pStyle w:val="ListParagraph"/>
+        <w:rPr>
+          <w:sz w:val="32"/>
+          <w:szCs w:val="32"/>
+        </w:rPr>
+      </w:pPr>
+    </w:p>
+    <w:p>
+      <w:pPr>
+        <w:pStyle w:val="ListParagraph"/>
+        <w:ind w:left="1692"/>
+        <w:rPr>
+          <w:sz w:val="32"/>
+          <w:szCs w:val="32"/>
+        </w:rPr>
+      </w:pPr>
+    </w:p>
+    <w:p>
+      <w:pPr>
+        <w:pStyle w:val="Heading2"/>
+        <w:numPr>
+          <w:ilvl w:val="0"/>
+          <w:numId w:val="3"/>
+        </w:numPr>
+      </w:pPr>
+      <w:bookmarkStart w:id="10" w:name="_Toc225013130"/>
+      <w:r>
+        <w:t>Wordy Bot</w:t>
+      </w:r>
+      <w:bookmarkEnd w:id="10"/>
+      <w:r>
+        <w:t xml:space="preserve"> </w:t>
+      </w:r>
+    </w:p>
+    <w:p>
+      <w:pPr>
+        <w:ind w:left="972"/>
+        <w:rPr>
+          <w:sz w:val="32"/>
+          <w:szCs w:val="32"/>
+          <w:lang w:bidi="ar-SA"/>
+        </w:rPr>
+      </w:pPr>
+      <w:r>
+        <w:rPr>
+          <w:sz w:val="32"/>
+          <w:szCs w:val="32"/>
+          <w:lang w:bidi="ar-SA"/>
+        </w:rPr>
+        <w:t>This experiment evaluates the efficiency of a constraint-based linguistic solver in identifying a target 5-letter word within the standard 6-turn limit. Unlike the spatial search in N-Queens, the complexity here is defined by the size of the initial state space (the dictionary) and the rate at which information entropy is reduced through feedback.</w:t>
+      </w:r>
+    </w:p>
+    <w:p>
+      <w:pPr>
+        <w:ind w:left="3132"/>
+        <w:rPr>
+          <w:sz w:val="32"/>
+          <w:szCs w:val="32"/>
+        </w:rPr>
+      </w:pPr>
     </w:p>
     <w:p>
       <w:pPr>
@@ -2612,36 +2976,345 @@
           <w:ilvl w:val="0"/>
           <w:numId w:val="1"/>
         </w:numPr>
-        <w:rPr/>
-      </w:pPr>
-      <w:bookmarkStart w:id="9" w:name="_Toc224770112"/>
-      <w:r>
-        <w:rPr/>
+      </w:pPr>
+      <w:bookmarkStart w:id="11" w:name="_Toc225013131"/>
+      <w:r>
+        <w:t>Results</w:t>
+      </w:r>
+      <w:bookmarkEnd w:id="11"/>
+    </w:p>
+    <w:p>
+      <w:pPr>
+        <w:ind w:left="360"/>
+        <w:rPr>
+          <w:lang w:bidi="ar-SA"/>
+        </w:rPr>
+      </w:pPr>
+    </w:p>
+    <w:p>
+      <w:pPr>
+        <w:ind w:left="1080"/>
+        <w:rPr>
+          <w:sz w:val="32"/>
+          <w:szCs w:val="32"/>
+          <w:lang w:bidi="ar-SA"/>
+        </w:rPr>
+      </w:pPr>
+      <w:r>
+        <w:rPr>
+          <w:sz w:val="32"/>
+          <w:szCs w:val="32"/>
+          <w:lang w:bidi="ar-SA"/>
+        </w:rPr>
+        <w:t>As result of the project when you run the main code of the project (GUI.py) a window will appear</w:t>
+      </w:r>
+      <w:r>
+        <w:rPr>
+          <w:sz w:val="32"/>
+          <w:szCs w:val="32"/>
+          <w:lang w:bidi="ar-SA"/>
+        </w:rPr>
+        <w:t xml:space="preserve">, and the 3 minigame puzzles will </w:t>
+      </w:r>
+      <w:proofErr w:type="gramStart"/>
+      <w:r>
+        <w:rPr>
+          <w:sz w:val="32"/>
+          <w:szCs w:val="32"/>
+          <w:lang w:bidi="ar-SA"/>
+        </w:rPr>
+        <w:t xml:space="preserve">appear </w:t>
+      </w:r>
+      <w:r>
+        <w:rPr>
+          <w:sz w:val="32"/>
+          <w:szCs w:val="32"/>
+          <w:lang w:bidi="ar-SA"/>
+        </w:rPr>
+        <w:t xml:space="preserve"> </w:t>
+      </w:r>
+      <w:r>
+        <w:rPr>
+          <w:sz w:val="32"/>
+          <w:szCs w:val="32"/>
+          <w:lang w:bidi="ar-SA"/>
+        </w:rPr>
+        <w:t>each</w:t>
+      </w:r>
+      <w:proofErr w:type="gramEnd"/>
+      <w:r>
+        <w:rPr>
+          <w:sz w:val="32"/>
+          <w:szCs w:val="32"/>
+          <w:lang w:bidi="ar-SA"/>
+        </w:rPr>
+        <w:t xml:space="preserve"> one in a separate part of the main window.</w:t>
+      </w:r>
+      <w:r>
+        <w:rPr>
+          <w:sz w:val="32"/>
+          <w:szCs w:val="32"/>
+          <w:lang w:bidi="ar-SA"/>
+        </w:rPr>
+        <w:t>(the user clicks on one of them)</w:t>
+      </w:r>
+    </w:p>
+    <w:p>
+      <w:pPr>
+        <w:pStyle w:val="ListParagraph"/>
+        <w:numPr>
+          <w:ilvl w:val="1"/>
+          <w:numId w:val="1"/>
+        </w:numPr>
+        <w:rPr>
+          <w:sz w:val="32"/>
+          <w:szCs w:val="32"/>
+        </w:rPr>
+      </w:pPr>
+      <w:r>
+        <w:rPr>
+          <w:sz w:val="32"/>
+          <w:szCs w:val="32"/>
+        </w:rPr>
+        <w:t xml:space="preserve"> The N-Queens puzzle</w:t>
+      </w:r>
+      <w:r>
+        <w:rPr>
+          <w:sz w:val="32"/>
+          <w:szCs w:val="32"/>
+        </w:rPr>
+        <w:t xml:space="preserve">: there is an input under the puzzle picture that asks the user to enter the value of </w:t>
+      </w:r>
+      <w:proofErr w:type="gramStart"/>
+      <w:r>
+        <w:rPr>
+          <w:sz w:val="32"/>
+          <w:szCs w:val="32"/>
+        </w:rPr>
+        <w:t>N(</w:t>
+      </w:r>
+      <w:proofErr w:type="gramEnd"/>
+      <w:r>
+        <w:rPr>
+          <w:sz w:val="32"/>
+          <w:szCs w:val="32"/>
+        </w:rPr>
+        <w:t>the board size and the Queens number</w:t>
+      </w:r>
+      <w:proofErr w:type="gramStart"/>
+      <w:r>
+        <w:rPr>
+          <w:sz w:val="32"/>
+          <w:szCs w:val="32"/>
+        </w:rPr>
+        <w:t>) ,</w:t>
+      </w:r>
+      <w:proofErr w:type="gramEnd"/>
+      <w:r>
+        <w:rPr>
+          <w:sz w:val="32"/>
+          <w:szCs w:val="32"/>
+        </w:rPr>
+        <w:t xml:space="preserve"> </w:t>
+      </w:r>
+      <w:r>
+        <w:rPr>
+          <w:sz w:val="32"/>
+          <w:szCs w:val="32"/>
+        </w:rPr>
+        <w:t>and will a new window that has a chessboard and will show you every possible solution for the number of queens that you entered.</w:t>
+      </w:r>
+    </w:p>
+    <w:p>
+      <w:pPr>
+        <w:pStyle w:val="ListParagraph"/>
+        <w:ind w:left="1440"/>
+        <w:rPr>
+          <w:sz w:val="32"/>
+          <w:szCs w:val="32"/>
+        </w:rPr>
+      </w:pPr>
+    </w:p>
+    <w:p>
+      <w:pPr>
+        <w:pStyle w:val="ListParagraph"/>
+        <w:numPr>
+          <w:ilvl w:val="1"/>
+          <w:numId w:val="1"/>
+        </w:numPr>
+        <w:rPr>
+          <w:sz w:val="32"/>
+          <w:szCs w:val="32"/>
+        </w:rPr>
+      </w:pPr>
+      <w:r>
+        <w:rPr>
+          <w:sz w:val="32"/>
+          <w:szCs w:val="32"/>
+        </w:rPr>
+        <w:lastRenderedPageBreak/>
+        <w:t>Wordy Bot: you click the pict</w:t>
+      </w:r>
+      <w:r>
+        <w:rPr>
+          <w:sz w:val="32"/>
+          <w:szCs w:val="32"/>
+        </w:rPr>
+        <w:t xml:space="preserve">ure of Wordy and then a the initial guess will appear and above the guess there is a submit button above the guessing part, then the bot wait for the user to verify the given guess by putting the yellow or green color(yellow: left click, green: right click)if yellow means the letter is right </w:t>
+      </w:r>
+      <w:r>
+        <w:rPr>
+          <w:sz w:val="32"/>
+          <w:szCs w:val="32"/>
+        </w:rPr>
+        <w:t xml:space="preserve">but in the wrong position and green means the letter is right and in the right position and if the letter is wrong the user can keep it grey. After the verification, the user needs to click the submit button for Wordy to make a new guess until the user </w:t>
+      </w:r>
+      <w:r>
+        <w:rPr>
+          <w:sz w:val="32"/>
+          <w:szCs w:val="32"/>
+        </w:rPr>
+        <w:t>marks</w:t>
+      </w:r>
+      <w:r>
+        <w:rPr>
+          <w:sz w:val="32"/>
+          <w:szCs w:val="32"/>
+        </w:rPr>
+        <w:t xml:space="preserve"> everything in green</w:t>
+      </w:r>
+    </w:p>
+    <w:p>
+      <w:pPr>
+        <w:pStyle w:val="ListParagraph"/>
+        <w:rPr>
+          <w:sz w:val="32"/>
+          <w:szCs w:val="32"/>
+        </w:rPr>
+      </w:pPr>
+    </w:p>
+    <w:p>
+      <w:pPr>
+        <w:pStyle w:val="ListParagraph"/>
+        <w:numPr>
+          <w:ilvl w:val="1"/>
+          <w:numId w:val="1"/>
+        </w:numPr>
+        <w:rPr>
+          <w:sz w:val="32"/>
+          <w:szCs w:val="32"/>
+        </w:rPr>
+      </w:pPr>
+      <w:r>
+        <w:rPr>
+          <w:sz w:val="32"/>
+          <w:szCs w:val="32"/>
+        </w:rPr>
+        <w:t xml:space="preserve">Knight’s Tour: The user inputs the initial position of the </w:t>
+      </w:r>
+      <w:proofErr w:type="gramStart"/>
+      <w:r>
+        <w:rPr>
+          <w:sz w:val="32"/>
+          <w:szCs w:val="32"/>
+        </w:rPr>
+        <w:t>knight</w:t>
+      </w:r>
+      <w:proofErr w:type="gramEnd"/>
+      <w:r>
+        <w:rPr>
+          <w:sz w:val="32"/>
+          <w:szCs w:val="32"/>
+        </w:rPr>
+        <w:t xml:space="preserve"> and he needs to press the picture above </w:t>
+      </w:r>
+      <w:proofErr w:type="gramStart"/>
+      <w:r>
+        <w:rPr>
+          <w:sz w:val="32"/>
+          <w:szCs w:val="32"/>
+        </w:rPr>
+        <w:t>than</w:t>
+      </w:r>
+      <w:proofErr w:type="gramEnd"/>
+      <w:r>
+        <w:rPr>
+          <w:sz w:val="32"/>
+          <w:szCs w:val="32"/>
+        </w:rPr>
+        <w:t xml:space="preserve"> a new window will appear showing every move of the knight and marking each visited square.</w:t>
+      </w:r>
+    </w:p>
+    <w:p>
+      <w:pPr>
+        <w:rPr>
+          <w:lang w:bidi="ar-SA"/>
+        </w:rPr>
+      </w:pPr>
+    </w:p>
+    <w:p>
+      <w:pPr>
+        <w:pStyle w:val="Heading1"/>
+        <w:numPr>
+          <w:ilvl w:val="0"/>
+          <w:numId w:val="1"/>
+        </w:numPr>
+      </w:pPr>
+      <w:bookmarkStart w:id="12" w:name="_Toc225013132"/>
+      <w:r>
         <w:t>Tools</w:t>
       </w:r>
-      <w:bookmarkEnd w:id="9"/>
-      <w:r>
-        <w:rPr/>
+      <w:bookmarkEnd w:id="12"/>
+      <w:r>
         <w:t xml:space="preserve"> </w:t>
       </w:r>
     </w:p>
     <w:p>
       <w:pPr>
-        <w:pStyle w:val="Normal"/>
         <w:ind w:left="360"/>
         <w:rPr>
           <w:lang w:bidi="ar-SA"/>
         </w:rPr>
       </w:pPr>
-      <w:r>
-        <w:rPr>
+    </w:p>
+    <w:p>
+      <w:pPr>
+        <w:ind w:left="1080"/>
+        <w:rPr>
+          <w:sz w:val="32"/>
+          <w:szCs w:val="32"/>
           <w:lang w:bidi="ar-SA"/>
         </w:rPr>
-      </w:r>
-    </w:p>
-    <w:p>
-      <w:pPr>
-        <w:pStyle w:val="Normal"/>
+      </w:pPr>
+      <w:r>
+        <w:rPr>
+          <w:sz w:val="32"/>
+          <w:szCs w:val="32"/>
+          <w:lang w:bidi="ar-SA"/>
+        </w:rPr>
+        <w:t xml:space="preserve">Python was used for implementing </w:t>
+      </w:r>
+      <w:proofErr w:type="gramStart"/>
+      <w:r>
+        <w:rPr>
+          <w:sz w:val="32"/>
+          <w:szCs w:val="32"/>
+          <w:lang w:bidi="ar-SA"/>
+        </w:rPr>
+        <w:t>the algorithms</w:t>
+      </w:r>
+      <w:proofErr w:type="gramEnd"/>
+      <w:r>
+        <w:rPr>
+          <w:sz w:val="32"/>
+          <w:szCs w:val="32"/>
+          <w:lang w:bidi="ar-SA"/>
+        </w:rPr>
+        <w:t>.</w:t>
+      </w:r>
+    </w:p>
+    <w:p>
+      <w:pPr>
         <w:ind w:left="1080"/>
         <w:rPr>
           <w:sz w:val="32"/>
@@ -2655,12 +3328,21 @@
           <w:szCs w:val="32"/>
           <w:lang w:bidi="ar-SA"/>
         </w:rPr>
-        <w:t>Python was used for implementing the algorithms.</w:t>
-      </w:r>
-    </w:p>
-    <w:p>
-      <w:pPr>
-        <w:pStyle w:val="Normal"/>
+        <w:t xml:space="preserve">For the UI and Wordy, we used </w:t>
+      </w:r>
+      <w:proofErr w:type="spellStart"/>
+      <w:r>
+        <w:rPr>
+          <w:sz w:val="32"/>
+          <w:szCs w:val="32"/>
+          <w:lang w:bidi="ar-SA"/>
+        </w:rPr>
+        <w:t>Pygame</w:t>
+      </w:r>
+      <w:proofErr w:type="spellEnd"/>
+    </w:p>
+    <w:p>
+      <w:pPr>
         <w:ind w:left="1080"/>
         <w:rPr>
           <w:sz w:val="32"/>
@@ -2674,36 +3356,98 @@
           <w:szCs w:val="32"/>
           <w:lang w:bidi="ar-SA"/>
         </w:rPr>
-        <w:t>F</w:t>
-      </w:r>
-      <w:r>
+        <w:t>For the chess board window, matplotlib was used.</w:t>
+      </w:r>
+    </w:p>
+    <w:p>
+      <w:pPr>
+        <w:ind w:left="1080"/>
         <w:rPr>
           <w:sz w:val="32"/>
           <w:szCs w:val="32"/>
           <w:lang w:bidi="ar-SA"/>
         </w:rPr>
-        <w:t xml:space="preserve">or the </w:t>
-      </w:r>
+      </w:pPr>
       <w:r>
         <w:rPr>
           <w:sz w:val="32"/>
           <w:szCs w:val="32"/>
           <w:lang w:bidi="ar-SA"/>
         </w:rPr>
-        <w:t>UI and Wordy,</w:t>
-      </w:r>
-      <w:r>
+        <w:t>ChatGPT and Gemini were used for assistance in preparing the project and report</w:t>
+      </w:r>
+    </w:p>
+    <w:p>
+      <w:pPr>
+        <w:ind w:left="1080"/>
         <w:rPr>
           <w:sz w:val="32"/>
           <w:szCs w:val="32"/>
           <w:lang w:bidi="ar-SA"/>
         </w:rPr>
-        <w:t xml:space="preserve"> we used Pygame</w:t>
-      </w:r>
-    </w:p>
-    <w:p>
-      <w:pPr>
-        <w:pStyle w:val="Normal"/>
+      </w:pPr>
+      <w:r>
+        <w:rPr>
+          <w:sz w:val="32"/>
+          <w:szCs w:val="32"/>
+          <w:lang w:bidi="ar-SA"/>
+        </w:rPr>
+        <w:t xml:space="preserve">N.B: Before running the </w:t>
+      </w:r>
+      <w:proofErr w:type="gramStart"/>
+      <w:r>
+        <w:rPr>
+          <w:sz w:val="32"/>
+          <w:szCs w:val="32"/>
+          <w:lang w:bidi="ar-SA"/>
+        </w:rPr>
+        <w:t>project(</w:t>
+      </w:r>
+      <w:proofErr w:type="gramEnd"/>
+      <w:r>
+        <w:rPr>
+          <w:sz w:val="32"/>
+          <w:szCs w:val="32"/>
+          <w:lang w:bidi="ar-SA"/>
+        </w:rPr>
+        <w:t>GUI.py),</w:t>
+      </w:r>
+      <w:r>
+        <w:rPr>
+          <w:sz w:val="32"/>
+          <w:szCs w:val="32"/>
+          <w:lang w:bidi="ar-SA"/>
+        </w:rPr>
+        <w:t xml:space="preserve"> </w:t>
+      </w:r>
+      <w:r>
+        <w:rPr>
+          <w:sz w:val="32"/>
+          <w:szCs w:val="32"/>
+          <w:lang w:bidi="ar-SA"/>
+        </w:rPr>
+        <w:t xml:space="preserve">make sure that the folder assets and the file “five_letter_words.txt” are in the </w:t>
+      </w:r>
+      <w:r>
+        <w:rPr>
+          <w:sz w:val="32"/>
+          <w:szCs w:val="32"/>
+          <w:lang w:bidi="ar-SA"/>
+        </w:rPr>
+        <w:lastRenderedPageBreak/>
+        <w:t xml:space="preserve">same source directory as the main code, </w:t>
+      </w:r>
+      <w:r>
+        <w:rPr>
+          <w:sz w:val="32"/>
+          <w:szCs w:val="32"/>
+          <w:lang w:bidi="ar-SA"/>
+        </w:rPr>
+        <w:t xml:space="preserve">please install the required libraries using any terminal: </w:t>
+      </w:r>
+    </w:p>
+    <w:p>
+      <w:pPr>
         <w:ind w:left="1080"/>
         <w:rPr>
           <w:sz w:val="32"/>
@@ -2717,128 +3461,110 @@
           <w:szCs w:val="32"/>
           <w:lang w:bidi="ar-SA"/>
         </w:rPr>
-        <w:t>F</w:t>
-      </w:r>
+        <w:t>“</w:t>
+      </w:r>
+      <w:proofErr w:type="gramStart"/>
       <w:r>
         <w:rPr>
           <w:sz w:val="32"/>
           <w:szCs w:val="32"/>
           <w:lang w:bidi="ar-SA"/>
         </w:rPr>
-        <w:t>or the chess board window, matplotlib was used.</w:t>
-      </w:r>
-    </w:p>
-    <w:p>
-      <w:pPr>
-        <w:pStyle w:val="Normal"/>
-        <w:ind w:left="1080"/>
+        <w:t>pip</w:t>
+      </w:r>
+      <w:proofErr w:type="gramEnd"/>
+      <w:r>
         <w:rPr>
           <w:sz w:val="32"/>
           <w:szCs w:val="32"/>
           <w:lang w:bidi="ar-SA"/>
         </w:rPr>
-      </w:pPr>
+        <w:t xml:space="preserve"> install </w:t>
+      </w:r>
+      <w:proofErr w:type="spellStart"/>
       <w:r>
         <w:rPr>
           <w:sz w:val="32"/>
           <w:szCs w:val="32"/>
           <w:lang w:bidi="ar-SA"/>
         </w:rPr>
-        <w:t>ChatGPT and Gemini were used for assistance in preparing the project and report</w:t>
-      </w:r>
-    </w:p>
-    <w:p>
-      <w:pPr>
-        <w:pStyle w:val="Normal"/>
-        <w:ind w:left="1080"/>
+        <w:t>pygame</w:t>
+      </w:r>
+      <w:proofErr w:type="spellEnd"/>
+      <w:r>
         <w:rPr>
           <w:sz w:val="32"/>
           <w:szCs w:val="32"/>
           <w:lang w:bidi="ar-SA"/>
         </w:rPr>
-      </w:pPr>
-      <w:r>
-        <w:rPr>
-          <w:sz w:val="32"/>
-          <w:szCs w:val="32"/>
+        <w:t>” &amp; “pip install matplotlib”</w:t>
+      </w:r>
+    </w:p>
+    <w:p>
+      <w:pPr>
+        <w:rPr>
           <w:lang w:bidi="ar-SA"/>
         </w:rPr>
-        <w:t xml:space="preserve">N.B: Before running the project please install the required libraries using any terminal: </w:t>
-      </w:r>
-    </w:p>
-    <w:p>
-      <w:pPr>
-        <w:pStyle w:val="Normal"/>
-        <w:ind w:left="1080"/>
-        <w:rPr>
-          <w:sz w:val="32"/>
-          <w:szCs w:val="32"/>
+      </w:pPr>
+    </w:p>
+    <w:p>
+      <w:pPr>
+        <w:ind w:left="1692"/>
+        <w:rPr>
           <w:lang w:bidi="ar-SA"/>
         </w:rPr>
       </w:pPr>
-      <w:r>
-        <w:rPr>
-          <w:sz w:val="32"/>
-          <w:szCs w:val="32"/>
+    </w:p>
+    <w:p>
+      <w:pPr>
+        <w:ind w:left="1692"/>
+        <w:rPr>
           <w:lang w:bidi="ar-SA"/>
         </w:rPr>
-        <w:t>“</w:t>
-      </w:r>
-      <w:r>
-        <w:rPr>
-          <w:sz w:val="32"/>
-          <w:szCs w:val="32"/>
+      </w:pPr>
+    </w:p>
+    <w:p>
+      <w:pPr>
+        <w:ind w:left="1692"/>
+        <w:rPr>
           <w:lang w:bidi="ar-SA"/>
         </w:rPr>
-        <w:t xml:space="preserve">pip install pygame” </w:t>
-      </w:r>
-      <w:r>
-        <w:rPr>
-          <w:sz w:val="32"/>
-          <w:szCs w:val="32"/>
+      </w:pPr>
+    </w:p>
+    <w:p>
+      <w:pPr>
+        <w:ind w:left="1692"/>
+        <w:rPr>
           <w:lang w:bidi="ar-SA"/>
         </w:rPr>
-        <w:t>&amp; “</w:t>
-      </w:r>
-      <w:r>
-        <w:rPr>
-          <w:sz w:val="32"/>
-          <w:szCs w:val="32"/>
+      </w:pPr>
+    </w:p>
+    <w:p>
+      <w:pPr>
+        <w:ind w:left="1692"/>
+        <w:rPr>
           <w:lang w:bidi="ar-SA"/>
         </w:rPr>
-        <w:t>pip install matplotlib”</w:t>
-      </w:r>
-    </w:p>
-    <w:p>
-      <w:pPr>
-        <w:pStyle w:val="Normal"/>
+      </w:pPr>
+    </w:p>
+    <w:p>
+      <w:pPr>
+        <w:ind w:left="1692"/>
         <w:rPr>
           <w:lang w:bidi="ar-SA"/>
         </w:rPr>
       </w:pPr>
-      <w:r>
+    </w:p>
+    <w:p>
+      <w:pPr>
+        <w:ind w:left="1692"/>
         <w:rPr>
           <w:lang w:bidi="ar-SA"/>
         </w:rPr>
-      </w:r>
-    </w:p>
-    <w:p>
-      <w:pPr>
-        <w:pStyle w:val="Normal"/>
-        <w:ind w:left="1692"/>
-        <w:rPr>
-          <w:lang w:bidi="ar-SA"/>
-        </w:rPr>
-      </w:pPr>
-      <w:r>
-        <w:rPr>
-          <w:lang w:bidi="ar-SA"/>
-        </w:rPr>
-      </w:r>
-    </w:p>
-    <w:p>
-      <w:pPr>
-        <w:pStyle w:val="Normal"/>
+      </w:pPr>
+    </w:p>
+    <w:p>
+      <w:pPr>
         <w:ind w:left="1692"/>
         <w:rPr>
           <w:sz w:val="52"/>
@@ -2857,7 +3583,6 @@
     </w:p>
     <w:p>
       <w:pPr>
-        <w:pStyle w:val="Normal"/>
         <w:rPr>
           <w:lang w:bidi="ar-SA"/>
         </w:rPr>
@@ -2871,8 +3596,6 @@
     </w:p>
     <w:p>
       <w:pPr>
-        <w:pStyle w:val="Normal"/>
-        <w:spacing w:before="0" w:after="160"/>
         <w:rPr>
           <w:lang w:bidi="ar-SA"/>
         </w:rPr>
@@ -2885,70 +3608,83 @@
       </w:r>
     </w:p>
     <w:sectPr>
-      <w:footerReference w:type="even" r:id="rId3"/>
-      <w:footerReference w:type="default" r:id="rId4"/>
-      <w:footerReference w:type="first" r:id="rId5"/>
-      <w:type w:val="nextPage"/>
+      <w:footerReference w:type="even" r:id="rId9"/>
+      <w:footerReference w:type="default" r:id="rId10"/>
+      <w:footerReference w:type="first" r:id="rId11"/>
       <w:pgSz w:w="12240" w:h="15840"/>
-      <w:pgMar w:left="1440" w:right="1440" w:gutter="0" w:header="0" w:top="1440" w:footer="720" w:bottom="1440"/>
-      <w:pgNumType w:fmt="decimal"/>
-      <w:formProt w:val="false"/>
-      <w:textDirection w:val="lrTb"/>
-      <w:docGrid w:type="default" w:linePitch="360" w:charSpace="0"/>
+      <w:pgMar w:top="1440" w:right="1440" w:bottom="1440" w:left="1440" w:header="0" w:footer="720" w:gutter="0"/>
+      <w:cols w:space="720"/>
+      <w:formProt w:val="0"/>
+      <w:docGrid w:linePitch="360"/>
     </w:sectPr>
   </w:body>
 </w:document>
 </file>
 
+<file path=word/endnotes.xml><?xml version="1.0" encoding="utf-8"?>
+<w:endnotes xmlns:wpc="http://schemas.microsoft.com/office/word/2010/wordprocessingCanvas" xmlns:cx="http://schemas.microsoft.com/office/drawing/2014/chartex" xmlns:cx1="http://schemas.microsoft.com/office/drawing/2015/9/8/chartex" xmlns:cx2="http://schemas.microsoft.com/office/drawing/2015/10/21/chartex" xmlns:cx3="http://schemas.microsoft.com/office/drawing/2016/5/9/chartex" xmlns:cx4="http://schemas.microsoft.com/office/drawing/2016/5/10/chartex" xmlns:cx5="http://schemas.microsoft.com/office/drawing/2016/5/11/chartex" xmlns:cx6="http://schemas.microsoft.com/office/drawing/2016/5/12/chartex" xmlns:cx7="http://schemas.microsoft.com/office/drawing/2016/5/13/chartex" xmlns:cx8="http://schemas.microsoft.com/office/drawing/2016/5/14/chartex" xmlns:mc="http://schemas.openxmlformats.org/markup-compatibility/2006" xmlns:aink="http://schemas.microsoft.com/office/drawing/2016/ink" xmlns:am3d="http://schemas.microsoft.com/office/drawing/2017/model3d" xmlns:o="urn:schemas-microsoft-com:office:office" xmlns:oel="http://schemas.microsoft.com/office/2019/extlst" xmlns:r="http://schemas.openxmlformats.org/officeDocument/2006/relationships" xmlns:m="http://schemas.openxmlformats.org/officeDocument/2006/math" xmlns:v="urn:schemas-microsoft-com:vml" xmlns:wp14="http://schemas.microsoft.com/office/word/2010/wordprocessingDrawing" xmlns:wp="http://schemas.openxmlformats.org/drawingml/2006/wordprocessingDrawing" xmlns:w10="urn:schemas-microsoft-com:office:word" xmlns:w="http://schemas.openxmlformats.org/wordprocessingml/2006/main" xmlns:w14="http://schemas.microsoft.com/office/word/2010/wordml" xmlns:w15="http://schemas.microsoft.com/office/word/2012/wordml" xmlns:w16cex="http://schemas.microsoft.com/office/word/2018/wordml/cex" xmlns:w16cid="http://schemas.microsoft.com/office/word/2016/wordml/cid" xmlns:w16="http://schemas.microsoft.com/office/word/2018/wordml" xmlns:w16du="http://schemas.microsoft.com/office/word/2023/wordml/word16du" xmlns:w16sdtdh="http://schemas.microsoft.com/office/word/2020/wordml/sdtdatahash" xmlns:w16sdtfl="http://schemas.microsoft.com/office/word/2024/wordml/sdtformatlock" xmlns:w16se="http://schemas.microsoft.com/office/word/2015/wordml/symex" xmlns:wpg="http://schemas.microsoft.com/office/word/2010/wordprocessingGroup" xmlns:wpi="http://schemas.microsoft.com/office/word/2010/wordprocessingInk" xmlns:wne="http://schemas.microsoft.com/office/word/2006/wordml" xmlns:wps="http://schemas.microsoft.com/office/word/2010/wordprocessingShape" mc:Ignorable="w14 w15 w16se w16cid w16 w16cex w16sdtdh w16sdtfl w16du wp14">
+  <w:endnote w:type="separator" w:id="-1">
+    <w:p>
+      <w:pPr>
+        <w:spacing w:after="0" w:line="240" w:lineRule="auto"/>
+      </w:pPr>
+      <w:r>
+        <w:separator/>
+      </w:r>
+    </w:p>
+  </w:endnote>
+  <w:endnote w:type="continuationSeparator" w:id="0">
+    <w:p>
+      <w:pPr>
+        <w:spacing w:after="0" w:line="240" w:lineRule="auto"/>
+      </w:pPr>
+      <w:r>
+        <w:continuationSeparator/>
+      </w:r>
+    </w:p>
+  </w:endnote>
+</w:endnotes>
+</file>
+
 <file path=word/footer1.xml><?xml version="1.0" encoding="utf-8"?>
-<w:ftr xmlns:o="urn:schemas-microsoft-com:office:office" xmlns:r="http://schemas.openxmlformats.org/officeDocument/2006/relationships" xmlns:v="urn:schemas-microsoft-com:vml" xmlns:w="http://schemas.openxmlformats.org/wordprocessingml/2006/main" xmlns:w10="urn:schemas-microsoft-com:office:word" xmlns:wp="http://schemas.openxmlformats.org/drawingml/2006/wordprocessingDrawing" xmlns:wps="http://schemas.microsoft.com/office/word/2010/wordprocessingShape" xmlns:wpg="http://schemas.microsoft.com/office/word/2010/wordprocessingGroup" xmlns:mc="http://schemas.openxmlformats.org/markup-compatibility/2006" xmlns:wp14="http://schemas.microsoft.com/office/word/2010/wordprocessingDrawing" xmlns:w14="http://schemas.microsoft.com/office/word/2010/wordml" xmlns:w15="http://schemas.microsoft.com/office/word/2012/wordml" mc:Ignorable="w14 wp14 w15">
+<w:ftr xmlns:wpc="http://schemas.microsoft.com/office/word/2010/wordprocessingCanvas" xmlns:cx="http://schemas.microsoft.com/office/drawing/2014/chartex" xmlns:cx1="http://schemas.microsoft.com/office/drawing/2015/9/8/chartex" xmlns:cx2="http://schemas.microsoft.com/office/drawing/2015/10/21/chartex" xmlns:cx3="http://schemas.microsoft.com/office/drawing/2016/5/9/chartex" xmlns:cx4="http://schemas.microsoft.com/office/drawing/2016/5/10/chartex" xmlns:cx5="http://schemas.microsoft.com/office/drawing/2016/5/11/chartex" xmlns:cx6="http://schemas.microsoft.com/office/drawing/2016/5/12/chartex" xmlns:cx7="http://schemas.microsoft.com/office/drawing/2016/5/13/chartex" xmlns:cx8="http://schemas.microsoft.com/office/drawing/2016/5/14/chartex" xmlns:mc="http://schemas.openxmlformats.org/markup-compatibility/2006" xmlns:aink="http://schemas.microsoft.com/office/drawing/2016/ink" xmlns:am3d="http://schemas.microsoft.com/office/drawing/2017/model3d" xmlns:o="urn:schemas-microsoft-com:office:office" xmlns:oel="http://schemas.microsoft.com/office/2019/extlst" xmlns:r="http://schemas.openxmlformats.org/officeDocument/2006/relationships" xmlns:m="http://schemas.openxmlformats.org/officeDocument/2006/math" xmlns:v="urn:schemas-microsoft-com:vml" xmlns:wp14="http://schemas.microsoft.com/office/word/2010/wordprocessingDrawing" xmlns:wp="http://schemas.openxmlformats.org/drawingml/2006/wordprocessingDrawing" xmlns:w10="urn:schemas-microsoft-com:office:word" xmlns:w="http://schemas.openxmlformats.org/wordprocessingml/2006/main" xmlns:w14="http://schemas.microsoft.com/office/word/2010/wordml" xmlns:w15="http://schemas.microsoft.com/office/word/2012/wordml" xmlns:w16cex="http://schemas.microsoft.com/office/word/2018/wordml/cex" xmlns:w16cid="http://schemas.microsoft.com/office/word/2016/wordml/cid" xmlns:w16="http://schemas.microsoft.com/office/word/2018/wordml" xmlns:w16du="http://schemas.microsoft.com/office/word/2023/wordml/word16du" xmlns:w16sdtdh="http://schemas.microsoft.com/office/word/2020/wordml/sdtdatahash" xmlns:w16sdtfl="http://schemas.microsoft.com/office/word/2024/wordml/sdtformatlock" xmlns:w16se="http://schemas.microsoft.com/office/word/2015/wordml/symex" xmlns:wpg="http://schemas.microsoft.com/office/word/2010/wordprocessingGroup" xmlns:wpi="http://schemas.microsoft.com/office/word/2010/wordprocessingInk" xmlns:wne="http://schemas.microsoft.com/office/word/2006/wordml" xmlns:wps="http://schemas.microsoft.com/office/word/2010/wordprocessingShape" mc:Ignorable="w14 w15 w16se w16cid w16 w16cex w16sdtdh w16sdtfl w16du wp14">
   <w:p>
     <w:pPr>
       <w:pStyle w:val="Footer"/>
-      <w:rPr/>
     </w:pPr>
-    <w:r>
-      <w:rPr/>
-    </w:r>
   </w:p>
 </w:ftr>
 </file>
 
 <file path=word/footer2.xml><?xml version="1.0" encoding="utf-8"?>
-<w:ftr xmlns:o="urn:schemas-microsoft-com:office:office" xmlns:r="http://schemas.openxmlformats.org/officeDocument/2006/relationships" xmlns:v="urn:schemas-microsoft-com:vml" xmlns:w="http://schemas.openxmlformats.org/wordprocessingml/2006/main" xmlns:w10="urn:schemas-microsoft-com:office:word" xmlns:wp="http://schemas.openxmlformats.org/drawingml/2006/wordprocessingDrawing" xmlns:wps="http://schemas.microsoft.com/office/word/2010/wordprocessingShape" xmlns:wpg="http://schemas.microsoft.com/office/word/2010/wordprocessingGroup" xmlns:mc="http://schemas.openxmlformats.org/markup-compatibility/2006" xmlns:wp14="http://schemas.microsoft.com/office/word/2010/wordprocessingDrawing" xmlns:w14="http://schemas.microsoft.com/office/word/2010/wordml" xmlns:w15="http://schemas.microsoft.com/office/word/2012/wordml" mc:Ignorable="w14 wp14 w15">
+<w:ftr xmlns:wpc="http://schemas.microsoft.com/office/word/2010/wordprocessingCanvas" xmlns:cx="http://schemas.microsoft.com/office/drawing/2014/chartex" xmlns:cx1="http://schemas.microsoft.com/office/drawing/2015/9/8/chartex" xmlns:cx2="http://schemas.microsoft.com/office/drawing/2015/10/21/chartex" xmlns:cx3="http://schemas.microsoft.com/office/drawing/2016/5/9/chartex" xmlns:cx4="http://schemas.microsoft.com/office/drawing/2016/5/10/chartex" xmlns:cx5="http://schemas.microsoft.com/office/drawing/2016/5/11/chartex" xmlns:cx6="http://schemas.microsoft.com/office/drawing/2016/5/12/chartex" xmlns:cx7="http://schemas.microsoft.com/office/drawing/2016/5/13/chartex" xmlns:cx8="http://schemas.microsoft.com/office/drawing/2016/5/14/chartex" xmlns:mc="http://schemas.openxmlformats.org/markup-compatibility/2006" xmlns:aink="http://schemas.microsoft.com/office/drawing/2016/ink" xmlns:am3d="http://schemas.microsoft.com/office/drawing/2017/model3d" xmlns:o="urn:schemas-microsoft-com:office:office" xmlns:oel="http://schemas.microsoft.com/office/2019/extlst" xmlns:r="http://schemas.openxmlformats.org/officeDocument/2006/relationships" xmlns:m="http://schemas.openxmlformats.org/officeDocument/2006/math" xmlns:v="urn:schemas-microsoft-com:vml" xmlns:wp14="http://schemas.microsoft.com/office/word/2010/wordprocessingDrawing" xmlns:wp="http://schemas.openxmlformats.org/drawingml/2006/wordprocessingDrawing" xmlns:w10="urn:schemas-microsoft-com:office:word" xmlns:w="http://schemas.openxmlformats.org/wordprocessingml/2006/main" xmlns:w14="http://schemas.microsoft.com/office/word/2010/wordml" xmlns:w15="http://schemas.microsoft.com/office/word/2012/wordml" xmlns:w16cex="http://schemas.microsoft.com/office/word/2018/wordml/cex" xmlns:w16cid="http://schemas.microsoft.com/office/word/2016/wordml/cid" xmlns:w16="http://schemas.microsoft.com/office/word/2018/wordml" xmlns:w16du="http://schemas.microsoft.com/office/word/2023/wordml/word16du" xmlns:w16sdtdh="http://schemas.microsoft.com/office/word/2020/wordml/sdtdatahash" xmlns:w16sdtfl="http://schemas.microsoft.com/office/word/2024/wordml/sdtformatlock" xmlns:w16se="http://schemas.microsoft.com/office/word/2015/wordml/symex" xmlns:wpg="http://schemas.microsoft.com/office/word/2010/wordprocessingGroup" xmlns:wpi="http://schemas.microsoft.com/office/word/2010/wordprocessingInk" xmlns:wne="http://schemas.microsoft.com/office/word/2006/wordml" xmlns:wps="http://schemas.microsoft.com/office/word/2010/wordprocessingShape" mc:Ignorable="w14 w15 w16se w16cid w16 w16cex w16sdtdh w16sdtfl w16du wp14">
   <w:sdt>
     <w:sdtPr>
+      <w:id w:val="775985751"/>
       <w:docPartObj>
         <w:docPartGallery w:val="Page Numbers (Bottom of Page)"/>
-        <w:docPartUnique w:val="true"/>
+        <w:docPartUnique/>
       </w:docPartObj>
-      <w:id w:val="775985751"/>
     </w:sdtPr>
     <w:sdtContent>
       <w:p>
         <w:pPr>
           <w:pStyle w:val="Footer"/>
           <w:jc w:val="right"/>
-          <w:rPr/>
         </w:pPr>
         <w:r>
-          <w:rPr/>
           <w:fldChar w:fldCharType="begin"/>
         </w:r>
         <w:r>
-          <w:rPr/>
           <w:instrText xml:space="preserve"> PAGE </w:instrText>
         </w:r>
         <w:r>
-          <w:rPr/>
           <w:fldChar w:fldCharType="separate"/>
         </w:r>
         <w:r>
-          <w:rPr/>
           <w:t>8</w:t>
         </w:r>
         <w:r>
-          <w:rPr/>
           <w:fldChar w:fldCharType="end"/>
         </w:r>
       </w:p>
@@ -2957,50 +3693,40 @@
   <w:p>
     <w:pPr>
       <w:pStyle w:val="Footer"/>
-      <w:rPr/>
     </w:pPr>
-    <w:r>
-      <w:rPr/>
-    </w:r>
   </w:p>
 </w:ftr>
 </file>
 
 <file path=word/footer3.xml><?xml version="1.0" encoding="utf-8"?>
-<w:ftr xmlns:o="urn:schemas-microsoft-com:office:office" xmlns:r="http://schemas.openxmlformats.org/officeDocument/2006/relationships" xmlns:v="urn:schemas-microsoft-com:vml" xmlns:w="http://schemas.openxmlformats.org/wordprocessingml/2006/main" xmlns:w10="urn:schemas-microsoft-com:office:word" xmlns:wp="http://schemas.openxmlformats.org/drawingml/2006/wordprocessingDrawing" xmlns:wps="http://schemas.microsoft.com/office/word/2010/wordprocessingShape" xmlns:wpg="http://schemas.microsoft.com/office/word/2010/wordprocessingGroup" xmlns:mc="http://schemas.openxmlformats.org/markup-compatibility/2006" xmlns:wp14="http://schemas.microsoft.com/office/word/2010/wordprocessingDrawing" xmlns:w14="http://schemas.microsoft.com/office/word/2010/wordml" xmlns:w15="http://schemas.microsoft.com/office/word/2012/wordml" mc:Ignorable="w14 wp14 w15">
+<w:ftr xmlns:wpc="http://schemas.microsoft.com/office/word/2010/wordprocessingCanvas" xmlns:cx="http://schemas.microsoft.com/office/drawing/2014/chartex" xmlns:cx1="http://schemas.microsoft.com/office/drawing/2015/9/8/chartex" xmlns:cx2="http://schemas.microsoft.com/office/drawing/2015/10/21/chartex" xmlns:cx3="http://schemas.microsoft.com/office/drawing/2016/5/9/chartex" xmlns:cx4="http://schemas.microsoft.com/office/drawing/2016/5/10/chartex" xmlns:cx5="http://schemas.microsoft.com/office/drawing/2016/5/11/chartex" xmlns:cx6="http://schemas.microsoft.com/office/drawing/2016/5/12/chartex" xmlns:cx7="http://schemas.microsoft.com/office/drawing/2016/5/13/chartex" xmlns:cx8="http://schemas.microsoft.com/office/drawing/2016/5/14/chartex" xmlns:mc="http://schemas.openxmlformats.org/markup-compatibility/2006" xmlns:aink="http://schemas.microsoft.com/office/drawing/2016/ink" xmlns:am3d="http://schemas.microsoft.com/office/drawing/2017/model3d" xmlns:o="urn:schemas-microsoft-com:office:office" xmlns:oel="http://schemas.microsoft.com/office/2019/extlst" xmlns:r="http://schemas.openxmlformats.org/officeDocument/2006/relationships" xmlns:m="http://schemas.openxmlformats.org/officeDocument/2006/math" xmlns:v="urn:schemas-microsoft-com:vml" xmlns:wp14="http://schemas.microsoft.com/office/word/2010/wordprocessingDrawing" xmlns:wp="http://schemas.openxmlformats.org/drawingml/2006/wordprocessingDrawing" xmlns:w10="urn:schemas-microsoft-com:office:word" xmlns:w="http://schemas.openxmlformats.org/wordprocessingml/2006/main" xmlns:w14="http://schemas.microsoft.com/office/word/2010/wordml" xmlns:w15="http://schemas.microsoft.com/office/word/2012/wordml" xmlns:w16cex="http://schemas.microsoft.com/office/word/2018/wordml/cex" xmlns:w16cid="http://schemas.microsoft.com/office/word/2016/wordml/cid" xmlns:w16="http://schemas.microsoft.com/office/word/2018/wordml" xmlns:w16du="http://schemas.microsoft.com/office/word/2023/wordml/word16du" xmlns:w16sdtdh="http://schemas.microsoft.com/office/word/2020/wordml/sdtdatahash" xmlns:w16sdtfl="http://schemas.microsoft.com/office/word/2024/wordml/sdtformatlock" xmlns:w16se="http://schemas.microsoft.com/office/word/2015/wordml/symex" xmlns:wpg="http://schemas.microsoft.com/office/word/2010/wordprocessingGroup" xmlns:wpi="http://schemas.microsoft.com/office/word/2010/wordprocessingInk" xmlns:wne="http://schemas.microsoft.com/office/word/2006/wordml" xmlns:wps="http://schemas.microsoft.com/office/word/2010/wordprocessingShape" mc:Ignorable="w14 w15 w16se w16cid w16 w16cex w16sdtdh w16sdtfl w16du wp14">
   <w:sdt>
     <w:sdtPr>
+      <w:id w:val="-1885947495"/>
       <w:docPartObj>
         <w:docPartGallery w:val="Page Numbers (Bottom of Page)"/>
-        <w:docPartUnique w:val="true"/>
+        <w:docPartUnique/>
       </w:docPartObj>
-      <w:id w:val="775985751"/>
     </w:sdtPr>
     <w:sdtContent>
       <w:p>
         <w:pPr>
           <w:pStyle w:val="Footer"/>
           <w:jc w:val="right"/>
-          <w:rPr/>
         </w:pPr>
         <w:r>
-          <w:rPr/>
           <w:fldChar w:fldCharType="begin"/>
         </w:r>
         <w:r>
-          <w:rPr/>
           <w:instrText xml:space="preserve"> PAGE </w:instrText>
         </w:r>
         <w:r>
-          <w:rPr/>
           <w:fldChar w:fldCharType="separate"/>
         </w:r>
         <w:r>
-          <w:rPr/>
           <w:t>8</w:t>
         </w:r>
         <w:r>
-          <w:rPr/>
           <w:fldChar w:fldCharType="end"/>
         </w:r>
       </w:p>
@@ -3009,18 +3735,643 @@
   <w:p>
     <w:pPr>
       <w:pStyle w:val="Footer"/>
-      <w:rPr/>
     </w:pPr>
-    <w:r>
-      <w:rPr/>
-    </w:r>
   </w:p>
 </w:ftr>
 </file>
 
+<file path=word/footnotes.xml><?xml version="1.0" encoding="utf-8"?>
+<w:footnotes xmlns:wpc="http://schemas.microsoft.com/office/word/2010/wordprocessingCanvas" xmlns:cx="http://schemas.microsoft.com/office/drawing/2014/chartex" xmlns:cx1="http://schemas.microsoft.com/office/drawing/2015/9/8/chartex" xmlns:cx2="http://schemas.microsoft.com/office/drawing/2015/10/21/chartex" xmlns:cx3="http://schemas.microsoft.com/office/drawing/2016/5/9/chartex" xmlns:cx4="http://schemas.microsoft.com/office/drawing/2016/5/10/chartex" xmlns:cx5="http://schemas.microsoft.com/office/drawing/2016/5/11/chartex" xmlns:cx6="http://schemas.microsoft.com/office/drawing/2016/5/12/chartex" xmlns:cx7="http://schemas.microsoft.com/office/drawing/2016/5/13/chartex" xmlns:cx8="http://schemas.microsoft.com/office/drawing/2016/5/14/chartex" xmlns:mc="http://schemas.openxmlformats.org/markup-compatibility/2006" xmlns:aink="http://schemas.microsoft.com/office/drawing/2016/ink" xmlns:am3d="http://schemas.microsoft.com/office/drawing/2017/model3d" xmlns:o="urn:schemas-microsoft-com:office:office" xmlns:oel="http://schemas.microsoft.com/office/2019/extlst" xmlns:r="http://schemas.openxmlformats.org/officeDocument/2006/relationships" xmlns:m="http://schemas.openxmlformats.org/officeDocument/2006/math" xmlns:v="urn:schemas-microsoft-com:vml" xmlns:wp14="http://schemas.microsoft.com/office/word/2010/wordprocessingDrawing" xmlns:wp="http://schemas.openxmlformats.org/drawingml/2006/wordprocessingDrawing" xmlns:w10="urn:schemas-microsoft-com:office:word" xmlns:w="http://schemas.openxmlformats.org/wordprocessingml/2006/main" xmlns:w14="http://schemas.microsoft.com/office/word/2010/wordml" xmlns:w15="http://schemas.microsoft.com/office/word/2012/wordml" xmlns:w16cex="http://schemas.microsoft.com/office/word/2018/wordml/cex" xmlns:w16cid="http://schemas.microsoft.com/office/word/2016/wordml/cid" xmlns:w16="http://schemas.microsoft.com/office/word/2018/wordml" xmlns:w16du="http://schemas.microsoft.com/office/word/2023/wordml/word16du" xmlns:w16sdtdh="http://schemas.microsoft.com/office/word/2020/wordml/sdtdatahash" xmlns:w16sdtfl="http://schemas.microsoft.com/office/word/2024/wordml/sdtformatlock" xmlns:w16se="http://schemas.microsoft.com/office/word/2015/wordml/symex" xmlns:wpg="http://schemas.microsoft.com/office/word/2010/wordprocessingGroup" xmlns:wpi="http://schemas.microsoft.com/office/word/2010/wordprocessingInk" xmlns:wne="http://schemas.microsoft.com/office/word/2006/wordml" xmlns:wps="http://schemas.microsoft.com/office/word/2010/wordprocessingShape" mc:Ignorable="w14 w15 w16se w16cid w16 w16cex w16sdtdh w16sdtfl w16du wp14">
+  <w:footnote w:type="separator" w:id="-1">
+    <w:p>
+      <w:pPr>
+        <w:spacing w:after="0" w:line="240" w:lineRule="auto"/>
+      </w:pPr>
+      <w:r>
+        <w:separator/>
+      </w:r>
+    </w:p>
+  </w:footnote>
+  <w:footnote w:type="continuationSeparator" w:id="0">
+    <w:p>
+      <w:pPr>
+        <w:spacing w:after="0" w:line="240" w:lineRule="auto"/>
+      </w:pPr>
+      <w:r>
+        <w:continuationSeparator/>
+      </w:r>
+    </w:p>
+  </w:footnote>
+</w:footnotes>
+</file>
+
 <file path=word/numbering.xml><?xml version="1.0" encoding="utf-8"?>
-<w:numbering xmlns:w="http://schemas.openxmlformats.org/wordprocessingml/2006/main" xmlns:o="urn:schemas-microsoft-com:office:office" xmlns:r="http://schemas.openxmlformats.org/officeDocument/2006/relationships" xmlns:v="urn:schemas-microsoft-com:vml" xmlns:mc="http://schemas.openxmlformats.org/markup-compatibility/2006" xmlns:w14="http://schemas.microsoft.com/office/word/2010/wordml" mc:Ignorable="w14">
-  <w:abstractNum w:abstractNumId="1">
+<w:numbering xmlns:wpc="http://schemas.microsoft.com/office/word/2010/wordprocessingCanvas" xmlns:cx="http://schemas.microsoft.com/office/drawing/2014/chartex" xmlns:cx1="http://schemas.microsoft.com/office/drawing/2015/9/8/chartex" xmlns:cx2="http://schemas.microsoft.com/office/drawing/2015/10/21/chartex" xmlns:cx3="http://schemas.microsoft.com/office/drawing/2016/5/9/chartex" xmlns:cx4="http://schemas.microsoft.com/office/drawing/2016/5/10/chartex" xmlns:cx5="http://schemas.microsoft.com/office/drawing/2016/5/11/chartex" xmlns:cx6="http://schemas.microsoft.com/office/drawing/2016/5/12/chartex" xmlns:cx7="http://schemas.microsoft.com/office/drawing/2016/5/13/chartex" xmlns:cx8="http://schemas.microsoft.com/office/drawing/2016/5/14/chartex" xmlns:mc="http://schemas.openxmlformats.org/markup-compatibility/2006" xmlns:aink="http://schemas.microsoft.com/office/drawing/2016/ink" xmlns:am3d="http://schemas.microsoft.com/office/drawing/2017/model3d" xmlns:o="urn:schemas-microsoft-com:office:office" xmlns:oel="http://schemas.microsoft.com/office/2019/extlst" xmlns:r="http://schemas.openxmlformats.org/officeDocument/2006/relationships" xmlns:m="http://schemas.openxmlformats.org/officeDocument/2006/math" xmlns:v="urn:schemas-microsoft-com:vml" xmlns:wp14="http://schemas.microsoft.com/office/word/2010/wordprocessingDrawing" xmlns:wp="http://schemas.openxmlformats.org/drawingml/2006/wordprocessingDrawing" xmlns:w10="urn:schemas-microsoft-com:office:word" xmlns:w="http://schemas.openxmlformats.org/wordprocessingml/2006/main" xmlns:w14="http://schemas.microsoft.com/office/word/2010/wordml" xmlns:w15="http://schemas.microsoft.com/office/word/2012/wordml" xmlns:w16cex="http://schemas.microsoft.com/office/word/2018/wordml/cex" xmlns:w16cid="http://schemas.microsoft.com/office/word/2016/wordml/cid" xmlns:w16="http://schemas.microsoft.com/office/word/2018/wordml" xmlns:w16du="http://schemas.microsoft.com/office/word/2023/wordml/word16du" xmlns:w16sdtdh="http://schemas.microsoft.com/office/word/2020/wordml/sdtdatahash" xmlns:w16sdtfl="http://schemas.microsoft.com/office/word/2024/wordml/sdtformatlock" xmlns:w16se="http://schemas.microsoft.com/office/word/2015/wordml/symex" xmlns:wpg="http://schemas.microsoft.com/office/word/2010/wordprocessingGroup" xmlns:wpi="http://schemas.microsoft.com/office/word/2010/wordprocessingInk" xmlns:wne="http://schemas.microsoft.com/office/word/2006/wordml" xmlns:wps="http://schemas.microsoft.com/office/word/2010/wordprocessingShape" mc:Ignorable="w14 w15 w16se w16cid w16 w16cex w16sdtdh w16sdtfl w16du wp14">
+  <w:abstractNum w:abstractNumId="0" w15:restartNumberingAfterBreak="0">
+    <w:nsid w:val="11EE00CD"/>
+    <w:multiLevelType w:val="hybridMultilevel"/>
+    <w:tmpl w:val="CF28DC34"/>
+    <w:lvl w:ilvl="0" w:tplc="0409000B">
+      <w:start w:val="1"/>
+      <w:numFmt w:val="bullet"/>
+      <w:lvlText w:val=""/>
+      <w:lvlJc w:val="left"/>
+      <w:pPr>
+        <w:ind w:left="720" w:hanging="360"/>
+      </w:pPr>
+      <w:rPr>
+        <w:rFonts w:ascii="Wingdings" w:hAnsi="Wingdings" w:hint="default"/>
+      </w:rPr>
+    </w:lvl>
+    <w:lvl w:ilvl="1" w:tplc="04090003" w:tentative="1">
+      <w:start w:val="1"/>
+      <w:numFmt w:val="bullet"/>
+      <w:lvlText w:val="o"/>
+      <w:lvlJc w:val="left"/>
+      <w:pPr>
+        <w:ind w:left="1440" w:hanging="360"/>
+      </w:pPr>
+      <w:rPr>
+        <w:rFonts w:ascii="Courier New" w:hAnsi="Courier New" w:cs="Courier New" w:hint="default"/>
+      </w:rPr>
+    </w:lvl>
+    <w:lvl w:ilvl="2" w:tplc="04090005" w:tentative="1">
+      <w:start w:val="1"/>
+      <w:numFmt w:val="bullet"/>
+      <w:lvlText w:val=""/>
+      <w:lvlJc w:val="left"/>
+      <w:pPr>
+        <w:ind w:left="2160" w:hanging="360"/>
+      </w:pPr>
+      <w:rPr>
+        <w:rFonts w:ascii="Wingdings" w:hAnsi="Wingdings" w:hint="default"/>
+      </w:rPr>
+    </w:lvl>
+    <w:lvl w:ilvl="3" w:tplc="04090001" w:tentative="1">
+      <w:start w:val="1"/>
+      <w:numFmt w:val="bullet"/>
+      <w:lvlText w:val=""/>
+      <w:lvlJc w:val="left"/>
+      <w:pPr>
+        <w:ind w:left="2880" w:hanging="360"/>
+      </w:pPr>
+      <w:rPr>
+        <w:rFonts w:ascii="Symbol" w:hAnsi="Symbol" w:hint="default"/>
+      </w:rPr>
+    </w:lvl>
+    <w:lvl w:ilvl="4" w:tplc="04090003" w:tentative="1">
+      <w:start w:val="1"/>
+      <w:numFmt w:val="bullet"/>
+      <w:lvlText w:val="o"/>
+      <w:lvlJc w:val="left"/>
+      <w:pPr>
+        <w:ind w:left="3600" w:hanging="360"/>
+      </w:pPr>
+      <w:rPr>
+        <w:rFonts w:ascii="Courier New" w:hAnsi="Courier New" w:cs="Courier New" w:hint="default"/>
+      </w:rPr>
+    </w:lvl>
+    <w:lvl w:ilvl="5" w:tplc="04090005" w:tentative="1">
+      <w:start w:val="1"/>
+      <w:numFmt w:val="bullet"/>
+      <w:lvlText w:val=""/>
+      <w:lvlJc w:val="left"/>
+      <w:pPr>
+        <w:ind w:left="4320" w:hanging="360"/>
+      </w:pPr>
+      <w:rPr>
+        <w:rFonts w:ascii="Wingdings" w:hAnsi="Wingdings" w:hint="default"/>
+      </w:rPr>
+    </w:lvl>
+    <w:lvl w:ilvl="6" w:tplc="04090001" w:tentative="1">
+      <w:start w:val="1"/>
+      <w:numFmt w:val="bullet"/>
+      <w:lvlText w:val=""/>
+      <w:lvlJc w:val="left"/>
+      <w:pPr>
+        <w:ind w:left="5040" w:hanging="360"/>
+      </w:pPr>
+      <w:rPr>
+        <w:rFonts w:ascii="Symbol" w:hAnsi="Symbol" w:hint="default"/>
+      </w:rPr>
+    </w:lvl>
+    <w:lvl w:ilvl="7" w:tplc="04090003" w:tentative="1">
+      <w:start w:val="1"/>
+      <w:numFmt w:val="bullet"/>
+      <w:lvlText w:val="o"/>
+      <w:lvlJc w:val="left"/>
+      <w:pPr>
+        <w:ind w:left="5760" w:hanging="360"/>
+      </w:pPr>
+      <w:rPr>
+        <w:rFonts w:ascii="Courier New" w:hAnsi="Courier New" w:cs="Courier New" w:hint="default"/>
+      </w:rPr>
+    </w:lvl>
+    <w:lvl w:ilvl="8" w:tplc="04090005" w:tentative="1">
+      <w:start w:val="1"/>
+      <w:numFmt w:val="bullet"/>
+      <w:lvlText w:val=""/>
+      <w:lvlJc w:val="left"/>
+      <w:pPr>
+        <w:ind w:left="6480" w:hanging="360"/>
+      </w:pPr>
+      <w:rPr>
+        <w:rFonts w:ascii="Wingdings" w:hAnsi="Wingdings" w:hint="default"/>
+      </w:rPr>
+    </w:lvl>
+  </w:abstractNum>
+  <w:abstractNum w:abstractNumId="1" w15:restartNumberingAfterBreak="0">
+    <w:nsid w:val="157570FB"/>
+    <w:multiLevelType w:val="multilevel"/>
+    <w:tmpl w:val="32D22774"/>
+    <w:lvl w:ilvl="0">
+      <w:start w:val="1"/>
+      <w:numFmt w:val="bullet"/>
+      <w:lvlText w:val=""/>
+      <w:lvlJc w:val="left"/>
+      <w:pPr>
+        <w:tabs>
+          <w:tab w:val="num" w:pos="0"/>
+        </w:tabs>
+        <w:ind w:left="2052" w:hanging="360"/>
+      </w:pPr>
+      <w:rPr>
+        <w:rFonts w:ascii="Symbol" w:eastAsiaTheme="minorHAnsi" w:hAnsi="Symbol" w:cstheme="minorBidi" w:hint="default"/>
+      </w:rPr>
+    </w:lvl>
+    <w:lvl w:ilvl="1">
+      <w:start w:val="1"/>
+      <w:numFmt w:val="bullet"/>
+      <w:lvlText w:val="o"/>
+      <w:lvlJc w:val="left"/>
+      <w:pPr>
+        <w:tabs>
+          <w:tab w:val="num" w:pos="0"/>
+        </w:tabs>
+        <w:ind w:left="2772" w:hanging="360"/>
+      </w:pPr>
+      <w:rPr>
+        <w:rFonts w:ascii="Courier New" w:hAnsi="Courier New" w:cs="Courier New" w:hint="default"/>
+      </w:rPr>
+    </w:lvl>
+    <w:lvl w:ilvl="2">
+      <w:start w:val="1"/>
+      <w:numFmt w:val="bullet"/>
+      <w:lvlText w:val=""/>
+      <w:lvlJc w:val="left"/>
+      <w:pPr>
+        <w:tabs>
+          <w:tab w:val="num" w:pos="0"/>
+        </w:tabs>
+        <w:ind w:left="3492" w:hanging="360"/>
+      </w:pPr>
+      <w:rPr>
+        <w:rFonts w:ascii="Wingdings" w:hAnsi="Wingdings" w:cs="Wingdings" w:hint="default"/>
+      </w:rPr>
+    </w:lvl>
+    <w:lvl w:ilvl="3">
+      <w:start w:val="1"/>
+      <w:numFmt w:val="bullet"/>
+      <w:lvlText w:val=""/>
+      <w:lvlJc w:val="left"/>
+      <w:pPr>
+        <w:tabs>
+          <w:tab w:val="num" w:pos="0"/>
+        </w:tabs>
+        <w:ind w:left="4212" w:hanging="360"/>
+      </w:pPr>
+      <w:rPr>
+        <w:rFonts w:ascii="Symbol" w:hAnsi="Symbol" w:cs="Symbol" w:hint="default"/>
+      </w:rPr>
+    </w:lvl>
+    <w:lvl w:ilvl="4">
+      <w:start w:val="1"/>
+      <w:numFmt w:val="bullet"/>
+      <w:lvlText w:val="o"/>
+      <w:lvlJc w:val="left"/>
+      <w:pPr>
+        <w:tabs>
+          <w:tab w:val="num" w:pos="0"/>
+        </w:tabs>
+        <w:ind w:left="4932" w:hanging="360"/>
+      </w:pPr>
+      <w:rPr>
+        <w:rFonts w:ascii="Courier New" w:hAnsi="Courier New" w:cs="Courier New" w:hint="default"/>
+      </w:rPr>
+    </w:lvl>
+    <w:lvl w:ilvl="5">
+      <w:start w:val="1"/>
+      <w:numFmt w:val="bullet"/>
+      <w:lvlText w:val=""/>
+      <w:lvlJc w:val="left"/>
+      <w:pPr>
+        <w:tabs>
+          <w:tab w:val="num" w:pos="0"/>
+        </w:tabs>
+        <w:ind w:left="5652" w:hanging="360"/>
+      </w:pPr>
+      <w:rPr>
+        <w:rFonts w:ascii="Wingdings" w:hAnsi="Wingdings" w:cs="Wingdings" w:hint="default"/>
+      </w:rPr>
+    </w:lvl>
+    <w:lvl w:ilvl="6">
+      <w:start w:val="1"/>
+      <w:numFmt w:val="bullet"/>
+      <w:lvlText w:val=""/>
+      <w:lvlJc w:val="left"/>
+      <w:pPr>
+        <w:tabs>
+          <w:tab w:val="num" w:pos="0"/>
+        </w:tabs>
+        <w:ind w:left="6372" w:hanging="360"/>
+      </w:pPr>
+      <w:rPr>
+        <w:rFonts w:ascii="Symbol" w:hAnsi="Symbol" w:cs="Symbol" w:hint="default"/>
+      </w:rPr>
+    </w:lvl>
+    <w:lvl w:ilvl="7">
+      <w:start w:val="1"/>
+      <w:numFmt w:val="bullet"/>
+      <w:lvlText w:val="o"/>
+      <w:lvlJc w:val="left"/>
+      <w:pPr>
+        <w:tabs>
+          <w:tab w:val="num" w:pos="0"/>
+        </w:tabs>
+        <w:ind w:left="7092" w:hanging="360"/>
+      </w:pPr>
+      <w:rPr>
+        <w:rFonts w:ascii="Courier New" w:hAnsi="Courier New" w:cs="Courier New" w:hint="default"/>
+      </w:rPr>
+    </w:lvl>
+    <w:lvl w:ilvl="8">
+      <w:start w:val="1"/>
+      <w:numFmt w:val="bullet"/>
+      <w:lvlText w:val=""/>
+      <w:lvlJc w:val="left"/>
+      <w:pPr>
+        <w:tabs>
+          <w:tab w:val="num" w:pos="0"/>
+        </w:tabs>
+        <w:ind w:left="7812" w:hanging="360"/>
+      </w:pPr>
+      <w:rPr>
+        <w:rFonts w:ascii="Wingdings" w:hAnsi="Wingdings" w:cs="Wingdings" w:hint="default"/>
+      </w:rPr>
+    </w:lvl>
+  </w:abstractNum>
+  <w:abstractNum w:abstractNumId="2" w15:restartNumberingAfterBreak="0">
+    <w:nsid w:val="19A16811"/>
+    <w:multiLevelType w:val="multilevel"/>
+    <w:tmpl w:val="203E4DBC"/>
+    <w:lvl w:ilvl="0">
+      <w:start w:val="1"/>
+      <w:numFmt w:val="none"/>
+      <w:suff w:val="nothing"/>
+      <w:lvlText w:val=""/>
+      <w:lvlJc w:val="left"/>
+      <w:pPr>
+        <w:tabs>
+          <w:tab w:val="num" w:pos="0"/>
+        </w:tabs>
+        <w:ind w:left="0" w:firstLine="0"/>
+      </w:pPr>
+    </w:lvl>
+    <w:lvl w:ilvl="1">
+      <w:start w:val="1"/>
+      <w:numFmt w:val="none"/>
+      <w:suff w:val="nothing"/>
+      <w:lvlText w:val=""/>
+      <w:lvlJc w:val="left"/>
+      <w:pPr>
+        <w:tabs>
+          <w:tab w:val="num" w:pos="0"/>
+        </w:tabs>
+        <w:ind w:left="0" w:firstLine="0"/>
+      </w:pPr>
+    </w:lvl>
+    <w:lvl w:ilvl="2">
+      <w:start w:val="1"/>
+      <w:numFmt w:val="none"/>
+      <w:suff w:val="nothing"/>
+      <w:lvlText w:val=""/>
+      <w:lvlJc w:val="left"/>
+      <w:pPr>
+        <w:tabs>
+          <w:tab w:val="num" w:pos="0"/>
+        </w:tabs>
+        <w:ind w:left="0" w:firstLine="0"/>
+      </w:pPr>
+    </w:lvl>
+    <w:lvl w:ilvl="3">
+      <w:start w:val="1"/>
+      <w:numFmt w:val="none"/>
+      <w:suff w:val="nothing"/>
+      <w:lvlText w:val=""/>
+      <w:lvlJc w:val="left"/>
+      <w:pPr>
+        <w:tabs>
+          <w:tab w:val="num" w:pos="0"/>
+        </w:tabs>
+        <w:ind w:left="0" w:firstLine="0"/>
+      </w:pPr>
+    </w:lvl>
+    <w:lvl w:ilvl="4">
+      <w:start w:val="1"/>
+      <w:numFmt w:val="none"/>
+      <w:suff w:val="nothing"/>
+      <w:lvlText w:val=""/>
+      <w:lvlJc w:val="left"/>
+      <w:pPr>
+        <w:tabs>
+          <w:tab w:val="num" w:pos="0"/>
+        </w:tabs>
+        <w:ind w:left="0" w:firstLine="0"/>
+      </w:pPr>
+    </w:lvl>
+    <w:lvl w:ilvl="5">
+      <w:start w:val="1"/>
+      <w:numFmt w:val="none"/>
+      <w:suff w:val="nothing"/>
+      <w:lvlText w:val=""/>
+      <w:lvlJc w:val="left"/>
+      <w:pPr>
+        <w:tabs>
+          <w:tab w:val="num" w:pos="0"/>
+        </w:tabs>
+        <w:ind w:left="0" w:firstLine="0"/>
+      </w:pPr>
+    </w:lvl>
+    <w:lvl w:ilvl="6">
+      <w:start w:val="1"/>
+      <w:numFmt w:val="none"/>
+      <w:suff w:val="nothing"/>
+      <w:lvlText w:val=""/>
+      <w:lvlJc w:val="left"/>
+      <w:pPr>
+        <w:tabs>
+          <w:tab w:val="num" w:pos="0"/>
+        </w:tabs>
+        <w:ind w:left="0" w:firstLine="0"/>
+      </w:pPr>
+    </w:lvl>
+    <w:lvl w:ilvl="7">
+      <w:start w:val="1"/>
+      <w:numFmt w:val="none"/>
+      <w:suff w:val="nothing"/>
+      <w:lvlText w:val=""/>
+      <w:lvlJc w:val="left"/>
+      <w:pPr>
+        <w:tabs>
+          <w:tab w:val="num" w:pos="0"/>
+        </w:tabs>
+        <w:ind w:left="0" w:firstLine="0"/>
+      </w:pPr>
+    </w:lvl>
+    <w:lvl w:ilvl="8">
+      <w:start w:val="1"/>
+      <w:numFmt w:val="none"/>
+      <w:suff w:val="nothing"/>
+      <w:lvlText w:val=""/>
+      <w:lvlJc w:val="left"/>
+      <w:pPr>
+        <w:tabs>
+          <w:tab w:val="num" w:pos="0"/>
+        </w:tabs>
+        <w:ind w:left="0" w:firstLine="0"/>
+      </w:pPr>
+    </w:lvl>
+  </w:abstractNum>
+  <w:abstractNum w:abstractNumId="3" w15:restartNumberingAfterBreak="0">
+    <w:nsid w:val="21A918CB"/>
+    <w:multiLevelType w:val="hybridMultilevel"/>
+    <w:tmpl w:val="AB8A4654"/>
+    <w:lvl w:ilvl="0" w:tplc="04090001">
+      <w:start w:val="1"/>
+      <w:numFmt w:val="bullet"/>
+      <w:lvlText w:val=""/>
+      <w:lvlJc w:val="left"/>
+      <w:pPr>
+        <w:ind w:left="1440" w:hanging="360"/>
+      </w:pPr>
+      <w:rPr>
+        <w:rFonts w:ascii="Symbol" w:hAnsi="Symbol" w:hint="default"/>
+      </w:rPr>
+    </w:lvl>
+    <w:lvl w:ilvl="1" w:tplc="04090003" w:tentative="1">
+      <w:start w:val="1"/>
+      <w:numFmt w:val="bullet"/>
+      <w:lvlText w:val="o"/>
+      <w:lvlJc w:val="left"/>
+      <w:pPr>
+        <w:ind w:left="2160" w:hanging="360"/>
+      </w:pPr>
+      <w:rPr>
+        <w:rFonts w:ascii="Courier New" w:hAnsi="Courier New" w:cs="Courier New" w:hint="default"/>
+      </w:rPr>
+    </w:lvl>
+    <w:lvl w:ilvl="2" w:tplc="04090005" w:tentative="1">
+      <w:start w:val="1"/>
+      <w:numFmt w:val="bullet"/>
+      <w:lvlText w:val=""/>
+      <w:lvlJc w:val="left"/>
+      <w:pPr>
+        <w:ind w:left="2880" w:hanging="360"/>
+      </w:pPr>
+      <w:rPr>
+        <w:rFonts w:ascii="Wingdings" w:hAnsi="Wingdings" w:hint="default"/>
+      </w:rPr>
+    </w:lvl>
+    <w:lvl w:ilvl="3" w:tplc="04090001" w:tentative="1">
+      <w:start w:val="1"/>
+      <w:numFmt w:val="bullet"/>
+      <w:lvlText w:val=""/>
+      <w:lvlJc w:val="left"/>
+      <w:pPr>
+        <w:ind w:left="3600" w:hanging="360"/>
+      </w:pPr>
+      <w:rPr>
+        <w:rFonts w:ascii="Symbol" w:hAnsi="Symbol" w:hint="default"/>
+      </w:rPr>
+    </w:lvl>
+    <w:lvl w:ilvl="4" w:tplc="04090003" w:tentative="1">
+      <w:start w:val="1"/>
+      <w:numFmt w:val="bullet"/>
+      <w:lvlText w:val="o"/>
+      <w:lvlJc w:val="left"/>
+      <w:pPr>
+        <w:ind w:left="4320" w:hanging="360"/>
+      </w:pPr>
+      <w:rPr>
+        <w:rFonts w:ascii="Courier New" w:hAnsi="Courier New" w:cs="Courier New" w:hint="default"/>
+      </w:rPr>
+    </w:lvl>
+    <w:lvl w:ilvl="5" w:tplc="04090005" w:tentative="1">
+      <w:start w:val="1"/>
+      <w:numFmt w:val="bullet"/>
+      <w:lvlText w:val=""/>
+      <w:lvlJc w:val="left"/>
+      <w:pPr>
+        <w:ind w:left="5040" w:hanging="360"/>
+      </w:pPr>
+      <w:rPr>
+        <w:rFonts w:ascii="Wingdings" w:hAnsi="Wingdings" w:hint="default"/>
+      </w:rPr>
+    </w:lvl>
+    <w:lvl w:ilvl="6" w:tplc="04090001" w:tentative="1">
+      <w:start w:val="1"/>
+      <w:numFmt w:val="bullet"/>
+      <w:lvlText w:val=""/>
+      <w:lvlJc w:val="left"/>
+      <w:pPr>
+        <w:ind w:left="5760" w:hanging="360"/>
+      </w:pPr>
+      <w:rPr>
+        <w:rFonts w:ascii="Symbol" w:hAnsi="Symbol" w:hint="default"/>
+      </w:rPr>
+    </w:lvl>
+    <w:lvl w:ilvl="7" w:tplc="04090003" w:tentative="1">
+      <w:start w:val="1"/>
+      <w:numFmt w:val="bullet"/>
+      <w:lvlText w:val="o"/>
+      <w:lvlJc w:val="left"/>
+      <w:pPr>
+        <w:ind w:left="6480" w:hanging="360"/>
+      </w:pPr>
+      <w:rPr>
+        <w:rFonts w:ascii="Courier New" w:hAnsi="Courier New" w:cs="Courier New" w:hint="default"/>
+      </w:rPr>
+    </w:lvl>
+    <w:lvl w:ilvl="8" w:tplc="04090005" w:tentative="1">
+      <w:start w:val="1"/>
+      <w:numFmt w:val="bullet"/>
+      <w:lvlText w:val=""/>
+      <w:lvlJc w:val="left"/>
+      <w:pPr>
+        <w:ind w:left="7200" w:hanging="360"/>
+      </w:pPr>
+      <w:rPr>
+        <w:rFonts w:ascii="Wingdings" w:hAnsi="Wingdings" w:hint="default"/>
+      </w:rPr>
+    </w:lvl>
+  </w:abstractNum>
+  <w:abstractNum w:abstractNumId="4" w15:restartNumberingAfterBreak="0">
+    <w:nsid w:val="263F69E7"/>
+    <w:multiLevelType w:val="multilevel"/>
+    <w:tmpl w:val="1C5E85BA"/>
+    <w:lvl w:ilvl="0">
+      <w:start w:val="1"/>
+      <w:numFmt w:val="upperLetter"/>
+      <w:lvlText w:val="%1."/>
+      <w:lvlJc w:val="left"/>
+      <w:pPr>
+        <w:tabs>
+          <w:tab w:val="num" w:pos="0"/>
+        </w:tabs>
+        <w:ind w:left="1332" w:hanging="360"/>
+      </w:pPr>
+    </w:lvl>
+    <w:lvl w:ilvl="1">
+      <w:start w:val="1"/>
+      <w:numFmt w:val="lowerLetter"/>
+      <w:lvlText w:val="%2."/>
+      <w:lvlJc w:val="left"/>
+      <w:pPr>
+        <w:tabs>
+          <w:tab w:val="num" w:pos="0"/>
+        </w:tabs>
+        <w:ind w:left="2052" w:hanging="360"/>
+      </w:pPr>
+    </w:lvl>
+    <w:lvl w:ilvl="2">
+      <w:start w:val="1"/>
+      <w:numFmt w:val="lowerRoman"/>
+      <w:lvlText w:val="%3."/>
+      <w:lvlJc w:val="right"/>
+      <w:pPr>
+        <w:tabs>
+          <w:tab w:val="num" w:pos="0"/>
+        </w:tabs>
+        <w:ind w:left="2772" w:hanging="180"/>
+      </w:pPr>
+    </w:lvl>
+    <w:lvl w:ilvl="3">
+      <w:start w:val="1"/>
+      <w:numFmt w:val="decimal"/>
+      <w:lvlText w:val="%4."/>
+      <w:lvlJc w:val="left"/>
+      <w:pPr>
+        <w:tabs>
+          <w:tab w:val="num" w:pos="0"/>
+        </w:tabs>
+        <w:ind w:left="3492" w:hanging="360"/>
+      </w:pPr>
+    </w:lvl>
+    <w:lvl w:ilvl="4">
+      <w:start w:val="1"/>
+      <w:numFmt w:val="lowerLetter"/>
+      <w:lvlText w:val="%5."/>
+      <w:lvlJc w:val="left"/>
+      <w:pPr>
+        <w:tabs>
+          <w:tab w:val="num" w:pos="0"/>
+        </w:tabs>
+        <w:ind w:left="4212" w:hanging="360"/>
+      </w:pPr>
+    </w:lvl>
+    <w:lvl w:ilvl="5">
+      <w:start w:val="1"/>
+      <w:numFmt w:val="lowerRoman"/>
+      <w:lvlText w:val="%6."/>
+      <w:lvlJc w:val="right"/>
+      <w:pPr>
+        <w:tabs>
+          <w:tab w:val="num" w:pos="0"/>
+        </w:tabs>
+        <w:ind w:left="4932" w:hanging="180"/>
+      </w:pPr>
+    </w:lvl>
+    <w:lvl w:ilvl="6">
+      <w:start w:val="1"/>
+      <w:numFmt w:val="decimal"/>
+      <w:lvlText w:val="%7."/>
+      <w:lvlJc w:val="left"/>
+      <w:pPr>
+        <w:tabs>
+          <w:tab w:val="num" w:pos="0"/>
+        </w:tabs>
+        <w:ind w:left="5652" w:hanging="360"/>
+      </w:pPr>
+    </w:lvl>
+    <w:lvl w:ilvl="7">
+      <w:start w:val="1"/>
+      <w:numFmt w:val="lowerLetter"/>
+      <w:lvlText w:val="%8."/>
+      <w:lvlJc w:val="left"/>
+      <w:pPr>
+        <w:tabs>
+          <w:tab w:val="num" w:pos="0"/>
+        </w:tabs>
+        <w:ind w:left="6372" w:hanging="360"/>
+      </w:pPr>
+    </w:lvl>
+    <w:lvl w:ilvl="8">
+      <w:start w:val="1"/>
+      <w:numFmt w:val="lowerRoman"/>
+      <w:lvlText w:val="%9."/>
+      <w:lvlJc w:val="right"/>
+      <w:pPr>
+        <w:tabs>
+          <w:tab w:val="num" w:pos="0"/>
+        </w:tabs>
+        <w:ind w:left="7092" w:hanging="180"/>
+      </w:pPr>
+    </w:lvl>
+  </w:abstractNum>
+  <w:abstractNum w:abstractNumId="5" w15:restartNumberingAfterBreak="0">
+    <w:nsid w:val="33B734DE"/>
+    <w:multiLevelType w:val="multilevel"/>
+    <w:tmpl w:val="B1189684"/>
     <w:lvl w:ilvl="0">
       <w:start w:val="1"/>
       <w:numFmt w:val="upperRoman"/>
@@ -3032,7 +4383,6 @@
         </w:tabs>
         <w:ind w:left="1080" w:hanging="720"/>
       </w:pPr>
-      <w:rPr/>
     </w:lvl>
     <w:lvl w:ilvl="1">
       <w:start w:val="1"/>
@@ -3045,7 +4395,6 @@
         </w:tabs>
         <w:ind w:left="1440" w:hanging="360"/>
       </w:pPr>
-      <w:rPr/>
     </w:lvl>
     <w:lvl w:ilvl="2">
       <w:start w:val="1"/>
@@ -3058,7 +4407,6 @@
         </w:tabs>
         <w:ind w:left="2160" w:hanging="180"/>
       </w:pPr>
-      <w:rPr/>
     </w:lvl>
     <w:lvl w:ilvl="3">
       <w:start w:val="1"/>
@@ -3071,7 +4419,6 @@
         </w:tabs>
         <w:ind w:left="2880" w:hanging="360"/>
       </w:pPr>
-      <w:rPr/>
     </w:lvl>
     <w:lvl w:ilvl="4">
       <w:start w:val="1"/>
@@ -3084,7 +4431,6 @@
         </w:tabs>
         <w:ind w:left="3600" w:hanging="360"/>
       </w:pPr>
-      <w:rPr/>
     </w:lvl>
     <w:lvl w:ilvl="5">
       <w:start w:val="1"/>
@@ -3097,7 +4443,6 @@
         </w:tabs>
         <w:ind w:left="4320" w:hanging="180"/>
       </w:pPr>
-      <w:rPr/>
     </w:lvl>
     <w:lvl w:ilvl="6">
       <w:start w:val="1"/>
@@ -3110,7 +4455,6 @@
         </w:tabs>
         <w:ind w:left="5040" w:hanging="360"/>
       </w:pPr>
-      <w:rPr/>
     </w:lvl>
     <w:lvl w:ilvl="7">
       <w:start w:val="1"/>
@@ -3123,7 +4467,6 @@
         </w:tabs>
         <w:ind w:left="5760" w:hanging="360"/>
       </w:pPr>
-      <w:rPr/>
     </w:lvl>
     <w:lvl w:ilvl="8">
       <w:start w:val="1"/>
@@ -3136,10 +4479,351 @@
         </w:tabs>
         <w:ind w:left="6480" w:hanging="180"/>
       </w:pPr>
-      <w:rPr/>
     </w:lvl>
   </w:abstractNum>
-  <w:abstractNum w:abstractNumId="2">
+  <w:abstractNum w:abstractNumId="6" w15:restartNumberingAfterBreak="0">
+    <w:nsid w:val="4DED428B"/>
+    <w:multiLevelType w:val="multilevel"/>
+    <w:tmpl w:val="08D04DAC"/>
+    <w:lvl w:ilvl="0">
+      <w:start w:val="1"/>
+      <w:numFmt w:val="decimal"/>
+      <w:lvlText w:val="%1."/>
+      <w:lvlJc w:val="left"/>
+      <w:pPr>
+        <w:tabs>
+          <w:tab w:val="num" w:pos="0"/>
+        </w:tabs>
+        <w:ind w:left="1692" w:hanging="360"/>
+      </w:pPr>
+    </w:lvl>
+    <w:lvl w:ilvl="1">
+      <w:start w:val="1"/>
+      <w:numFmt w:val="lowerLetter"/>
+      <w:lvlText w:val="%2."/>
+      <w:lvlJc w:val="left"/>
+      <w:pPr>
+        <w:tabs>
+          <w:tab w:val="num" w:pos="0"/>
+        </w:tabs>
+        <w:ind w:left="2412" w:hanging="360"/>
+      </w:pPr>
+    </w:lvl>
+    <w:lvl w:ilvl="2">
+      <w:start w:val="1"/>
+      <w:numFmt w:val="lowerRoman"/>
+      <w:lvlText w:val="%3."/>
+      <w:lvlJc w:val="right"/>
+      <w:pPr>
+        <w:tabs>
+          <w:tab w:val="num" w:pos="0"/>
+        </w:tabs>
+        <w:ind w:left="3132" w:hanging="180"/>
+      </w:pPr>
+    </w:lvl>
+    <w:lvl w:ilvl="3">
+      <w:start w:val="1"/>
+      <w:numFmt w:val="decimal"/>
+      <w:lvlText w:val="%4."/>
+      <w:lvlJc w:val="left"/>
+      <w:pPr>
+        <w:tabs>
+          <w:tab w:val="num" w:pos="0"/>
+        </w:tabs>
+        <w:ind w:left="3852" w:hanging="360"/>
+      </w:pPr>
+    </w:lvl>
+    <w:lvl w:ilvl="4">
+      <w:start w:val="1"/>
+      <w:numFmt w:val="lowerLetter"/>
+      <w:lvlText w:val="%5."/>
+      <w:lvlJc w:val="left"/>
+      <w:pPr>
+        <w:tabs>
+          <w:tab w:val="num" w:pos="0"/>
+        </w:tabs>
+        <w:ind w:left="4572" w:hanging="360"/>
+      </w:pPr>
+    </w:lvl>
+    <w:lvl w:ilvl="5">
+      <w:start w:val="1"/>
+      <w:numFmt w:val="lowerRoman"/>
+      <w:lvlText w:val="%6."/>
+      <w:lvlJc w:val="right"/>
+      <w:pPr>
+        <w:tabs>
+          <w:tab w:val="num" w:pos="0"/>
+        </w:tabs>
+        <w:ind w:left="5292" w:hanging="180"/>
+      </w:pPr>
+    </w:lvl>
+    <w:lvl w:ilvl="6">
+      <w:start w:val="1"/>
+      <w:numFmt w:val="decimal"/>
+      <w:lvlText w:val="%7."/>
+      <w:lvlJc w:val="left"/>
+      <w:pPr>
+        <w:tabs>
+          <w:tab w:val="num" w:pos="0"/>
+        </w:tabs>
+        <w:ind w:left="6012" w:hanging="360"/>
+      </w:pPr>
+    </w:lvl>
+    <w:lvl w:ilvl="7">
+      <w:start w:val="1"/>
+      <w:numFmt w:val="lowerLetter"/>
+      <w:lvlText w:val="%8."/>
+      <w:lvlJc w:val="left"/>
+      <w:pPr>
+        <w:tabs>
+          <w:tab w:val="num" w:pos="0"/>
+        </w:tabs>
+        <w:ind w:left="6732" w:hanging="360"/>
+      </w:pPr>
+    </w:lvl>
+    <w:lvl w:ilvl="8">
+      <w:start w:val="1"/>
+      <w:numFmt w:val="lowerRoman"/>
+      <w:lvlText w:val="%9."/>
+      <w:lvlJc w:val="right"/>
+      <w:pPr>
+        <w:tabs>
+          <w:tab w:val="num" w:pos="0"/>
+        </w:tabs>
+        <w:ind w:left="7452" w:hanging="180"/>
+      </w:pPr>
+    </w:lvl>
+  </w:abstractNum>
+  <w:abstractNum w:abstractNumId="7" w15:restartNumberingAfterBreak="0">
+    <w:nsid w:val="59F56220"/>
+    <w:multiLevelType w:val="multilevel"/>
+    <w:tmpl w:val="7A822A8C"/>
+    <w:lvl w:ilvl="0">
+      <w:start w:val="1"/>
+      <w:numFmt w:val="decimal"/>
+      <w:lvlText w:val="%1."/>
+      <w:lvlJc w:val="left"/>
+      <w:pPr>
+        <w:tabs>
+          <w:tab w:val="num" w:pos="0"/>
+        </w:tabs>
+        <w:ind w:left="1692" w:hanging="360"/>
+      </w:pPr>
+    </w:lvl>
+    <w:lvl w:ilvl="1">
+      <w:start w:val="1"/>
+      <w:numFmt w:val="lowerLetter"/>
+      <w:lvlText w:val="%2."/>
+      <w:lvlJc w:val="left"/>
+      <w:pPr>
+        <w:tabs>
+          <w:tab w:val="num" w:pos="0"/>
+        </w:tabs>
+        <w:ind w:left="2412" w:hanging="360"/>
+      </w:pPr>
+    </w:lvl>
+    <w:lvl w:ilvl="2">
+      <w:start w:val="1"/>
+      <w:numFmt w:val="lowerRoman"/>
+      <w:lvlText w:val="%3."/>
+      <w:lvlJc w:val="right"/>
+      <w:pPr>
+        <w:tabs>
+          <w:tab w:val="num" w:pos="0"/>
+        </w:tabs>
+        <w:ind w:left="3132" w:hanging="180"/>
+      </w:pPr>
+    </w:lvl>
+    <w:lvl w:ilvl="3">
+      <w:start w:val="1"/>
+      <w:numFmt w:val="decimal"/>
+      <w:lvlText w:val="%4."/>
+      <w:lvlJc w:val="left"/>
+      <w:pPr>
+        <w:tabs>
+          <w:tab w:val="num" w:pos="0"/>
+        </w:tabs>
+        <w:ind w:left="3852" w:hanging="360"/>
+      </w:pPr>
+    </w:lvl>
+    <w:lvl w:ilvl="4">
+      <w:start w:val="1"/>
+      <w:numFmt w:val="lowerLetter"/>
+      <w:lvlText w:val="%5."/>
+      <w:lvlJc w:val="left"/>
+      <w:pPr>
+        <w:tabs>
+          <w:tab w:val="num" w:pos="0"/>
+        </w:tabs>
+        <w:ind w:left="4572" w:hanging="360"/>
+      </w:pPr>
+    </w:lvl>
+    <w:lvl w:ilvl="5">
+      <w:start w:val="1"/>
+      <w:numFmt w:val="lowerRoman"/>
+      <w:lvlText w:val="%6."/>
+      <w:lvlJc w:val="right"/>
+      <w:pPr>
+        <w:tabs>
+          <w:tab w:val="num" w:pos="0"/>
+        </w:tabs>
+        <w:ind w:left="5292" w:hanging="180"/>
+      </w:pPr>
+    </w:lvl>
+    <w:lvl w:ilvl="6">
+      <w:start w:val="1"/>
+      <w:numFmt w:val="decimal"/>
+      <w:lvlText w:val="%7."/>
+      <w:lvlJc w:val="left"/>
+      <w:pPr>
+        <w:tabs>
+          <w:tab w:val="num" w:pos="0"/>
+        </w:tabs>
+        <w:ind w:left="6012" w:hanging="360"/>
+      </w:pPr>
+    </w:lvl>
+    <w:lvl w:ilvl="7">
+      <w:start w:val="1"/>
+      <w:numFmt w:val="lowerLetter"/>
+      <w:lvlText w:val="%8."/>
+      <w:lvlJc w:val="left"/>
+      <w:pPr>
+        <w:tabs>
+          <w:tab w:val="num" w:pos="0"/>
+        </w:tabs>
+        <w:ind w:left="6732" w:hanging="360"/>
+      </w:pPr>
+    </w:lvl>
+    <w:lvl w:ilvl="8">
+      <w:start w:val="1"/>
+      <w:numFmt w:val="lowerRoman"/>
+      <w:lvlText w:val="%9."/>
+      <w:lvlJc w:val="right"/>
+      <w:pPr>
+        <w:tabs>
+          <w:tab w:val="num" w:pos="0"/>
+        </w:tabs>
+        <w:ind w:left="7452" w:hanging="180"/>
+      </w:pPr>
+    </w:lvl>
+  </w:abstractNum>
+  <w:abstractNum w:abstractNumId="8" w15:restartNumberingAfterBreak="0">
+    <w:nsid w:val="5D45632F"/>
+    <w:multiLevelType w:val="hybridMultilevel"/>
+    <w:tmpl w:val="81ECC492"/>
+    <w:lvl w:ilvl="0" w:tplc="04090001">
+      <w:start w:val="1"/>
+      <w:numFmt w:val="bullet"/>
+      <w:lvlText w:val=""/>
+      <w:lvlJc w:val="left"/>
+      <w:pPr>
+        <w:ind w:left="1440" w:hanging="360"/>
+      </w:pPr>
+      <w:rPr>
+        <w:rFonts w:ascii="Symbol" w:hAnsi="Symbol" w:hint="default"/>
+      </w:rPr>
+    </w:lvl>
+    <w:lvl w:ilvl="1" w:tplc="04090003" w:tentative="1">
+      <w:start w:val="1"/>
+      <w:numFmt w:val="bullet"/>
+      <w:lvlText w:val="o"/>
+      <w:lvlJc w:val="left"/>
+      <w:pPr>
+        <w:ind w:left="2160" w:hanging="360"/>
+      </w:pPr>
+      <w:rPr>
+        <w:rFonts w:ascii="Courier New" w:hAnsi="Courier New" w:cs="Courier New" w:hint="default"/>
+      </w:rPr>
+    </w:lvl>
+    <w:lvl w:ilvl="2" w:tplc="04090005" w:tentative="1">
+      <w:start w:val="1"/>
+      <w:numFmt w:val="bullet"/>
+      <w:lvlText w:val=""/>
+      <w:lvlJc w:val="left"/>
+      <w:pPr>
+        <w:ind w:left="2880" w:hanging="360"/>
+      </w:pPr>
+      <w:rPr>
+        <w:rFonts w:ascii="Wingdings" w:hAnsi="Wingdings" w:hint="default"/>
+      </w:rPr>
+    </w:lvl>
+    <w:lvl w:ilvl="3" w:tplc="04090001" w:tentative="1">
+      <w:start w:val="1"/>
+      <w:numFmt w:val="bullet"/>
+      <w:lvlText w:val=""/>
+      <w:lvlJc w:val="left"/>
+      <w:pPr>
+        <w:ind w:left="3600" w:hanging="360"/>
+      </w:pPr>
+      <w:rPr>
+        <w:rFonts w:ascii="Symbol" w:hAnsi="Symbol" w:hint="default"/>
+      </w:rPr>
+    </w:lvl>
+    <w:lvl w:ilvl="4" w:tplc="04090003" w:tentative="1">
+      <w:start w:val="1"/>
+      <w:numFmt w:val="bullet"/>
+      <w:lvlText w:val="o"/>
+      <w:lvlJc w:val="left"/>
+      <w:pPr>
+        <w:ind w:left="4320" w:hanging="360"/>
+      </w:pPr>
+      <w:rPr>
+        <w:rFonts w:ascii="Courier New" w:hAnsi="Courier New" w:cs="Courier New" w:hint="default"/>
+      </w:rPr>
+    </w:lvl>
+    <w:lvl w:ilvl="5" w:tplc="04090005" w:tentative="1">
+      <w:start w:val="1"/>
+      <w:numFmt w:val="bullet"/>
+      <w:lvlText w:val=""/>
+      <w:lvlJc w:val="left"/>
+      <w:pPr>
+        <w:ind w:left="5040" w:hanging="360"/>
+      </w:pPr>
+      <w:rPr>
+        <w:rFonts w:ascii="Wingdings" w:hAnsi="Wingdings" w:hint="default"/>
+      </w:rPr>
+    </w:lvl>
+    <w:lvl w:ilvl="6" w:tplc="04090001" w:tentative="1">
+      <w:start w:val="1"/>
+      <w:numFmt w:val="bullet"/>
+      <w:lvlText w:val=""/>
+      <w:lvlJc w:val="left"/>
+      <w:pPr>
+        <w:ind w:left="5760" w:hanging="360"/>
+      </w:pPr>
+      <w:rPr>
+        <w:rFonts w:ascii="Symbol" w:hAnsi="Symbol" w:hint="default"/>
+      </w:rPr>
+    </w:lvl>
+    <w:lvl w:ilvl="7" w:tplc="04090003" w:tentative="1">
+      <w:start w:val="1"/>
+      <w:numFmt w:val="bullet"/>
+      <w:lvlText w:val="o"/>
+      <w:lvlJc w:val="left"/>
+      <w:pPr>
+        <w:ind w:left="6480" w:hanging="360"/>
+      </w:pPr>
+      <w:rPr>
+        <w:rFonts w:ascii="Courier New" w:hAnsi="Courier New" w:cs="Courier New" w:hint="default"/>
+      </w:rPr>
+    </w:lvl>
+    <w:lvl w:ilvl="8" w:tplc="04090005" w:tentative="1">
+      <w:start w:val="1"/>
+      <w:numFmt w:val="bullet"/>
+      <w:lvlText w:val=""/>
+      <w:lvlJc w:val="left"/>
+      <w:pPr>
+        <w:ind w:left="7200" w:hanging="360"/>
+      </w:pPr>
+      <w:rPr>
+        <w:rFonts w:ascii="Wingdings" w:hAnsi="Wingdings" w:hint="default"/>
+      </w:rPr>
+    </w:lvl>
+  </w:abstractNum>
+  <w:abstractNum w:abstractNumId="9" w15:restartNumberingAfterBreak="0">
+    <w:nsid w:val="7AB848F5"/>
+    <w:multiLevelType w:val="multilevel"/>
+    <w:tmpl w:val="5686BC56"/>
     <w:lvl w:ilvl="0">
       <w:start w:val="2"/>
       <w:numFmt w:val="bullet"/>
@@ -3152,8 +4836,8 @@
         <w:ind w:left="1080" w:hanging="360"/>
       </w:pPr>
       <w:rPr>
-        <w:rFonts w:ascii="Wingdings" w:hAnsi="Wingdings" w:cs="Wingdings" w:hint="default"/>
-        <w:rFonts w:cstheme="minorBidi" w:eastAsiaTheme="minorHAnsi"/>
+        <w:rFonts w:ascii="Wingdings" w:eastAsiaTheme="minorHAnsi" w:hAnsi="Wingdings" w:cstheme="minorBidi" w:hint="default"/>
+        <w:color w:val="auto"/>
       </w:rPr>
     </w:lvl>
     <w:lvl w:ilvl="1">
@@ -3277,650 +4961,45 @@
       </w:rPr>
     </w:lvl>
   </w:abstractNum>
-  <w:abstractNum w:abstractNumId="3">
-    <w:lvl w:ilvl="0">
-      <w:start w:val="1"/>
-      <w:numFmt w:val="upperLetter"/>
-      <w:lvlText w:val="%1."/>
-      <w:lvlJc w:val="left"/>
-      <w:pPr>
-        <w:tabs>
-          <w:tab w:val="num" w:pos="0"/>
-        </w:tabs>
-        <w:ind w:left="1332" w:hanging="360"/>
-      </w:pPr>
-      <w:rPr/>
-    </w:lvl>
-    <w:lvl w:ilvl="1">
-      <w:start w:val="1"/>
-      <w:numFmt w:val="lowerLetter"/>
-      <w:lvlText w:val="%2."/>
-      <w:lvlJc w:val="left"/>
-      <w:pPr>
-        <w:tabs>
-          <w:tab w:val="num" w:pos="0"/>
-        </w:tabs>
-        <w:ind w:left="2052" w:hanging="360"/>
-      </w:pPr>
-      <w:rPr/>
-    </w:lvl>
-    <w:lvl w:ilvl="2">
-      <w:start w:val="1"/>
-      <w:numFmt w:val="lowerRoman"/>
-      <w:lvlText w:val="%3."/>
-      <w:lvlJc w:val="right"/>
-      <w:pPr>
-        <w:tabs>
-          <w:tab w:val="num" w:pos="0"/>
-        </w:tabs>
-        <w:ind w:left="2772" w:hanging="180"/>
-      </w:pPr>
-      <w:rPr/>
-    </w:lvl>
-    <w:lvl w:ilvl="3">
-      <w:start w:val="1"/>
-      <w:numFmt w:val="decimal"/>
-      <w:lvlText w:val="%4."/>
-      <w:lvlJc w:val="left"/>
-      <w:pPr>
-        <w:tabs>
-          <w:tab w:val="num" w:pos="0"/>
-        </w:tabs>
-        <w:ind w:left="3492" w:hanging="360"/>
-      </w:pPr>
-      <w:rPr/>
-    </w:lvl>
-    <w:lvl w:ilvl="4">
-      <w:start w:val="1"/>
-      <w:numFmt w:val="lowerLetter"/>
-      <w:lvlText w:val="%5."/>
-      <w:lvlJc w:val="left"/>
-      <w:pPr>
-        <w:tabs>
-          <w:tab w:val="num" w:pos="0"/>
-        </w:tabs>
-        <w:ind w:left="4212" w:hanging="360"/>
-      </w:pPr>
-      <w:rPr/>
-    </w:lvl>
-    <w:lvl w:ilvl="5">
-      <w:start w:val="1"/>
-      <w:numFmt w:val="lowerRoman"/>
-      <w:lvlText w:val="%6."/>
-      <w:lvlJc w:val="right"/>
-      <w:pPr>
-        <w:tabs>
-          <w:tab w:val="num" w:pos="0"/>
-        </w:tabs>
-        <w:ind w:left="4932" w:hanging="180"/>
-      </w:pPr>
-      <w:rPr/>
-    </w:lvl>
-    <w:lvl w:ilvl="6">
-      <w:start w:val="1"/>
-      <w:numFmt w:val="decimal"/>
-      <w:lvlText w:val="%7."/>
-      <w:lvlJc w:val="left"/>
-      <w:pPr>
-        <w:tabs>
-          <w:tab w:val="num" w:pos="0"/>
-        </w:tabs>
-        <w:ind w:left="5652" w:hanging="360"/>
-      </w:pPr>
-      <w:rPr/>
-    </w:lvl>
-    <w:lvl w:ilvl="7">
-      <w:start w:val="1"/>
-      <w:numFmt w:val="lowerLetter"/>
-      <w:lvlText w:val="%8."/>
-      <w:lvlJc w:val="left"/>
-      <w:pPr>
-        <w:tabs>
-          <w:tab w:val="num" w:pos="0"/>
-        </w:tabs>
-        <w:ind w:left="6372" w:hanging="360"/>
-      </w:pPr>
-      <w:rPr/>
-    </w:lvl>
-    <w:lvl w:ilvl="8">
-      <w:start w:val="1"/>
-      <w:numFmt w:val="lowerRoman"/>
-      <w:lvlText w:val="%9."/>
-      <w:lvlJc w:val="right"/>
-      <w:pPr>
-        <w:tabs>
-          <w:tab w:val="num" w:pos="0"/>
-        </w:tabs>
-        <w:ind w:left="7092" w:hanging="180"/>
-      </w:pPr>
-      <w:rPr/>
-    </w:lvl>
-  </w:abstractNum>
-  <w:abstractNum w:abstractNumId="4">
-    <w:lvl w:ilvl="0">
-      <w:start w:val="1"/>
-      <w:numFmt w:val="decimal"/>
-      <w:lvlText w:val="%1."/>
-      <w:lvlJc w:val="left"/>
-      <w:pPr>
-        <w:tabs>
-          <w:tab w:val="num" w:pos="0"/>
-        </w:tabs>
-        <w:ind w:left="1692" w:hanging="360"/>
-      </w:pPr>
-      <w:rPr/>
-    </w:lvl>
-    <w:lvl w:ilvl="1">
-      <w:start w:val="1"/>
-      <w:numFmt w:val="lowerLetter"/>
-      <w:lvlText w:val="%2."/>
-      <w:lvlJc w:val="left"/>
-      <w:pPr>
-        <w:tabs>
-          <w:tab w:val="num" w:pos="0"/>
-        </w:tabs>
-        <w:ind w:left="2412" w:hanging="360"/>
-      </w:pPr>
-      <w:rPr/>
-    </w:lvl>
-    <w:lvl w:ilvl="2">
-      <w:start w:val="1"/>
-      <w:numFmt w:val="lowerRoman"/>
-      <w:lvlText w:val="%3."/>
-      <w:lvlJc w:val="right"/>
-      <w:pPr>
-        <w:tabs>
-          <w:tab w:val="num" w:pos="0"/>
-        </w:tabs>
-        <w:ind w:left="3132" w:hanging="180"/>
-      </w:pPr>
-      <w:rPr/>
-    </w:lvl>
-    <w:lvl w:ilvl="3">
-      <w:start w:val="1"/>
-      <w:numFmt w:val="decimal"/>
-      <w:lvlText w:val="%4."/>
-      <w:lvlJc w:val="left"/>
-      <w:pPr>
-        <w:tabs>
-          <w:tab w:val="num" w:pos="0"/>
-        </w:tabs>
-        <w:ind w:left="3852" w:hanging="360"/>
-      </w:pPr>
-      <w:rPr/>
-    </w:lvl>
-    <w:lvl w:ilvl="4">
-      <w:start w:val="1"/>
-      <w:numFmt w:val="lowerLetter"/>
-      <w:lvlText w:val="%5."/>
-      <w:lvlJc w:val="left"/>
-      <w:pPr>
-        <w:tabs>
-          <w:tab w:val="num" w:pos="0"/>
-        </w:tabs>
-        <w:ind w:left="4572" w:hanging="360"/>
-      </w:pPr>
-      <w:rPr/>
-    </w:lvl>
-    <w:lvl w:ilvl="5">
-      <w:start w:val="1"/>
-      <w:numFmt w:val="lowerRoman"/>
-      <w:lvlText w:val="%6."/>
-      <w:lvlJc w:val="right"/>
-      <w:pPr>
-        <w:tabs>
-          <w:tab w:val="num" w:pos="0"/>
-        </w:tabs>
-        <w:ind w:left="5292" w:hanging="180"/>
-      </w:pPr>
-      <w:rPr/>
-    </w:lvl>
-    <w:lvl w:ilvl="6">
-      <w:start w:val="1"/>
-      <w:numFmt w:val="decimal"/>
-      <w:lvlText w:val="%7."/>
-      <w:lvlJc w:val="left"/>
-      <w:pPr>
-        <w:tabs>
-          <w:tab w:val="num" w:pos="0"/>
-        </w:tabs>
-        <w:ind w:left="6012" w:hanging="360"/>
-      </w:pPr>
-      <w:rPr/>
-    </w:lvl>
-    <w:lvl w:ilvl="7">
-      <w:start w:val="1"/>
-      <w:numFmt w:val="lowerLetter"/>
-      <w:lvlText w:val="%8."/>
-      <w:lvlJc w:val="left"/>
-      <w:pPr>
-        <w:tabs>
-          <w:tab w:val="num" w:pos="0"/>
-        </w:tabs>
-        <w:ind w:left="6732" w:hanging="360"/>
-      </w:pPr>
-      <w:rPr/>
-    </w:lvl>
-    <w:lvl w:ilvl="8">
-      <w:start w:val="1"/>
-      <w:numFmt w:val="lowerRoman"/>
-      <w:lvlText w:val="%9."/>
-      <w:lvlJc w:val="right"/>
-      <w:pPr>
-        <w:tabs>
-          <w:tab w:val="num" w:pos="0"/>
-        </w:tabs>
-        <w:ind w:left="7452" w:hanging="180"/>
-      </w:pPr>
-      <w:rPr/>
-    </w:lvl>
-  </w:abstractNum>
-  <w:abstractNum w:abstractNumId="5">
-    <w:lvl w:ilvl="0">
-      <w:start w:val="1"/>
-      <w:numFmt w:val="bullet"/>
-      <w:lvlText w:val=""/>
-      <w:lvlJc w:val="left"/>
-      <w:pPr>
-        <w:tabs>
-          <w:tab w:val="num" w:pos="0"/>
-        </w:tabs>
-        <w:ind w:left="2052" w:hanging="360"/>
-      </w:pPr>
-      <w:rPr>
-        <w:rFonts w:ascii="Symbol" w:hAnsi="Symbol" w:cs="Symbol" w:hint="default"/>
-        <w:rFonts w:cstheme="minorBidi" w:eastAsiaTheme="minorHAnsi"/>
-      </w:rPr>
-    </w:lvl>
-    <w:lvl w:ilvl="1">
-      <w:start w:val="1"/>
-      <w:numFmt w:val="bullet"/>
-      <w:lvlText w:val="o"/>
-      <w:lvlJc w:val="left"/>
-      <w:pPr>
-        <w:tabs>
-          <w:tab w:val="num" w:pos="0"/>
-        </w:tabs>
-        <w:ind w:left="2772" w:hanging="360"/>
-      </w:pPr>
-      <w:rPr>
-        <w:rFonts w:ascii="Courier New" w:hAnsi="Courier New" w:cs="Courier New" w:hint="default"/>
-      </w:rPr>
-    </w:lvl>
-    <w:lvl w:ilvl="2">
-      <w:start w:val="1"/>
-      <w:numFmt w:val="bullet"/>
-      <w:lvlText w:val=""/>
-      <w:lvlJc w:val="left"/>
-      <w:pPr>
-        <w:tabs>
-          <w:tab w:val="num" w:pos="0"/>
-        </w:tabs>
-        <w:ind w:left="3492" w:hanging="360"/>
-      </w:pPr>
-      <w:rPr>
-        <w:rFonts w:ascii="Wingdings" w:hAnsi="Wingdings" w:cs="Wingdings" w:hint="default"/>
-      </w:rPr>
-    </w:lvl>
-    <w:lvl w:ilvl="3">
-      <w:start w:val="1"/>
-      <w:numFmt w:val="bullet"/>
-      <w:lvlText w:val=""/>
-      <w:lvlJc w:val="left"/>
-      <w:pPr>
-        <w:tabs>
-          <w:tab w:val="num" w:pos="0"/>
-        </w:tabs>
-        <w:ind w:left="4212" w:hanging="360"/>
-      </w:pPr>
-      <w:rPr>
-        <w:rFonts w:ascii="Symbol" w:hAnsi="Symbol" w:cs="Symbol" w:hint="default"/>
-      </w:rPr>
-    </w:lvl>
-    <w:lvl w:ilvl="4">
-      <w:start w:val="1"/>
-      <w:numFmt w:val="bullet"/>
-      <w:lvlText w:val="o"/>
-      <w:lvlJc w:val="left"/>
-      <w:pPr>
-        <w:tabs>
-          <w:tab w:val="num" w:pos="0"/>
-        </w:tabs>
-        <w:ind w:left="4932" w:hanging="360"/>
-      </w:pPr>
-      <w:rPr>
-        <w:rFonts w:ascii="Courier New" w:hAnsi="Courier New" w:cs="Courier New" w:hint="default"/>
-      </w:rPr>
-    </w:lvl>
-    <w:lvl w:ilvl="5">
-      <w:start w:val="1"/>
-      <w:numFmt w:val="bullet"/>
-      <w:lvlText w:val=""/>
-      <w:lvlJc w:val="left"/>
-      <w:pPr>
-        <w:tabs>
-          <w:tab w:val="num" w:pos="0"/>
-        </w:tabs>
-        <w:ind w:left="5652" w:hanging="360"/>
-      </w:pPr>
-      <w:rPr>
-        <w:rFonts w:ascii="Wingdings" w:hAnsi="Wingdings" w:cs="Wingdings" w:hint="default"/>
-      </w:rPr>
-    </w:lvl>
-    <w:lvl w:ilvl="6">
-      <w:start w:val="1"/>
-      <w:numFmt w:val="bullet"/>
-      <w:lvlText w:val=""/>
-      <w:lvlJc w:val="left"/>
-      <w:pPr>
-        <w:tabs>
-          <w:tab w:val="num" w:pos="0"/>
-        </w:tabs>
-        <w:ind w:left="6372" w:hanging="360"/>
-      </w:pPr>
-      <w:rPr>
-        <w:rFonts w:ascii="Symbol" w:hAnsi="Symbol" w:cs="Symbol" w:hint="default"/>
-      </w:rPr>
-    </w:lvl>
-    <w:lvl w:ilvl="7">
-      <w:start w:val="1"/>
-      <w:numFmt w:val="bullet"/>
-      <w:lvlText w:val="o"/>
-      <w:lvlJc w:val="left"/>
-      <w:pPr>
-        <w:tabs>
-          <w:tab w:val="num" w:pos="0"/>
-        </w:tabs>
-        <w:ind w:left="7092" w:hanging="360"/>
-      </w:pPr>
-      <w:rPr>
-        <w:rFonts w:ascii="Courier New" w:hAnsi="Courier New" w:cs="Courier New" w:hint="default"/>
-      </w:rPr>
-    </w:lvl>
-    <w:lvl w:ilvl="8">
-      <w:start w:val="1"/>
-      <w:numFmt w:val="bullet"/>
-      <w:lvlText w:val=""/>
-      <w:lvlJc w:val="left"/>
-      <w:pPr>
-        <w:tabs>
-          <w:tab w:val="num" w:pos="0"/>
-        </w:tabs>
-        <w:ind w:left="7812" w:hanging="360"/>
-      </w:pPr>
-      <w:rPr>
-        <w:rFonts w:ascii="Wingdings" w:hAnsi="Wingdings" w:cs="Wingdings" w:hint="default"/>
-      </w:rPr>
-    </w:lvl>
-  </w:abstractNum>
-  <w:abstractNum w:abstractNumId="6">
-    <w:lvl w:ilvl="0">
-      <w:start w:val="1"/>
-      <w:numFmt w:val="decimal"/>
-      <w:lvlText w:val="%1."/>
-      <w:lvlJc w:val="left"/>
-      <w:pPr>
-        <w:tabs>
-          <w:tab w:val="num" w:pos="0"/>
-        </w:tabs>
-        <w:ind w:left="1692" w:hanging="360"/>
-      </w:pPr>
-      <w:rPr/>
-    </w:lvl>
-    <w:lvl w:ilvl="1">
-      <w:start w:val="1"/>
-      <w:numFmt w:val="lowerLetter"/>
-      <w:lvlText w:val="%2."/>
-      <w:lvlJc w:val="left"/>
-      <w:pPr>
-        <w:tabs>
-          <w:tab w:val="num" w:pos="0"/>
-        </w:tabs>
-        <w:ind w:left="2412" w:hanging="360"/>
-      </w:pPr>
-      <w:rPr/>
-    </w:lvl>
-    <w:lvl w:ilvl="2">
-      <w:start w:val="1"/>
-      <w:numFmt w:val="lowerRoman"/>
-      <w:lvlText w:val="%3."/>
-      <w:lvlJc w:val="right"/>
-      <w:pPr>
-        <w:tabs>
-          <w:tab w:val="num" w:pos="0"/>
-        </w:tabs>
-        <w:ind w:left="3132" w:hanging="180"/>
-      </w:pPr>
-      <w:rPr/>
-    </w:lvl>
-    <w:lvl w:ilvl="3">
-      <w:start w:val="1"/>
-      <w:numFmt w:val="decimal"/>
-      <w:lvlText w:val="%4."/>
-      <w:lvlJc w:val="left"/>
-      <w:pPr>
-        <w:tabs>
-          <w:tab w:val="num" w:pos="0"/>
-        </w:tabs>
-        <w:ind w:left="3852" w:hanging="360"/>
-      </w:pPr>
-      <w:rPr/>
-    </w:lvl>
-    <w:lvl w:ilvl="4">
-      <w:start w:val="1"/>
-      <w:numFmt w:val="lowerLetter"/>
-      <w:lvlText w:val="%5."/>
-      <w:lvlJc w:val="left"/>
-      <w:pPr>
-        <w:tabs>
-          <w:tab w:val="num" w:pos="0"/>
-        </w:tabs>
-        <w:ind w:left="4572" w:hanging="360"/>
-      </w:pPr>
-      <w:rPr/>
-    </w:lvl>
-    <w:lvl w:ilvl="5">
-      <w:start w:val="1"/>
-      <w:numFmt w:val="lowerRoman"/>
-      <w:lvlText w:val="%6."/>
-      <w:lvlJc w:val="right"/>
-      <w:pPr>
-        <w:tabs>
-          <w:tab w:val="num" w:pos="0"/>
-        </w:tabs>
-        <w:ind w:left="5292" w:hanging="180"/>
-      </w:pPr>
-      <w:rPr/>
-    </w:lvl>
-    <w:lvl w:ilvl="6">
-      <w:start w:val="1"/>
-      <w:numFmt w:val="decimal"/>
-      <w:lvlText w:val="%7."/>
-      <w:lvlJc w:val="left"/>
-      <w:pPr>
-        <w:tabs>
-          <w:tab w:val="num" w:pos="0"/>
-        </w:tabs>
-        <w:ind w:left="6012" w:hanging="360"/>
-      </w:pPr>
-      <w:rPr/>
-    </w:lvl>
-    <w:lvl w:ilvl="7">
-      <w:start w:val="1"/>
-      <w:numFmt w:val="lowerLetter"/>
-      <w:lvlText w:val="%8."/>
-      <w:lvlJc w:val="left"/>
-      <w:pPr>
-        <w:tabs>
-          <w:tab w:val="num" w:pos="0"/>
-        </w:tabs>
-        <w:ind w:left="6732" w:hanging="360"/>
-      </w:pPr>
-      <w:rPr/>
-    </w:lvl>
-    <w:lvl w:ilvl="8">
-      <w:start w:val="1"/>
-      <w:numFmt w:val="lowerRoman"/>
-      <w:lvlText w:val="%9."/>
-      <w:lvlJc w:val="right"/>
-      <w:pPr>
-        <w:tabs>
-          <w:tab w:val="num" w:pos="0"/>
-        </w:tabs>
-        <w:ind w:left="7452" w:hanging="180"/>
-      </w:pPr>
-      <w:rPr/>
-    </w:lvl>
-  </w:abstractNum>
-  <w:abstractNum w:abstractNumId="7">
-    <w:lvl w:ilvl="0">
-      <w:start w:val="1"/>
-      <w:numFmt w:val="none"/>
-      <w:suff w:val="nothing"/>
-      <w:lvlText w:val=""/>
-      <w:lvlJc w:val="left"/>
-      <w:pPr>
-        <w:tabs>
-          <w:tab w:val="num" w:pos="0"/>
-        </w:tabs>
-        <w:ind w:left="0" w:hanging="0"/>
-      </w:pPr>
-    </w:lvl>
-    <w:lvl w:ilvl="1">
-      <w:start w:val="1"/>
-      <w:numFmt w:val="none"/>
-      <w:suff w:val="nothing"/>
-      <w:lvlText w:val=""/>
-      <w:lvlJc w:val="left"/>
-      <w:pPr>
-        <w:tabs>
-          <w:tab w:val="num" w:pos="0"/>
-        </w:tabs>
-        <w:ind w:left="0" w:hanging="0"/>
-      </w:pPr>
-    </w:lvl>
-    <w:lvl w:ilvl="2">
-      <w:start w:val="1"/>
-      <w:numFmt w:val="none"/>
-      <w:suff w:val="nothing"/>
-      <w:lvlText w:val=""/>
-      <w:lvlJc w:val="left"/>
-      <w:pPr>
-        <w:tabs>
-          <w:tab w:val="num" w:pos="0"/>
-        </w:tabs>
-        <w:ind w:left="0" w:hanging="0"/>
-      </w:pPr>
-    </w:lvl>
-    <w:lvl w:ilvl="3">
-      <w:start w:val="1"/>
-      <w:numFmt w:val="none"/>
-      <w:suff w:val="nothing"/>
-      <w:lvlText w:val=""/>
-      <w:lvlJc w:val="left"/>
-      <w:pPr>
-        <w:tabs>
-          <w:tab w:val="num" w:pos="0"/>
-        </w:tabs>
-        <w:ind w:left="0" w:hanging="0"/>
-      </w:pPr>
-    </w:lvl>
-    <w:lvl w:ilvl="4">
-      <w:start w:val="1"/>
-      <w:numFmt w:val="none"/>
-      <w:suff w:val="nothing"/>
-      <w:lvlText w:val=""/>
-      <w:lvlJc w:val="left"/>
-      <w:pPr>
-        <w:tabs>
-          <w:tab w:val="num" w:pos="0"/>
-        </w:tabs>
-        <w:ind w:left="0" w:hanging="0"/>
-      </w:pPr>
-    </w:lvl>
-    <w:lvl w:ilvl="5">
-      <w:start w:val="1"/>
-      <w:numFmt w:val="none"/>
-      <w:suff w:val="nothing"/>
-      <w:lvlText w:val=""/>
-      <w:lvlJc w:val="left"/>
-      <w:pPr>
-        <w:tabs>
-          <w:tab w:val="num" w:pos="0"/>
-        </w:tabs>
-        <w:ind w:left="0" w:hanging="0"/>
-      </w:pPr>
-    </w:lvl>
-    <w:lvl w:ilvl="6">
-      <w:start w:val="1"/>
-      <w:numFmt w:val="none"/>
-      <w:suff w:val="nothing"/>
-      <w:lvlText w:val=""/>
-      <w:lvlJc w:val="left"/>
-      <w:pPr>
-        <w:tabs>
-          <w:tab w:val="num" w:pos="0"/>
-        </w:tabs>
-        <w:ind w:left="0" w:hanging="0"/>
-      </w:pPr>
-    </w:lvl>
-    <w:lvl w:ilvl="7">
-      <w:start w:val="1"/>
-      <w:numFmt w:val="none"/>
-      <w:suff w:val="nothing"/>
-      <w:lvlText w:val=""/>
-      <w:lvlJc w:val="left"/>
-      <w:pPr>
-        <w:tabs>
-          <w:tab w:val="num" w:pos="0"/>
-        </w:tabs>
-        <w:ind w:left="0" w:hanging="0"/>
-      </w:pPr>
-    </w:lvl>
-    <w:lvl w:ilvl="8">
-      <w:start w:val="1"/>
-      <w:numFmt w:val="none"/>
-      <w:suff w:val="nothing"/>
-      <w:lvlText w:val=""/>
-      <w:lvlJc w:val="left"/>
-      <w:pPr>
-        <w:tabs>
-          <w:tab w:val="num" w:pos="0"/>
-        </w:tabs>
-        <w:ind w:left="0" w:hanging="0"/>
-      </w:pPr>
-    </w:lvl>
-  </w:abstractNum>
-  <w:num w:numId="1">
+  <w:num w:numId="1" w16cid:durableId="109278593">
+    <w:abstractNumId w:val="5"/>
+  </w:num>
+  <w:num w:numId="2" w16cid:durableId="724835463">
+    <w:abstractNumId w:val="9"/>
+  </w:num>
+  <w:num w:numId="3" w16cid:durableId="555509640">
+    <w:abstractNumId w:val="4"/>
+  </w:num>
+  <w:num w:numId="4" w16cid:durableId="605112912">
+    <w:abstractNumId w:val="7"/>
+  </w:num>
+  <w:num w:numId="5" w16cid:durableId="1389110089">
     <w:abstractNumId w:val="1"/>
   </w:num>
-  <w:num w:numId="2">
+  <w:num w:numId="6" w16cid:durableId="631399122">
+    <w:abstractNumId w:val="6"/>
+  </w:num>
+  <w:num w:numId="7" w16cid:durableId="172064594">
     <w:abstractNumId w:val="2"/>
   </w:num>
-  <w:num w:numId="3">
+  <w:num w:numId="8" w16cid:durableId="1843734309">
+    <w:abstractNumId w:val="8"/>
+  </w:num>
+  <w:num w:numId="9" w16cid:durableId="53628049">
     <w:abstractNumId w:val="3"/>
   </w:num>
-  <w:num w:numId="4">
-    <w:abstractNumId w:val="4"/>
-  </w:num>
-  <w:num w:numId="5">
-    <w:abstractNumId w:val="5"/>
-  </w:num>
-  <w:num w:numId="6">
-    <w:abstractNumId w:val="6"/>
-  </w:num>
-  <w:num w:numId="7">
-    <w:abstractNumId w:val="7"/>
+  <w:num w:numId="10" w16cid:durableId="1330719973">
+    <w:abstractNumId w:val="0"/>
   </w:num>
 </w:numbering>
 </file>
 
 <file path=word/styles.xml><?xml version="1.0" encoding="utf-8"?>
-<w:styles xmlns:w="http://schemas.openxmlformats.org/wordprocessingml/2006/main" xmlns:w14="http://schemas.microsoft.com/office/word/2010/wordml" xmlns:mc="http://schemas.openxmlformats.org/markup-compatibility/2006" mc:Ignorable="w14">
+<w:styles xmlns:mc="http://schemas.openxmlformats.org/markup-compatibility/2006" xmlns:r="http://schemas.openxmlformats.org/officeDocument/2006/relationships" xmlns:w="http://schemas.openxmlformats.org/wordprocessingml/2006/main" xmlns:w14="http://schemas.microsoft.com/office/word/2010/wordml" xmlns:w15="http://schemas.microsoft.com/office/word/2012/wordml" xmlns:w16cex="http://schemas.microsoft.com/office/word/2018/wordml/cex" xmlns:w16cid="http://schemas.microsoft.com/office/word/2016/wordml/cid" xmlns:w16="http://schemas.microsoft.com/office/word/2018/wordml" xmlns:w16du="http://schemas.microsoft.com/office/word/2023/wordml/word16du" xmlns:w16sdtdh="http://schemas.microsoft.com/office/word/2020/wordml/sdtdatahash" xmlns:w16sdtfl="http://schemas.microsoft.com/office/word/2024/wordml/sdtformatlock" xmlns:w16se="http://schemas.microsoft.com/office/word/2015/wordml/symex" mc:Ignorable="w14 w15 w16se w16cid w16 w16cex w16sdtdh w16sdtfl w16du">
   <w:docDefaults>
     <w:rPrDefault>
       <w:rPr>
-        <w:rFonts w:ascii="Aptos" w:hAnsi="Aptos" w:eastAsia="Aptos" w:cs="Arial" w:asciiTheme="minorHAnsi" w:cstheme="minorBidi" w:eastAsiaTheme="minorHAnsi" w:hAnsiTheme="minorHAnsi"/>
+        <w:rFonts w:asciiTheme="minorHAnsi" w:eastAsiaTheme="minorHAnsi" w:hAnsiTheme="minorHAnsi" w:cstheme="minorBidi"/>
         <w:kern w:val="2"/>
         <w:sz w:val="24"/>
         <w:szCs w:val="24"/>
@@ -3930,21 +5009,21 @@
     </w:rPrDefault>
     <w:pPrDefault>
       <w:pPr>
-        <w:suppressAutoHyphens w:val="true"/>
+        <w:suppressAutoHyphens/>
       </w:pPr>
     </w:pPrDefault>
   </w:docDefaults>
   <w:latentStyles w:defLockedState="0" w:defUIPriority="99" w:defSemiHidden="0" w:defUnhideWhenUsed="0" w:defQFormat="0" w:count="376">
     <w:lsdException w:name="Normal" w:uiPriority="0" w:qFormat="1"/>
     <w:lsdException w:name="heading 1" w:uiPriority="9" w:qFormat="1"/>
-    <w:lsdException w:name="heading 2" w:uiPriority="9" w:semiHidden="1" w:unhideWhenUsed="1" w:qFormat="1"/>
-    <w:lsdException w:name="heading 3" w:uiPriority="9" w:semiHidden="1" w:unhideWhenUsed="1" w:qFormat="1"/>
-    <w:lsdException w:name="heading 4" w:uiPriority="9" w:semiHidden="1" w:unhideWhenUsed="1" w:qFormat="1"/>
-    <w:lsdException w:name="heading 5" w:uiPriority="9" w:semiHidden="1" w:unhideWhenUsed="1" w:qFormat="1"/>
-    <w:lsdException w:name="heading 6" w:uiPriority="9" w:semiHidden="1" w:unhideWhenUsed="1" w:qFormat="1"/>
-    <w:lsdException w:name="heading 7" w:uiPriority="9" w:semiHidden="1" w:unhideWhenUsed="1" w:qFormat="1"/>
-    <w:lsdException w:name="heading 8" w:uiPriority="9" w:semiHidden="1" w:unhideWhenUsed="1" w:qFormat="1"/>
-    <w:lsdException w:name="heading 9" w:uiPriority="9" w:semiHidden="1" w:unhideWhenUsed="1" w:qFormat="1"/>
+    <w:lsdException w:name="heading 2" w:semiHidden="1" w:uiPriority="9" w:unhideWhenUsed="1" w:qFormat="1"/>
+    <w:lsdException w:name="heading 3" w:semiHidden="1" w:uiPriority="9" w:unhideWhenUsed="1" w:qFormat="1"/>
+    <w:lsdException w:name="heading 4" w:semiHidden="1" w:uiPriority="9" w:unhideWhenUsed="1" w:qFormat="1"/>
+    <w:lsdException w:name="heading 5" w:semiHidden="1" w:uiPriority="9" w:unhideWhenUsed="1" w:qFormat="1"/>
+    <w:lsdException w:name="heading 6" w:semiHidden="1" w:uiPriority="9" w:unhideWhenUsed="1" w:qFormat="1"/>
+    <w:lsdException w:name="heading 7" w:semiHidden="1" w:uiPriority="9" w:unhideWhenUsed="1" w:qFormat="1"/>
+    <w:lsdException w:name="heading 8" w:semiHidden="1" w:uiPriority="9" w:unhideWhenUsed="1" w:qFormat="1"/>
+    <w:lsdException w:name="heading 9" w:semiHidden="1" w:uiPriority="9" w:unhideWhenUsed="1" w:qFormat="1"/>
     <w:lsdException w:name="index 1" w:semiHidden="1" w:unhideWhenUsed="1"/>
     <w:lsdException w:name="index 2" w:semiHidden="1" w:unhideWhenUsed="1"/>
     <w:lsdException w:name="index 3" w:semiHidden="1" w:unhideWhenUsed="1"/>
@@ -3954,22 +5033,22 @@
     <w:lsdException w:name="index 7" w:semiHidden="1" w:unhideWhenUsed="1"/>
     <w:lsdException w:name="index 8" w:semiHidden="1" w:unhideWhenUsed="1"/>
     <w:lsdException w:name="index 9" w:semiHidden="1" w:unhideWhenUsed="1"/>
-    <w:lsdException w:name="toc 1" w:uiPriority="39" w:semiHidden="1" w:unhideWhenUsed="1"/>
-    <w:lsdException w:name="toc 2" w:uiPriority="39" w:semiHidden="1" w:unhideWhenUsed="1"/>
-    <w:lsdException w:name="toc 3" w:uiPriority="39" w:semiHidden="1" w:unhideWhenUsed="1"/>
-    <w:lsdException w:name="toc 4" w:uiPriority="39" w:semiHidden="1" w:unhideWhenUsed="1"/>
-    <w:lsdException w:name="toc 5" w:uiPriority="39" w:semiHidden="1" w:unhideWhenUsed="1"/>
-    <w:lsdException w:name="toc 6" w:uiPriority="39" w:semiHidden="1" w:unhideWhenUsed="1"/>
-    <w:lsdException w:name="toc 7" w:uiPriority="39" w:semiHidden="1" w:unhideWhenUsed="1"/>
-    <w:lsdException w:name="toc 8" w:uiPriority="39" w:semiHidden="1" w:unhideWhenUsed="1"/>
-    <w:lsdException w:name="toc 9" w:uiPriority="39" w:semiHidden="1" w:unhideWhenUsed="1"/>
+    <w:lsdException w:name="toc 1" w:semiHidden="1" w:uiPriority="39" w:unhideWhenUsed="1"/>
+    <w:lsdException w:name="toc 2" w:semiHidden="1" w:uiPriority="39" w:unhideWhenUsed="1"/>
+    <w:lsdException w:name="toc 3" w:semiHidden="1" w:uiPriority="39" w:unhideWhenUsed="1"/>
+    <w:lsdException w:name="toc 4" w:semiHidden="1" w:uiPriority="39" w:unhideWhenUsed="1"/>
+    <w:lsdException w:name="toc 5" w:semiHidden="1" w:uiPriority="39" w:unhideWhenUsed="1"/>
+    <w:lsdException w:name="toc 6" w:semiHidden="1" w:uiPriority="39" w:unhideWhenUsed="1"/>
+    <w:lsdException w:name="toc 7" w:semiHidden="1" w:uiPriority="39" w:unhideWhenUsed="1"/>
+    <w:lsdException w:name="toc 8" w:semiHidden="1" w:uiPriority="39" w:unhideWhenUsed="1"/>
+    <w:lsdException w:name="toc 9" w:semiHidden="1" w:uiPriority="39" w:unhideWhenUsed="1"/>
     <w:lsdException w:name="Normal Indent" w:semiHidden="1" w:unhideWhenUsed="1"/>
     <w:lsdException w:name="footnote text" w:semiHidden="1" w:unhideWhenUsed="1"/>
     <w:lsdException w:name="annotation text" w:semiHidden="1" w:unhideWhenUsed="1"/>
     <w:lsdException w:name="header" w:semiHidden="1" w:unhideWhenUsed="1"/>
     <w:lsdException w:name="footer" w:semiHidden="1" w:unhideWhenUsed="1"/>
     <w:lsdException w:name="index heading" w:semiHidden="1" w:unhideWhenUsed="1"/>
-    <w:lsdException w:name="caption" w:uiPriority="35" w:semiHidden="1" w:unhideWhenUsed="1" w:qFormat="1"/>
+    <w:lsdException w:name="caption" w:semiHidden="1" w:uiPriority="35" w:unhideWhenUsed="1" w:qFormat="1"/>
     <w:lsdException w:name="table of figures" w:semiHidden="1" w:unhideWhenUsed="1"/>
     <w:lsdException w:name="envelope address" w:semiHidden="1" w:unhideWhenUsed="1"/>
     <w:lsdException w:name="envelope return" w:semiHidden="1" w:unhideWhenUsed="1"/>
@@ -4000,7 +5079,7 @@
     <w:lsdException w:name="Title" w:uiPriority="10" w:qFormat="1"/>
     <w:lsdException w:name="Closing" w:semiHidden="1" w:unhideWhenUsed="1"/>
     <w:lsdException w:name="Signature" w:semiHidden="1" w:unhideWhenUsed="1"/>
-    <w:lsdException w:name="Default Paragraph Font" w:uiPriority="1" w:semiHidden="1" w:unhideWhenUsed="1"/>
+    <w:lsdException w:name="Default Paragraph Font" w:semiHidden="1" w:uiPriority="1" w:unhideWhenUsed="1"/>
     <w:lsdException w:name="Body Text" w:semiHidden="1" w:unhideWhenUsed="1"/>
     <w:lsdException w:name="Body Text Indent" w:semiHidden="1" w:unhideWhenUsed="1"/>
     <w:lsdException w:name="List Continue" w:semiHidden="1" w:unhideWhenUsed="1"/>
@@ -4200,8 +5279,8 @@
     <w:lsdException w:name="Subtle Reference" w:uiPriority="31" w:qFormat="1"/>
     <w:lsdException w:name="Intense Reference" w:uiPriority="32" w:qFormat="1"/>
     <w:lsdException w:name="Book Title" w:uiPriority="33" w:qFormat="1"/>
-    <w:lsdException w:name="Bibliography" w:uiPriority="37" w:semiHidden="1" w:unhideWhenUsed="1"/>
-    <w:lsdException w:name="TOC Heading" w:uiPriority="39" w:semiHidden="1" w:unhideWhenUsed="1" w:qFormat="1"/>
+    <w:lsdException w:name="Bibliography" w:semiHidden="1" w:uiPriority="37" w:unhideWhenUsed="1"/>
+    <w:lsdException w:name="TOC Heading" w:semiHidden="1" w:uiPriority="39" w:unhideWhenUsed="1" w:qFormat="1"/>
     <w:lsdException w:name="Plain Table 1" w:uiPriority="41"/>
     <w:lsdException w:name="Plain Table 2" w:uiPriority="42"/>
     <w:lsdException w:name="Plain Table 3" w:uiPriority="43"/>
@@ -4312,96 +5391,89 @@
     <w:lsdException w:name="Unresolved Mention" w:semiHidden="1" w:unhideWhenUsed="1"/>
     <w:lsdException w:name="Smart Link" w:semiHidden="1" w:unhideWhenUsed="1"/>
   </w:latentStyles>
-  <w:style w:type="paragraph" w:styleId="Normal" w:default="1">
+  <w:style w:type="paragraph" w:default="1" w:styleId="Normal">
     <w:name w:val="Normal"/>
     <w:qFormat/>
-    <w:rsid w:val="00ef0abe"/>
+    <w:rsid w:val="00EF0ABE"/>
     <w:pPr>
-      <w:widowControl/>
-      <w:bidi w:val="0"/>
-      <w:spacing w:lineRule="auto" w:line="259" w:before="0" w:after="160"/>
-      <w:jc w:val="left"/>
+      <w:spacing w:after="160" w:line="259" w:lineRule="auto"/>
     </w:pPr>
     <w:rPr>
-      <w:rFonts w:ascii="Aptos" w:hAnsi="Aptos" w:eastAsia="Aptos" w:cs="Arial" w:asciiTheme="minorHAnsi" w:cstheme="minorBidi" w:eastAsiaTheme="minorHAnsi" w:hAnsiTheme="minorHAnsi"/>
-      <w:color w:val="auto"/>
-      <w:kern w:val="2"/>
       <w:sz w:val="22"/>
       <w:szCs w:val="22"/>
-      <w:lang w:bidi="ar-LB" w:val="en-US" w:eastAsia="en-US"/>
-      <w14:ligatures w14:val="standardContextual"/>
+      <w:lang w:bidi="ar-LB"/>
     </w:rPr>
   </w:style>
   <w:style w:type="paragraph" w:styleId="Heading1">
-    <w:name w:val="Heading 1"/>
+    <w:name w:val="heading 1"/>
     <w:basedOn w:val="Normal"/>
     <w:next w:val="Normal"/>
     <w:link w:val="Heading1Char"/>
     <w:uiPriority w:val="9"/>
     <w:qFormat/>
-    <w:rsid w:val="00ef0abe"/>
+    <w:rsid w:val="00EF0ABE"/>
     <w:pPr>
-      <w:keepNext w:val="true"/>
+      <w:keepNext/>
       <w:keepLines/>
-      <w:spacing w:lineRule="auto" w:line="276" w:before="360" w:after="80"/>
+      <w:spacing w:before="360" w:after="80" w:line="276" w:lineRule="auto"/>
       <w:outlineLvl w:val="0"/>
     </w:pPr>
     <w:rPr>
-      <w:rFonts w:ascii="Aptos Display" w:hAnsi="Aptos Display" w:eastAsia="" w:cs="Times New Roman" w:asciiTheme="majorHAnsi" w:cstheme="majorBidi" w:eastAsiaTheme="majorEastAsia" w:hAnsiTheme="majorHAnsi"/>
-      <w:color w:themeColor="accent1" w:themeShade="bf" w:val="0F4761"/>
+      <w:rFonts w:asciiTheme="majorHAnsi" w:eastAsiaTheme="majorEastAsia" w:hAnsiTheme="majorHAnsi" w:cstheme="majorBidi"/>
+      <w:color w:val="0F4761" w:themeColor="accent1" w:themeShade="BF"/>
       <w:sz w:val="40"/>
       <w:szCs w:val="40"/>
       <w:lang w:bidi="ar-SA"/>
     </w:rPr>
   </w:style>
   <w:style w:type="paragraph" w:styleId="Heading2">
-    <w:name w:val="Heading 2"/>
+    <w:name w:val="heading 2"/>
     <w:basedOn w:val="Normal"/>
     <w:next w:val="Normal"/>
     <w:link w:val="Heading2Char"/>
     <w:uiPriority w:val="9"/>
     <w:unhideWhenUsed/>
     <w:qFormat/>
-    <w:rsid w:val="00ef0abe"/>
+    <w:rsid w:val="00EF0ABE"/>
     <w:pPr>
-      <w:keepNext w:val="true"/>
+      <w:keepNext/>
       <w:keepLines/>
-      <w:spacing w:lineRule="auto" w:line="276" w:before="160" w:after="80"/>
+      <w:spacing w:before="160" w:after="80" w:line="276" w:lineRule="auto"/>
       <w:outlineLvl w:val="1"/>
     </w:pPr>
     <w:rPr>
-      <w:rFonts w:ascii="Aptos Display" w:hAnsi="Aptos Display" w:eastAsia="" w:cs="Times New Roman" w:asciiTheme="majorHAnsi" w:cstheme="majorBidi" w:eastAsiaTheme="majorEastAsia" w:hAnsiTheme="majorHAnsi"/>
-      <w:color w:themeColor="accent1" w:themeShade="bf" w:val="0F4761"/>
+      <w:rFonts w:asciiTheme="majorHAnsi" w:eastAsiaTheme="majorEastAsia" w:hAnsiTheme="majorHAnsi" w:cstheme="majorBidi"/>
+      <w:color w:val="0F4761" w:themeColor="accent1" w:themeShade="BF"/>
       <w:sz w:val="32"/>
       <w:szCs w:val="32"/>
       <w:lang w:bidi="ar-SA"/>
     </w:rPr>
   </w:style>
   <w:style w:type="paragraph" w:styleId="Heading3">
-    <w:name w:val="Heading 3"/>
+    <w:name w:val="heading 3"/>
     <w:basedOn w:val="Normal"/>
     <w:next w:val="Normal"/>
     <w:link w:val="Heading3Char"/>
     <w:uiPriority w:val="9"/>
     <w:unhideWhenUsed/>
     <w:qFormat/>
-    <w:rsid w:val="00ef0abe"/>
+    <w:rsid w:val="00EF0ABE"/>
     <w:pPr>
-      <w:keepNext w:val="true"/>
+      <w:keepNext/>
       <w:keepLines/>
-      <w:spacing w:lineRule="auto" w:line="276" w:before="160" w:after="80"/>
+      <w:spacing w:before="160" w:after="80" w:line="276" w:lineRule="auto"/>
       <w:outlineLvl w:val="2"/>
     </w:pPr>
     <w:rPr>
-      <w:rFonts w:eastAsia="" w:cs="Times New Roman" w:cstheme="majorBidi" w:eastAsiaTheme="majorEastAsia"/>
-      <w:color w:themeColor="accent1" w:themeShade="bf" w:val="0F4761"/>
+      <w:rFonts w:eastAsiaTheme="majorEastAsia" w:cstheme="majorBidi"/>
+      <w:color w:val="0F4761" w:themeColor="accent1" w:themeShade="BF"/>
       <w:sz w:val="28"/>
       <w:szCs w:val="28"/>
       <w:lang w:bidi="ar-SA"/>
     </w:rPr>
   </w:style>
   <w:style w:type="paragraph" w:styleId="Heading4">
-    <w:name w:val="Heading 4"/>
+    <w:name w:val="heading 4"/>
     <w:basedOn w:val="Normal"/>
     <w:next w:val="Normal"/>
     <w:link w:val="Heading4Char"/>
@@ -4409,25 +5481,25 @@
     <w:semiHidden/>
     <w:unhideWhenUsed/>
     <w:qFormat/>
-    <w:rsid w:val="00ef0abe"/>
+    <w:rsid w:val="00EF0ABE"/>
     <w:pPr>
-      <w:keepNext w:val="true"/>
+      <w:keepNext/>
       <w:keepLines/>
-      <w:spacing w:lineRule="auto" w:line="276" w:before="80" w:after="40"/>
+      <w:spacing w:before="80" w:after="40" w:line="276" w:lineRule="auto"/>
       <w:outlineLvl w:val="3"/>
     </w:pPr>
     <w:rPr>
-      <w:rFonts w:eastAsia="" w:cs="Times New Roman" w:cstheme="majorBidi" w:eastAsiaTheme="majorEastAsia"/>
+      <w:rFonts w:eastAsiaTheme="majorEastAsia" w:cstheme="majorBidi"/>
       <w:i/>
       <w:iCs/>
-      <w:color w:themeColor="accent1" w:themeShade="bf" w:val="0F4761"/>
+      <w:color w:val="0F4761" w:themeColor="accent1" w:themeShade="BF"/>
       <w:sz w:val="24"/>
       <w:szCs w:val="24"/>
       <w:lang w:bidi="ar-SA"/>
     </w:rPr>
   </w:style>
   <w:style w:type="paragraph" w:styleId="Heading5">
-    <w:name w:val="Heading 5"/>
+    <w:name w:val="heading 5"/>
     <w:basedOn w:val="Normal"/>
     <w:next w:val="Normal"/>
     <w:link w:val="Heading5Char"/>
@@ -4435,23 +5507,23 @@
     <w:semiHidden/>
     <w:unhideWhenUsed/>
     <w:qFormat/>
-    <w:rsid w:val="00ef0abe"/>
+    <w:rsid w:val="00EF0ABE"/>
     <w:pPr>
-      <w:keepNext w:val="true"/>
+      <w:keepNext/>
       <w:keepLines/>
-      <w:spacing w:lineRule="auto" w:line="276" w:before="80" w:after="40"/>
+      <w:spacing w:before="80" w:after="40" w:line="276" w:lineRule="auto"/>
       <w:outlineLvl w:val="4"/>
     </w:pPr>
     <w:rPr>
-      <w:rFonts w:eastAsia="" w:cs="Times New Roman" w:cstheme="majorBidi" w:eastAsiaTheme="majorEastAsia"/>
-      <w:color w:themeColor="accent1" w:themeShade="bf" w:val="0F4761"/>
+      <w:rFonts w:eastAsiaTheme="majorEastAsia" w:cstheme="majorBidi"/>
+      <w:color w:val="0F4761" w:themeColor="accent1" w:themeShade="BF"/>
       <w:sz w:val="24"/>
       <w:szCs w:val="24"/>
       <w:lang w:bidi="ar-SA"/>
     </w:rPr>
   </w:style>
   <w:style w:type="paragraph" w:styleId="Heading6">
-    <w:name w:val="Heading 6"/>
+    <w:name w:val="heading 6"/>
     <w:basedOn w:val="Normal"/>
     <w:next w:val="Normal"/>
     <w:link w:val="Heading6Char"/>
@@ -4459,25 +5531,25 @@
     <w:semiHidden/>
     <w:unhideWhenUsed/>
     <w:qFormat/>
-    <w:rsid w:val="00ef0abe"/>
+    <w:rsid w:val="00EF0ABE"/>
     <w:pPr>
-      <w:keepNext w:val="true"/>
+      <w:keepNext/>
       <w:keepLines/>
-      <w:spacing w:lineRule="auto" w:line="276" w:before="40" w:after="0"/>
+      <w:spacing w:before="40" w:after="0" w:line="276" w:lineRule="auto"/>
       <w:outlineLvl w:val="5"/>
     </w:pPr>
     <w:rPr>
-      <w:rFonts w:eastAsia="" w:cs="Times New Roman" w:cstheme="majorBidi" w:eastAsiaTheme="majorEastAsia"/>
+      <w:rFonts w:eastAsiaTheme="majorEastAsia" w:cstheme="majorBidi"/>
       <w:i/>
       <w:iCs/>
-      <w:color w:themeColor="text1" w:themeTint="a6" w:val="595959"/>
+      <w:color w:val="595959" w:themeColor="text1" w:themeTint="A6"/>
       <w:sz w:val="24"/>
       <w:szCs w:val="24"/>
       <w:lang w:bidi="ar-SA"/>
     </w:rPr>
   </w:style>
   <w:style w:type="paragraph" w:styleId="Heading7">
-    <w:name w:val="Heading 7"/>
+    <w:name w:val="heading 7"/>
     <w:basedOn w:val="Normal"/>
     <w:next w:val="Normal"/>
     <w:link w:val="Heading7Char"/>
@@ -4485,23 +5557,23 @@
     <w:semiHidden/>
     <w:unhideWhenUsed/>
     <w:qFormat/>
-    <w:rsid w:val="00ef0abe"/>
+    <w:rsid w:val="00EF0ABE"/>
     <w:pPr>
-      <w:keepNext w:val="true"/>
+      <w:keepNext/>
       <w:keepLines/>
-      <w:spacing w:lineRule="auto" w:line="276" w:before="40" w:after="0"/>
+      <w:spacing w:before="40" w:after="0" w:line="276" w:lineRule="auto"/>
       <w:outlineLvl w:val="6"/>
     </w:pPr>
     <w:rPr>
-      <w:rFonts w:eastAsia="" w:cs="Times New Roman" w:cstheme="majorBidi" w:eastAsiaTheme="majorEastAsia"/>
-      <w:color w:themeColor="text1" w:themeTint="a6" w:val="595959"/>
+      <w:rFonts w:eastAsiaTheme="majorEastAsia" w:cstheme="majorBidi"/>
+      <w:color w:val="595959" w:themeColor="text1" w:themeTint="A6"/>
       <w:sz w:val="24"/>
       <w:szCs w:val="24"/>
       <w:lang w:bidi="ar-SA"/>
     </w:rPr>
   </w:style>
   <w:style w:type="paragraph" w:styleId="Heading8">
-    <w:name w:val="Heading 8"/>
+    <w:name w:val="heading 8"/>
     <w:basedOn w:val="Normal"/>
     <w:next w:val="Normal"/>
     <w:link w:val="Heading8Char"/>
@@ -4509,25 +5581,25 @@
     <w:semiHidden/>
     <w:unhideWhenUsed/>
     <w:qFormat/>
-    <w:rsid w:val="00ef0abe"/>
+    <w:rsid w:val="00EF0ABE"/>
     <w:pPr>
-      <w:keepNext w:val="true"/>
+      <w:keepNext/>
       <w:keepLines/>
-      <w:spacing w:lineRule="auto" w:line="276" w:before="0" w:after="0"/>
+      <w:spacing w:after="0" w:line="276" w:lineRule="auto"/>
       <w:outlineLvl w:val="7"/>
     </w:pPr>
     <w:rPr>
-      <w:rFonts w:eastAsia="" w:cs="Times New Roman" w:cstheme="majorBidi" w:eastAsiaTheme="majorEastAsia"/>
+      <w:rFonts w:eastAsiaTheme="majorEastAsia" w:cstheme="majorBidi"/>
       <w:i/>
       <w:iCs/>
-      <w:color w:themeColor="text1" w:themeTint="d8" w:val="272727"/>
+      <w:color w:val="272727" w:themeColor="text1" w:themeTint="D8"/>
       <w:sz w:val="24"/>
       <w:szCs w:val="24"/>
       <w:lang w:bidi="ar-SA"/>
     </w:rPr>
   </w:style>
   <w:style w:type="paragraph" w:styleId="Heading9">
-    <w:name w:val="Heading 9"/>
+    <w:name w:val="heading 9"/>
     <w:basedOn w:val="Normal"/>
     <w:next w:val="Normal"/>
     <w:link w:val="Heading9Char"/>
@@ -4535,195 +5607,214 @@
     <w:semiHidden/>
     <w:unhideWhenUsed/>
     <w:qFormat/>
-    <w:rsid w:val="00ef0abe"/>
+    <w:rsid w:val="00EF0ABE"/>
     <w:pPr>
-      <w:keepNext w:val="true"/>
+      <w:keepNext/>
       <w:keepLines/>
-      <w:spacing w:lineRule="auto" w:line="276" w:before="0" w:after="0"/>
+      <w:spacing w:after="0" w:line="276" w:lineRule="auto"/>
       <w:outlineLvl w:val="8"/>
     </w:pPr>
     <w:rPr>
-      <w:rFonts w:eastAsia="" w:cs="Times New Roman" w:cstheme="majorBidi" w:eastAsiaTheme="majorEastAsia"/>
-      <w:color w:themeColor="text1" w:themeTint="d8" w:val="272727"/>
+      <w:rFonts w:eastAsiaTheme="majorEastAsia" w:cstheme="majorBidi"/>
+      <w:color w:val="272727" w:themeColor="text1" w:themeTint="D8"/>
       <w:sz w:val="24"/>
       <w:szCs w:val="24"/>
       <w:lang w:bidi="ar-SA"/>
     </w:rPr>
   </w:style>
-  <w:style w:type="character" w:styleId="DefaultParagraphFont" w:default="1">
+  <w:style w:type="character" w:default="1" w:styleId="DefaultParagraphFont">
     <w:name w:val="Default Paragraph Font"/>
     <w:uiPriority w:val="1"/>
     <w:unhideWhenUsed/>
-    <w:qFormat/>
-    <w:rPr/>
   </w:style>
-  <w:style w:type="character" w:styleId="Heading1Char" w:customStyle="1">
+  <w:style w:type="table" w:default="1" w:styleId="TableNormal">
+    <w:name w:val="Normal Table"/>
+    <w:uiPriority w:val="99"/>
+    <w:semiHidden/>
+    <w:unhideWhenUsed/>
+    <w:tblPr>
+      <w:tblInd w:w="0" w:type="dxa"/>
+      <w:tblCellMar>
+        <w:top w:w="0" w:type="dxa"/>
+        <w:left w:w="108" w:type="dxa"/>
+        <w:bottom w:w="0" w:type="dxa"/>
+        <w:right w:w="108" w:type="dxa"/>
+      </w:tblCellMar>
+    </w:tblPr>
+  </w:style>
+  <w:style w:type="numbering" w:default="1" w:styleId="NoList">
+    <w:name w:val="No List"/>
+    <w:uiPriority w:val="99"/>
+    <w:semiHidden/>
+    <w:unhideWhenUsed/>
+  </w:style>
+  <w:style w:type="character" w:customStyle="1" w:styleId="Heading1Char">
     <w:name w:val="Heading 1 Char"/>
     <w:basedOn w:val="DefaultParagraphFont"/>
     <w:link w:val="Heading1"/>
     <w:uiPriority w:val="9"/>
     <w:qFormat/>
-    <w:rsid w:val="00ef0abe"/>
+    <w:rsid w:val="00EF0ABE"/>
     <w:rPr>
-      <w:rFonts w:ascii="Aptos Display" w:hAnsi="Aptos Display" w:eastAsia="" w:cs="Times New Roman" w:asciiTheme="majorHAnsi" w:cstheme="majorBidi" w:eastAsiaTheme="majorEastAsia" w:hAnsiTheme="majorHAnsi"/>
-      <w:color w:themeColor="accent1" w:themeShade="bf" w:val="0F4761"/>
+      <w:rFonts w:asciiTheme="majorHAnsi" w:eastAsiaTheme="majorEastAsia" w:hAnsiTheme="majorHAnsi" w:cstheme="majorBidi"/>
+      <w:color w:val="0F4761" w:themeColor="accent1" w:themeShade="BF"/>
       <w:sz w:val="40"/>
       <w:szCs w:val="40"/>
     </w:rPr>
   </w:style>
-  <w:style w:type="character" w:styleId="Heading2Char" w:customStyle="1">
+  <w:style w:type="character" w:customStyle="1" w:styleId="Heading2Char">
     <w:name w:val="Heading 2 Char"/>
     <w:basedOn w:val="DefaultParagraphFont"/>
     <w:link w:val="Heading2"/>
     <w:uiPriority w:val="9"/>
     <w:qFormat/>
-    <w:rsid w:val="00ef0abe"/>
+    <w:rsid w:val="00EF0ABE"/>
     <w:rPr>
-      <w:rFonts w:ascii="Aptos Display" w:hAnsi="Aptos Display" w:eastAsia="" w:cs="Times New Roman" w:asciiTheme="majorHAnsi" w:cstheme="majorBidi" w:eastAsiaTheme="majorEastAsia" w:hAnsiTheme="majorHAnsi"/>
-      <w:color w:themeColor="accent1" w:themeShade="bf" w:val="0F4761"/>
+      <w:rFonts w:asciiTheme="majorHAnsi" w:eastAsiaTheme="majorEastAsia" w:hAnsiTheme="majorHAnsi" w:cstheme="majorBidi"/>
+      <w:color w:val="0F4761" w:themeColor="accent1" w:themeShade="BF"/>
       <w:sz w:val="32"/>
       <w:szCs w:val="32"/>
     </w:rPr>
   </w:style>
-  <w:style w:type="character" w:styleId="Heading3Char" w:customStyle="1">
+  <w:style w:type="character" w:customStyle="1" w:styleId="Heading3Char">
     <w:name w:val="Heading 3 Char"/>
     <w:basedOn w:val="DefaultParagraphFont"/>
     <w:link w:val="Heading3"/>
     <w:uiPriority w:val="9"/>
     <w:qFormat/>
-    <w:rsid w:val="00ef0abe"/>
+    <w:rsid w:val="00EF0ABE"/>
     <w:rPr>
-      <w:rFonts w:eastAsia="" w:cs="Times New Roman" w:cstheme="majorBidi" w:eastAsiaTheme="majorEastAsia"/>
-      <w:color w:themeColor="accent1" w:themeShade="bf" w:val="0F4761"/>
+      <w:rFonts w:eastAsiaTheme="majorEastAsia" w:cstheme="majorBidi"/>
+      <w:color w:val="0F4761" w:themeColor="accent1" w:themeShade="BF"/>
       <w:sz w:val="28"/>
       <w:szCs w:val="28"/>
     </w:rPr>
   </w:style>
-  <w:style w:type="character" w:styleId="Heading4Char" w:customStyle="1">
+  <w:style w:type="character" w:customStyle="1" w:styleId="Heading4Char">
     <w:name w:val="Heading 4 Char"/>
     <w:basedOn w:val="DefaultParagraphFont"/>
     <w:link w:val="Heading4"/>
     <w:uiPriority w:val="9"/>
     <w:semiHidden/>
     <w:qFormat/>
-    <w:rsid w:val="00ef0abe"/>
+    <w:rsid w:val="00EF0ABE"/>
     <w:rPr>
-      <w:rFonts w:eastAsia="" w:cs="Times New Roman" w:cstheme="majorBidi" w:eastAsiaTheme="majorEastAsia"/>
+      <w:rFonts w:eastAsiaTheme="majorEastAsia" w:cstheme="majorBidi"/>
       <w:i/>
       <w:iCs/>
-      <w:color w:themeColor="accent1" w:themeShade="bf" w:val="0F4761"/>
+      <w:color w:val="0F4761" w:themeColor="accent1" w:themeShade="BF"/>
     </w:rPr>
   </w:style>
-  <w:style w:type="character" w:styleId="Heading5Char" w:customStyle="1">
+  <w:style w:type="character" w:customStyle="1" w:styleId="Heading5Char">
     <w:name w:val="Heading 5 Char"/>
     <w:basedOn w:val="DefaultParagraphFont"/>
     <w:link w:val="Heading5"/>
     <w:uiPriority w:val="9"/>
     <w:semiHidden/>
     <w:qFormat/>
-    <w:rsid w:val="00ef0abe"/>
+    <w:rsid w:val="00EF0ABE"/>
     <w:rPr>
-      <w:rFonts w:eastAsia="" w:cs="Times New Roman" w:cstheme="majorBidi" w:eastAsiaTheme="majorEastAsia"/>
-      <w:color w:themeColor="accent1" w:themeShade="bf" w:val="0F4761"/>
+      <w:rFonts w:eastAsiaTheme="majorEastAsia" w:cstheme="majorBidi"/>
+      <w:color w:val="0F4761" w:themeColor="accent1" w:themeShade="BF"/>
     </w:rPr>
   </w:style>
-  <w:style w:type="character" w:styleId="Heading6Char" w:customStyle="1">
+  <w:style w:type="character" w:customStyle="1" w:styleId="Heading6Char">
     <w:name w:val="Heading 6 Char"/>
     <w:basedOn w:val="DefaultParagraphFont"/>
     <w:link w:val="Heading6"/>
     <w:uiPriority w:val="9"/>
     <w:semiHidden/>
     <w:qFormat/>
-    <w:rsid w:val="00ef0abe"/>
+    <w:rsid w:val="00EF0ABE"/>
     <w:rPr>
-      <w:rFonts w:eastAsia="" w:cs="Times New Roman" w:cstheme="majorBidi" w:eastAsiaTheme="majorEastAsia"/>
+      <w:rFonts w:eastAsiaTheme="majorEastAsia" w:cstheme="majorBidi"/>
       <w:i/>
       <w:iCs/>
-      <w:color w:themeColor="text1" w:themeTint="a6" w:val="595959"/>
+      <w:color w:val="595959" w:themeColor="text1" w:themeTint="A6"/>
     </w:rPr>
   </w:style>
-  <w:style w:type="character" w:styleId="Heading7Char" w:customStyle="1">
+  <w:style w:type="character" w:customStyle="1" w:styleId="Heading7Char">
     <w:name w:val="Heading 7 Char"/>
     <w:basedOn w:val="DefaultParagraphFont"/>
     <w:link w:val="Heading7"/>
     <w:uiPriority w:val="9"/>
     <w:semiHidden/>
     <w:qFormat/>
-    <w:rsid w:val="00ef0abe"/>
+    <w:rsid w:val="00EF0ABE"/>
     <w:rPr>
-      <w:rFonts w:eastAsia="" w:cs="Times New Roman" w:cstheme="majorBidi" w:eastAsiaTheme="majorEastAsia"/>
-      <w:color w:themeColor="text1" w:themeTint="a6" w:val="595959"/>
+      <w:rFonts w:eastAsiaTheme="majorEastAsia" w:cstheme="majorBidi"/>
+      <w:color w:val="595959" w:themeColor="text1" w:themeTint="A6"/>
     </w:rPr>
   </w:style>
-  <w:style w:type="character" w:styleId="Heading8Char" w:customStyle="1">
+  <w:style w:type="character" w:customStyle="1" w:styleId="Heading8Char">
     <w:name w:val="Heading 8 Char"/>
     <w:basedOn w:val="DefaultParagraphFont"/>
     <w:link w:val="Heading8"/>
     <w:uiPriority w:val="9"/>
     <w:semiHidden/>
     <w:qFormat/>
-    <w:rsid w:val="00ef0abe"/>
+    <w:rsid w:val="00EF0ABE"/>
     <w:rPr>
-      <w:rFonts w:eastAsia="" w:cs="Times New Roman" w:cstheme="majorBidi" w:eastAsiaTheme="majorEastAsia"/>
+      <w:rFonts w:eastAsiaTheme="majorEastAsia" w:cstheme="majorBidi"/>
       <w:i/>
       <w:iCs/>
-      <w:color w:themeColor="text1" w:themeTint="d8" w:val="272727"/>
+      <w:color w:val="272727" w:themeColor="text1" w:themeTint="D8"/>
     </w:rPr>
   </w:style>
-  <w:style w:type="character" w:styleId="Heading9Char" w:customStyle="1">
+  <w:style w:type="character" w:customStyle="1" w:styleId="Heading9Char">
     <w:name w:val="Heading 9 Char"/>
     <w:basedOn w:val="DefaultParagraphFont"/>
     <w:link w:val="Heading9"/>
     <w:uiPriority w:val="9"/>
     <w:semiHidden/>
     <w:qFormat/>
-    <w:rsid w:val="00ef0abe"/>
+    <w:rsid w:val="00EF0ABE"/>
     <w:rPr>
-      <w:rFonts w:eastAsia="" w:cs="Times New Roman" w:cstheme="majorBidi" w:eastAsiaTheme="majorEastAsia"/>
-      <w:color w:themeColor="text1" w:themeTint="d8" w:val="272727"/>
+      <w:rFonts w:eastAsiaTheme="majorEastAsia" w:cstheme="majorBidi"/>
+      <w:color w:val="272727" w:themeColor="text1" w:themeTint="D8"/>
     </w:rPr>
   </w:style>
-  <w:style w:type="character" w:styleId="TitleChar" w:customStyle="1">
+  <w:style w:type="character" w:customStyle="1" w:styleId="TitleChar">
     <w:name w:val="Title Char"/>
     <w:basedOn w:val="DefaultParagraphFont"/>
     <w:link w:val="Title"/>
     <w:uiPriority w:val="10"/>
     <w:qFormat/>
-    <w:rsid w:val="00ef0abe"/>
+    <w:rsid w:val="00EF0ABE"/>
     <w:rPr>
-      <w:rFonts w:ascii="Aptos Display" w:hAnsi="Aptos Display" w:eastAsia="" w:cs="Times New Roman" w:asciiTheme="majorHAnsi" w:cstheme="majorBidi" w:eastAsiaTheme="majorEastAsia" w:hAnsiTheme="majorHAnsi"/>
+      <w:rFonts w:asciiTheme="majorHAnsi" w:eastAsiaTheme="majorEastAsia" w:hAnsiTheme="majorHAnsi" w:cstheme="majorBidi"/>
       <w:spacing w:val="-10"/>
       <w:kern w:val="2"/>
       <w:sz w:val="56"/>
       <w:szCs w:val="56"/>
     </w:rPr>
   </w:style>
-  <w:style w:type="character" w:styleId="SubtitleChar" w:customStyle="1">
+  <w:style w:type="character" w:customStyle="1" w:styleId="SubtitleChar">
     <w:name w:val="Subtitle Char"/>
     <w:basedOn w:val="DefaultParagraphFont"/>
     <w:link w:val="Subtitle"/>
     <w:uiPriority w:val="11"/>
     <w:qFormat/>
-    <w:rsid w:val="00ef0abe"/>
+    <w:rsid w:val="00EF0ABE"/>
     <w:rPr>
-      <w:rFonts w:eastAsia="" w:cs="Times New Roman" w:cstheme="majorBidi" w:eastAsiaTheme="majorEastAsia"/>
-      <w:color w:themeColor="text1" w:themeTint="a6" w:val="595959"/>
+      <w:rFonts w:eastAsiaTheme="majorEastAsia" w:cstheme="majorBidi"/>
+      <w:color w:val="595959" w:themeColor="text1" w:themeTint="A6"/>
       <w:spacing w:val="15"/>
       <w:sz w:val="28"/>
       <w:szCs w:val="28"/>
     </w:rPr>
   </w:style>
-  <w:style w:type="character" w:styleId="QuoteChar" w:customStyle="1">
+  <w:style w:type="character" w:customStyle="1" w:styleId="QuoteChar">
     <w:name w:val="Quote Char"/>
     <w:basedOn w:val="DefaultParagraphFont"/>
     <w:link w:val="Quote"/>
     <w:uiPriority w:val="29"/>
     <w:qFormat/>
-    <w:rsid w:val="00ef0abe"/>
+    <w:rsid w:val="00EF0ABE"/>
     <w:rPr>
       <w:i/>
       <w:iCs/>
-      <w:color w:themeColor="text1" w:themeTint="bf" w:val="404040"/>
+      <w:color w:val="404040" w:themeColor="text1" w:themeTint="BF"/>
     </w:rPr>
   </w:style>
   <w:style w:type="character" w:styleId="IntenseEmphasis">
@@ -4731,24 +5822,24 @@
     <w:basedOn w:val="DefaultParagraphFont"/>
     <w:uiPriority w:val="21"/>
     <w:qFormat/>
-    <w:rsid w:val="00ef0abe"/>
+    <w:rsid w:val="00EF0ABE"/>
     <w:rPr>
       <w:i/>
       <w:iCs/>
-      <w:color w:themeColor="accent1" w:themeShade="bf" w:val="0F4761"/>
+      <w:color w:val="0F4761" w:themeColor="accent1" w:themeShade="BF"/>
     </w:rPr>
   </w:style>
-  <w:style w:type="character" w:styleId="IntenseQuoteChar" w:customStyle="1">
+  <w:style w:type="character" w:customStyle="1" w:styleId="IntenseQuoteChar">
     <w:name w:val="Intense Quote Char"/>
     <w:basedOn w:val="DefaultParagraphFont"/>
     <w:link w:val="IntenseQuote"/>
     <w:uiPriority w:val="30"/>
     <w:qFormat/>
-    <w:rsid w:val="00ef0abe"/>
+    <w:rsid w:val="00EF0ABE"/>
     <w:rPr>
       <w:i/>
       <w:iCs/>
-      <w:color w:themeColor="accent1" w:themeShade="bf" w:val="0F4761"/>
+      <w:color w:val="0F4761" w:themeColor="accent1" w:themeShade="BF"/>
     </w:rPr>
   </w:style>
   <w:style w:type="character" w:styleId="IntenseReference">
@@ -4756,75 +5847,73 @@
     <w:basedOn w:val="DefaultParagraphFont"/>
     <w:uiPriority w:val="32"/>
     <w:qFormat/>
-    <w:rsid w:val="00ef0abe"/>
+    <w:rsid w:val="00EF0ABE"/>
     <w:rPr>
       <w:b/>
       <w:bCs/>
       <w:smallCaps/>
-      <w:color w:themeColor="accent1" w:themeShade="bf" w:val="0F4761"/>
+      <w:color w:val="0F4761" w:themeColor="accent1" w:themeShade="BF"/>
       <w:spacing w:val="5"/>
     </w:rPr>
   </w:style>
-  <w:style w:type="character" w:styleId="math-inline" w:customStyle="1">
+  <w:style w:type="character" w:customStyle="1" w:styleId="math-inline">
     <w:name w:val="math-inline"/>
     <w:basedOn w:val="DefaultParagraphFont"/>
     <w:qFormat/>
-    <w:rsid w:val="00690a79"/>
-    <w:rPr/>
+    <w:rsid w:val="00690A79"/>
   </w:style>
   <w:style w:type="character" w:styleId="Hyperlink">
     <w:name w:val="Hyperlink"/>
     <w:basedOn w:val="DefaultParagraphFont"/>
     <w:uiPriority w:val="99"/>
     <w:unhideWhenUsed/>
-    <w:rsid w:val="00d52bf1"/>
+    <w:rsid w:val="00D52BF1"/>
     <w:rPr>
-      <w:color w:themeColor="hyperlink" w:val="467886"/>
+      <w:color w:val="467886" w:themeColor="hyperlink"/>
       <w:u w:val="single"/>
     </w:rPr>
   </w:style>
-  <w:style w:type="character" w:styleId="HeaderChar" w:customStyle="1">
+  <w:style w:type="character" w:customStyle="1" w:styleId="HeaderChar">
     <w:name w:val="Header Char"/>
     <w:basedOn w:val="DefaultParagraphFont"/>
     <w:link w:val="Header"/>
     <w:uiPriority w:val="99"/>
     <w:qFormat/>
-    <w:rsid w:val="00854ab3"/>
+    <w:rsid w:val="00854AB3"/>
     <w:rPr>
       <w:sz w:val="22"/>
       <w:szCs w:val="22"/>
       <w:lang w:bidi="ar-LB"/>
     </w:rPr>
   </w:style>
-  <w:style w:type="character" w:styleId="FooterChar" w:customStyle="1">
+  <w:style w:type="character" w:customStyle="1" w:styleId="FooterChar">
     <w:name w:val="Footer Char"/>
     <w:basedOn w:val="DefaultParagraphFont"/>
     <w:link w:val="Footer"/>
     <w:uiPriority w:val="99"/>
     <w:qFormat/>
-    <w:rsid w:val="00854ab3"/>
+    <w:rsid w:val="00854AB3"/>
     <w:rPr>
       <w:sz w:val="22"/>
       <w:szCs w:val="22"/>
       <w:lang w:bidi="ar-LB"/>
     </w:rPr>
   </w:style>
-  <w:style w:type="character" w:styleId="IndexLink">
+  <w:style w:type="character" w:customStyle="1" w:styleId="IndexLink">
     <w:name w:val="Index Link"/>
     <w:qFormat/>
-    <w:rPr/>
   </w:style>
-  <w:style w:type="paragraph" w:styleId="Heading">
+  <w:style w:type="paragraph" w:customStyle="1" w:styleId="Heading">
     <w:name w:val="Heading"/>
     <w:basedOn w:val="Normal"/>
     <w:next w:val="BodyText"/>
     <w:qFormat/>
     <w:pPr>
-      <w:keepNext w:val="true"/>
+      <w:keepNext/>
       <w:spacing w:before="240" w:after="120"/>
     </w:pPr>
     <w:rPr>
-      <w:rFonts w:ascii="Liberation Sans" w:hAnsi="Liberation Sans" w:eastAsia="Noto Sans CJK SC" w:cs="FreeSans"/>
+      <w:rFonts w:ascii="Liberation Sans" w:eastAsia="Noto Sans CJK SC" w:hAnsi="Liberation Sans" w:cs="FreeSans"/>
       <w:sz w:val="28"/>
       <w:szCs w:val="28"/>
     </w:rPr>
@@ -4833,20 +5922,18 @@
     <w:name w:val="Body Text"/>
     <w:basedOn w:val="Normal"/>
     <w:pPr>
-      <w:spacing w:lineRule="auto" w:line="276" w:before="0" w:after="140"/>
+      <w:spacing w:after="140" w:line="276" w:lineRule="auto"/>
     </w:pPr>
-    <w:rPr/>
   </w:style>
   <w:style w:type="paragraph" w:styleId="List">
     <w:name w:val="List"/>
     <w:basedOn w:val="BodyText"/>
-    <w:pPr/>
     <w:rPr>
       <w:rFonts w:cs="FreeSans"/>
     </w:rPr>
   </w:style>
   <w:style w:type="paragraph" w:styleId="Caption">
-    <w:name w:val="Caption"/>
+    <w:name w:val="caption"/>
     <w:basedOn w:val="Normal"/>
     <w:qFormat/>
     <w:pPr>
@@ -4861,7 +5948,7 @@
       <w:szCs w:val="24"/>
     </w:rPr>
   </w:style>
-  <w:style w:type="paragraph" w:styleId="Index">
+  <w:style w:type="paragraph" w:customStyle="1" w:styleId="Index">
     <w:name w:val="Index"/>
     <w:basedOn w:val="Normal"/>
     <w:qFormat/>
@@ -4879,15 +5966,14 @@
     <w:link w:val="TitleChar"/>
     <w:uiPriority w:val="10"/>
     <w:qFormat/>
-    <w:rsid w:val="00ef0abe"/>
+    <w:rsid w:val="00EF0ABE"/>
     <w:pPr>
-      <w:spacing w:lineRule="auto" w:line="240" w:before="0" w:after="80"/>
+      <w:spacing w:after="80" w:line="240" w:lineRule="auto"/>
       <w:contextualSpacing/>
     </w:pPr>
     <w:rPr>
-      <w:rFonts w:ascii="Aptos Display" w:hAnsi="Aptos Display" w:eastAsia="" w:cs="Times New Roman" w:asciiTheme="majorHAnsi" w:cstheme="majorBidi" w:eastAsiaTheme="majorEastAsia" w:hAnsiTheme="majorHAnsi"/>
+      <w:rFonts w:asciiTheme="majorHAnsi" w:eastAsiaTheme="majorEastAsia" w:hAnsiTheme="majorHAnsi" w:cstheme="majorBidi"/>
       <w:spacing w:val="-10"/>
-      <w:kern w:val="2"/>
       <w:sz w:val="56"/>
       <w:szCs w:val="56"/>
       <w:lang w:bidi="ar-SA"/>
@@ -4900,13 +5986,13 @@
     <w:link w:val="SubtitleChar"/>
     <w:uiPriority w:val="11"/>
     <w:qFormat/>
-    <w:rsid w:val="00ef0abe"/>
+    <w:rsid w:val="00EF0ABE"/>
     <w:pPr>
-      <w:spacing w:lineRule="auto" w:line="276"/>
+      <w:spacing w:line="276" w:lineRule="auto"/>
     </w:pPr>
     <w:rPr>
-      <w:rFonts w:eastAsia="" w:cs="Times New Roman" w:cstheme="majorBidi" w:eastAsiaTheme="majorEastAsia"/>
-      <w:color w:themeColor="text1" w:themeTint="a6" w:val="595959"/>
+      <w:rFonts w:eastAsiaTheme="majorEastAsia" w:cstheme="majorBidi"/>
+      <w:color w:val="595959" w:themeColor="text1" w:themeTint="A6"/>
       <w:spacing w:val="15"/>
       <w:sz w:val="28"/>
       <w:szCs w:val="28"/>
@@ -4920,15 +6006,15 @@
     <w:link w:val="QuoteChar"/>
     <w:uiPriority w:val="29"/>
     <w:qFormat/>
-    <w:rsid w:val="00ef0abe"/>
+    <w:rsid w:val="00EF0ABE"/>
     <w:pPr>
-      <w:spacing w:lineRule="auto" w:line="276" w:before="160" w:after="160"/>
+      <w:spacing w:before="160" w:line="276" w:lineRule="auto"/>
       <w:jc w:val="center"/>
     </w:pPr>
     <w:rPr>
       <w:i/>
       <w:iCs/>
-      <w:color w:themeColor="text1" w:themeTint="bf" w:val="404040"/>
+      <w:color w:val="404040" w:themeColor="text1" w:themeTint="BF"/>
       <w:sz w:val="24"/>
       <w:szCs w:val="24"/>
       <w:lang w:bidi="ar-SA"/>
@@ -4939,9 +6025,9 @@
     <w:basedOn w:val="Normal"/>
     <w:uiPriority w:val="34"/>
     <w:qFormat/>
-    <w:rsid w:val="00ef0abe"/>
+    <w:rsid w:val="00EF0ABE"/>
     <w:pPr>
-      <w:spacing w:lineRule="auto" w:line="276" w:before="0" w:after="160"/>
+      <w:spacing w:line="276" w:lineRule="auto"/>
       <w:ind w:left="720"/>
       <w:contextualSpacing/>
     </w:pPr>
@@ -4958,20 +6044,20 @@
     <w:link w:val="IntenseQuoteChar"/>
     <w:uiPriority w:val="30"/>
     <w:qFormat/>
-    <w:rsid w:val="00ef0abe"/>
+    <w:rsid w:val="00EF0ABE"/>
     <w:pPr>
       <w:pBdr>
-        <w:top w:val="single" w:sz="4" w:space="10" w:color="0F4761" w:themeColor="accent1" w:themeShade="bf"/>
-        <w:bottom w:val="single" w:sz="4" w:space="10" w:color="0F4761" w:themeColor="accent1" w:themeShade="bf"/>
+        <w:top w:val="single" w:sz="4" w:space="10" w:color="0F4761" w:themeColor="accent1" w:themeShade="BF"/>
+        <w:bottom w:val="single" w:sz="4" w:space="10" w:color="0F4761" w:themeColor="accent1" w:themeShade="BF"/>
       </w:pBdr>
-      <w:spacing w:lineRule="auto" w:line="276" w:before="360" w:after="360"/>
+      <w:spacing w:before="360" w:after="360" w:line="276" w:lineRule="auto"/>
       <w:ind w:left="864" w:right="864"/>
       <w:jc w:val="center"/>
     </w:pPr>
     <w:rPr>
       <w:i/>
       <w:iCs/>
-      <w:color w:themeColor="accent1" w:themeShade="bf" w:val="0F4761"/>
+      <w:color w:val="0F4761" w:themeColor="accent1" w:themeShade="BF"/>
       <w:sz w:val="24"/>
       <w:szCs w:val="24"/>
       <w:lang w:bidi="ar-SA"/>
@@ -4984,12 +6070,12 @@
     <w:semiHidden/>
     <w:unhideWhenUsed/>
     <w:qFormat/>
-    <w:rsid w:val="00ef0abe"/>
+    <w:rsid w:val="00EF0ABE"/>
     <w:pPr>
-      <w:spacing w:lineRule="auto" w:line="240" w:beforeAutospacing="1" w:afterAutospacing="1"/>
+      <w:spacing w:beforeAutospacing="1" w:afterAutospacing="1" w:line="240" w:lineRule="auto"/>
     </w:pPr>
     <w:rPr>
-      <w:rFonts w:ascii="Times New Roman" w:hAnsi="Times New Roman" w:eastAsia="" w:cs="Times New Roman" w:eastAsiaTheme="minorEastAsia"/>
+      <w:rFonts w:ascii="Times New Roman" w:eastAsiaTheme="minorEastAsia" w:hAnsi="Times New Roman" w:cs="Times New Roman"/>
       <w:kern w:val="0"/>
       <w:sz w:val="24"/>
       <w:szCs w:val="24"/>
@@ -4998,10 +6084,8 @@
     </w:rPr>
   </w:style>
   <w:style w:type="paragraph" w:styleId="IndexHeading">
-    <w:name w:val="Index Heading"/>
+    <w:name w:val="index heading"/>
     <w:basedOn w:val="Heading"/>
-    <w:pPr/>
-    <w:rPr/>
   </w:style>
   <w:style w:type="paragraph" w:styleId="TOCHeading">
     <w:name w:val="TOC Heading"/>
@@ -5010,9 +6094,9 @@
     <w:uiPriority w:val="39"/>
     <w:unhideWhenUsed/>
     <w:qFormat/>
-    <w:rsid w:val="006a44b0"/>
+    <w:rsid w:val="006A44B0"/>
     <w:pPr>
-      <w:spacing w:lineRule="auto" w:line="259" w:before="240" w:after="0"/>
+      <w:spacing w:before="240" w:after="0" w:line="259" w:lineRule="auto"/>
       <w:outlineLvl w:val="9"/>
     </w:pPr>
     <w:rPr>
@@ -5023,175 +6107,148 @@
     </w:rPr>
   </w:style>
   <w:style w:type="paragraph" w:styleId="TOC2">
-    <w:name w:val="TOC 2"/>
+    <w:name w:val="toc 2"/>
     <w:basedOn w:val="Normal"/>
     <w:next w:val="Normal"/>
     <w:autoRedefine/>
     <w:uiPriority w:val="39"/>
     <w:unhideWhenUsed/>
-    <w:rsid w:val="006a44b0"/>
+    <w:rsid w:val="006A44B0"/>
     <w:pPr>
-      <w:spacing w:before="0" w:after="100"/>
+      <w:spacing w:after="100"/>
       <w:ind w:left="220"/>
     </w:pPr>
     <w:rPr>
-      <w:rFonts w:eastAsia="" w:cs="Times New Roman" w:eastAsiaTheme="minorEastAsia"/>
+      <w:rFonts w:eastAsiaTheme="minorEastAsia" w:cs="Times New Roman"/>
       <w:kern w:val="0"/>
       <w:lang w:bidi="ar-SA"/>
       <w14:ligatures w14:val="none"/>
     </w:rPr>
   </w:style>
   <w:style w:type="paragraph" w:styleId="TOC1">
-    <w:name w:val="TOC 1"/>
+    <w:name w:val="toc 1"/>
     <w:basedOn w:val="Normal"/>
     <w:next w:val="Normal"/>
     <w:autoRedefine/>
     <w:uiPriority w:val="39"/>
     <w:unhideWhenUsed/>
-    <w:rsid w:val="006a44b0"/>
+    <w:rsid w:val="006A44B0"/>
     <w:pPr>
-      <w:spacing w:before="0" w:after="100"/>
+      <w:spacing w:after="100"/>
     </w:pPr>
     <w:rPr>
-      <w:rFonts w:eastAsia="" w:cs="Times New Roman" w:eastAsiaTheme="minorEastAsia"/>
+      <w:rFonts w:eastAsiaTheme="minorEastAsia" w:cs="Times New Roman"/>
       <w:kern w:val="0"/>
       <w:lang w:bidi="ar-SA"/>
       <w14:ligatures w14:val="none"/>
     </w:rPr>
   </w:style>
   <w:style w:type="paragraph" w:styleId="TOC3">
-    <w:name w:val="TOC 3"/>
+    <w:name w:val="toc 3"/>
     <w:basedOn w:val="Normal"/>
     <w:next w:val="Normal"/>
     <w:autoRedefine/>
     <w:uiPriority w:val="39"/>
     <w:unhideWhenUsed/>
-    <w:rsid w:val="006a44b0"/>
+    <w:rsid w:val="006A44B0"/>
     <w:pPr>
-      <w:spacing w:before="0" w:after="100"/>
+      <w:spacing w:after="100"/>
       <w:ind w:left="440"/>
     </w:pPr>
     <w:rPr>
-      <w:rFonts w:eastAsia="" w:cs="Times New Roman" w:eastAsiaTheme="minorEastAsia"/>
+      <w:rFonts w:eastAsiaTheme="minorEastAsia" w:cs="Times New Roman"/>
       <w:kern w:val="0"/>
       <w:lang w:bidi="ar-SA"/>
       <w14:ligatures w14:val="none"/>
     </w:rPr>
   </w:style>
-  <w:style w:type="paragraph" w:styleId="HeaderandFooter">
+  <w:style w:type="paragraph" w:customStyle="1" w:styleId="HeaderandFooter">
     <w:name w:val="Header and Footer"/>
     <w:basedOn w:val="Normal"/>
     <w:qFormat/>
-    <w:pPr/>
-    <w:rPr/>
   </w:style>
   <w:style w:type="paragraph" w:styleId="Header">
-    <w:name w:val="Header"/>
+    <w:name w:val="header"/>
     <w:basedOn w:val="Normal"/>
     <w:link w:val="HeaderChar"/>
     <w:uiPriority w:val="99"/>
     <w:unhideWhenUsed/>
-    <w:rsid w:val="00854ab3"/>
+    <w:rsid w:val="00854AB3"/>
     <w:pPr>
       <w:tabs>
-        <w:tab w:val="clear" w:pos="720"/>
-        <w:tab w:val="center" w:pos="4680" w:leader="none"/>
-        <w:tab w:val="right" w:pos="9360" w:leader="none"/>
+        <w:tab w:val="center" w:pos="4680"/>
+        <w:tab w:val="right" w:pos="9360"/>
       </w:tabs>
-      <w:spacing w:lineRule="auto" w:line="240" w:before="0" w:after="0"/>
+      <w:spacing w:after="0" w:line="240" w:lineRule="auto"/>
     </w:pPr>
-    <w:rPr/>
   </w:style>
   <w:style w:type="paragraph" w:styleId="Footer">
-    <w:name w:val="Footer"/>
+    <w:name w:val="footer"/>
     <w:basedOn w:val="Normal"/>
     <w:link w:val="FooterChar"/>
     <w:uiPriority w:val="99"/>
     <w:unhideWhenUsed/>
-    <w:rsid w:val="00854ab3"/>
+    <w:rsid w:val="00854AB3"/>
     <w:pPr>
       <w:tabs>
-        <w:tab w:val="clear" w:pos="720"/>
-        <w:tab w:val="center" w:pos="4680" w:leader="none"/>
-        <w:tab w:val="right" w:pos="9360" w:leader="none"/>
+        <w:tab w:val="center" w:pos="4680"/>
+        <w:tab w:val="right" w:pos="9360"/>
       </w:tabs>
-      <w:spacing w:lineRule="auto" w:line="240" w:before="0" w:after="0"/>
+      <w:spacing w:after="0" w:line="240" w:lineRule="auto"/>
     </w:pPr>
-    <w:rPr/>
-  </w:style>
-  <w:style w:type="numbering" w:styleId="NoList" w:default="1">
-    <w:name w:val="No List"/>
-    <w:uiPriority w:val="99"/>
-    <w:semiHidden/>
-    <w:unhideWhenUsed/>
-    <w:qFormat/>
-  </w:style>
-  <w:style w:type="table" w:default="1" w:styleId="TableNormal">
-    <w:name w:val="Normal Table"/>
-    <w:uiPriority w:val="99"/>
-    <w:semiHidden/>
-    <w:unhideWhenUsed/>
-    <w:tblPr>
-      <w:tblCellMar>
-        <w:top w:w="0" w:type="dxa"/>
-        <w:left w:w="108" w:type="dxa"/>
-        <w:bottom w:w="0" w:type="dxa"/>
-        <w:right w:w="108" w:type="dxa"/>
-      </w:tblCellMar>
-    </w:tblPr>
   </w:style>
 </w:styles>
 </file>
 
 <file path=word/theme/theme1.xml><?xml version="1.0" encoding="utf-8"?>
-<a:theme xmlns:a="http://schemas.openxmlformats.org/drawingml/2006/main" xmlns:r="http://schemas.openxmlformats.org/officeDocument/2006/relationships" name="Office Theme">
+<a:theme xmlns:a="http://schemas.openxmlformats.org/drawingml/2006/main" name="Office Theme">
   <a:themeElements>
     <a:clrScheme name="Office">
       <a:dk1>
         <a:srgbClr val="000000"/>
       </a:dk1>
       <a:lt1>
-        <a:srgbClr val="ffffff"/>
+        <a:srgbClr val="FFFFFF"/>
       </a:lt1>
       <a:dk2>
-        <a:srgbClr val="0e2841"/>
+        <a:srgbClr val="0E2841"/>
       </a:dk2>
       <a:lt2>
-        <a:srgbClr val="e8e8e8"/>
+        <a:srgbClr val="E8E8E8"/>
       </a:lt2>
       <a:accent1>
         <a:srgbClr val="156082"/>
       </a:accent1>
       <a:accent2>
-        <a:srgbClr val="e97132"/>
+        <a:srgbClr val="E97132"/>
       </a:accent2>
       <a:accent3>
-        <a:srgbClr val="196b24"/>
+        <a:srgbClr val="196B24"/>
       </a:accent3>
       <a:accent4>
-        <a:srgbClr val="0f9ed5"/>
+        <a:srgbClr val="0F9ED5"/>
       </a:accent4>
       <a:accent5>
-        <a:srgbClr val="a02b93"/>
+        <a:srgbClr val="A02B93"/>
       </a:accent5>
       <a:accent6>
-        <a:srgbClr val="4ea72e"/>
+        <a:srgbClr val="4EA72E"/>
       </a:accent6>
       <a:hlink>
         <a:srgbClr val="467886"/>
       </a:hlink>
       <a:folHlink>
-        <a:srgbClr val="96607d"/>
+        <a:srgbClr val="96607D"/>
       </a:folHlink>
     </a:clrScheme>
     <a:fontScheme name="Office">
       <a:majorFont>
-        <a:latin typeface="Aptos Display" panose="02110004020202020204" pitchFamily="0" charset="1"/>
+        <a:latin typeface="Aptos Display" panose="02110004020202020204"/>
         <a:ea typeface=""/>
         <a:cs typeface=""/>
       </a:majorFont>
       <a:minorFont>
-        <a:latin typeface="Aptos" panose="02110004020202020204" pitchFamily="0" charset="1"/>
+        <a:latin typeface="Aptos" panose="02110004020202020204"/>
         <a:ea typeface=""/>
         <a:cs typeface=""/>
       </a:minorFont>
@@ -5223,7 +6280,7 @@
             </a:gs>
           </a:gsLst>
           <a:lin ang="5400000" scaled="0"/>
-          <a:tileRect l="0" t="0" r="0" b="0"/>
+          <a:tileRect/>
         </a:gradFill>
         <a:gradFill>
           <a:gsLst>
@@ -5247,7 +6304,7 @@
             </a:gs>
           </a:gsLst>
           <a:lin ang="5400000" scaled="0"/>
-          <a:tileRect l="0" t="0" r="0" b="0"/>
+          <a:tileRect/>
         </a:gradFill>
       </a:fillStyleLst>
       <a:lnStyleLst>
@@ -5307,11 +6364,13 @@
             </a:gs>
           </a:gsLst>
           <a:lin ang="5400000" scaled="0"/>
-          <a:tileRect l="0" t="0" r="0" b="0"/>
+          <a:tileRect/>
         </a:gradFill>
       </a:bgFillStyleLst>
     </a:fmtScheme>
   </a:themeElements>
+  <a:objectDefaults/>
+  <a:extraClrSchemeLst/>
 </a:theme>
 </file>
 

--- a/I3335_AI_Report.docx
+++ b/I3335_AI_Report.docx
@@ -222,23 +222,7 @@
           <w:sz w:val="52"/>
           <w:szCs w:val="52"/>
         </w:rPr>
-        <w:t xml:space="preserve">Charbel </w:t>
-      </w:r>
-      <w:proofErr w:type="spellStart"/>
-      <w:r>
-        <w:rPr>
-          <w:sz w:val="52"/>
-          <w:szCs w:val="52"/>
-        </w:rPr>
-        <w:t>Outayek</w:t>
-      </w:r>
-      <w:proofErr w:type="spellEnd"/>
-      <w:r>
-        <w:rPr>
-          <w:sz w:val="52"/>
-          <w:szCs w:val="52"/>
-        </w:rPr>
-        <w:t>- 61222</w:t>
+        <w:t>Charbel Outayek- 61222</w:t>
       </w:r>
     </w:p>
     <w:p>
@@ -2103,14 +2087,7 @@
           <w:sz w:val="32"/>
           <w:szCs w:val="32"/>
         </w:rPr>
-        <w:t xml:space="preserve"> </w:t>
-      </w:r>
-      <w:r>
-        <w:rPr>
-          <w:sz w:val="32"/>
-          <w:szCs w:val="32"/>
-        </w:rPr>
-        <w:t>Where Wordy is</w:t>
+        <w:t xml:space="preserve"> Where Wordy is</w:t>
       </w:r>
       <w:r>
         <w:rPr>
@@ -2542,15 +2519,13 @@
         </w:rPr>
         <w:t xml:space="preserve"> If the algorithm reaches a state where no column is safe and the </w:t>
       </w:r>
-      <w:proofErr w:type="gramStart"/>
-      <w:r>
-        <w:rPr>
-          <w:sz w:val="32"/>
-          <w:szCs w:val="32"/>
-        </w:rPr>
-        <w:t>amount</w:t>
-      </w:r>
-      <w:proofErr w:type="gramEnd"/>
+      <w:r>
+        <w:rPr>
+          <w:sz w:val="32"/>
+          <w:szCs w:val="32"/>
+        </w:rPr>
+        <w:t>number</w:t>
+      </w:r>
       <w:r>
         <w:rPr>
           <w:sz w:val="32"/>
@@ -3016,14 +2991,13 @@
         </w:rPr>
         <w:t xml:space="preserve">, and the 3 minigame puzzles will </w:t>
       </w:r>
-      <w:proofErr w:type="gramStart"/>
       <w:r>
         <w:rPr>
           <w:sz w:val="32"/>
           <w:szCs w:val="32"/>
           <w:lang w:bidi="ar-SA"/>
         </w:rPr>
-        <w:t xml:space="preserve">appear </w:t>
+        <w:t>appear each</w:t>
       </w:r>
       <w:r>
         <w:rPr>
@@ -3031,7 +3005,7 @@
           <w:szCs w:val="32"/>
           <w:lang w:bidi="ar-SA"/>
         </w:rPr>
-        <w:t xml:space="preserve"> </w:t>
+        <w:t xml:space="preserve"> one in a separate part of the main </w:t>
       </w:r>
       <w:r>
         <w:rPr>
@@ -3039,24 +3013,15 @@
           <w:szCs w:val="32"/>
           <w:lang w:bidi="ar-SA"/>
         </w:rPr>
-        <w:t>each</w:t>
-      </w:r>
-      <w:proofErr w:type="gramEnd"/>
+        <w:t>window. (</w:t>
+      </w:r>
       <w:r>
         <w:rPr>
           <w:sz w:val="32"/>
           <w:szCs w:val="32"/>
           <w:lang w:bidi="ar-SA"/>
         </w:rPr>
-        <w:t xml:space="preserve"> one in a separate part of the main window.</w:t>
-      </w:r>
-      <w:r>
-        <w:rPr>
-          <w:sz w:val="32"/>
-          <w:szCs w:val="32"/>
-          <w:lang w:bidi="ar-SA"/>
-        </w:rPr>
-        <w:t>(the user clicks on one of them)</w:t>
+        <w:t>the user clicks on one of them)</w:t>
       </w:r>
     </w:p>
     <w:p>
@@ -3085,13 +3050,41 @@
         </w:rPr>
         <w:t xml:space="preserve">: there is an input under the puzzle picture that asks the user to enter the value of </w:t>
       </w:r>
+      <w:r>
+        <w:rPr>
+          <w:sz w:val="32"/>
+          <w:szCs w:val="32"/>
+        </w:rPr>
+        <w:t>N (</w:t>
+      </w:r>
+      <w:r>
+        <w:rPr>
+          <w:sz w:val="32"/>
+          <w:szCs w:val="32"/>
+        </w:rPr>
+        <w:t>the board size and the Queens number</w:t>
+      </w:r>
       <w:proofErr w:type="gramStart"/>
       <w:r>
         <w:rPr>
           <w:sz w:val="32"/>
           <w:szCs w:val="32"/>
         </w:rPr>
-        <w:t>N(</w:t>
+        <w:t>),</w:t>
+      </w:r>
+      <w:r>
+        <w:rPr>
+          <w:sz w:val="32"/>
+          <w:szCs w:val="32"/>
+        </w:rPr>
+        <w:t xml:space="preserve"> </w:t>
+      </w:r>
+      <w:r>
+        <w:rPr>
+          <w:sz w:val="32"/>
+          <w:szCs w:val="32"/>
+        </w:rPr>
+        <w:t>and</w:t>
       </w:r>
       <w:proofErr w:type="gramEnd"/>
       <w:r>
@@ -3099,30 +3092,7 @@
           <w:sz w:val="32"/>
           <w:szCs w:val="32"/>
         </w:rPr>
-        <w:t>the board size and the Queens number</w:t>
-      </w:r>
-      <w:proofErr w:type="gramStart"/>
-      <w:r>
-        <w:rPr>
-          <w:sz w:val="32"/>
-          <w:szCs w:val="32"/>
-        </w:rPr>
-        <w:t>) ,</w:t>
-      </w:r>
-      <w:proofErr w:type="gramEnd"/>
-      <w:r>
-        <w:rPr>
-          <w:sz w:val="32"/>
-          <w:szCs w:val="32"/>
-        </w:rPr>
-        <w:t xml:space="preserve"> </w:t>
-      </w:r>
-      <w:r>
-        <w:rPr>
-          <w:sz w:val="32"/>
-          <w:szCs w:val="32"/>
-        </w:rPr>
-        <w:t>and will a new window that has a chessboard and will show you every possible solution for the number of queens that you entered.</w:t>
+        <w:t xml:space="preserve"> will a new window that has a chessboard and will show you every possible solution for the number of queens that you entered.</w:t>
       </w:r>
     </w:p>
     <w:p>
@@ -3212,15 +3182,13 @@
         </w:rPr>
         <w:t xml:space="preserve">Knight’s Tour: The user inputs the initial position of the </w:t>
       </w:r>
-      <w:proofErr w:type="gramStart"/>
-      <w:r>
-        <w:rPr>
-          <w:sz w:val="32"/>
-          <w:szCs w:val="32"/>
-        </w:rPr>
-        <w:t>knight</w:t>
-      </w:r>
-      <w:proofErr w:type="gramEnd"/>
+      <w:r>
+        <w:rPr>
+          <w:sz w:val="32"/>
+          <w:szCs w:val="32"/>
+        </w:rPr>
+        <w:t>knight,</w:t>
+      </w:r>
       <w:r>
         <w:rPr>
           <w:sz w:val="32"/>
@@ -5625,6 +5593,7 @@
   <w:style w:type="character" w:default="1" w:styleId="DefaultParagraphFont">
     <w:name w:val="Default Paragraph Font"/>
     <w:uiPriority w:val="1"/>
+    <w:semiHidden/>
     <w:unhideWhenUsed/>
   </w:style>
   <w:style w:type="table" w:default="1" w:styleId="TableNormal">

--- a/I3335_AI_Report.docx
+++ b/I3335_AI_Report.docx
@@ -1,25 +1,36 @@
 
 <file path=word/document.xml><?xml version="1.0" encoding="utf-8"?>
-<w:document xmlns:wpc="http://schemas.microsoft.com/office/word/2010/wordprocessingCanvas" xmlns:cx="http://schemas.microsoft.com/office/drawing/2014/chartex" xmlns:cx1="http://schemas.microsoft.com/office/drawing/2015/9/8/chartex" xmlns:cx2="http://schemas.microsoft.com/office/drawing/2015/10/21/chartex" xmlns:cx3="http://schemas.microsoft.com/office/drawing/2016/5/9/chartex" xmlns:cx4="http://schemas.microsoft.com/office/drawing/2016/5/10/chartex" xmlns:cx5="http://schemas.microsoft.com/office/drawing/2016/5/11/chartex" xmlns:cx6="http://schemas.microsoft.com/office/drawing/2016/5/12/chartex" xmlns:cx7="http://schemas.microsoft.com/office/drawing/2016/5/13/chartex" xmlns:cx8="http://schemas.microsoft.com/office/drawing/2016/5/14/chartex" xmlns:mc="http://schemas.openxmlformats.org/markup-compatibility/2006" xmlns:aink="http://schemas.microsoft.com/office/drawing/2016/ink" xmlns:am3d="http://schemas.microsoft.com/office/drawing/2017/model3d" xmlns:o="urn:schemas-microsoft-com:office:office" xmlns:oel="http://schemas.microsoft.com/office/2019/extlst" xmlns:r="http://schemas.openxmlformats.org/officeDocument/2006/relationships" xmlns:m="http://schemas.openxmlformats.org/officeDocument/2006/math" xmlns:v="urn:schemas-microsoft-com:vml" xmlns:wp14="http://schemas.microsoft.com/office/word/2010/wordprocessingDrawing" xmlns:wp="http://schemas.openxmlformats.org/drawingml/2006/wordprocessingDrawing" xmlns:w10="urn:schemas-microsoft-com:office:word" xmlns:w="http://schemas.openxmlformats.org/wordprocessingml/2006/main" xmlns:w14="http://schemas.microsoft.com/office/word/2010/wordml" xmlns:w15="http://schemas.microsoft.com/office/word/2012/wordml" xmlns:w16cex="http://schemas.microsoft.com/office/word/2018/wordml/cex" xmlns:w16cid="http://schemas.microsoft.com/office/word/2016/wordml/cid" xmlns:w16="http://schemas.microsoft.com/office/word/2018/wordml" xmlns:w16du="http://schemas.microsoft.com/office/word/2023/wordml/word16du" xmlns:w16sdtdh="http://schemas.microsoft.com/office/word/2020/wordml/sdtdatahash" xmlns:w16sdtfl="http://schemas.microsoft.com/office/word/2024/wordml/sdtformatlock" xmlns:w16se="http://schemas.microsoft.com/office/word/2015/wordml/symex" xmlns:wpg="http://schemas.microsoft.com/office/word/2010/wordprocessingGroup" xmlns:wpi="http://schemas.microsoft.com/office/word/2010/wordprocessingInk" xmlns:wne="http://schemas.microsoft.com/office/word/2006/wordml" xmlns:wps="http://schemas.microsoft.com/office/word/2010/wordprocessingShape" mc:Ignorable="w14 w15 w16se w16cid w16 w16cex w16sdtdh w16sdtfl w16du wp14">
+<w:document xmlns:o="urn:schemas-microsoft-com:office:office" xmlns:r="http://schemas.openxmlformats.org/officeDocument/2006/relationships" xmlns:v="urn:schemas-microsoft-com:vml" xmlns:w="http://schemas.openxmlformats.org/wordprocessingml/2006/main" xmlns:w10="urn:schemas-microsoft-com:office:word" xmlns:wp="http://schemas.openxmlformats.org/drawingml/2006/wordprocessingDrawing" xmlns:wps="http://schemas.microsoft.com/office/word/2010/wordprocessingShape" xmlns:wpg="http://schemas.microsoft.com/office/word/2010/wordprocessingGroup" xmlns:mc="http://schemas.openxmlformats.org/markup-compatibility/2006" xmlns:wp14="http://schemas.microsoft.com/office/word/2010/wordprocessingDrawing" xmlns:w14="http://schemas.microsoft.com/office/word/2010/wordml" xmlns:w15="http://schemas.microsoft.com/office/word/2012/wordml" mc:Ignorable="w14 wp14 w15">
   <w:body>
     <w:p>
       <w:pPr>
+        <w:pStyle w:val="Normal"/>
         <w:rPr>
           <w:b/>
           <w:bCs/>
-        </w:rPr>
-      </w:pPr>
-    </w:p>
-    <w:p>
-      <w:r>
-        <w:rPr>
-          <w:noProof/>
-        </w:rPr>
+          <w:lang w:val="zxx" w:eastAsia="zxx" w:bidi="zxx"/>
+        </w:rPr>
+      </w:pPr>
+      <w:r>
+        <w:rPr>
+          <w:b/>
+          <w:bCs/>
+          <w:lang w:val="zxx" w:eastAsia="zxx" w:bidi="zxx"/>
+        </w:rPr>
+      </w:r>
+    </w:p>
+    <w:p>
+      <w:pPr>
+        <w:pStyle w:val="Normal"/>
+        <w:rPr/>
+      </w:pPr>
+      <w:r>
+        <w:rPr/>
         <w:drawing>
-          <wp:inline distT="0" distB="0" distL="0" distR="0" wp14:anchorId="1D937B0C" wp14:editId="3DE4392D">
+          <wp:inline distT="0" distB="0" distL="0" distR="0">
             <wp:extent cx="784860" cy="784860"/>
             <wp:effectExtent l="0" t="0" r="0" b="0"/>
-            <wp:docPr id="1" name="Picture 1"/>
+            <wp:docPr id="1" name="Picture 1" descr=""/>
             <wp:cNvGraphicFramePr>
               <a:graphicFrameLocks xmlns:a="http://schemas.openxmlformats.org/drawingml/2006/main" noChangeAspect="1"/>
             </wp:cNvGraphicFramePr>
@@ -27,13 +38,13 @@
               <a:graphicData uri="http://schemas.openxmlformats.org/drawingml/2006/picture">
                 <pic:pic xmlns:pic="http://schemas.openxmlformats.org/drawingml/2006/picture">
                   <pic:nvPicPr>
-                    <pic:cNvPr id="1" name="Picture 1"/>
+                    <pic:cNvPr id="1" name="Picture 1" descr=""/>
                     <pic:cNvPicPr>
                       <a:picLocks noChangeAspect="1" noChangeArrowheads="1"/>
                     </pic:cNvPicPr>
                   </pic:nvPicPr>
                   <pic:blipFill>
-                    <a:blip r:embed="rId8"/>
+                    <a:blip r:embed="rId2"/>
                     <a:stretch>
                       <a:fillRect/>
                     </a:stretch>
@@ -54,16 +65,17 @@
         </w:drawing>
       </w:r>
       <w:r>
+        <w:rPr/>
         <w:t xml:space="preserve">                                  </w:t>
       </w:r>
     </w:p>
     <w:p>
       <w:pPr>
         <w:pStyle w:val="NormalWeb"/>
-        <w:spacing w:beforeAutospacing="0" w:after="0" w:afterAutospacing="0"/>
-        <w:rPr>
-          <w:rFonts w:asciiTheme="minorHAnsi" w:hAnsi="Aptos" w:cstheme="minorBidi"/>
-          <w:color w:val="000000" w:themeColor="text1"/>
+        <w:spacing w:beforeAutospacing="0" w:before="0" w:afterAutospacing="0" w:after="0"/>
+        <w:rPr>
+          <w:rFonts w:ascii="Aptos" w:hAnsi="Aptos" w:cs="" w:asciiTheme="minorHAnsi" w:cstheme="minorBidi"/>
+          <w:color w:themeColor="text1" w:val="000000"/>
           <w:kern w:val="2"/>
           <w:sz w:val="28"/>
           <w:szCs w:val="28"/>
@@ -71,8 +83,8 @@
       </w:pPr>
       <w:r>
         <w:rPr>
-          <w:rFonts w:asciiTheme="minorHAnsi" w:hAnsi="Aptos" w:cstheme="minorBidi"/>
-          <w:color w:val="000000" w:themeColor="text1"/>
+          <w:rFonts w:cs="" w:ascii="Aptos" w:hAnsi="Aptos" w:asciiTheme="minorHAnsi" w:cstheme="minorBidi"/>
+          <w:color w:themeColor="text1" w:val="000000"/>
           <w:kern w:val="2"/>
           <w:sz w:val="28"/>
           <w:szCs w:val="28"/>
@@ -83,10 +95,10 @@
     <w:p>
       <w:pPr>
         <w:pStyle w:val="NormalWeb"/>
-        <w:spacing w:beforeAutospacing="0" w:after="0" w:afterAutospacing="0"/>
-        <w:rPr>
-          <w:rFonts w:asciiTheme="minorHAnsi" w:hAnsi="Aptos" w:cstheme="minorBidi"/>
-          <w:color w:val="000000" w:themeColor="text1"/>
+        <w:spacing w:beforeAutospacing="0" w:before="0" w:afterAutospacing="0" w:after="0"/>
+        <w:rPr>
+          <w:rFonts w:ascii="Aptos" w:hAnsi="Aptos" w:cs="" w:asciiTheme="minorHAnsi" w:cstheme="minorBidi"/>
+          <w:color w:themeColor="text1" w:val="000000"/>
           <w:kern w:val="2"/>
           <w:sz w:val="28"/>
           <w:szCs w:val="28"/>
@@ -94,8 +106,8 @@
       </w:pPr>
       <w:r>
         <w:rPr>
-          <w:rFonts w:asciiTheme="minorHAnsi" w:hAnsi="Aptos" w:cstheme="minorBidi"/>
-          <w:color w:val="000000" w:themeColor="text1"/>
+          <w:rFonts w:cs="" w:ascii="Aptos" w:hAnsi="Aptos" w:asciiTheme="minorHAnsi" w:cstheme="minorBidi"/>
+          <w:color w:themeColor="text1" w:val="000000"/>
           <w:kern w:val="2"/>
           <w:sz w:val="28"/>
           <w:szCs w:val="28"/>
@@ -105,15 +117,16 @@
     </w:p>
     <w:p>
       <w:pPr>
-        <w:rPr>
-          <w:color w:val="000000" w:themeColor="text1"/>
+        <w:pStyle w:val="Normal"/>
+        <w:rPr>
+          <w:color w:themeColor="text1" w:val="000000"/>
           <w:sz w:val="28"/>
           <w:szCs w:val="28"/>
         </w:rPr>
       </w:pPr>
       <w:r>
         <w:rPr>
-          <w:color w:val="000000" w:themeColor="text1"/>
+          <w:color w:themeColor="text1" w:val="000000"/>
           <w:sz w:val="28"/>
           <w:szCs w:val="28"/>
         </w:rPr>
@@ -122,25 +135,34 @@
     </w:p>
     <w:p>
       <w:pPr>
-        <w:rPr>
-          <w:color w:val="000000" w:themeColor="text1"/>
+        <w:pStyle w:val="Normal"/>
+        <w:rPr>
+          <w:color w:themeColor="text1" w:val="000000"/>
           <w:sz w:val="28"/>
           <w:szCs w:val="28"/>
         </w:rPr>
       </w:pPr>
-    </w:p>
-    <w:p>
-      <w:pPr>
+      <w:r>
+        <w:rPr>
+          <w:color w:themeColor="text1" w:val="000000"/>
+          <w:sz w:val="28"/>
+          <w:szCs w:val="28"/>
+        </w:rPr>
+      </w:r>
+    </w:p>
+    <w:p>
+      <w:pPr>
+        <w:pStyle w:val="Normal"/>
         <w:jc w:val="center"/>
         <w:rPr>
-          <w:color w:val="000000" w:themeColor="text1"/>
+          <w:color w:themeColor="text1" w:val="000000"/>
           <w:sz w:val="72"/>
           <w:szCs w:val="72"/>
         </w:rPr>
       </w:pPr>
       <w:r>
         <w:rPr>
-          <w:color w:val="000000" w:themeColor="text1"/>
+          <w:color w:themeColor="text1" w:val="000000"/>
           <w:sz w:val="72"/>
           <w:szCs w:val="72"/>
         </w:rPr>
@@ -149,16 +171,17 @@
     </w:p>
     <w:p>
       <w:pPr>
+        <w:pStyle w:val="Normal"/>
         <w:jc w:val="center"/>
         <w:rPr>
-          <w:color w:val="000000" w:themeColor="text1"/>
+          <w:color w:themeColor="text1" w:val="000000"/>
           <w:sz w:val="56"/>
           <w:szCs w:val="56"/>
         </w:rPr>
       </w:pPr>
       <w:r>
         <w:rPr>
-          <w:color w:val="000000" w:themeColor="text1"/>
+          <w:color w:themeColor="text1" w:val="000000"/>
           <w:sz w:val="56"/>
           <w:szCs w:val="56"/>
         </w:rPr>
@@ -167,16 +190,17 @@
     </w:p>
     <w:p>
       <w:pPr>
+        <w:pStyle w:val="Normal"/>
         <w:jc w:val="center"/>
         <w:rPr>
-          <w:color w:val="000000" w:themeColor="text1"/>
+          <w:color w:themeColor="text1" w:val="000000"/>
           <w:sz w:val="52"/>
           <w:szCs w:val="52"/>
         </w:rPr>
       </w:pPr>
       <w:r>
         <w:rPr>
-          <w:color w:val="000000" w:themeColor="text1"/>
+          <w:color w:themeColor="text1" w:val="000000"/>
           <w:sz w:val="52"/>
           <w:szCs w:val="52"/>
         </w:rPr>
@@ -185,89 +209,93 @@
     </w:p>
     <w:p>
       <w:pPr>
+        <w:pStyle w:val="Normal"/>
         <w:jc w:val="center"/>
         <w:rPr>
-          <w:color w:val="000000" w:themeColor="text1"/>
+          <w:color w:themeColor="text1" w:val="000000"/>
           <w:sz w:val="52"/>
           <w:szCs w:val="52"/>
         </w:rPr>
       </w:pPr>
-    </w:p>
-    <w:p>
-      <w:pPr>
-        <w:jc w:val="center"/>
-        <w:rPr>
+      <w:r>
+        <w:rPr>
+          <w:color w:themeColor="text1" w:val="000000"/>
           <w:sz w:val="52"/>
           <w:szCs w:val="52"/>
         </w:rPr>
-      </w:pPr>
-      <w:r>
+      </w:r>
+    </w:p>
+    <w:p>
+      <w:pPr>
+        <w:pStyle w:val="Normal"/>
+        <w:jc w:val="center"/>
         <w:rPr>
           <w:sz w:val="52"/>
           <w:szCs w:val="52"/>
         </w:rPr>
-        <w:t>Prepared by:</w:t>
-      </w:r>
-    </w:p>
-    <w:p>
-      <w:pPr>
-        <w:jc w:val="center"/>
+      </w:pPr>
+      <w:r>
         <w:rPr>
           <w:sz w:val="52"/>
           <w:szCs w:val="52"/>
         </w:rPr>
-      </w:pPr>
-      <w:r>
+        <w:t>Prepared by:</w:t>
+      </w:r>
+    </w:p>
+    <w:p>
+      <w:pPr>
+        <w:pStyle w:val="Normal"/>
+        <w:jc w:val="center"/>
         <w:rPr>
           <w:sz w:val="52"/>
           <w:szCs w:val="52"/>
         </w:rPr>
-        <w:t>Charbel Outayek- 61222</w:t>
-      </w:r>
-    </w:p>
-    <w:p>
-      <w:pPr>
-        <w:jc w:val="center"/>
+      </w:pPr>
+      <w:r>
         <w:rPr>
           <w:sz w:val="52"/>
           <w:szCs w:val="52"/>
         </w:rPr>
-      </w:pPr>
-      <w:r>
+        <w:t>Charbel Outayek- 61222</w:t>
+      </w:r>
+    </w:p>
+    <w:p>
+      <w:pPr>
+        <w:pStyle w:val="Normal"/>
+        <w:jc w:val="center"/>
         <w:rPr>
           <w:sz w:val="52"/>
           <w:szCs w:val="52"/>
         </w:rPr>
-        <w:t>Omar Hammoud-61102</w:t>
-      </w:r>
-    </w:p>
-    <w:p>
-      <w:pPr>
-        <w:jc w:val="center"/>
+      </w:pPr>
+      <w:r>
         <w:rPr>
           <w:sz w:val="52"/>
           <w:szCs w:val="52"/>
         </w:rPr>
-      </w:pPr>
-      <w:r>
+        <w:t>Omar Hammoud-61102</w:t>
+      </w:r>
+    </w:p>
+    <w:p>
+      <w:pPr>
+        <w:pStyle w:val="Normal"/>
+        <w:jc w:val="center"/>
         <w:rPr>
           <w:sz w:val="52"/>
           <w:szCs w:val="52"/>
         </w:rPr>
-        <w:t>Jean Chamoun- 60945</w:t>
-      </w:r>
-    </w:p>
-    <w:p>
-      <w:pPr>
-        <w:jc w:val="center"/>
+      </w:pPr>
+      <w:r>
         <w:rPr>
           <w:sz w:val="52"/>
           <w:szCs w:val="52"/>
         </w:rPr>
-      </w:pPr>
-    </w:p>
-    <w:p>
-      <w:pPr>
+        <w:t>Jean Chamoun- 60945</w:t>
+      </w:r>
+    </w:p>
+    <w:p>
+      <w:pPr>
+        <w:pStyle w:val="Normal"/>
         <w:jc w:val="center"/>
         <w:rPr>
           <w:sz w:val="52"/>
@@ -279,32 +307,40 @@
           <w:sz w:val="52"/>
           <w:szCs w:val="52"/>
         </w:rPr>
+      </w:r>
+    </w:p>
+    <w:p>
+      <w:pPr>
+        <w:pStyle w:val="Normal"/>
+        <w:jc w:val="center"/>
+        <w:rPr>
+          <w:sz w:val="52"/>
+          <w:szCs w:val="52"/>
+        </w:rPr>
+      </w:pPr>
+      <w:r>
+        <w:rPr>
+          <w:sz w:val="52"/>
+          <w:szCs w:val="52"/>
+        </w:rPr>
         <w:t>Presented to: Dr. Joseph Constantin</w:t>
       </w:r>
     </w:p>
     <w:sdt>
       <w:sdtPr>
-        <w:rPr>
-          <w:rFonts w:asciiTheme="minorHAnsi" w:eastAsiaTheme="minorHAnsi" w:hAnsiTheme="minorHAnsi" w:cstheme="minorBidi"/>
-          <w:color w:val="auto"/>
-          <w:kern w:val="2"/>
-          <w:sz w:val="22"/>
-          <w:szCs w:val="22"/>
-          <w:lang w:bidi="ar-LB"/>
-          <w14:ligatures w14:val="standardContextual"/>
-        </w:rPr>
-        <w:id w:val="-541903905"/>
         <w:docPartObj>
           <w:docPartGallery w:val="Table of Contents"/>
-          <w:docPartUnique/>
+          <w:docPartUnique w:val="true"/>
         </w:docPartObj>
       </w:sdtPr>
       <w:sdtContent>
         <w:p>
           <w:pPr>
             <w:pStyle w:val="TOCHeading"/>
+            <w:rPr/>
           </w:pPr>
           <w:r>
+            <w:rPr/>
             <w:t>Table of Contents</w:t>
           </w:r>
         </w:p>
@@ -312,12 +348,12 @@
           <w:pPr>
             <w:pStyle w:val="TOC1"/>
             <w:tabs>
-              <w:tab w:val="left" w:pos="440"/>
-              <w:tab w:val="right" w:leader="dot" w:pos="9350"/>
+              <w:tab w:val="clear" w:pos="720"/>
+              <w:tab w:val="left" w:pos="440" w:leader="none"/>
+              <w:tab w:val="right" w:pos="9350" w:leader="dot"/>
             </w:tabs>
             <w:rPr>
-              <w:rFonts w:cstheme="minorBidi"/>
-              <w:noProof/>
+              <w:rFonts w:cs="" w:cstheme="minorBidi"/>
               <w:kern w:val="2"/>
               <w:sz w:val="24"/>
               <w:szCs w:val="24"/>
@@ -329,29 +365,30 @@
           </w:r>
           <w:r>
             <w:rPr>
+              <w:webHidden/>
               <w:rStyle w:val="IndexLink"/>
-              <w:webHidden/>
             </w:rPr>
             <w:instrText xml:space="preserve"> TOC \z \o "1-3" \u \h</w:instrText>
           </w:r>
           <w:r>
             <w:rPr>
+              <w:webHidden/>
               <w:rStyle w:val="IndexLink"/>
             </w:rPr>
             <w:fldChar w:fldCharType="separate"/>
           </w:r>
-          <w:hyperlink w:anchor="_Toc225013120" w:history="1">
-            <w:r>
-              <w:rPr>
-                <w:rStyle w:val="Hyperlink"/>
-                <w:noProof/>
+          <w:hyperlink w:anchor="_Toc225013120">
+            <w:r>
+              <w:rPr>
+                <w:webHidden/>
+                <w:rStyle w:val="IndexLink"/>
               </w:rPr>
               <w:t>I.</w:t>
             </w:r>
             <w:r>
               <w:rPr>
-                <w:rFonts w:cstheme="minorBidi"/>
-                <w:noProof/>
+                <w:rStyle w:val="IndexLink"/>
+                <w:rFonts w:cs="" w:cstheme="minorBidi"/>
                 <w:kern w:val="2"/>
                 <w:sz w:val="24"/>
                 <w:szCs w:val="24"/>
@@ -361,55 +398,38 @@
             </w:r>
             <w:r>
               <w:rPr>
-                <w:rStyle w:val="Hyperlink"/>
-                <w:noProof/>
+                <w:rStyle w:val="IndexLink"/>
               </w:rPr>
               <w:t>Problem Description</w:t>
             </w:r>
             <w:r>
               <w:rPr>
-                <w:noProof/>
-                <w:webHidden/>
+                <w:webHidden/>
+              </w:rPr>
+              <w:fldChar w:fldCharType="begin"/>
+            </w:r>
+            <w:r>
+              <w:rPr>
+                <w:webHidden/>
+              </w:rPr>
+              <w:instrText xml:space="preserve">PAGEREF _Toc225013120 \h</w:instrText>
+            </w:r>
+            <w:r>
+              <w:rPr>
+                <w:webHidden/>
+              </w:rPr>
+              <w:fldChar w:fldCharType="separate"/>
+            </w:r>
+            <w:r>
+              <w:rPr>
+                <w:rStyle w:val="IndexLink"/>
+                <w:vanish w:val="false"/>
               </w:rPr>
               <w:tab/>
-            </w:r>
-            <w:r>
-              <w:rPr>
-                <w:noProof/>
-                <w:webHidden/>
-              </w:rPr>
-              <w:fldChar w:fldCharType="begin"/>
-            </w:r>
-            <w:r>
-              <w:rPr>
-                <w:noProof/>
-                <w:webHidden/>
-              </w:rPr>
-              <w:instrText xml:space="preserve"> PAGEREF _Toc225013120 \h </w:instrText>
-            </w:r>
-            <w:r>
-              <w:rPr>
-                <w:noProof/>
-                <w:webHidden/>
-              </w:rPr>
-            </w:r>
-            <w:r>
-              <w:rPr>
-                <w:noProof/>
-                <w:webHidden/>
-              </w:rPr>
-              <w:fldChar w:fldCharType="separate"/>
-            </w:r>
-            <w:r>
-              <w:rPr>
-                <w:noProof/>
-                <w:webHidden/>
-              </w:rPr>
               <w:t>3</w:t>
             </w:r>
             <w:r>
               <w:rPr>
-                <w:noProof/>
                 <w:webHidden/>
               </w:rPr>
               <w:fldChar w:fldCharType="end"/>
@@ -420,30 +440,30 @@
           <w:pPr>
             <w:pStyle w:val="TOC1"/>
             <w:tabs>
-              <w:tab w:val="left" w:pos="440"/>
-              <w:tab w:val="right" w:leader="dot" w:pos="9350"/>
+              <w:tab w:val="clear" w:pos="720"/>
+              <w:tab w:val="left" w:pos="440" w:leader="none"/>
+              <w:tab w:val="right" w:pos="9350" w:leader="dot"/>
             </w:tabs>
             <w:rPr>
-              <w:rFonts w:cstheme="minorBidi"/>
-              <w:noProof/>
+              <w:rFonts w:cs="" w:cstheme="minorBidi"/>
               <w:kern w:val="2"/>
               <w:sz w:val="24"/>
               <w:szCs w:val="24"/>
               <w14:ligatures w14:val="standardContextual"/>
             </w:rPr>
           </w:pPr>
-          <w:hyperlink w:anchor="_Toc225013121" w:history="1">
-            <w:r>
-              <w:rPr>
-                <w:rStyle w:val="Hyperlink"/>
-                <w:noProof/>
+          <w:hyperlink w:anchor="_Toc225013121">
+            <w:r>
+              <w:rPr>
+                <w:webHidden/>
+                <w:rStyle w:val="IndexLink"/>
               </w:rPr>
               <w:t>II.</w:t>
             </w:r>
             <w:r>
               <w:rPr>
-                <w:rFonts w:cstheme="minorBidi"/>
-                <w:noProof/>
+                <w:rStyle w:val="IndexLink"/>
+                <w:rFonts w:cs="" w:cstheme="minorBidi"/>
                 <w:kern w:val="2"/>
                 <w:sz w:val="24"/>
                 <w:szCs w:val="24"/>
@@ -453,55 +473,38 @@
             </w:r>
             <w:r>
               <w:rPr>
-                <w:rStyle w:val="Hyperlink"/>
-                <w:noProof/>
+                <w:rStyle w:val="IndexLink"/>
               </w:rPr>
               <w:t>Methodology</w:t>
             </w:r>
             <w:r>
               <w:rPr>
-                <w:noProof/>
-                <w:webHidden/>
+                <w:webHidden/>
+              </w:rPr>
+              <w:fldChar w:fldCharType="begin"/>
+            </w:r>
+            <w:r>
+              <w:rPr>
+                <w:webHidden/>
+              </w:rPr>
+              <w:instrText xml:space="preserve">PAGEREF _Toc225013121 \h</w:instrText>
+            </w:r>
+            <w:r>
+              <w:rPr>
+                <w:webHidden/>
+              </w:rPr>
+              <w:fldChar w:fldCharType="separate"/>
+            </w:r>
+            <w:r>
+              <w:rPr>
+                <w:rStyle w:val="IndexLink"/>
+                <w:vanish w:val="false"/>
               </w:rPr>
               <w:tab/>
-            </w:r>
-            <w:r>
-              <w:rPr>
-                <w:noProof/>
-                <w:webHidden/>
-              </w:rPr>
-              <w:fldChar w:fldCharType="begin"/>
-            </w:r>
-            <w:r>
-              <w:rPr>
-                <w:noProof/>
-                <w:webHidden/>
-              </w:rPr>
-              <w:instrText xml:space="preserve"> PAGEREF _Toc225013121 \h </w:instrText>
-            </w:r>
-            <w:r>
-              <w:rPr>
-                <w:noProof/>
-                <w:webHidden/>
-              </w:rPr>
-            </w:r>
-            <w:r>
-              <w:rPr>
-                <w:noProof/>
-                <w:webHidden/>
-              </w:rPr>
-              <w:fldChar w:fldCharType="separate"/>
-            </w:r>
-            <w:r>
-              <w:rPr>
-                <w:noProof/>
-                <w:webHidden/>
-              </w:rPr>
               <w:t>3</w:t>
             </w:r>
             <w:r>
               <w:rPr>
-                <w:noProof/>
                 <w:webHidden/>
               </w:rPr>
               <w:fldChar w:fldCharType="end"/>
@@ -512,31 +515,30 @@
           <w:pPr>
             <w:pStyle w:val="TOC2"/>
             <w:tabs>
-              <w:tab w:val="left" w:pos="720"/>
-              <w:tab w:val="right" w:leader="dot" w:pos="9350"/>
+              <w:tab w:val="left" w:pos="720" w:leader="none"/>
+              <w:tab w:val="right" w:pos="9350" w:leader="dot"/>
             </w:tabs>
             <w:rPr>
-              <w:rFonts w:cstheme="minorBidi"/>
-              <w:noProof/>
+              <w:rFonts w:cs="" w:cstheme="minorBidi"/>
               <w:kern w:val="2"/>
               <w:sz w:val="24"/>
               <w:szCs w:val="24"/>
               <w14:ligatures w14:val="standardContextual"/>
             </w:rPr>
           </w:pPr>
-          <w:hyperlink w:anchor="_Toc225013122" w:history="1">
-            <w:r>
-              <w:rPr>
-                <w:rStyle w:val="Hyperlink"/>
-                <w:rFonts w:ascii="Wingdings" w:eastAsiaTheme="minorHAnsi" w:hAnsi="Wingdings"/>
-                <w:noProof/>
+          <w:hyperlink w:anchor="_Toc225013122">
+            <w:r>
+              <w:rPr>
+                <w:webHidden/>
+                <w:rStyle w:val="IndexLink"/>
+                <w:rFonts w:eastAsia="Aptos" w:ascii="Wingdings" w:hAnsi="Wingdings" w:eastAsiaTheme="minorHAnsi"/>
               </w:rPr>
               <w:t></w:t>
             </w:r>
             <w:r>
               <w:rPr>
-                <w:rFonts w:cstheme="minorBidi"/>
-                <w:noProof/>
+                <w:rStyle w:val="IndexLink"/>
+                <w:rFonts w:cs="" w:cstheme="minorBidi"/>
                 <w:kern w:val="2"/>
                 <w:sz w:val="24"/>
                 <w:szCs w:val="24"/>
@@ -546,55 +548,38 @@
             </w:r>
             <w:r>
               <w:rPr>
-                <w:rStyle w:val="Hyperlink"/>
-                <w:noProof/>
+                <w:rStyle w:val="IndexLink"/>
               </w:rPr>
               <w:t>The State-Space Model</w:t>
             </w:r>
             <w:r>
               <w:rPr>
-                <w:noProof/>
-                <w:webHidden/>
+                <w:webHidden/>
+              </w:rPr>
+              <w:fldChar w:fldCharType="begin"/>
+            </w:r>
+            <w:r>
+              <w:rPr>
+                <w:webHidden/>
+              </w:rPr>
+              <w:instrText xml:space="preserve">PAGEREF _Toc225013122 \h</w:instrText>
+            </w:r>
+            <w:r>
+              <w:rPr>
+                <w:webHidden/>
+              </w:rPr>
+              <w:fldChar w:fldCharType="separate"/>
+            </w:r>
+            <w:r>
+              <w:rPr>
+                <w:rStyle w:val="IndexLink"/>
+                <w:vanish w:val="false"/>
               </w:rPr>
               <w:tab/>
-            </w:r>
-            <w:r>
-              <w:rPr>
-                <w:noProof/>
-                <w:webHidden/>
-              </w:rPr>
-              <w:fldChar w:fldCharType="begin"/>
-            </w:r>
-            <w:r>
-              <w:rPr>
-                <w:noProof/>
-                <w:webHidden/>
-              </w:rPr>
-              <w:instrText xml:space="preserve"> PAGEREF _Toc225013122 \h </w:instrText>
-            </w:r>
-            <w:r>
-              <w:rPr>
-                <w:noProof/>
-                <w:webHidden/>
-              </w:rPr>
-            </w:r>
-            <w:r>
-              <w:rPr>
-                <w:noProof/>
-                <w:webHidden/>
-              </w:rPr>
-              <w:fldChar w:fldCharType="separate"/>
-            </w:r>
-            <w:r>
-              <w:rPr>
-                <w:noProof/>
-                <w:webHidden/>
-              </w:rPr>
               <w:t>4</w:t>
             </w:r>
             <w:r>
               <w:rPr>
-                <w:noProof/>
                 <w:webHidden/>
               </w:rPr>
               <w:fldChar w:fldCharType="end"/>
@@ -605,31 +590,30 @@
           <w:pPr>
             <w:pStyle w:val="TOC2"/>
             <w:tabs>
-              <w:tab w:val="left" w:pos="720"/>
-              <w:tab w:val="right" w:leader="dot" w:pos="9350"/>
+              <w:tab w:val="left" w:pos="720" w:leader="none"/>
+              <w:tab w:val="right" w:pos="9350" w:leader="dot"/>
             </w:tabs>
             <w:rPr>
-              <w:rFonts w:cstheme="minorBidi"/>
-              <w:noProof/>
+              <w:rFonts w:cs="" w:cstheme="minorBidi"/>
               <w:kern w:val="2"/>
               <w:sz w:val="24"/>
               <w:szCs w:val="24"/>
               <w14:ligatures w14:val="standardContextual"/>
             </w:rPr>
           </w:pPr>
-          <w:hyperlink w:anchor="_Toc225013123" w:history="1">
-            <w:r>
-              <w:rPr>
-                <w:rStyle w:val="Hyperlink"/>
-                <w:rFonts w:ascii="Wingdings" w:eastAsiaTheme="minorHAnsi" w:hAnsi="Wingdings"/>
-                <w:noProof/>
+          <w:hyperlink w:anchor="_Toc225013123">
+            <w:r>
+              <w:rPr>
+                <w:webHidden/>
+                <w:rStyle w:val="IndexLink"/>
+                <w:rFonts w:eastAsia="Aptos" w:ascii="Wingdings" w:hAnsi="Wingdings" w:eastAsiaTheme="minorHAnsi"/>
               </w:rPr>
               <w:t></w:t>
             </w:r>
             <w:r>
               <w:rPr>
-                <w:rFonts w:cstheme="minorBidi"/>
-                <w:noProof/>
+                <w:rStyle w:val="IndexLink"/>
+                <w:rFonts w:cs="" w:cstheme="minorBidi"/>
                 <w:kern w:val="2"/>
                 <w:sz w:val="24"/>
                 <w:szCs w:val="24"/>
@@ -639,55 +623,38 @@
             </w:r>
             <w:r>
               <w:rPr>
-                <w:rStyle w:val="Hyperlink"/>
-                <w:noProof/>
+                <w:rStyle w:val="IndexLink"/>
               </w:rPr>
               <w:t>The Automaton Model</w:t>
             </w:r>
             <w:r>
               <w:rPr>
-                <w:noProof/>
-                <w:webHidden/>
+                <w:webHidden/>
+              </w:rPr>
+              <w:fldChar w:fldCharType="begin"/>
+            </w:r>
+            <w:r>
+              <w:rPr>
+                <w:webHidden/>
+              </w:rPr>
+              <w:instrText xml:space="preserve">PAGEREF _Toc225013123 \h</w:instrText>
+            </w:r>
+            <w:r>
+              <w:rPr>
+                <w:webHidden/>
+              </w:rPr>
+              <w:fldChar w:fldCharType="separate"/>
+            </w:r>
+            <w:r>
+              <w:rPr>
+                <w:rStyle w:val="IndexLink"/>
+                <w:vanish w:val="false"/>
               </w:rPr>
               <w:tab/>
-            </w:r>
-            <w:r>
-              <w:rPr>
-                <w:noProof/>
-                <w:webHidden/>
-              </w:rPr>
-              <w:fldChar w:fldCharType="begin"/>
-            </w:r>
-            <w:r>
-              <w:rPr>
-                <w:noProof/>
-                <w:webHidden/>
-              </w:rPr>
-              <w:instrText xml:space="preserve"> PAGEREF _Toc225013123 \h </w:instrText>
-            </w:r>
-            <w:r>
-              <w:rPr>
-                <w:noProof/>
-                <w:webHidden/>
-              </w:rPr>
-            </w:r>
-            <w:r>
-              <w:rPr>
-                <w:noProof/>
-                <w:webHidden/>
-              </w:rPr>
-              <w:fldChar w:fldCharType="separate"/>
-            </w:r>
-            <w:r>
-              <w:rPr>
-                <w:noProof/>
-                <w:webHidden/>
-              </w:rPr>
               <w:t>4</w:t>
             </w:r>
             <w:r>
               <w:rPr>
-                <w:noProof/>
                 <w:webHidden/>
               </w:rPr>
               <w:fldChar w:fldCharType="end"/>
@@ -698,31 +665,30 @@
           <w:pPr>
             <w:pStyle w:val="TOC2"/>
             <w:tabs>
-              <w:tab w:val="left" w:pos="720"/>
-              <w:tab w:val="right" w:leader="dot" w:pos="9350"/>
+              <w:tab w:val="left" w:pos="720" w:leader="none"/>
+              <w:tab w:val="right" w:pos="9350" w:leader="dot"/>
             </w:tabs>
             <w:rPr>
-              <w:rFonts w:cstheme="minorBidi"/>
-              <w:noProof/>
+              <w:rFonts w:cs="" w:cstheme="minorBidi"/>
               <w:kern w:val="2"/>
               <w:sz w:val="24"/>
               <w:szCs w:val="24"/>
               <w14:ligatures w14:val="standardContextual"/>
             </w:rPr>
           </w:pPr>
-          <w:hyperlink w:anchor="_Toc225013124" w:history="1">
-            <w:r>
-              <w:rPr>
-                <w:rStyle w:val="Hyperlink"/>
-                <w:rFonts w:ascii="Wingdings" w:eastAsiaTheme="minorHAnsi" w:hAnsi="Wingdings"/>
-                <w:noProof/>
+          <w:hyperlink w:anchor="_Toc225013124">
+            <w:r>
+              <w:rPr>
+                <w:webHidden/>
+                <w:rStyle w:val="IndexLink"/>
+                <w:rFonts w:eastAsia="Aptos" w:ascii="Wingdings" w:hAnsi="Wingdings" w:eastAsiaTheme="minorHAnsi"/>
               </w:rPr>
               <w:t></w:t>
             </w:r>
             <w:r>
               <w:rPr>
-                <w:rFonts w:cstheme="minorBidi"/>
-                <w:noProof/>
+                <w:rStyle w:val="IndexLink"/>
+                <w:rFonts w:cs="" w:cstheme="minorBidi"/>
                 <w:kern w:val="2"/>
                 <w:sz w:val="24"/>
                 <w:szCs w:val="24"/>
@@ -732,55 +698,38 @@
             </w:r>
             <w:r>
               <w:rPr>
-                <w:rStyle w:val="Hyperlink"/>
-                <w:noProof/>
+                <w:rStyle w:val="IndexLink"/>
               </w:rPr>
               <w:t>The Heuristic Model</w:t>
             </w:r>
             <w:r>
               <w:rPr>
-                <w:noProof/>
-                <w:webHidden/>
+                <w:webHidden/>
+              </w:rPr>
+              <w:fldChar w:fldCharType="begin"/>
+            </w:r>
+            <w:r>
+              <w:rPr>
+                <w:webHidden/>
+              </w:rPr>
+              <w:instrText xml:space="preserve">PAGEREF _Toc225013124 \h</w:instrText>
+            </w:r>
+            <w:r>
+              <w:rPr>
+                <w:webHidden/>
+              </w:rPr>
+              <w:fldChar w:fldCharType="separate"/>
+            </w:r>
+            <w:r>
+              <w:rPr>
+                <w:rStyle w:val="IndexLink"/>
+                <w:vanish w:val="false"/>
               </w:rPr>
               <w:tab/>
-            </w:r>
-            <w:r>
-              <w:rPr>
-                <w:noProof/>
-                <w:webHidden/>
-              </w:rPr>
-              <w:fldChar w:fldCharType="begin"/>
-            </w:r>
-            <w:r>
-              <w:rPr>
-                <w:noProof/>
-                <w:webHidden/>
-              </w:rPr>
-              <w:instrText xml:space="preserve"> PAGEREF _Toc225013124 \h </w:instrText>
-            </w:r>
-            <w:r>
-              <w:rPr>
-                <w:noProof/>
-                <w:webHidden/>
-              </w:rPr>
-            </w:r>
-            <w:r>
-              <w:rPr>
-                <w:noProof/>
-                <w:webHidden/>
-              </w:rPr>
-              <w:fldChar w:fldCharType="separate"/>
-            </w:r>
-            <w:r>
-              <w:rPr>
-                <w:noProof/>
-                <w:webHidden/>
-              </w:rPr>
               <w:t>4</w:t>
             </w:r>
             <w:r>
               <w:rPr>
-                <w:noProof/>
                 <w:webHidden/>
               </w:rPr>
               <w:fldChar w:fldCharType="end"/>
@@ -791,31 +740,30 @@
           <w:pPr>
             <w:pStyle w:val="TOC2"/>
             <w:tabs>
-              <w:tab w:val="left" w:pos="720"/>
-              <w:tab w:val="right" w:leader="dot" w:pos="9350"/>
+              <w:tab w:val="left" w:pos="720" w:leader="none"/>
+              <w:tab w:val="right" w:pos="9350" w:leader="dot"/>
             </w:tabs>
             <w:rPr>
-              <w:rFonts w:cstheme="minorBidi"/>
-              <w:noProof/>
+              <w:rFonts w:cs="" w:cstheme="minorBidi"/>
               <w:kern w:val="2"/>
               <w:sz w:val="24"/>
               <w:szCs w:val="24"/>
               <w14:ligatures w14:val="standardContextual"/>
             </w:rPr>
           </w:pPr>
-          <w:hyperlink w:anchor="_Toc225013125" w:history="1">
-            <w:r>
-              <w:rPr>
-                <w:rStyle w:val="Hyperlink"/>
-                <w:rFonts w:ascii="Wingdings" w:eastAsiaTheme="minorHAnsi" w:hAnsi="Wingdings"/>
-                <w:noProof/>
+          <w:hyperlink w:anchor="_Toc225013125">
+            <w:r>
+              <w:rPr>
+                <w:webHidden/>
+                <w:rStyle w:val="IndexLink"/>
+                <w:rFonts w:eastAsia="Aptos" w:ascii="Wingdings" w:hAnsi="Wingdings" w:eastAsiaTheme="minorHAnsi"/>
               </w:rPr>
               <w:t></w:t>
             </w:r>
             <w:r>
               <w:rPr>
-                <w:rFonts w:cstheme="minorBidi"/>
-                <w:noProof/>
+                <w:rStyle w:val="IndexLink"/>
+                <w:rFonts w:cs="" w:cstheme="minorBidi"/>
                 <w:kern w:val="2"/>
                 <w:sz w:val="24"/>
                 <w:szCs w:val="24"/>
@@ -825,55 +773,38 @@
             </w:r>
             <w:r>
               <w:rPr>
-                <w:rStyle w:val="Hyperlink"/>
-                <w:noProof/>
+                <w:rStyle w:val="IndexLink"/>
               </w:rPr>
               <w:t>The Constraint Satisfaction Framework</w:t>
             </w:r>
             <w:r>
               <w:rPr>
-                <w:noProof/>
-                <w:webHidden/>
+                <w:webHidden/>
+              </w:rPr>
+              <w:fldChar w:fldCharType="begin"/>
+            </w:r>
+            <w:r>
+              <w:rPr>
+                <w:webHidden/>
+              </w:rPr>
+              <w:instrText xml:space="preserve">PAGEREF _Toc225013125 \h</w:instrText>
+            </w:r>
+            <w:r>
+              <w:rPr>
+                <w:webHidden/>
+              </w:rPr>
+              <w:fldChar w:fldCharType="separate"/>
+            </w:r>
+            <w:r>
+              <w:rPr>
+                <w:rStyle w:val="IndexLink"/>
+                <w:vanish w:val="false"/>
               </w:rPr>
               <w:tab/>
-            </w:r>
-            <w:r>
-              <w:rPr>
-                <w:noProof/>
-                <w:webHidden/>
-              </w:rPr>
-              <w:fldChar w:fldCharType="begin"/>
-            </w:r>
-            <w:r>
-              <w:rPr>
-                <w:noProof/>
-                <w:webHidden/>
-              </w:rPr>
-              <w:instrText xml:space="preserve"> PAGEREF _Toc225013125 \h </w:instrText>
-            </w:r>
-            <w:r>
-              <w:rPr>
-                <w:noProof/>
-                <w:webHidden/>
-              </w:rPr>
-            </w:r>
-            <w:r>
-              <w:rPr>
-                <w:noProof/>
-                <w:webHidden/>
-              </w:rPr>
-              <w:fldChar w:fldCharType="separate"/>
-            </w:r>
-            <w:r>
-              <w:rPr>
-                <w:noProof/>
-                <w:webHidden/>
-              </w:rPr>
               <w:t>4</w:t>
             </w:r>
             <w:r>
               <w:rPr>
-                <w:noProof/>
                 <w:webHidden/>
               </w:rPr>
               <w:fldChar w:fldCharType="end"/>
@@ -884,31 +815,30 @@
           <w:pPr>
             <w:pStyle w:val="TOC2"/>
             <w:tabs>
-              <w:tab w:val="left" w:pos="720"/>
-              <w:tab w:val="right" w:leader="dot" w:pos="9350"/>
+              <w:tab w:val="left" w:pos="720" w:leader="none"/>
+              <w:tab w:val="right" w:pos="9350" w:leader="dot"/>
             </w:tabs>
             <w:rPr>
-              <w:rFonts w:cstheme="minorBidi"/>
-              <w:noProof/>
+              <w:rFonts w:cs="" w:cstheme="minorBidi"/>
               <w:kern w:val="2"/>
               <w:sz w:val="24"/>
               <w:szCs w:val="24"/>
               <w14:ligatures w14:val="standardContextual"/>
             </w:rPr>
           </w:pPr>
-          <w:hyperlink w:anchor="_Toc225013126" w:history="1">
-            <w:r>
-              <w:rPr>
-                <w:rStyle w:val="Hyperlink"/>
-                <w:rFonts w:ascii="Wingdings" w:eastAsiaTheme="minorHAnsi" w:hAnsi="Wingdings"/>
-                <w:noProof/>
+          <w:hyperlink w:anchor="_Toc225013126">
+            <w:r>
+              <w:rPr>
+                <w:webHidden/>
+                <w:rStyle w:val="IndexLink"/>
+                <w:rFonts w:eastAsia="Aptos" w:ascii="Wingdings" w:hAnsi="Wingdings" w:eastAsiaTheme="minorHAnsi"/>
               </w:rPr>
               <w:t></w:t>
             </w:r>
             <w:r>
               <w:rPr>
-                <w:rFonts w:cstheme="minorBidi"/>
-                <w:noProof/>
+                <w:rStyle w:val="IndexLink"/>
+                <w:rFonts w:cs="" w:cstheme="minorBidi"/>
                 <w:kern w:val="2"/>
                 <w:sz w:val="24"/>
                 <w:szCs w:val="24"/>
@@ -918,55 +848,38 @@
             </w:r>
             <w:r>
               <w:rPr>
-                <w:rStyle w:val="Hyperlink"/>
-                <w:noProof/>
+                <w:rStyle w:val="IndexLink"/>
               </w:rPr>
               <w:t>The Goal-Based Agent</w:t>
             </w:r>
             <w:r>
               <w:rPr>
-                <w:noProof/>
-                <w:webHidden/>
+                <w:webHidden/>
+              </w:rPr>
+              <w:fldChar w:fldCharType="begin"/>
+            </w:r>
+            <w:r>
+              <w:rPr>
+                <w:webHidden/>
+              </w:rPr>
+              <w:instrText xml:space="preserve">PAGEREF _Toc225013126 \h</w:instrText>
+            </w:r>
+            <w:r>
+              <w:rPr>
+                <w:webHidden/>
+              </w:rPr>
+              <w:fldChar w:fldCharType="separate"/>
+            </w:r>
+            <w:r>
+              <w:rPr>
+                <w:rStyle w:val="IndexLink"/>
+                <w:vanish w:val="false"/>
               </w:rPr>
               <w:tab/>
-            </w:r>
-            <w:r>
-              <w:rPr>
-                <w:noProof/>
-                <w:webHidden/>
-              </w:rPr>
-              <w:fldChar w:fldCharType="begin"/>
-            </w:r>
-            <w:r>
-              <w:rPr>
-                <w:noProof/>
-                <w:webHidden/>
-              </w:rPr>
-              <w:instrText xml:space="preserve"> PAGEREF _Toc225013126 \h </w:instrText>
-            </w:r>
-            <w:r>
-              <w:rPr>
-                <w:noProof/>
-                <w:webHidden/>
-              </w:rPr>
-            </w:r>
-            <w:r>
-              <w:rPr>
-                <w:noProof/>
-                <w:webHidden/>
-              </w:rPr>
-              <w:fldChar w:fldCharType="separate"/>
-            </w:r>
-            <w:r>
-              <w:rPr>
-                <w:noProof/>
-                <w:webHidden/>
-              </w:rPr>
               <w:t>4</w:t>
             </w:r>
             <w:r>
               <w:rPr>
-                <w:noProof/>
                 <w:webHidden/>
               </w:rPr>
               <w:fldChar w:fldCharType="end"/>
@@ -977,30 +890,29 @@
           <w:pPr>
             <w:pStyle w:val="TOC1"/>
             <w:tabs>
-              <w:tab w:val="left" w:pos="720"/>
-              <w:tab w:val="right" w:leader="dot" w:pos="9350"/>
+              <w:tab w:val="left" w:pos="720" w:leader="none"/>
+              <w:tab w:val="right" w:pos="9350" w:leader="dot"/>
             </w:tabs>
             <w:rPr>
-              <w:rFonts w:cstheme="minorBidi"/>
-              <w:noProof/>
+              <w:rFonts w:cs="" w:cstheme="minorBidi"/>
               <w:kern w:val="2"/>
               <w:sz w:val="24"/>
               <w:szCs w:val="24"/>
               <w14:ligatures w14:val="standardContextual"/>
             </w:rPr>
           </w:pPr>
-          <w:hyperlink w:anchor="_Toc225013127" w:history="1">
-            <w:r>
-              <w:rPr>
-                <w:rStyle w:val="Hyperlink"/>
-                <w:noProof/>
+          <w:hyperlink w:anchor="_Toc225013127">
+            <w:r>
+              <w:rPr>
+                <w:webHidden/>
+                <w:rStyle w:val="IndexLink"/>
               </w:rPr>
               <w:t>III.</w:t>
             </w:r>
             <w:r>
               <w:rPr>
-                <w:rFonts w:cstheme="minorBidi"/>
-                <w:noProof/>
+                <w:rStyle w:val="IndexLink"/>
+                <w:rFonts w:cs="" w:cstheme="minorBidi"/>
                 <w:kern w:val="2"/>
                 <w:sz w:val="24"/>
                 <w:szCs w:val="24"/>
@@ -1010,55 +922,38 @@
             </w:r>
             <w:r>
               <w:rPr>
-                <w:rStyle w:val="Hyperlink"/>
-                <w:noProof/>
+                <w:rStyle w:val="IndexLink"/>
               </w:rPr>
               <w:t>Experimentation</w:t>
             </w:r>
             <w:r>
               <w:rPr>
-                <w:noProof/>
-                <w:webHidden/>
+                <w:webHidden/>
+              </w:rPr>
+              <w:fldChar w:fldCharType="begin"/>
+            </w:r>
+            <w:r>
+              <w:rPr>
+                <w:webHidden/>
+              </w:rPr>
+              <w:instrText xml:space="preserve">PAGEREF _Toc225013127 \h</w:instrText>
+            </w:r>
+            <w:r>
+              <w:rPr>
+                <w:webHidden/>
+              </w:rPr>
+              <w:fldChar w:fldCharType="separate"/>
+            </w:r>
+            <w:r>
+              <w:rPr>
+                <w:rStyle w:val="IndexLink"/>
+                <w:vanish w:val="false"/>
               </w:rPr>
               <w:tab/>
-            </w:r>
-            <w:r>
-              <w:rPr>
-                <w:noProof/>
-                <w:webHidden/>
-              </w:rPr>
-              <w:fldChar w:fldCharType="begin"/>
-            </w:r>
-            <w:r>
-              <w:rPr>
-                <w:noProof/>
-                <w:webHidden/>
-              </w:rPr>
-              <w:instrText xml:space="preserve"> PAGEREF _Toc225013127 \h </w:instrText>
-            </w:r>
-            <w:r>
-              <w:rPr>
-                <w:noProof/>
-                <w:webHidden/>
-              </w:rPr>
-            </w:r>
-            <w:r>
-              <w:rPr>
-                <w:noProof/>
-                <w:webHidden/>
-              </w:rPr>
-              <w:fldChar w:fldCharType="separate"/>
-            </w:r>
-            <w:r>
-              <w:rPr>
-                <w:noProof/>
-                <w:webHidden/>
-              </w:rPr>
               <w:t>5</w:t>
             </w:r>
             <w:r>
               <w:rPr>
-                <w:noProof/>
                 <w:webHidden/>
               </w:rPr>
               <w:fldChar w:fldCharType="end"/>
@@ -1069,30 +964,29 @@
           <w:pPr>
             <w:pStyle w:val="TOC2"/>
             <w:tabs>
-              <w:tab w:val="left" w:pos="720"/>
-              <w:tab w:val="right" w:leader="dot" w:pos="9350"/>
+              <w:tab w:val="left" w:pos="720" w:leader="none"/>
+              <w:tab w:val="right" w:pos="9350" w:leader="dot"/>
             </w:tabs>
             <w:rPr>
-              <w:rFonts w:cstheme="minorBidi"/>
-              <w:noProof/>
+              <w:rFonts w:cs="" w:cstheme="minorBidi"/>
               <w:kern w:val="2"/>
               <w:sz w:val="24"/>
               <w:szCs w:val="24"/>
               <w14:ligatures w14:val="standardContextual"/>
             </w:rPr>
           </w:pPr>
-          <w:hyperlink w:anchor="_Toc225013128" w:history="1">
-            <w:r>
-              <w:rPr>
-                <w:rStyle w:val="Hyperlink"/>
-                <w:noProof/>
+          <w:hyperlink w:anchor="_Toc225013128">
+            <w:r>
+              <w:rPr>
+                <w:webHidden/>
+                <w:rStyle w:val="IndexLink"/>
               </w:rPr>
               <w:t>A.</w:t>
             </w:r>
             <w:r>
               <w:rPr>
-                <w:rFonts w:cstheme="minorBidi"/>
-                <w:noProof/>
+                <w:rStyle w:val="IndexLink"/>
+                <w:rFonts w:cs="" w:cstheme="minorBidi"/>
                 <w:kern w:val="2"/>
                 <w:sz w:val="24"/>
                 <w:szCs w:val="24"/>
@@ -1102,55 +996,38 @@
             </w:r>
             <w:r>
               <w:rPr>
-                <w:rStyle w:val="Hyperlink"/>
-                <w:noProof/>
+                <w:rStyle w:val="IndexLink"/>
               </w:rPr>
               <w:t>The N-Queens Backtracking Algorithm</w:t>
             </w:r>
             <w:r>
               <w:rPr>
-                <w:noProof/>
-                <w:webHidden/>
+                <w:webHidden/>
+              </w:rPr>
+              <w:fldChar w:fldCharType="begin"/>
+            </w:r>
+            <w:r>
+              <w:rPr>
+                <w:webHidden/>
+              </w:rPr>
+              <w:instrText xml:space="preserve">PAGEREF _Toc225013128 \h</w:instrText>
+            </w:r>
+            <w:r>
+              <w:rPr>
+                <w:webHidden/>
+              </w:rPr>
+              <w:fldChar w:fldCharType="separate"/>
+            </w:r>
+            <w:r>
+              <w:rPr>
+                <w:rStyle w:val="IndexLink"/>
+                <w:vanish w:val="false"/>
               </w:rPr>
               <w:tab/>
-            </w:r>
-            <w:r>
-              <w:rPr>
-                <w:noProof/>
-                <w:webHidden/>
-              </w:rPr>
-              <w:fldChar w:fldCharType="begin"/>
-            </w:r>
-            <w:r>
-              <w:rPr>
-                <w:noProof/>
-                <w:webHidden/>
-              </w:rPr>
-              <w:instrText xml:space="preserve"> PAGEREF _Toc225013128 \h </w:instrText>
-            </w:r>
-            <w:r>
-              <w:rPr>
-                <w:noProof/>
-                <w:webHidden/>
-              </w:rPr>
-            </w:r>
-            <w:r>
-              <w:rPr>
-                <w:noProof/>
-                <w:webHidden/>
-              </w:rPr>
-              <w:fldChar w:fldCharType="separate"/>
-            </w:r>
-            <w:r>
-              <w:rPr>
-                <w:noProof/>
-                <w:webHidden/>
-              </w:rPr>
               <w:t>5</w:t>
             </w:r>
             <w:r>
               <w:rPr>
-                <w:noProof/>
                 <w:webHidden/>
               </w:rPr>
               <w:fldChar w:fldCharType="end"/>
@@ -1161,30 +1038,29 @@
           <w:pPr>
             <w:pStyle w:val="TOC2"/>
             <w:tabs>
-              <w:tab w:val="left" w:pos="720"/>
-              <w:tab w:val="right" w:leader="dot" w:pos="9350"/>
+              <w:tab w:val="left" w:pos="720" w:leader="none"/>
+              <w:tab w:val="right" w:pos="9350" w:leader="dot"/>
             </w:tabs>
             <w:rPr>
-              <w:rFonts w:cstheme="minorBidi"/>
-              <w:noProof/>
+              <w:rFonts w:cs="" w:cstheme="minorBidi"/>
               <w:kern w:val="2"/>
               <w:sz w:val="24"/>
               <w:szCs w:val="24"/>
               <w14:ligatures w14:val="standardContextual"/>
             </w:rPr>
           </w:pPr>
-          <w:hyperlink w:anchor="_Toc225013129" w:history="1">
-            <w:r>
-              <w:rPr>
-                <w:rStyle w:val="Hyperlink"/>
-                <w:noProof/>
+          <w:hyperlink w:anchor="_Toc225013129">
+            <w:r>
+              <w:rPr>
+                <w:webHidden/>
+                <w:rStyle w:val="IndexLink"/>
               </w:rPr>
               <w:t>B.</w:t>
             </w:r>
             <w:r>
               <w:rPr>
-                <w:rFonts w:cstheme="minorBidi"/>
-                <w:noProof/>
+                <w:rStyle w:val="IndexLink"/>
+                <w:rFonts w:cs="" w:cstheme="minorBidi"/>
                 <w:kern w:val="2"/>
                 <w:sz w:val="24"/>
                 <w:szCs w:val="24"/>
@@ -1194,55 +1070,38 @@
             </w:r>
             <w:r>
               <w:rPr>
-                <w:rStyle w:val="Hyperlink"/>
-                <w:noProof/>
+                <w:rStyle w:val="IndexLink"/>
               </w:rPr>
               <w:t>Warnsdorff’s Rule (Heuristic for Knight’s Tour)</w:t>
             </w:r>
             <w:r>
               <w:rPr>
-                <w:noProof/>
-                <w:webHidden/>
+                <w:webHidden/>
+              </w:rPr>
+              <w:fldChar w:fldCharType="begin"/>
+            </w:r>
+            <w:r>
+              <w:rPr>
+                <w:webHidden/>
+              </w:rPr>
+              <w:instrText xml:space="preserve">PAGEREF _Toc225013129 \h</w:instrText>
+            </w:r>
+            <w:r>
+              <w:rPr>
+                <w:webHidden/>
+              </w:rPr>
+              <w:fldChar w:fldCharType="separate"/>
+            </w:r>
+            <w:r>
+              <w:rPr>
+                <w:rStyle w:val="IndexLink"/>
+                <w:vanish w:val="false"/>
               </w:rPr>
               <w:tab/>
-            </w:r>
-            <w:r>
-              <w:rPr>
-                <w:noProof/>
-                <w:webHidden/>
-              </w:rPr>
-              <w:fldChar w:fldCharType="begin"/>
-            </w:r>
-            <w:r>
-              <w:rPr>
-                <w:noProof/>
-                <w:webHidden/>
-              </w:rPr>
-              <w:instrText xml:space="preserve"> PAGEREF _Toc225013129 \h </w:instrText>
-            </w:r>
-            <w:r>
-              <w:rPr>
-                <w:noProof/>
-                <w:webHidden/>
-              </w:rPr>
-            </w:r>
-            <w:r>
-              <w:rPr>
-                <w:noProof/>
-                <w:webHidden/>
-              </w:rPr>
-              <w:fldChar w:fldCharType="separate"/>
-            </w:r>
-            <w:r>
-              <w:rPr>
-                <w:noProof/>
-                <w:webHidden/>
-              </w:rPr>
               <w:t>6</w:t>
             </w:r>
             <w:r>
               <w:rPr>
-                <w:noProof/>
                 <w:webHidden/>
               </w:rPr>
               <w:fldChar w:fldCharType="end"/>
@@ -1253,30 +1112,29 @@
           <w:pPr>
             <w:pStyle w:val="TOC2"/>
             <w:tabs>
-              <w:tab w:val="left" w:pos="720"/>
-              <w:tab w:val="right" w:leader="dot" w:pos="9350"/>
+              <w:tab w:val="left" w:pos="720" w:leader="none"/>
+              <w:tab w:val="right" w:pos="9350" w:leader="dot"/>
             </w:tabs>
             <w:rPr>
-              <w:rFonts w:cstheme="minorBidi"/>
-              <w:noProof/>
+              <w:rFonts w:cs="" w:cstheme="minorBidi"/>
               <w:kern w:val="2"/>
               <w:sz w:val="24"/>
               <w:szCs w:val="24"/>
               <w14:ligatures w14:val="standardContextual"/>
             </w:rPr>
           </w:pPr>
-          <w:hyperlink w:anchor="_Toc225013130" w:history="1">
-            <w:r>
-              <w:rPr>
-                <w:rStyle w:val="Hyperlink"/>
-                <w:noProof/>
+          <w:hyperlink w:anchor="_Toc225013130">
+            <w:r>
+              <w:rPr>
+                <w:webHidden/>
+                <w:rStyle w:val="IndexLink"/>
               </w:rPr>
               <w:t>C.</w:t>
             </w:r>
             <w:r>
               <w:rPr>
-                <w:rFonts w:cstheme="minorBidi"/>
-                <w:noProof/>
+                <w:rStyle w:val="IndexLink"/>
+                <w:rFonts w:cs="" w:cstheme="minorBidi"/>
                 <w:kern w:val="2"/>
                 <w:sz w:val="24"/>
                 <w:szCs w:val="24"/>
@@ -1286,55 +1144,38 @@
             </w:r>
             <w:r>
               <w:rPr>
-                <w:rStyle w:val="Hyperlink"/>
-                <w:noProof/>
+                <w:rStyle w:val="IndexLink"/>
               </w:rPr>
               <w:t>Wordy Bot</w:t>
             </w:r>
             <w:r>
               <w:rPr>
-                <w:noProof/>
-                <w:webHidden/>
+                <w:webHidden/>
+              </w:rPr>
+              <w:fldChar w:fldCharType="begin"/>
+            </w:r>
+            <w:r>
+              <w:rPr>
+                <w:webHidden/>
+              </w:rPr>
+              <w:instrText xml:space="preserve">PAGEREF _Toc225013130 \h</w:instrText>
+            </w:r>
+            <w:r>
+              <w:rPr>
+                <w:webHidden/>
+              </w:rPr>
+              <w:fldChar w:fldCharType="separate"/>
+            </w:r>
+            <w:r>
+              <w:rPr>
+                <w:rStyle w:val="IndexLink"/>
+                <w:vanish w:val="false"/>
               </w:rPr>
               <w:tab/>
-            </w:r>
-            <w:r>
-              <w:rPr>
-                <w:noProof/>
-                <w:webHidden/>
-              </w:rPr>
-              <w:fldChar w:fldCharType="begin"/>
-            </w:r>
-            <w:r>
-              <w:rPr>
-                <w:noProof/>
-                <w:webHidden/>
-              </w:rPr>
-              <w:instrText xml:space="preserve"> PAGEREF _Toc225013130 \h </w:instrText>
-            </w:r>
-            <w:r>
-              <w:rPr>
-                <w:noProof/>
-                <w:webHidden/>
-              </w:rPr>
-            </w:r>
-            <w:r>
-              <w:rPr>
-                <w:noProof/>
-                <w:webHidden/>
-              </w:rPr>
-              <w:fldChar w:fldCharType="separate"/>
-            </w:r>
-            <w:r>
-              <w:rPr>
-                <w:noProof/>
-                <w:webHidden/>
-              </w:rPr>
               <w:t>7</w:t>
             </w:r>
             <w:r>
               <w:rPr>
-                <w:noProof/>
                 <w:webHidden/>
               </w:rPr>
               <w:fldChar w:fldCharType="end"/>
@@ -1345,30 +1186,29 @@
           <w:pPr>
             <w:pStyle w:val="TOC1"/>
             <w:tabs>
-              <w:tab w:val="left" w:pos="720"/>
-              <w:tab w:val="right" w:leader="dot" w:pos="9350"/>
+              <w:tab w:val="left" w:pos="720" w:leader="none"/>
+              <w:tab w:val="right" w:pos="9350" w:leader="dot"/>
             </w:tabs>
             <w:rPr>
-              <w:rFonts w:cstheme="minorBidi"/>
-              <w:noProof/>
+              <w:rFonts w:cs="" w:cstheme="minorBidi"/>
               <w:kern w:val="2"/>
               <w:sz w:val="24"/>
               <w:szCs w:val="24"/>
               <w14:ligatures w14:val="standardContextual"/>
             </w:rPr>
           </w:pPr>
-          <w:hyperlink w:anchor="_Toc225013131" w:history="1">
-            <w:r>
-              <w:rPr>
-                <w:rStyle w:val="Hyperlink"/>
-                <w:noProof/>
+          <w:hyperlink w:anchor="_Toc225013131">
+            <w:r>
+              <w:rPr>
+                <w:webHidden/>
+                <w:rStyle w:val="IndexLink"/>
               </w:rPr>
               <w:t>IV.</w:t>
             </w:r>
             <w:r>
               <w:rPr>
-                <w:rFonts w:cstheme="minorBidi"/>
-                <w:noProof/>
+                <w:rStyle w:val="IndexLink"/>
+                <w:rFonts w:cs="" w:cstheme="minorBidi"/>
                 <w:kern w:val="2"/>
                 <w:sz w:val="24"/>
                 <w:szCs w:val="24"/>
@@ -1378,55 +1218,38 @@
             </w:r>
             <w:r>
               <w:rPr>
-                <w:rStyle w:val="Hyperlink"/>
-                <w:noProof/>
+                <w:rStyle w:val="IndexLink"/>
               </w:rPr>
               <w:t>Results</w:t>
             </w:r>
             <w:r>
               <w:rPr>
-                <w:noProof/>
-                <w:webHidden/>
+                <w:webHidden/>
+              </w:rPr>
+              <w:fldChar w:fldCharType="begin"/>
+            </w:r>
+            <w:r>
+              <w:rPr>
+                <w:webHidden/>
+              </w:rPr>
+              <w:instrText xml:space="preserve">PAGEREF _Toc225013131 \h</w:instrText>
+            </w:r>
+            <w:r>
+              <w:rPr>
+                <w:webHidden/>
+              </w:rPr>
+              <w:fldChar w:fldCharType="separate"/>
+            </w:r>
+            <w:r>
+              <w:rPr>
+                <w:rStyle w:val="IndexLink"/>
+                <w:vanish w:val="false"/>
               </w:rPr>
               <w:tab/>
-            </w:r>
-            <w:r>
-              <w:rPr>
-                <w:noProof/>
-                <w:webHidden/>
-              </w:rPr>
-              <w:fldChar w:fldCharType="begin"/>
-            </w:r>
-            <w:r>
-              <w:rPr>
-                <w:noProof/>
-                <w:webHidden/>
-              </w:rPr>
-              <w:instrText xml:space="preserve"> PAGEREF _Toc225013131 \h </w:instrText>
-            </w:r>
-            <w:r>
-              <w:rPr>
-                <w:noProof/>
-                <w:webHidden/>
-              </w:rPr>
-            </w:r>
-            <w:r>
-              <w:rPr>
-                <w:noProof/>
-                <w:webHidden/>
-              </w:rPr>
-              <w:fldChar w:fldCharType="separate"/>
-            </w:r>
-            <w:r>
-              <w:rPr>
-                <w:noProof/>
-                <w:webHidden/>
-              </w:rPr>
               <w:t>7</w:t>
             </w:r>
             <w:r>
               <w:rPr>
-                <w:noProof/>
                 <w:webHidden/>
               </w:rPr>
               <w:fldChar w:fldCharType="end"/>
@@ -1437,30 +1260,30 @@
           <w:pPr>
             <w:pStyle w:val="TOC1"/>
             <w:tabs>
-              <w:tab w:val="left" w:pos="440"/>
-              <w:tab w:val="right" w:leader="dot" w:pos="9350"/>
+              <w:tab w:val="clear" w:pos="720"/>
+              <w:tab w:val="left" w:pos="440" w:leader="none"/>
+              <w:tab w:val="right" w:pos="9350" w:leader="dot"/>
             </w:tabs>
             <w:rPr>
-              <w:rFonts w:cstheme="minorBidi"/>
-              <w:noProof/>
+              <w:rFonts w:cs="" w:cstheme="minorBidi"/>
               <w:kern w:val="2"/>
               <w:sz w:val="24"/>
               <w:szCs w:val="24"/>
               <w14:ligatures w14:val="standardContextual"/>
             </w:rPr>
           </w:pPr>
-          <w:hyperlink w:anchor="_Toc225013132" w:history="1">
-            <w:r>
-              <w:rPr>
-                <w:rStyle w:val="Hyperlink"/>
-                <w:noProof/>
+          <w:hyperlink w:anchor="_Toc225013132">
+            <w:r>
+              <w:rPr>
+                <w:webHidden/>
+                <w:rStyle w:val="IndexLink"/>
               </w:rPr>
               <w:t>V.</w:t>
             </w:r>
             <w:r>
               <w:rPr>
-                <w:rFonts w:cstheme="minorBidi"/>
-                <w:noProof/>
+                <w:rStyle w:val="IndexLink"/>
+                <w:rFonts w:cs="" w:cstheme="minorBidi"/>
                 <w:kern w:val="2"/>
                 <w:sz w:val="24"/>
                 <w:szCs w:val="24"/>
@@ -1470,55 +1293,38 @@
             </w:r>
             <w:r>
               <w:rPr>
-                <w:rStyle w:val="Hyperlink"/>
-                <w:noProof/>
+                <w:rStyle w:val="IndexLink"/>
               </w:rPr>
               <w:t>Tools</w:t>
             </w:r>
             <w:r>
               <w:rPr>
-                <w:noProof/>
-                <w:webHidden/>
+                <w:webHidden/>
+              </w:rPr>
+              <w:fldChar w:fldCharType="begin"/>
+            </w:r>
+            <w:r>
+              <w:rPr>
+                <w:webHidden/>
+              </w:rPr>
+              <w:instrText xml:space="preserve">PAGEREF _Toc225013132 \h</w:instrText>
+            </w:r>
+            <w:r>
+              <w:rPr>
+                <w:webHidden/>
+              </w:rPr>
+              <w:fldChar w:fldCharType="separate"/>
+            </w:r>
+            <w:r>
+              <w:rPr>
+                <w:rStyle w:val="IndexLink"/>
+                <w:vanish w:val="false"/>
               </w:rPr>
               <w:tab/>
-            </w:r>
-            <w:r>
-              <w:rPr>
-                <w:noProof/>
-                <w:webHidden/>
-              </w:rPr>
-              <w:fldChar w:fldCharType="begin"/>
-            </w:r>
-            <w:r>
-              <w:rPr>
-                <w:noProof/>
-                <w:webHidden/>
-              </w:rPr>
-              <w:instrText xml:space="preserve"> PAGEREF _Toc225013132 \h </w:instrText>
-            </w:r>
-            <w:r>
-              <w:rPr>
-                <w:noProof/>
-                <w:webHidden/>
-              </w:rPr>
-            </w:r>
-            <w:r>
-              <w:rPr>
-                <w:noProof/>
-                <w:webHidden/>
-              </w:rPr>
-              <w:fldChar w:fldCharType="separate"/>
-            </w:r>
-            <w:r>
-              <w:rPr>
-                <w:noProof/>
-                <w:webHidden/>
-              </w:rPr>
               <w:t>8</w:t>
             </w:r>
             <w:r>
               <w:rPr>
-                <w:noProof/>
                 <w:webHidden/>
               </w:rPr>
               <w:fldChar w:fldCharType="end"/>
@@ -1526,7 +1332,15 @@
           </w:hyperlink>
         </w:p>
         <w:p>
+          <w:pPr>
+            <w:pStyle w:val="Normal"/>
+            <w:rPr/>
+          </w:pPr>
           <w:r>
+            <w:rPr/>
+          </w:r>
+          <w:r>
+            <w:rPr/>
             <w:fldChar w:fldCharType="end"/>
           </w:r>
         </w:p>
@@ -1534,82 +1348,145 @@
     </w:sdt>
     <w:p>
       <w:pPr>
+        <w:pStyle w:val="Normal"/>
         <w:rPr>
           <w:sz w:val="52"/>
           <w:szCs w:val="52"/>
         </w:rPr>
       </w:pPr>
-    </w:p>
-    <w:p>
-      <w:pPr>
-        <w:jc w:val="center"/>
+      <w:r>
         <w:rPr>
           <w:sz w:val="52"/>
           <w:szCs w:val="52"/>
         </w:rPr>
-      </w:pPr>
-    </w:p>
-    <w:p>
-      <w:pPr>
+      </w:r>
+    </w:p>
+    <w:p>
+      <w:pPr>
+        <w:pStyle w:val="Normal"/>
         <w:jc w:val="center"/>
         <w:rPr>
           <w:sz w:val="52"/>
           <w:szCs w:val="52"/>
         </w:rPr>
       </w:pPr>
-    </w:p>
-    <w:p>
-      <w:pPr>
-        <w:jc w:val="center"/>
+      <w:r>
         <w:rPr>
           <w:sz w:val="52"/>
           <w:szCs w:val="52"/>
         </w:rPr>
-      </w:pPr>
-    </w:p>
-    <w:p>
-      <w:pPr>
+      </w:r>
+    </w:p>
+    <w:p>
+      <w:pPr>
+        <w:pStyle w:val="Normal"/>
         <w:jc w:val="center"/>
         <w:rPr>
           <w:sz w:val="52"/>
           <w:szCs w:val="52"/>
         </w:rPr>
       </w:pPr>
-    </w:p>
-    <w:p>
-      <w:pPr>
-        <w:jc w:val="center"/>
+      <w:r>
         <w:rPr>
           <w:sz w:val="52"/>
           <w:szCs w:val="52"/>
         </w:rPr>
-      </w:pPr>
-    </w:p>
-    <w:p>
-      <w:pPr>
+      </w:r>
+    </w:p>
+    <w:p>
+      <w:pPr>
+        <w:pStyle w:val="Normal"/>
         <w:jc w:val="center"/>
         <w:rPr>
           <w:sz w:val="52"/>
           <w:szCs w:val="52"/>
         </w:rPr>
       </w:pPr>
-    </w:p>
-    <w:p>
-      <w:pPr>
-        <w:jc w:val="center"/>
+      <w:r>
         <w:rPr>
           <w:sz w:val="52"/>
           <w:szCs w:val="52"/>
         </w:rPr>
-      </w:pPr>
-    </w:p>
-    <w:p>
-      <w:pPr>
+      </w:r>
+    </w:p>
+    <w:p>
+      <w:pPr>
+        <w:pStyle w:val="Normal"/>
+        <w:jc w:val="center"/>
         <w:rPr>
           <w:sz w:val="52"/>
           <w:szCs w:val="52"/>
         </w:rPr>
       </w:pPr>
+      <w:r>
+        <w:rPr>
+          <w:sz w:val="52"/>
+          <w:szCs w:val="52"/>
+        </w:rPr>
+      </w:r>
+    </w:p>
+    <w:p>
+      <w:pPr>
+        <w:pStyle w:val="Normal"/>
+        <w:jc w:val="center"/>
+        <w:rPr>
+          <w:sz w:val="52"/>
+          <w:szCs w:val="52"/>
+        </w:rPr>
+      </w:pPr>
+      <w:r>
+        <w:rPr>
+          <w:sz w:val="52"/>
+          <w:szCs w:val="52"/>
+        </w:rPr>
+      </w:r>
+    </w:p>
+    <w:p>
+      <w:pPr>
+        <w:pStyle w:val="Normal"/>
+        <w:jc w:val="center"/>
+        <w:rPr>
+          <w:sz w:val="52"/>
+          <w:szCs w:val="52"/>
+        </w:rPr>
+      </w:pPr>
+      <w:r>
+        <w:rPr>
+          <w:sz w:val="52"/>
+          <w:szCs w:val="52"/>
+        </w:rPr>
+      </w:r>
+    </w:p>
+    <w:p>
+      <w:pPr>
+        <w:pStyle w:val="Normal"/>
+        <w:jc w:val="center"/>
+        <w:rPr>
+          <w:sz w:val="52"/>
+          <w:szCs w:val="52"/>
+        </w:rPr>
+      </w:pPr>
+      <w:r>
+        <w:rPr>
+          <w:sz w:val="52"/>
+          <w:szCs w:val="52"/>
+        </w:rPr>
+      </w:r>
+    </w:p>
+    <w:p>
+      <w:pPr>
+        <w:pStyle w:val="Normal"/>
+        <w:rPr>
+          <w:sz w:val="52"/>
+          <w:szCs w:val="52"/>
+        </w:rPr>
+      </w:pPr>
+      <w:r>
+        <w:rPr>
+          <w:sz w:val="52"/>
+          <w:szCs w:val="52"/>
+        </w:rPr>
+      </w:r>
     </w:p>
     <w:p>
       <w:pPr>
@@ -1618,19 +1495,22 @@
           <w:ilvl w:val="0"/>
           <w:numId w:val="1"/>
         </w:numPr>
+        <w:rPr/>
       </w:pPr>
       <w:bookmarkStart w:id="0" w:name="_Toc225013120"/>
       <w:r>
+        <w:rPr/>
         <w:t>Problem Description</w:t>
       </w:r>
       <w:bookmarkEnd w:id="0"/>
     </w:p>
     <w:p>
       <w:pPr>
-        <w:spacing w:after="0" w:line="240" w:lineRule="auto"/>
+        <w:pStyle w:val="Normal"/>
+        <w:spacing w:lineRule="auto" w:line="240" w:before="0" w:after="0"/>
         <w:ind w:left="360"/>
         <w:rPr>
-          <w:rFonts w:ascii="Aptos Display" w:eastAsia="Times New Roman" w:hAnsi="Aptos Display" w:cs="Times New Roman"/>
+          <w:rFonts w:ascii="Aptos Display" w:hAnsi="Aptos Display" w:eastAsia="Times New Roman" w:cs="Times New Roman"/>
           <w:kern w:val="0"/>
           <w:sz w:val="32"/>
           <w:szCs w:val="32"/>
@@ -1639,69 +1519,77 @@
       </w:pPr>
       <w:r>
         <w:rPr>
-          <w:rFonts w:ascii="Aptos Display" w:eastAsia="Times New Roman" w:hAnsi="Aptos Display" w:cs="Times New Roman"/>
+          <w:rFonts w:eastAsia="Times New Roman" w:cs="Times New Roman" w:ascii="Aptos Display" w:hAnsi="Aptos Display"/>
           <w:kern w:val="0"/>
           <w:sz w:val="32"/>
           <w:szCs w:val="32"/>
           <w14:ligatures w14:val="none"/>
         </w:rPr>
-        <w:t xml:space="preserve">This project involves the development of intelligent solvers for two classic chessboard challenges—the N-Queens Problem and the Knight’s Tour—alongside a logic-based linguistic minigame called Wordy. By implementing a Backtracking algorithm for the N-Queens problem, the system efficiently places </w:t>
-      </w:r>
-      <w:r>
-        <w:rPr>
-          <w:rFonts w:ascii="Aptos Display" w:eastAsia="Times New Roman" w:hAnsi="Aptos Display" w:cs="Times New Roman"/>
+        <w:t xml:space="preserve">This project involves the development of intelligent solvers for two classic chessboard challenge, the N-Queens Problem and the Knight’s Tour, alongside a logic-based linguistic minigame called Wordy. By implementing a Backtracking algorithm for the N-Queens problem, the system efficiently places N non-attacking queens on a grid using </w:t>
+      </w:r>
+      <w:r>
+        <w:rPr>
+          <w:rFonts w:eastAsia="Times New Roman" w:cs="Times New Roman" w:ascii="Aptos Display" w:hAnsi="Aptos Display"/>
           <w:kern w:val="0"/>
           <w:sz w:val="32"/>
           <w:szCs w:val="32"/>
           <w14:ligatures w14:val="none"/>
         </w:rPr>
-        <w:t>N x N</w:t>
-      </w:r>
-      <w:r>
-        <w:rPr>
-          <w:rFonts w:ascii="Aptos Display" w:eastAsia="Times New Roman" w:hAnsi="Aptos Display" w:cs="Times New Roman"/>
+        <w:t>constraints</w:t>
+      </w:r>
+      <w:r>
+        <w:rPr>
+          <w:rFonts w:eastAsia="Times New Roman" w:cs="Times New Roman" w:ascii="Aptos Display" w:hAnsi="Aptos Display"/>
           <w:kern w:val="0"/>
           <w:sz w:val="32"/>
           <w:szCs w:val="32"/>
           <w14:ligatures w14:val="none"/>
         </w:rPr>
-        <w:t xml:space="preserve"> non-attacking queens on a grid using Constraint Satisfaction to prune invalid configurations. For the Knight’s Tour, the project compares the performance of an Exhaustive Depth-First Search against a heuristic-based approach utilizing </w:t>
-      </w:r>
-      <w:proofErr w:type="spellStart"/>
-      <w:r>
-        <w:rPr>
-          <w:rFonts w:ascii="Aptos Display" w:eastAsia="Times New Roman" w:hAnsi="Aptos Display" w:cs="Times New Roman"/>
+        <w:t xml:space="preserve"> to prune invalid </w:t>
+      </w:r>
+      <w:r>
+        <w:rPr>
+          <w:rFonts w:eastAsia="Times New Roman" w:cs="Times New Roman" w:ascii="Aptos Display" w:hAnsi="Aptos Display"/>
           <w:kern w:val="0"/>
           <w:sz w:val="32"/>
           <w:szCs w:val="32"/>
           <w14:ligatures w14:val="none"/>
         </w:rPr>
-        <w:t>Warnsdorff’s</w:t>
-      </w:r>
-      <w:proofErr w:type="spellEnd"/>
-      <w:r>
-        <w:rPr>
-          <w:rFonts w:ascii="Aptos Display" w:eastAsia="Times New Roman" w:hAnsi="Aptos Display" w:cs="Times New Roman"/>
+        <w:t>positions</w:t>
+      </w:r>
+      <w:r>
+        <w:rPr>
+          <w:rFonts w:eastAsia="Times New Roman" w:cs="Times New Roman" w:ascii="Aptos Display" w:hAnsi="Aptos Display"/>
           <w:kern w:val="0"/>
           <w:sz w:val="32"/>
           <w:szCs w:val="32"/>
           <w14:ligatures w14:val="none"/>
         </w:rPr>
-        <w:t xml:space="preserve"> Rule, assessing the trade-offs in search space efficiency across various board sizes. Additionally, the project features Wordy, a Wordle-inspired solver that employs Constraint-Based Filtering and Randomized Selection to guess a player's secret 5-letter word within six attempts. The final solution visualizes the paths taken by these agents, demonstrating how different AI strategies, such as heuristic-driven search and dynamic dictionary filtering, are applied to both spatial puzzles and deductive reasoning tasks.</w:t>
-      </w:r>
-    </w:p>
-    <w:p>
-      <w:pPr>
-        <w:spacing w:after="0" w:line="240" w:lineRule="auto"/>
+        <w:t>. For the Knight’s Tour, the project compares the performance of an Exhaustive Depth-First Search against a heuristic-based approach utilizing Warnsdorff’s Rule, assessing the trade-offs in search space efficiency across various board sizes. Additionally, the project features Wordy, a Wordle-inspired solver that employs Constraint-Based Filtering and Randomized Selection to guess a player's secret 5-letter word within six attempts. The final solution visualizes the paths taken by these agents, demonstrating how different AI strategies, such as heuristic-driven search and dynamic dictionary filtering, are applied to both spatial puzzles and deductive reasoning tasks.</w:t>
+      </w:r>
+    </w:p>
+    <w:p>
+      <w:pPr>
+        <w:pStyle w:val="Normal"/>
+        <w:spacing w:lineRule="auto" w:line="240" w:before="0" w:after="0"/>
         <w:ind w:left="360"/>
         <w:rPr>
-          <w:rFonts w:ascii="Aptos Display" w:eastAsia="Times New Roman" w:hAnsi="Aptos Display" w:cs="Times New Roman"/>
+          <w:rFonts w:ascii="Aptos Display" w:hAnsi="Aptos Display" w:eastAsia="Times New Roman" w:cs="Times New Roman"/>
           <w:kern w:val="0"/>
           <w:sz w:val="32"/>
           <w:szCs w:val="32"/>
           <w14:ligatures w14:val="none"/>
         </w:rPr>
       </w:pPr>
+      <w:r>
+        <w:rPr>
+          <w:rFonts w:eastAsia="Times New Roman" w:cs="Times New Roman" w:ascii="Aptos Display" w:hAnsi="Aptos Display"/>
+          <w:kern w:val="0"/>
+          <w:sz w:val="32"/>
+          <w:szCs w:val="32"/>
+          <w14:ligatures w14:val="none"/>
+        </w:rPr>
+      </w:r>
     </w:p>
     <w:p>
       <w:pPr>
@@ -1713,6 +1601,12 @@
           <w:szCs w:val="48"/>
         </w:rPr>
       </w:pPr>
+      <w:r>
+        <w:rPr>
+          <w:sz w:val="48"/>
+          <w:szCs w:val="48"/>
+        </w:rPr>
+      </w:r>
     </w:p>
     <w:p>
       <w:pPr>
@@ -1721,9 +1615,11 @@
           <w:ilvl w:val="0"/>
           <w:numId w:val="1"/>
         </w:numPr>
+        <w:rPr/>
       </w:pPr>
       <w:bookmarkStart w:id="1" w:name="_Toc225013121"/>
       <w:r>
+        <w:rPr/>
         <w:t>Methodology</w:t>
       </w:r>
       <w:bookmarkEnd w:id="1"/>
@@ -1742,67 +1638,7 @@
           <w:sz w:val="32"/>
           <w:szCs w:val="32"/>
         </w:rPr>
-        <w:t>The project follows a formal computational approach to solve the N-</w:t>
-      </w:r>
-      <w:proofErr w:type="gramStart"/>
-      <w:r>
-        <w:rPr>
-          <w:sz w:val="32"/>
-          <w:szCs w:val="32"/>
-        </w:rPr>
-        <w:t xml:space="preserve">Queens </w:t>
-      </w:r>
-      <w:r>
-        <w:rPr>
-          <w:sz w:val="32"/>
-          <w:szCs w:val="32"/>
-        </w:rPr>
-        <w:t>,</w:t>
-      </w:r>
-      <w:r>
-        <w:rPr>
-          <w:sz w:val="32"/>
-          <w:szCs w:val="32"/>
-        </w:rPr>
-        <w:t>Knight’s</w:t>
-      </w:r>
-      <w:proofErr w:type="gramEnd"/>
-      <w:r>
-        <w:rPr>
-          <w:sz w:val="32"/>
-          <w:szCs w:val="32"/>
-        </w:rPr>
-        <w:t xml:space="preserve"> Tour problems</w:t>
-      </w:r>
-      <w:r>
-        <w:rPr>
-          <w:sz w:val="32"/>
-          <w:szCs w:val="32"/>
-        </w:rPr>
-        <w:t xml:space="preserve"> and </w:t>
-      </w:r>
-      <w:proofErr w:type="spellStart"/>
-      <w:r>
-        <w:rPr>
-          <w:sz w:val="32"/>
-          <w:szCs w:val="32"/>
-        </w:rPr>
-        <w:t>Wordy’s</w:t>
-      </w:r>
-      <w:proofErr w:type="spellEnd"/>
-      <w:r>
-        <w:rPr>
-          <w:sz w:val="32"/>
-          <w:szCs w:val="32"/>
-        </w:rPr>
-        <w:t xml:space="preserve"> game</w:t>
-      </w:r>
-      <w:r>
-        <w:rPr>
-          <w:sz w:val="32"/>
-          <w:szCs w:val="32"/>
-        </w:rPr>
-        <w:t>, structured through the following theoretical and architectural models:</w:t>
+        <w:t>The project follows a formal computational approach to solve the N-Queens ,Knight’s Tour problems and Wordy’s game, structured through the following theoretical and architectural models:</w:t>
       </w:r>
     </w:p>
     <w:p>
@@ -1817,6 +1653,15 @@
           <w:u w:val="single"/>
         </w:rPr>
       </w:pPr>
+      <w:r>
+        <w:rPr>
+          <w:b/>
+          <w:bCs/>
+          <w:sz w:val="32"/>
+          <w:szCs w:val="32"/>
+          <w:u w:val="single"/>
+        </w:rPr>
+      </w:r>
     </w:p>
     <w:p>
       <w:pPr>
@@ -1835,7 +1680,6 @@
         <w:rPr>
           <w:rStyle w:val="Heading2Char"/>
         </w:rPr>
-        <w:lastRenderedPageBreak/>
         <w:t>The State-Space Model</w:t>
       </w:r>
       <w:bookmarkEnd w:id="2"/>
@@ -1857,23 +1701,7 @@
           <w:sz w:val="32"/>
           <w:szCs w:val="32"/>
         </w:rPr>
-        <w:t xml:space="preserve">describes the problem as a state-space search, where each board configuration is a node in a transition graph (DFS), and in </w:t>
-      </w:r>
-      <w:proofErr w:type="spellStart"/>
-      <w:r>
-        <w:rPr>
-          <w:sz w:val="32"/>
-          <w:szCs w:val="32"/>
-        </w:rPr>
-        <w:t>Wordy’s</w:t>
-      </w:r>
-      <w:proofErr w:type="spellEnd"/>
-      <w:r>
-        <w:rPr>
-          <w:sz w:val="32"/>
-          <w:szCs w:val="32"/>
-        </w:rPr>
-        <w:t xml:space="preserve"> game, every new guess with the specific criteria represents a node in a graph.</w:t>
+        <w:t>describes the problem as a state-space search, where each board configuration is a node in a transition graph (DFS), and in Wordy’s game, every new guess with the specific criteria represents a node in a graph.</w:t>
       </w:r>
     </w:p>
     <w:p>
@@ -1885,6 +1713,12 @@
           <w:szCs w:val="32"/>
         </w:rPr>
       </w:pPr>
+      <w:r>
+        <w:rPr>
+          <w:sz w:val="32"/>
+          <w:szCs w:val="32"/>
+        </w:rPr>
+      </w:r>
     </w:p>
     <w:p>
       <w:pPr>
@@ -1925,11 +1759,18 @@
     </w:p>
     <w:p>
       <w:pPr>
-        <w:rPr>
-          <w:sz w:val="32"/>
-          <w:szCs w:val="32"/>
-        </w:rPr>
-      </w:pPr>
+        <w:pStyle w:val="Normal"/>
+        <w:rPr>
+          <w:sz w:val="32"/>
+          <w:szCs w:val="32"/>
+        </w:rPr>
+      </w:pPr>
+      <w:r>
+        <w:rPr>
+          <w:sz w:val="32"/>
+          <w:szCs w:val="32"/>
+        </w:rPr>
+      </w:r>
     </w:p>
     <w:p>
       <w:pPr>
@@ -1965,48 +1806,23 @@
           <w:sz w:val="32"/>
           <w:szCs w:val="32"/>
         </w:rPr>
-        <w:t xml:space="preserve"> In the Knight’s Tour</w:t>
-      </w:r>
-      <w:proofErr w:type="gramStart"/>
-      <w:r>
-        <w:rPr>
-          <w:sz w:val="32"/>
-          <w:szCs w:val="32"/>
-        </w:rPr>
-        <w:t>, implements</w:t>
-      </w:r>
-      <w:proofErr w:type="gramEnd"/>
-      <w:r>
-        <w:rPr>
-          <w:sz w:val="32"/>
-          <w:szCs w:val="32"/>
-        </w:rPr>
-        <w:t xml:space="preserve"> </w:t>
-      </w:r>
-      <w:proofErr w:type="spellStart"/>
-      <w:r>
-        <w:rPr>
-          <w:sz w:val="32"/>
-          <w:szCs w:val="32"/>
-        </w:rPr>
-        <w:t>Warnsdorff’s</w:t>
-      </w:r>
-      <w:proofErr w:type="spellEnd"/>
-      <w:r>
-        <w:rPr>
-          <w:sz w:val="32"/>
-          <w:szCs w:val="32"/>
-        </w:rPr>
-        <w:t xml:space="preserve"> Rule as a greedy heuristic to minimize the branching factor by choosing moves with the lowest potential for future connectivity.</w:t>
-      </w:r>
-    </w:p>
-    <w:p>
-      <w:pPr>
-        <w:rPr>
-          <w:sz w:val="32"/>
-          <w:szCs w:val="32"/>
-        </w:rPr>
-      </w:pPr>
+        <w:t xml:space="preserve"> In the Knight’s Tour, implements Warnsdorff’s Rule as a greedy heuristic to minimize the branching factor by choosing moves with the lowest potential for future connectivity.</w:t>
+      </w:r>
+    </w:p>
+    <w:p>
+      <w:pPr>
+        <w:pStyle w:val="Normal"/>
+        <w:rPr>
+          <w:sz w:val="32"/>
+          <w:szCs w:val="32"/>
+        </w:rPr>
+      </w:pPr>
+      <w:r>
+        <w:rPr>
+          <w:sz w:val="32"/>
+          <w:szCs w:val="32"/>
+        </w:rPr>
+      </w:r>
     </w:p>
     <w:p>
       <w:pPr>
@@ -2047,11 +1863,18 @@
     </w:p>
     <w:p>
       <w:pPr>
-        <w:rPr>
-          <w:sz w:val="32"/>
-          <w:szCs w:val="32"/>
-        </w:rPr>
-      </w:pPr>
+        <w:pStyle w:val="Normal"/>
+        <w:rPr>
+          <w:sz w:val="32"/>
+          <w:szCs w:val="32"/>
+        </w:rPr>
+      </w:pPr>
+      <w:r>
+        <w:rPr>
+          <w:sz w:val="32"/>
+          <w:szCs w:val="32"/>
+        </w:rPr>
+      </w:r>
     </w:p>
     <w:p>
       <w:pPr>
@@ -2087,30 +1910,7 @@
           <w:sz w:val="32"/>
           <w:szCs w:val="32"/>
         </w:rPr>
-        <w:t xml:space="preserve"> Where Wordy is</w:t>
-      </w:r>
-      <w:r>
-        <w:rPr>
-          <w:sz w:val="32"/>
-          <w:szCs w:val="32"/>
-        </w:rPr>
-        <w:t xml:space="preserve"> a goal-based agent that makes a random guess as an initial one and </w:t>
-      </w:r>
-      <w:proofErr w:type="gramStart"/>
-      <w:r>
-        <w:rPr>
-          <w:sz w:val="32"/>
-          <w:szCs w:val="32"/>
-        </w:rPr>
-        <w:t>wait</w:t>
-      </w:r>
-      <w:proofErr w:type="gramEnd"/>
-      <w:r>
-        <w:rPr>
-          <w:sz w:val="32"/>
-          <w:szCs w:val="32"/>
-        </w:rPr>
-        <w:t xml:space="preserve"> for the user to verify each letter of the word that creates the criteria for Wordy to follow to make the next guess.</w:t>
+        <w:t xml:space="preserve"> Where Wordy is a goal-based agent that makes a random guess as an initial one and wait for the user to verify each letter of the word that creates the criteria for Wordy to follow to make the next guess.</w:t>
       </w:r>
     </w:p>
     <w:p>
@@ -2122,6 +1922,12 @@
           <w:szCs w:val="32"/>
         </w:rPr>
       </w:pPr>
+      <w:r>
+        <w:rPr>
+          <w:sz w:val="32"/>
+          <w:szCs w:val="32"/>
+        </w:rPr>
+      </w:r>
     </w:p>
     <w:p>
       <w:pPr>
@@ -2132,6 +1938,12 @@
           <w:szCs w:val="32"/>
         </w:rPr>
       </w:pPr>
+      <w:r>
+        <w:rPr>
+          <w:sz w:val="32"/>
+          <w:szCs w:val="32"/>
+        </w:rPr>
+      </w:r>
     </w:p>
     <w:p>
       <w:pPr>
@@ -2140,10 +1952,11 @@
           <w:ilvl w:val="0"/>
           <w:numId w:val="1"/>
         </w:numPr>
+        <w:rPr/>
       </w:pPr>
       <w:bookmarkStart w:id="7" w:name="_Toc225013127"/>
       <w:r>
-        <w:lastRenderedPageBreak/>
+        <w:rPr/>
         <w:t>Experimentation</w:t>
       </w:r>
       <w:bookmarkEnd w:id="7"/>
@@ -2155,15 +1968,18 @@
           <w:ilvl w:val="0"/>
           <w:numId w:val="3"/>
         </w:numPr>
+        <w:rPr/>
       </w:pPr>
       <w:bookmarkStart w:id="8" w:name="_Toc225013128"/>
       <w:r>
+        <w:rPr/>
         <w:t>The N-Queens Backtracking Algorithm</w:t>
       </w:r>
       <w:bookmarkEnd w:id="8"/>
     </w:p>
     <w:p>
       <w:pPr>
+        <w:pStyle w:val="Normal"/>
         <w:ind w:left="1332"/>
         <w:rPr>
           <w:sz w:val="32"/>
@@ -2236,6 +2052,12 @@
           <w:szCs w:val="32"/>
         </w:rPr>
       </w:pPr>
+      <w:r>
+        <w:rPr>
+          <w:sz w:val="32"/>
+          <w:szCs w:val="32"/>
+        </w:rPr>
+      </w:r>
     </w:p>
     <w:p>
       <w:pPr>
@@ -2274,6 +2096,12 @@
           <w:szCs w:val="32"/>
         </w:rPr>
       </w:pPr>
+      <w:r>
+        <w:rPr>
+          <w:sz w:val="32"/>
+          <w:szCs w:val="32"/>
+        </w:rPr>
+      </w:r>
     </w:p>
     <w:p>
       <w:pPr>
@@ -2311,7 +2139,8 @@
           <w:ilvl w:val="0"/>
           <w:numId w:val="5"/>
         </w:numPr>
-        <w:spacing w:after="0" w:line="240" w:lineRule="auto"/>
+        <w:spacing w:lineRule="auto" w:line="240" w:before="0" w:after="0"/>
+        <w:contextualSpacing/>
         <w:rPr>
           <w:rFonts w:eastAsia="Times New Roman" w:cs="Times New Roman"/>
           <w:kern w:val="0"/>
@@ -2370,7 +2199,8 @@
           <w:ilvl w:val="0"/>
           <w:numId w:val="5"/>
         </w:numPr>
-        <w:spacing w:after="0" w:line="240" w:lineRule="auto"/>
+        <w:spacing w:lineRule="auto" w:line="240" w:before="0" w:after="0"/>
+        <w:contextualSpacing/>
         <w:rPr>
           <w:rFonts w:eastAsia="Times New Roman" w:cs="Times New Roman"/>
           <w:kern w:val="0"/>
@@ -2451,6 +2281,12 @@
           <w:szCs w:val="32"/>
         </w:rPr>
       </w:pPr>
+      <w:r>
+        <w:rPr>
+          <w:sz w:val="32"/>
+          <w:szCs w:val="32"/>
+        </w:rPr>
+      </w:r>
     </w:p>
     <w:p>
       <w:pPr>
@@ -2490,6 +2326,12 @@
           <w:szCs w:val="32"/>
         </w:rPr>
       </w:pPr>
+      <w:r>
+        <w:rPr>
+          <w:sz w:val="32"/>
+          <w:szCs w:val="32"/>
+        </w:rPr>
+      </w:r>
     </w:p>
     <w:p>
       <w:pPr>
@@ -2517,21 +2359,7 @@
           <w:sz w:val="32"/>
           <w:szCs w:val="32"/>
         </w:rPr>
-        <w:t xml:space="preserve"> If the algorithm reaches a state where no column is safe and the </w:t>
-      </w:r>
-      <w:r>
-        <w:rPr>
-          <w:sz w:val="32"/>
-          <w:szCs w:val="32"/>
-        </w:rPr>
-        <w:t>number</w:t>
-      </w:r>
-      <w:r>
-        <w:rPr>
-          <w:sz w:val="32"/>
-          <w:szCs w:val="32"/>
-        </w:rPr>
-        <w:t xml:space="preserve"> of queens is non-satisfactory, it backtracks to the previous row(s), removes the queen(s) placed there, and tries the next possible column in that row.</w:t>
+        <w:t xml:space="preserve"> If the algorithm reaches a state where no column is safe and the number of queens is non-satisfactory, it backtracks to the previous row(s), removes the queen(s) placed there, and tries the next possible column in that row.</w:t>
       </w:r>
     </w:p>
     <w:p>
@@ -2542,6 +2370,12 @@
           <w:szCs w:val="32"/>
         </w:rPr>
       </w:pPr>
+      <w:r>
+        <w:rPr>
+          <w:sz w:val="32"/>
+          <w:szCs w:val="32"/>
+        </w:rPr>
+      </w:r>
     </w:p>
     <w:p>
       <w:pPr>
@@ -2552,6 +2386,12 @@
           <w:szCs w:val="32"/>
         </w:rPr>
       </w:pPr>
+      <w:r>
+        <w:rPr>
+          <w:sz w:val="32"/>
+          <w:szCs w:val="32"/>
+        </w:rPr>
+      </w:r>
     </w:p>
     <w:p>
       <w:pPr>
@@ -2560,20 +2400,18 @@
           <w:ilvl w:val="0"/>
           <w:numId w:val="3"/>
         </w:numPr>
+        <w:rPr/>
       </w:pPr>
       <w:bookmarkStart w:id="9" w:name="_Toc225013129"/>
-      <w:proofErr w:type="spellStart"/>
-      <w:r>
-        <w:t>Warnsdorff’s</w:t>
-      </w:r>
-      <w:proofErr w:type="spellEnd"/>
-      <w:r>
-        <w:t xml:space="preserve"> Rule (Heuristic for Knight’s Tour)</w:t>
+      <w:r>
+        <w:rPr/>
+        <w:t>Warnsdorff’s Rule (Heuristic for Knight’s Tour)</w:t>
       </w:r>
       <w:bookmarkEnd w:id="9"/>
     </w:p>
     <w:p>
       <w:pPr>
+        <w:pStyle w:val="Normal"/>
         <w:ind w:left="1332"/>
         <w:rPr>
           <w:sz w:val="32"/>
@@ -2589,7 +2427,6 @@
         </w:rPr>
         <w:t xml:space="preserve">While a standard backtracking search can take an exponential amount of time to solve a Knight's Tour, the student implements </w:t>
       </w:r>
-      <w:proofErr w:type="spellStart"/>
       <w:r>
         <w:rPr>
           <w:b/>
@@ -2598,9 +2435,16 @@
           <w:szCs w:val="32"/>
           <w:lang w:bidi="ar-SA"/>
         </w:rPr>
-        <w:t>Warnsdorff’s</w:t>
-      </w:r>
-      <w:proofErr w:type="spellEnd"/>
+        <w:t>Warnsdorff’s Rule</w:t>
+      </w:r>
+      <w:r>
+        <w:rPr>
+          <w:sz w:val="32"/>
+          <w:szCs w:val="32"/>
+          <w:lang w:bidi="ar-SA"/>
+        </w:rPr>
+        <w:t xml:space="preserve"> to optimize the search into a nearly linear process. This is a </w:t>
+      </w:r>
       <w:r>
         <w:rPr>
           <w:b/>
@@ -2609,24 +2453,6 @@
           <w:szCs w:val="32"/>
           <w:lang w:bidi="ar-SA"/>
         </w:rPr>
-        <w:t xml:space="preserve"> Rule</w:t>
-      </w:r>
-      <w:r>
-        <w:rPr>
-          <w:sz w:val="32"/>
-          <w:szCs w:val="32"/>
-          <w:lang w:bidi="ar-SA"/>
-        </w:rPr>
-        <w:t xml:space="preserve"> to optimize the search into a nearly linear process. This is a </w:t>
-      </w:r>
-      <w:r>
-        <w:rPr>
-          <w:b/>
-          <w:bCs/>
-          <w:sz w:val="32"/>
-          <w:szCs w:val="32"/>
-          <w:lang w:bidi="ar-SA"/>
-        </w:rPr>
         <w:t>greedy heuristic</w:t>
       </w:r>
       <w:r>
@@ -2640,6 +2466,7 @@
     </w:p>
     <w:p>
       <w:pPr>
+        <w:pStyle w:val="Normal"/>
         <w:ind w:left="1332"/>
         <w:rPr>
           <w:sz w:val="32"/>
@@ -2647,6 +2474,13 @@
           <w:lang w:bidi="ar-SA"/>
         </w:rPr>
       </w:pPr>
+      <w:r>
+        <w:rPr>
+          <w:sz w:val="32"/>
+          <w:szCs w:val="32"/>
+          <w:lang w:bidi="ar-SA"/>
+        </w:rPr>
+      </w:r>
     </w:p>
     <w:p>
       <w:pPr>
@@ -2686,6 +2520,12 @@
           <w:szCs w:val="32"/>
         </w:rPr>
       </w:pPr>
+      <w:r>
+        <w:rPr>
+          <w:sz w:val="32"/>
+          <w:szCs w:val="32"/>
+        </w:rPr>
+      </w:r>
     </w:p>
     <w:p>
       <w:pPr>
@@ -2740,6 +2580,12 @@
           <w:szCs w:val="32"/>
         </w:rPr>
       </w:pPr>
+      <w:r>
+        <w:rPr>
+          <w:sz w:val="32"/>
+          <w:szCs w:val="32"/>
+        </w:rPr>
+      </w:r>
     </w:p>
     <w:p>
       <w:pPr>
@@ -2794,6 +2640,12 @@
           <w:szCs w:val="32"/>
         </w:rPr>
       </w:pPr>
+      <w:r>
+        <w:rPr>
+          <w:sz w:val="32"/>
+          <w:szCs w:val="32"/>
+        </w:rPr>
+      </w:r>
     </w:p>
     <w:p>
       <w:pPr>
@@ -2832,6 +2684,12 @@
           <w:szCs w:val="32"/>
         </w:rPr>
       </w:pPr>
+      <w:r>
+        <w:rPr>
+          <w:sz w:val="32"/>
+          <w:szCs w:val="32"/>
+        </w:rPr>
+      </w:r>
     </w:p>
     <w:p>
       <w:pPr>
@@ -2845,7 +2703,6 @@
           <w:szCs w:val="32"/>
         </w:rPr>
       </w:pPr>
-      <w:proofErr w:type="gramStart"/>
       <w:r>
         <w:rPr>
           <w:b/>
@@ -2853,32 +2710,14 @@
           <w:sz w:val="32"/>
           <w:szCs w:val="32"/>
         </w:rPr>
-        <w:t>The Logic</w:t>
-      </w:r>
-      <w:proofErr w:type="gramEnd"/>
-      <w:r>
-        <w:rPr>
-          <w:b/>
-          <w:bCs/>
-          <w:sz w:val="32"/>
-          <w:szCs w:val="32"/>
-        </w:rPr>
-        <w:t>:</w:t>
-      </w:r>
-      <w:r>
-        <w:rPr>
-          <w:sz w:val="32"/>
-          <w:szCs w:val="32"/>
-        </w:rPr>
-        <w:t xml:space="preserve"> By choosing the square with the fewest exits first, the algorithm ensures that "hard-to-reach" </w:t>
-      </w:r>
-      <w:r>
-        <w:rPr>
-          <w:sz w:val="32"/>
-          <w:szCs w:val="32"/>
-        </w:rPr>
-        <w:lastRenderedPageBreak/>
-        <w:t>squares (like corners and edges) are visited early in the tour, preventing the knight from getting trapped in a dead-end later.</w:t>
+        <w:t>The Logic:</w:t>
+      </w:r>
+      <w:r>
+        <w:rPr>
+          <w:sz w:val="32"/>
+          <w:szCs w:val="32"/>
+        </w:rPr>
+        <w:t xml:space="preserve"> By choosing the square with the fewest exits first, the algorithm ensures that "hard-to-reach" squares (like corners and edges) are visited early in the tour, preventing the knight from getting trapped in a dead-end later.</w:t>
       </w:r>
     </w:p>
     <w:p>
@@ -2889,6 +2728,12 @@
           <w:szCs w:val="32"/>
         </w:rPr>
       </w:pPr>
+      <w:r>
+        <w:rPr>
+          <w:sz w:val="32"/>
+          <w:szCs w:val="32"/>
+        </w:rPr>
+      </w:r>
     </w:p>
     <w:p>
       <w:pPr>
@@ -2899,6 +2744,12 @@
           <w:szCs w:val="32"/>
         </w:rPr>
       </w:pPr>
+      <w:r>
+        <w:rPr>
+          <w:sz w:val="32"/>
+          <w:szCs w:val="32"/>
+        </w:rPr>
+      </w:r>
     </w:p>
     <w:p>
       <w:pPr>
@@ -2907,18 +2758,22 @@
           <w:ilvl w:val="0"/>
           <w:numId w:val="3"/>
         </w:numPr>
+        <w:rPr/>
       </w:pPr>
       <w:bookmarkStart w:id="10" w:name="_Toc225013130"/>
       <w:r>
+        <w:rPr/>
         <w:t>Wordy Bot</w:t>
       </w:r>
       <w:bookmarkEnd w:id="10"/>
       <w:r>
+        <w:rPr/>
         <w:t xml:space="preserve"> </w:t>
       </w:r>
     </w:p>
     <w:p>
       <w:pPr>
+        <w:pStyle w:val="Normal"/>
         <w:ind w:left="972"/>
         <w:rPr>
           <w:sz w:val="32"/>
@@ -2937,12 +2792,19 @@
     </w:p>
     <w:p>
       <w:pPr>
+        <w:pStyle w:val="Normal"/>
         <w:ind w:left="3132"/>
         <w:rPr>
           <w:sz w:val="32"/>
           <w:szCs w:val="32"/>
         </w:rPr>
       </w:pPr>
+      <w:r>
+        <w:rPr>
+          <w:sz w:val="32"/>
+          <w:szCs w:val="32"/>
+        </w:rPr>
+      </w:r>
     </w:p>
     <w:p>
       <w:pPr>
@@ -2951,23 +2813,32 @@
           <w:ilvl w:val="0"/>
           <w:numId w:val="1"/>
         </w:numPr>
+        <w:rPr/>
       </w:pPr>
       <w:bookmarkStart w:id="11" w:name="_Toc225013131"/>
       <w:r>
+        <w:rPr/>
         <w:t>Results</w:t>
       </w:r>
       <w:bookmarkEnd w:id="11"/>
     </w:p>
     <w:p>
       <w:pPr>
+        <w:pStyle w:val="Normal"/>
         <w:ind w:left="360"/>
         <w:rPr>
           <w:lang w:bidi="ar-SA"/>
         </w:rPr>
       </w:pPr>
-    </w:p>
-    <w:p>
-      <w:pPr>
+      <w:r>
+        <w:rPr>
+          <w:lang w:bidi="ar-SA"/>
+        </w:rPr>
+      </w:r>
+    </w:p>
+    <w:p>
+      <w:pPr>
+        <w:pStyle w:val="Normal"/>
         <w:ind w:left="1080"/>
         <w:rPr>
           <w:sz w:val="32"/>
@@ -2981,47 +2852,23 @@
           <w:szCs w:val="32"/>
           <w:lang w:bidi="ar-SA"/>
         </w:rPr>
-        <w:t>As result of the project when you run the main code of the project (GUI.py) a window will appear</w:t>
-      </w:r>
-      <w:r>
-        <w:rPr>
-          <w:sz w:val="32"/>
-          <w:szCs w:val="32"/>
-          <w:lang w:bidi="ar-SA"/>
-        </w:rPr>
-        <w:t xml:space="preserve">, and the 3 minigame puzzles will </w:t>
-      </w:r>
-      <w:r>
-        <w:rPr>
-          <w:sz w:val="32"/>
-          <w:szCs w:val="32"/>
-          <w:lang w:bidi="ar-SA"/>
-        </w:rPr>
-        <w:t>appear each</w:t>
-      </w:r>
-      <w:r>
-        <w:rPr>
-          <w:sz w:val="32"/>
-          <w:szCs w:val="32"/>
-          <w:lang w:bidi="ar-SA"/>
-        </w:rPr>
-        <w:t xml:space="preserve"> one in a separate part of the main </w:t>
-      </w:r>
-      <w:r>
-        <w:rPr>
-          <w:sz w:val="32"/>
-          <w:szCs w:val="32"/>
-          <w:lang w:bidi="ar-SA"/>
-        </w:rPr>
-        <w:t>window. (</w:t>
-      </w:r>
-      <w:r>
-        <w:rPr>
-          <w:sz w:val="32"/>
-          <w:szCs w:val="32"/>
-          <w:lang w:bidi="ar-SA"/>
-        </w:rPr>
-        <w:t>the user clicks on one of them)</w:t>
+        <w:t xml:space="preserve">As result of the project when you run the main code of the project a window will appear, and the 3 minigame puzzles will </w:t>
+      </w:r>
+      <w:r>
+        <w:rPr>
+          <w:sz w:val="32"/>
+          <w:szCs w:val="32"/>
+          <w:lang w:bidi="ar-SA"/>
+        </w:rPr>
+        <w:t>be presented,</w:t>
+      </w:r>
+      <w:r>
+        <w:rPr>
+          <w:sz w:val="32"/>
+          <w:szCs w:val="32"/>
+          <w:lang w:bidi="ar-SA"/>
+        </w:rPr>
+        <w:t xml:space="preserve"> each one in a separate part of the main window. (the user clicks on one of them)</w:t>
       </w:r>
     </w:p>
     <w:p>
@@ -3041,42 +2888,6 @@
           <w:sz w:val="32"/>
           <w:szCs w:val="32"/>
         </w:rPr>
-        <w:t xml:space="preserve"> The N-Queens puzzle</w:t>
-      </w:r>
-      <w:r>
-        <w:rPr>
-          <w:sz w:val="32"/>
-          <w:szCs w:val="32"/>
-        </w:rPr>
-        <w:t xml:space="preserve">: there is an input under the puzzle picture that asks the user to enter the value of </w:t>
-      </w:r>
-      <w:r>
-        <w:rPr>
-          <w:sz w:val="32"/>
-          <w:szCs w:val="32"/>
-        </w:rPr>
-        <w:t>N (</w:t>
-      </w:r>
-      <w:r>
-        <w:rPr>
-          <w:sz w:val="32"/>
-          <w:szCs w:val="32"/>
-        </w:rPr>
-        <w:t>the board size and the Queens number</w:t>
-      </w:r>
-      <w:proofErr w:type="gramStart"/>
-      <w:r>
-        <w:rPr>
-          <w:sz w:val="32"/>
-          <w:szCs w:val="32"/>
-        </w:rPr>
-        <w:t>),</w:t>
-      </w:r>
-      <w:r>
-        <w:rPr>
-          <w:sz w:val="32"/>
-          <w:szCs w:val="32"/>
-        </w:rPr>
         <w:t xml:space="preserve"> </w:t>
       </w:r>
       <w:r>
@@ -3084,15 +2895,7 @@
           <w:sz w:val="32"/>
           <w:szCs w:val="32"/>
         </w:rPr>
-        <w:t>and</w:t>
-      </w:r>
-      <w:proofErr w:type="gramEnd"/>
-      <w:r>
-        <w:rPr>
-          <w:sz w:val="32"/>
-          <w:szCs w:val="32"/>
-        </w:rPr>
-        <w:t xml:space="preserve"> will a new window that has a chessboard and will show you every possible solution for the number of queens that you entered.</w:t>
+        <w:t>The N-Queens puzzle: there is an input under the puzzle picture that asks the user to enter the value of N (the board size and the Queens number), and will a new window that has a chessboard and will show you every possible solution for the number of queens that you entered.</w:t>
       </w:r>
     </w:p>
     <w:p>
@@ -3104,6 +2907,12 @@
           <w:szCs w:val="32"/>
         </w:rPr>
       </w:pPr>
+      <w:r>
+        <w:rPr>
+          <w:sz w:val="32"/>
+          <w:szCs w:val="32"/>
+        </w:rPr>
+      </w:r>
     </w:p>
     <w:p>
       <w:pPr>
@@ -3122,36 +2931,7 @@
           <w:sz w:val="32"/>
           <w:szCs w:val="32"/>
         </w:rPr>
-        <w:lastRenderedPageBreak/>
-        <w:t>Wordy Bot: you click the pict</w:t>
-      </w:r>
-      <w:r>
-        <w:rPr>
-          <w:sz w:val="32"/>
-          <w:szCs w:val="32"/>
-        </w:rPr>
-        <w:t xml:space="preserve">ure of Wordy and then a the initial guess will appear and above the guess there is a submit button above the guessing part, then the bot wait for the user to verify the given guess by putting the yellow or green color(yellow: left click, green: right click)if yellow means the letter is right </w:t>
-      </w:r>
-      <w:r>
-        <w:rPr>
-          <w:sz w:val="32"/>
-          <w:szCs w:val="32"/>
-        </w:rPr>
-        <w:t xml:space="preserve">but in the wrong position and green means the letter is right and in the right position and if the letter is wrong the user can keep it grey. After the verification, the user needs to click the submit button for Wordy to make a new guess until the user </w:t>
-      </w:r>
-      <w:r>
-        <w:rPr>
-          <w:sz w:val="32"/>
-          <w:szCs w:val="32"/>
-        </w:rPr>
-        <w:t>marks</w:t>
-      </w:r>
-      <w:r>
-        <w:rPr>
-          <w:sz w:val="32"/>
-          <w:szCs w:val="32"/>
-        </w:rPr>
-        <w:t xml:space="preserve"> everything in green</w:t>
+        <w:t>Wordy Bot: you click the picture of Wordy and then a the initial guess will appear and above the guess there is a submit button above the guessing part, then the bot wait for the user to verify the given guess by putting the yellow or green color(yellow: left click, green: right click)if yellow means the letter is right but in the wrong position and green means the letter is right and in the right position and if the letter is wrong the user can keep it grey. After the verification, the user needs to click the submit button for Wordy to make a new guess until the user marks everything in green</w:t>
       </w:r>
     </w:p>
     <w:p>
@@ -3162,6 +2942,12 @@
           <w:szCs w:val="32"/>
         </w:rPr>
       </w:pPr>
+      <w:r>
+        <w:rPr>
+          <w:sz w:val="32"/>
+          <w:szCs w:val="32"/>
+        </w:rPr>
+      </w:r>
     </w:p>
     <w:p>
       <w:pPr>
@@ -3180,45 +2966,21 @@
           <w:sz w:val="32"/>
           <w:szCs w:val="32"/>
         </w:rPr>
-        <w:t xml:space="preserve">Knight’s Tour: The user inputs the initial position of the </w:t>
-      </w:r>
-      <w:r>
-        <w:rPr>
-          <w:sz w:val="32"/>
-          <w:szCs w:val="32"/>
-        </w:rPr>
-        <w:t>knight,</w:t>
-      </w:r>
-      <w:r>
-        <w:rPr>
-          <w:sz w:val="32"/>
-          <w:szCs w:val="32"/>
-        </w:rPr>
-        <w:t xml:space="preserve"> and he needs to press the picture above </w:t>
-      </w:r>
-      <w:proofErr w:type="gramStart"/>
-      <w:r>
-        <w:rPr>
-          <w:sz w:val="32"/>
-          <w:szCs w:val="32"/>
-        </w:rPr>
-        <w:t>than</w:t>
-      </w:r>
-      <w:proofErr w:type="gramEnd"/>
-      <w:r>
-        <w:rPr>
-          <w:sz w:val="32"/>
-          <w:szCs w:val="32"/>
-        </w:rPr>
-        <w:t xml:space="preserve"> a new window will appear showing every move of the knight and marking each visited square.</w:t>
-      </w:r>
-    </w:p>
-    <w:p>
-      <w:pPr>
-        <w:rPr>
-          <w:lang w:bidi="ar-SA"/>
-        </w:rPr>
-      </w:pPr>
+        <w:t>Knight’s Tour: The user inputs the initial position of the knight, and he needs to press the picture above than a new window will appear showing every move of the knight and marking each visited square.</w:t>
+      </w:r>
+    </w:p>
+    <w:p>
+      <w:pPr>
+        <w:pStyle w:val="Normal"/>
+        <w:rPr>
+          <w:lang w:bidi="ar-SA"/>
+        </w:rPr>
+      </w:pPr>
+      <w:r>
+        <w:rPr>
+          <w:lang w:bidi="ar-SA"/>
+        </w:rPr>
+      </w:r>
     </w:p>
     <w:p>
       <w:pPr>
@@ -3227,26 +2989,36 @@
           <w:ilvl w:val="0"/>
           <w:numId w:val="1"/>
         </w:numPr>
+        <w:rPr/>
       </w:pPr>
       <w:bookmarkStart w:id="12" w:name="_Toc225013132"/>
       <w:r>
+        <w:rPr/>
         <w:t>Tools</w:t>
       </w:r>
       <w:bookmarkEnd w:id="12"/>
       <w:r>
+        <w:rPr/>
         <w:t xml:space="preserve"> </w:t>
       </w:r>
     </w:p>
     <w:p>
       <w:pPr>
+        <w:pStyle w:val="Normal"/>
         <w:ind w:left="360"/>
         <w:rPr>
           <w:lang w:bidi="ar-SA"/>
         </w:rPr>
       </w:pPr>
-    </w:p>
-    <w:p>
-      <w:pPr>
+      <w:r>
+        <w:rPr>
+          <w:lang w:bidi="ar-SA"/>
+        </w:rPr>
+      </w:r>
+    </w:p>
+    <w:p>
+      <w:pPr>
+        <w:pStyle w:val="Normal"/>
         <w:ind w:left="1080"/>
         <w:rPr>
           <w:sz w:val="32"/>
@@ -3260,29 +3032,12 @@
           <w:szCs w:val="32"/>
           <w:lang w:bidi="ar-SA"/>
         </w:rPr>
-        <w:t xml:space="preserve">Python was used for implementing </w:t>
-      </w:r>
-      <w:proofErr w:type="gramStart"/>
-      <w:r>
-        <w:rPr>
-          <w:sz w:val="32"/>
-          <w:szCs w:val="32"/>
-          <w:lang w:bidi="ar-SA"/>
-        </w:rPr>
-        <w:t>the algorithms</w:t>
-      </w:r>
-      <w:proofErr w:type="gramEnd"/>
-      <w:r>
-        <w:rPr>
-          <w:sz w:val="32"/>
-          <w:szCs w:val="32"/>
-          <w:lang w:bidi="ar-SA"/>
-        </w:rPr>
-        <w:t>.</w:t>
-      </w:r>
-    </w:p>
-    <w:p>
-      <w:pPr>
+        <w:t>Python was used for implementing the algorithms.</w:t>
+      </w:r>
+    </w:p>
+    <w:p>
+      <w:pPr>
+        <w:pStyle w:val="Normal"/>
         <w:ind w:left="1080"/>
         <w:rPr>
           <w:sz w:val="32"/>
@@ -3296,21 +3051,12 @@
           <w:szCs w:val="32"/>
           <w:lang w:bidi="ar-SA"/>
         </w:rPr>
-        <w:t xml:space="preserve">For the UI and Wordy, we used </w:t>
-      </w:r>
-      <w:proofErr w:type="spellStart"/>
-      <w:r>
-        <w:rPr>
-          <w:sz w:val="32"/>
-          <w:szCs w:val="32"/>
-          <w:lang w:bidi="ar-SA"/>
-        </w:rPr>
-        <w:t>Pygame</w:t>
-      </w:r>
-      <w:proofErr w:type="spellEnd"/>
-    </w:p>
-    <w:p>
-      <w:pPr>
+        <w:t>For the UI and Wordy, we used Pygame</w:t>
+      </w:r>
+    </w:p>
+    <w:p>
+      <w:pPr>
+        <w:pStyle w:val="Normal"/>
         <w:ind w:left="1080"/>
         <w:rPr>
           <w:sz w:val="32"/>
@@ -3329,6 +3075,7 @@
     </w:p>
     <w:p>
       <w:pPr>
+        <w:pStyle w:val="Normal"/>
         <w:ind w:left="1080"/>
         <w:rPr>
           <w:sz w:val="32"/>
@@ -3347,6 +3094,7 @@
     </w:p>
     <w:p>
       <w:pPr>
+        <w:pStyle w:val="Normal"/>
         <w:ind w:left="1080"/>
         <w:rPr>
           <w:sz w:val="32"/>
@@ -3360,62 +3108,12 @@
           <w:szCs w:val="32"/>
           <w:lang w:bidi="ar-SA"/>
         </w:rPr>
-        <w:t xml:space="preserve">N.B: Before running the </w:t>
-      </w:r>
-      <w:proofErr w:type="gramStart"/>
-      <w:r>
-        <w:rPr>
-          <w:sz w:val="32"/>
-          <w:szCs w:val="32"/>
-          <w:lang w:bidi="ar-SA"/>
-        </w:rPr>
-        <w:t>project(</w:t>
-      </w:r>
-      <w:proofErr w:type="gramEnd"/>
-      <w:r>
-        <w:rPr>
-          <w:sz w:val="32"/>
-          <w:szCs w:val="32"/>
-          <w:lang w:bidi="ar-SA"/>
-        </w:rPr>
-        <w:t>GUI.py),</w:t>
-      </w:r>
-      <w:r>
-        <w:rPr>
-          <w:sz w:val="32"/>
-          <w:szCs w:val="32"/>
-          <w:lang w:bidi="ar-SA"/>
-        </w:rPr>
-        <w:t xml:space="preserve"> </w:t>
-      </w:r>
-      <w:r>
-        <w:rPr>
-          <w:sz w:val="32"/>
-          <w:szCs w:val="32"/>
-          <w:lang w:bidi="ar-SA"/>
-        </w:rPr>
-        <w:t xml:space="preserve">make sure that the folder assets and the file “five_letter_words.txt” are in the </w:t>
-      </w:r>
-      <w:r>
-        <w:rPr>
-          <w:sz w:val="32"/>
-          <w:szCs w:val="32"/>
-          <w:lang w:bidi="ar-SA"/>
-        </w:rPr>
-        <w:lastRenderedPageBreak/>
-        <w:t xml:space="preserve">same source directory as the main code, </w:t>
-      </w:r>
-      <w:r>
-        <w:rPr>
-          <w:sz w:val="32"/>
-          <w:szCs w:val="32"/>
-          <w:lang w:bidi="ar-SA"/>
-        </w:rPr>
-        <w:t xml:space="preserve">please install the required libraries using any terminal: </w:t>
-      </w:r>
-    </w:p>
-    <w:p>
-      <w:pPr>
+        <w:t xml:space="preserve">N.B: Before running the project, make sure that the folder assets and the file “five_letter_words.txt” are in the same source directory as the main code, please install the required libraries using any terminal: </w:t>
+      </w:r>
+    </w:p>
+    <w:p>
+      <w:pPr>
+        <w:pStyle w:val="Normal"/>
         <w:ind w:left="1080"/>
         <w:rPr>
           <w:sz w:val="32"/>
@@ -3431,108 +3129,129 @@
         </w:rPr>
         <w:t>“</w:t>
       </w:r>
-      <w:proofErr w:type="gramStart"/>
-      <w:r>
-        <w:rPr>
-          <w:sz w:val="32"/>
-          <w:szCs w:val="32"/>
-          <w:lang w:bidi="ar-SA"/>
-        </w:rPr>
-        <w:t>pip</w:t>
-      </w:r>
-      <w:proofErr w:type="gramEnd"/>
-      <w:r>
-        <w:rPr>
-          <w:sz w:val="32"/>
-          <w:szCs w:val="32"/>
-          <w:lang w:bidi="ar-SA"/>
-        </w:rPr>
-        <w:t xml:space="preserve"> install </w:t>
-      </w:r>
-      <w:proofErr w:type="spellStart"/>
-      <w:r>
-        <w:rPr>
-          <w:sz w:val="32"/>
-          <w:szCs w:val="32"/>
-          <w:lang w:bidi="ar-SA"/>
-        </w:rPr>
-        <w:t>pygame</w:t>
-      </w:r>
-      <w:proofErr w:type="spellEnd"/>
-      <w:r>
-        <w:rPr>
-          <w:sz w:val="32"/>
-          <w:szCs w:val="32"/>
-          <w:lang w:bidi="ar-SA"/>
-        </w:rPr>
-        <w:t>” &amp; “pip install matplotlib”</w:t>
-      </w:r>
-    </w:p>
-    <w:p>
-      <w:pPr>
-        <w:rPr>
-          <w:lang w:bidi="ar-SA"/>
-        </w:rPr>
-      </w:pPr>
-    </w:p>
-    <w:p>
-      <w:pPr>
+      <w:r>
+        <w:rPr>
+          <w:sz w:val="32"/>
+          <w:szCs w:val="32"/>
+          <w:lang w:bidi="ar-SA"/>
+        </w:rPr>
+        <w:t>pip install pygame” &amp; “pip install matplotlib”</w:t>
+      </w:r>
+    </w:p>
+    <w:p>
+      <w:pPr>
+        <w:pStyle w:val="Normal"/>
+        <w:rPr>
+          <w:lang w:bidi="ar-SA"/>
+        </w:rPr>
+      </w:pPr>
+      <w:r>
+        <w:rPr>
+          <w:lang w:bidi="ar-SA"/>
+        </w:rPr>
+      </w:r>
+    </w:p>
+    <w:p>
+      <w:pPr>
+        <w:pStyle w:val="Normal"/>
         <w:ind w:left="1692"/>
         <w:rPr>
           <w:lang w:bidi="ar-SA"/>
         </w:rPr>
       </w:pPr>
-    </w:p>
-    <w:p>
-      <w:pPr>
+      <w:r>
+        <w:rPr>
+          <w:lang w:bidi="ar-SA"/>
+        </w:rPr>
+      </w:r>
+    </w:p>
+    <w:p>
+      <w:pPr>
+        <w:pStyle w:val="Normal"/>
         <w:ind w:left="1692"/>
         <w:rPr>
           <w:lang w:bidi="ar-SA"/>
         </w:rPr>
       </w:pPr>
-    </w:p>
-    <w:p>
-      <w:pPr>
+      <w:r>
+        <w:rPr>
+          <w:lang w:bidi="ar-SA"/>
+        </w:rPr>
+      </w:r>
+    </w:p>
+    <w:p>
+      <w:pPr>
+        <w:pStyle w:val="Normal"/>
         <w:ind w:left="1692"/>
         <w:rPr>
           <w:lang w:bidi="ar-SA"/>
         </w:rPr>
       </w:pPr>
-    </w:p>
-    <w:p>
-      <w:pPr>
+      <w:r>
+        <w:rPr>
+          <w:lang w:bidi="ar-SA"/>
+        </w:rPr>
+      </w:r>
+    </w:p>
+    <w:p>
+      <w:pPr>
+        <w:pStyle w:val="Normal"/>
         <w:ind w:left="1692"/>
         <w:rPr>
           <w:lang w:bidi="ar-SA"/>
         </w:rPr>
       </w:pPr>
-    </w:p>
-    <w:p>
-      <w:pPr>
+      <w:r>
+        <w:rPr>
+          <w:lang w:bidi="ar-SA"/>
+        </w:rPr>
+      </w:r>
+    </w:p>
+    <w:p>
+      <w:pPr>
+        <w:pStyle w:val="Normal"/>
         <w:ind w:left="1692"/>
         <w:rPr>
           <w:lang w:bidi="ar-SA"/>
         </w:rPr>
       </w:pPr>
-    </w:p>
-    <w:p>
-      <w:pPr>
+      <w:r>
+        <w:rPr>
+          <w:lang w:bidi="ar-SA"/>
+        </w:rPr>
+      </w:r>
+    </w:p>
+    <w:p>
+      <w:pPr>
+        <w:pStyle w:val="Normal"/>
         <w:ind w:left="1692"/>
         <w:rPr>
           <w:lang w:bidi="ar-SA"/>
         </w:rPr>
       </w:pPr>
-    </w:p>
-    <w:p>
-      <w:pPr>
+      <w:r>
+        <w:rPr>
+          <w:lang w:bidi="ar-SA"/>
+        </w:rPr>
+      </w:r>
+    </w:p>
+    <w:p>
+      <w:pPr>
+        <w:pStyle w:val="Normal"/>
         <w:ind w:left="1692"/>
         <w:rPr>
           <w:lang w:bidi="ar-SA"/>
         </w:rPr>
       </w:pPr>
-    </w:p>
-    <w:p>
-      <w:pPr>
+      <w:r>
+        <w:rPr>
+          <w:lang w:bidi="ar-SA"/>
+        </w:rPr>
+      </w:r>
+    </w:p>
+    <w:p>
+      <w:pPr>
+        <w:pStyle w:val="Normal"/>
         <w:ind w:left="1692"/>
         <w:rPr>
           <w:sz w:val="52"/>
@@ -3551,6 +3270,7 @@
     </w:p>
     <w:p>
       <w:pPr>
+        <w:pStyle w:val="Normal"/>
         <w:rPr>
           <w:lang w:bidi="ar-SA"/>
         </w:rPr>
@@ -3564,6 +3284,8 @@
     </w:p>
     <w:p>
       <w:pPr>
+        <w:pStyle w:val="Normal"/>
+        <w:spacing w:before="0" w:after="160"/>
         <w:rPr>
           <w:lang w:bidi="ar-SA"/>
         </w:rPr>
@@ -3576,83 +3298,70 @@
       </w:r>
     </w:p>
     <w:sectPr>
-      <w:footerReference w:type="even" r:id="rId9"/>
-      <w:footerReference w:type="default" r:id="rId10"/>
-      <w:footerReference w:type="first" r:id="rId11"/>
+      <w:footerReference w:type="even" r:id="rId3"/>
+      <w:footerReference w:type="default" r:id="rId4"/>
+      <w:footerReference w:type="first" r:id="rId5"/>
+      <w:type w:val="nextPage"/>
       <w:pgSz w:w="12240" w:h="15840"/>
-      <w:pgMar w:top="1440" w:right="1440" w:bottom="1440" w:left="1440" w:header="0" w:footer="720" w:gutter="0"/>
-      <w:cols w:space="720"/>
-      <w:formProt w:val="0"/>
-      <w:docGrid w:linePitch="360"/>
+      <w:pgMar w:left="1440" w:right="1440" w:gutter="0" w:header="0" w:top="1440" w:footer="720" w:bottom="1440"/>
+      <w:pgNumType w:fmt="decimal"/>
+      <w:formProt w:val="false"/>
+      <w:textDirection w:val="lrTb"/>
+      <w:docGrid w:type="default" w:linePitch="360" w:charSpace="0"/>
     </w:sectPr>
   </w:body>
 </w:document>
 </file>
 
-<file path=word/endnotes.xml><?xml version="1.0" encoding="utf-8"?>
-<w:endnotes xmlns:wpc="http://schemas.microsoft.com/office/word/2010/wordprocessingCanvas" xmlns:cx="http://schemas.microsoft.com/office/drawing/2014/chartex" xmlns:cx1="http://schemas.microsoft.com/office/drawing/2015/9/8/chartex" xmlns:cx2="http://schemas.microsoft.com/office/drawing/2015/10/21/chartex" xmlns:cx3="http://schemas.microsoft.com/office/drawing/2016/5/9/chartex" xmlns:cx4="http://schemas.microsoft.com/office/drawing/2016/5/10/chartex" xmlns:cx5="http://schemas.microsoft.com/office/drawing/2016/5/11/chartex" xmlns:cx6="http://schemas.microsoft.com/office/drawing/2016/5/12/chartex" xmlns:cx7="http://schemas.microsoft.com/office/drawing/2016/5/13/chartex" xmlns:cx8="http://schemas.microsoft.com/office/drawing/2016/5/14/chartex" xmlns:mc="http://schemas.openxmlformats.org/markup-compatibility/2006" xmlns:aink="http://schemas.microsoft.com/office/drawing/2016/ink" xmlns:am3d="http://schemas.microsoft.com/office/drawing/2017/model3d" xmlns:o="urn:schemas-microsoft-com:office:office" xmlns:oel="http://schemas.microsoft.com/office/2019/extlst" xmlns:r="http://schemas.openxmlformats.org/officeDocument/2006/relationships" xmlns:m="http://schemas.openxmlformats.org/officeDocument/2006/math" xmlns:v="urn:schemas-microsoft-com:vml" xmlns:wp14="http://schemas.microsoft.com/office/word/2010/wordprocessingDrawing" xmlns:wp="http://schemas.openxmlformats.org/drawingml/2006/wordprocessingDrawing" xmlns:w10="urn:schemas-microsoft-com:office:word" xmlns:w="http://schemas.openxmlformats.org/wordprocessingml/2006/main" xmlns:w14="http://schemas.microsoft.com/office/word/2010/wordml" xmlns:w15="http://schemas.microsoft.com/office/word/2012/wordml" xmlns:w16cex="http://schemas.microsoft.com/office/word/2018/wordml/cex" xmlns:w16cid="http://schemas.microsoft.com/office/word/2016/wordml/cid" xmlns:w16="http://schemas.microsoft.com/office/word/2018/wordml" xmlns:w16du="http://schemas.microsoft.com/office/word/2023/wordml/word16du" xmlns:w16sdtdh="http://schemas.microsoft.com/office/word/2020/wordml/sdtdatahash" xmlns:w16sdtfl="http://schemas.microsoft.com/office/word/2024/wordml/sdtformatlock" xmlns:w16se="http://schemas.microsoft.com/office/word/2015/wordml/symex" xmlns:wpg="http://schemas.microsoft.com/office/word/2010/wordprocessingGroup" xmlns:wpi="http://schemas.microsoft.com/office/word/2010/wordprocessingInk" xmlns:wne="http://schemas.microsoft.com/office/word/2006/wordml" xmlns:wps="http://schemas.microsoft.com/office/word/2010/wordprocessingShape" mc:Ignorable="w14 w15 w16se w16cid w16 w16cex w16sdtdh w16sdtfl w16du wp14">
-  <w:endnote w:type="separator" w:id="-1">
-    <w:p>
-      <w:pPr>
-        <w:spacing w:after="0" w:line="240" w:lineRule="auto"/>
-      </w:pPr>
-      <w:r>
-        <w:separator/>
-      </w:r>
-    </w:p>
-  </w:endnote>
-  <w:endnote w:type="continuationSeparator" w:id="0">
-    <w:p>
-      <w:pPr>
-        <w:spacing w:after="0" w:line="240" w:lineRule="auto"/>
-      </w:pPr>
-      <w:r>
-        <w:continuationSeparator/>
-      </w:r>
-    </w:p>
-  </w:endnote>
-</w:endnotes>
-</file>
-
 <file path=word/footer1.xml><?xml version="1.0" encoding="utf-8"?>
-<w:ftr xmlns:wpc="http://schemas.microsoft.com/office/word/2010/wordprocessingCanvas" xmlns:cx="http://schemas.microsoft.com/office/drawing/2014/chartex" xmlns:cx1="http://schemas.microsoft.com/office/drawing/2015/9/8/chartex" xmlns:cx2="http://schemas.microsoft.com/office/drawing/2015/10/21/chartex" xmlns:cx3="http://schemas.microsoft.com/office/drawing/2016/5/9/chartex" xmlns:cx4="http://schemas.microsoft.com/office/drawing/2016/5/10/chartex" xmlns:cx5="http://schemas.microsoft.com/office/drawing/2016/5/11/chartex" xmlns:cx6="http://schemas.microsoft.com/office/drawing/2016/5/12/chartex" xmlns:cx7="http://schemas.microsoft.com/office/drawing/2016/5/13/chartex" xmlns:cx8="http://schemas.microsoft.com/office/drawing/2016/5/14/chartex" xmlns:mc="http://schemas.openxmlformats.org/markup-compatibility/2006" xmlns:aink="http://schemas.microsoft.com/office/drawing/2016/ink" xmlns:am3d="http://schemas.microsoft.com/office/drawing/2017/model3d" xmlns:o="urn:schemas-microsoft-com:office:office" xmlns:oel="http://schemas.microsoft.com/office/2019/extlst" xmlns:r="http://schemas.openxmlformats.org/officeDocument/2006/relationships" xmlns:m="http://schemas.openxmlformats.org/officeDocument/2006/math" xmlns:v="urn:schemas-microsoft-com:vml" xmlns:wp14="http://schemas.microsoft.com/office/word/2010/wordprocessingDrawing" xmlns:wp="http://schemas.openxmlformats.org/drawingml/2006/wordprocessingDrawing" xmlns:w10="urn:schemas-microsoft-com:office:word" xmlns:w="http://schemas.openxmlformats.org/wordprocessingml/2006/main" xmlns:w14="http://schemas.microsoft.com/office/word/2010/wordml" xmlns:w15="http://schemas.microsoft.com/office/word/2012/wordml" xmlns:w16cex="http://schemas.microsoft.com/office/word/2018/wordml/cex" xmlns:w16cid="http://schemas.microsoft.com/office/word/2016/wordml/cid" xmlns:w16="http://schemas.microsoft.com/office/word/2018/wordml" xmlns:w16du="http://schemas.microsoft.com/office/word/2023/wordml/word16du" xmlns:w16sdtdh="http://schemas.microsoft.com/office/word/2020/wordml/sdtdatahash" xmlns:w16sdtfl="http://schemas.microsoft.com/office/word/2024/wordml/sdtformatlock" xmlns:w16se="http://schemas.microsoft.com/office/word/2015/wordml/symex" xmlns:wpg="http://schemas.microsoft.com/office/word/2010/wordprocessingGroup" xmlns:wpi="http://schemas.microsoft.com/office/word/2010/wordprocessingInk" xmlns:wne="http://schemas.microsoft.com/office/word/2006/wordml" xmlns:wps="http://schemas.microsoft.com/office/word/2010/wordprocessingShape" mc:Ignorable="w14 w15 w16se w16cid w16 w16cex w16sdtdh w16sdtfl w16du wp14">
+<w:ftr xmlns:o="urn:schemas-microsoft-com:office:office" xmlns:r="http://schemas.openxmlformats.org/officeDocument/2006/relationships" xmlns:v="urn:schemas-microsoft-com:vml" xmlns:w="http://schemas.openxmlformats.org/wordprocessingml/2006/main" xmlns:w10="urn:schemas-microsoft-com:office:word" xmlns:wp="http://schemas.openxmlformats.org/drawingml/2006/wordprocessingDrawing" xmlns:wps="http://schemas.microsoft.com/office/word/2010/wordprocessingShape" xmlns:wpg="http://schemas.microsoft.com/office/word/2010/wordprocessingGroup" xmlns:mc="http://schemas.openxmlformats.org/markup-compatibility/2006" xmlns:wp14="http://schemas.microsoft.com/office/word/2010/wordprocessingDrawing" xmlns:w14="http://schemas.microsoft.com/office/word/2010/wordml" xmlns:w15="http://schemas.microsoft.com/office/word/2012/wordml" mc:Ignorable="w14 wp14 w15">
   <w:p>
     <w:pPr>
       <w:pStyle w:val="Footer"/>
+      <w:rPr/>
     </w:pPr>
+    <w:r>
+      <w:rPr/>
+    </w:r>
   </w:p>
 </w:ftr>
 </file>
 
 <file path=word/footer2.xml><?xml version="1.0" encoding="utf-8"?>
-<w:ftr xmlns:wpc="http://schemas.microsoft.com/office/word/2010/wordprocessingCanvas" xmlns:cx="http://schemas.microsoft.com/office/drawing/2014/chartex" xmlns:cx1="http://schemas.microsoft.com/office/drawing/2015/9/8/chartex" xmlns:cx2="http://schemas.microsoft.com/office/drawing/2015/10/21/chartex" xmlns:cx3="http://schemas.microsoft.com/office/drawing/2016/5/9/chartex" xmlns:cx4="http://schemas.microsoft.com/office/drawing/2016/5/10/chartex" xmlns:cx5="http://schemas.microsoft.com/office/drawing/2016/5/11/chartex" xmlns:cx6="http://schemas.microsoft.com/office/drawing/2016/5/12/chartex" xmlns:cx7="http://schemas.microsoft.com/office/drawing/2016/5/13/chartex" xmlns:cx8="http://schemas.microsoft.com/office/drawing/2016/5/14/chartex" xmlns:mc="http://schemas.openxmlformats.org/markup-compatibility/2006" xmlns:aink="http://schemas.microsoft.com/office/drawing/2016/ink" xmlns:am3d="http://schemas.microsoft.com/office/drawing/2017/model3d" xmlns:o="urn:schemas-microsoft-com:office:office" xmlns:oel="http://schemas.microsoft.com/office/2019/extlst" xmlns:r="http://schemas.openxmlformats.org/officeDocument/2006/relationships" xmlns:m="http://schemas.openxmlformats.org/officeDocument/2006/math" xmlns:v="urn:schemas-microsoft-com:vml" xmlns:wp14="http://schemas.microsoft.com/office/word/2010/wordprocessingDrawing" xmlns:wp="http://schemas.openxmlformats.org/drawingml/2006/wordprocessingDrawing" xmlns:w10="urn:schemas-microsoft-com:office:word" xmlns:w="http://schemas.openxmlformats.org/wordprocessingml/2006/main" xmlns:w14="http://schemas.microsoft.com/office/word/2010/wordml" xmlns:w15="http://schemas.microsoft.com/office/word/2012/wordml" xmlns:w16cex="http://schemas.microsoft.com/office/word/2018/wordml/cex" xmlns:w16cid="http://schemas.microsoft.com/office/word/2016/wordml/cid" xmlns:w16="http://schemas.microsoft.com/office/word/2018/wordml" xmlns:w16du="http://schemas.microsoft.com/office/word/2023/wordml/word16du" xmlns:w16sdtdh="http://schemas.microsoft.com/office/word/2020/wordml/sdtdatahash" xmlns:w16sdtfl="http://schemas.microsoft.com/office/word/2024/wordml/sdtformatlock" xmlns:w16se="http://schemas.microsoft.com/office/word/2015/wordml/symex" xmlns:wpg="http://schemas.microsoft.com/office/word/2010/wordprocessingGroup" xmlns:wpi="http://schemas.microsoft.com/office/word/2010/wordprocessingInk" xmlns:wne="http://schemas.microsoft.com/office/word/2006/wordml" xmlns:wps="http://schemas.microsoft.com/office/word/2010/wordprocessingShape" mc:Ignorable="w14 w15 w16se w16cid w16 w16cex w16sdtdh w16sdtfl w16du wp14">
+<w:ftr xmlns:o="urn:schemas-microsoft-com:office:office" xmlns:r="http://schemas.openxmlformats.org/officeDocument/2006/relationships" xmlns:v="urn:schemas-microsoft-com:vml" xmlns:w="http://schemas.openxmlformats.org/wordprocessingml/2006/main" xmlns:w10="urn:schemas-microsoft-com:office:word" xmlns:wp="http://schemas.openxmlformats.org/drawingml/2006/wordprocessingDrawing" xmlns:wps="http://schemas.microsoft.com/office/word/2010/wordprocessingShape" xmlns:wpg="http://schemas.microsoft.com/office/word/2010/wordprocessingGroup" xmlns:mc="http://schemas.openxmlformats.org/markup-compatibility/2006" xmlns:wp14="http://schemas.microsoft.com/office/word/2010/wordprocessingDrawing" xmlns:w14="http://schemas.microsoft.com/office/word/2010/wordml" xmlns:w15="http://schemas.microsoft.com/office/word/2012/wordml" mc:Ignorable="w14 wp14 w15">
   <w:sdt>
     <w:sdtPr>
-      <w:id w:val="775985751"/>
       <w:docPartObj>
         <w:docPartGallery w:val="Page Numbers (Bottom of Page)"/>
-        <w:docPartUnique/>
+        <w:docPartUnique w:val="true"/>
       </w:docPartObj>
+      <w:id w:val="775985751"/>
     </w:sdtPr>
     <w:sdtContent>
       <w:p>
         <w:pPr>
           <w:pStyle w:val="Footer"/>
           <w:jc w:val="right"/>
+          <w:rPr/>
         </w:pPr>
         <w:r>
+          <w:rPr/>
           <w:fldChar w:fldCharType="begin"/>
         </w:r>
         <w:r>
+          <w:rPr/>
           <w:instrText xml:space="preserve"> PAGE </w:instrText>
         </w:r>
         <w:r>
+          <w:rPr/>
           <w:fldChar w:fldCharType="separate"/>
         </w:r>
         <w:r>
-          <w:t>8</w:t>
+          <w:rPr/>
+          <w:t>10</w:t>
         </w:r>
         <w:r>
+          <w:rPr/>
           <w:fldChar w:fldCharType="end"/>
         </w:r>
       </w:p>
@@ -3661,40 +3370,50 @@
   <w:p>
     <w:pPr>
       <w:pStyle w:val="Footer"/>
+      <w:rPr/>
     </w:pPr>
+    <w:r>
+      <w:rPr/>
+    </w:r>
   </w:p>
 </w:ftr>
 </file>
 
 <file path=word/footer3.xml><?xml version="1.0" encoding="utf-8"?>
-<w:ftr xmlns:wpc="http://schemas.microsoft.com/office/word/2010/wordprocessingCanvas" xmlns:cx="http://schemas.microsoft.com/office/drawing/2014/chartex" xmlns:cx1="http://schemas.microsoft.com/office/drawing/2015/9/8/chartex" xmlns:cx2="http://schemas.microsoft.com/office/drawing/2015/10/21/chartex" xmlns:cx3="http://schemas.microsoft.com/office/drawing/2016/5/9/chartex" xmlns:cx4="http://schemas.microsoft.com/office/drawing/2016/5/10/chartex" xmlns:cx5="http://schemas.microsoft.com/office/drawing/2016/5/11/chartex" xmlns:cx6="http://schemas.microsoft.com/office/drawing/2016/5/12/chartex" xmlns:cx7="http://schemas.microsoft.com/office/drawing/2016/5/13/chartex" xmlns:cx8="http://schemas.microsoft.com/office/drawing/2016/5/14/chartex" xmlns:mc="http://schemas.openxmlformats.org/markup-compatibility/2006" xmlns:aink="http://schemas.microsoft.com/office/drawing/2016/ink" xmlns:am3d="http://schemas.microsoft.com/office/drawing/2017/model3d" xmlns:o="urn:schemas-microsoft-com:office:office" xmlns:oel="http://schemas.microsoft.com/office/2019/extlst" xmlns:r="http://schemas.openxmlformats.org/officeDocument/2006/relationships" xmlns:m="http://schemas.openxmlformats.org/officeDocument/2006/math" xmlns:v="urn:schemas-microsoft-com:vml" xmlns:wp14="http://schemas.microsoft.com/office/word/2010/wordprocessingDrawing" xmlns:wp="http://schemas.openxmlformats.org/drawingml/2006/wordprocessingDrawing" xmlns:w10="urn:schemas-microsoft-com:office:word" xmlns:w="http://schemas.openxmlformats.org/wordprocessingml/2006/main" xmlns:w14="http://schemas.microsoft.com/office/word/2010/wordml" xmlns:w15="http://schemas.microsoft.com/office/word/2012/wordml" xmlns:w16cex="http://schemas.microsoft.com/office/word/2018/wordml/cex" xmlns:w16cid="http://schemas.microsoft.com/office/word/2016/wordml/cid" xmlns:w16="http://schemas.microsoft.com/office/word/2018/wordml" xmlns:w16du="http://schemas.microsoft.com/office/word/2023/wordml/word16du" xmlns:w16sdtdh="http://schemas.microsoft.com/office/word/2020/wordml/sdtdatahash" xmlns:w16sdtfl="http://schemas.microsoft.com/office/word/2024/wordml/sdtformatlock" xmlns:w16se="http://schemas.microsoft.com/office/word/2015/wordml/symex" xmlns:wpg="http://schemas.microsoft.com/office/word/2010/wordprocessingGroup" xmlns:wpi="http://schemas.microsoft.com/office/word/2010/wordprocessingInk" xmlns:wne="http://schemas.microsoft.com/office/word/2006/wordml" xmlns:wps="http://schemas.microsoft.com/office/word/2010/wordprocessingShape" mc:Ignorable="w14 w15 w16se w16cid w16 w16cex w16sdtdh w16sdtfl w16du wp14">
+<w:ftr xmlns:o="urn:schemas-microsoft-com:office:office" xmlns:r="http://schemas.openxmlformats.org/officeDocument/2006/relationships" xmlns:v="urn:schemas-microsoft-com:vml" xmlns:w="http://schemas.openxmlformats.org/wordprocessingml/2006/main" xmlns:w10="urn:schemas-microsoft-com:office:word" xmlns:wp="http://schemas.openxmlformats.org/drawingml/2006/wordprocessingDrawing" xmlns:wps="http://schemas.microsoft.com/office/word/2010/wordprocessingShape" xmlns:wpg="http://schemas.microsoft.com/office/word/2010/wordprocessingGroup" xmlns:mc="http://schemas.openxmlformats.org/markup-compatibility/2006" xmlns:wp14="http://schemas.microsoft.com/office/word/2010/wordprocessingDrawing" xmlns:w14="http://schemas.microsoft.com/office/word/2010/wordml" xmlns:w15="http://schemas.microsoft.com/office/word/2012/wordml" mc:Ignorable="w14 wp14 w15">
   <w:sdt>
     <w:sdtPr>
-      <w:id w:val="-1885947495"/>
       <w:docPartObj>
         <w:docPartGallery w:val="Page Numbers (Bottom of Page)"/>
-        <w:docPartUnique/>
+        <w:docPartUnique w:val="true"/>
       </w:docPartObj>
+      <w:id w:val="775985751"/>
     </w:sdtPr>
     <w:sdtContent>
       <w:p>
         <w:pPr>
           <w:pStyle w:val="Footer"/>
           <w:jc w:val="right"/>
+          <w:rPr/>
         </w:pPr>
         <w:r>
+          <w:rPr/>
           <w:fldChar w:fldCharType="begin"/>
         </w:r>
         <w:r>
+          <w:rPr/>
           <w:instrText xml:space="preserve"> PAGE </w:instrText>
         </w:r>
         <w:r>
+          <w:rPr/>
           <w:fldChar w:fldCharType="separate"/>
         </w:r>
         <w:r>
-          <w:t>8</w:t>
+          <w:rPr/>
+          <w:t>10</w:t>
         </w:r>
         <w:r>
+          <w:rPr/>
           <w:fldChar w:fldCharType="end"/>
         </w:r>
       </w:p>
@@ -3703,541 +3422,30 @@
   <w:p>
     <w:pPr>
       <w:pStyle w:val="Footer"/>
+      <w:rPr/>
     </w:pPr>
+    <w:r>
+      <w:rPr/>
+    </w:r>
   </w:p>
 </w:ftr>
 </file>
 
-<file path=word/footnotes.xml><?xml version="1.0" encoding="utf-8"?>
-<w:footnotes xmlns:wpc="http://schemas.microsoft.com/office/word/2010/wordprocessingCanvas" xmlns:cx="http://schemas.microsoft.com/office/drawing/2014/chartex" xmlns:cx1="http://schemas.microsoft.com/office/drawing/2015/9/8/chartex" xmlns:cx2="http://schemas.microsoft.com/office/drawing/2015/10/21/chartex" xmlns:cx3="http://schemas.microsoft.com/office/drawing/2016/5/9/chartex" xmlns:cx4="http://schemas.microsoft.com/office/drawing/2016/5/10/chartex" xmlns:cx5="http://schemas.microsoft.com/office/drawing/2016/5/11/chartex" xmlns:cx6="http://schemas.microsoft.com/office/drawing/2016/5/12/chartex" xmlns:cx7="http://schemas.microsoft.com/office/drawing/2016/5/13/chartex" xmlns:cx8="http://schemas.microsoft.com/office/drawing/2016/5/14/chartex" xmlns:mc="http://schemas.openxmlformats.org/markup-compatibility/2006" xmlns:aink="http://schemas.microsoft.com/office/drawing/2016/ink" xmlns:am3d="http://schemas.microsoft.com/office/drawing/2017/model3d" xmlns:o="urn:schemas-microsoft-com:office:office" xmlns:oel="http://schemas.microsoft.com/office/2019/extlst" xmlns:r="http://schemas.openxmlformats.org/officeDocument/2006/relationships" xmlns:m="http://schemas.openxmlformats.org/officeDocument/2006/math" xmlns:v="urn:schemas-microsoft-com:vml" xmlns:wp14="http://schemas.microsoft.com/office/word/2010/wordprocessingDrawing" xmlns:wp="http://schemas.openxmlformats.org/drawingml/2006/wordprocessingDrawing" xmlns:w10="urn:schemas-microsoft-com:office:word" xmlns:w="http://schemas.openxmlformats.org/wordprocessingml/2006/main" xmlns:w14="http://schemas.microsoft.com/office/word/2010/wordml" xmlns:w15="http://schemas.microsoft.com/office/word/2012/wordml" xmlns:w16cex="http://schemas.microsoft.com/office/word/2018/wordml/cex" xmlns:w16cid="http://schemas.microsoft.com/office/word/2016/wordml/cid" xmlns:w16="http://schemas.microsoft.com/office/word/2018/wordml" xmlns:w16du="http://schemas.microsoft.com/office/word/2023/wordml/word16du" xmlns:w16sdtdh="http://schemas.microsoft.com/office/word/2020/wordml/sdtdatahash" xmlns:w16sdtfl="http://schemas.microsoft.com/office/word/2024/wordml/sdtformatlock" xmlns:w16se="http://schemas.microsoft.com/office/word/2015/wordml/symex" xmlns:wpg="http://schemas.microsoft.com/office/word/2010/wordprocessingGroup" xmlns:wpi="http://schemas.microsoft.com/office/word/2010/wordprocessingInk" xmlns:wne="http://schemas.microsoft.com/office/word/2006/wordml" xmlns:wps="http://schemas.microsoft.com/office/word/2010/wordprocessingShape" mc:Ignorable="w14 w15 w16se w16cid w16 w16cex w16sdtdh w16sdtfl w16du wp14">
-  <w:footnote w:type="separator" w:id="-1">
-    <w:p>
-      <w:pPr>
-        <w:spacing w:after="0" w:line="240" w:lineRule="auto"/>
-      </w:pPr>
-      <w:r>
-        <w:separator/>
-      </w:r>
-    </w:p>
-  </w:footnote>
-  <w:footnote w:type="continuationSeparator" w:id="0">
-    <w:p>
-      <w:pPr>
-        <w:spacing w:after="0" w:line="240" w:lineRule="auto"/>
-      </w:pPr>
-      <w:r>
-        <w:continuationSeparator/>
-      </w:r>
-    </w:p>
-  </w:footnote>
-</w:footnotes>
-</file>
-
 <file path=word/numbering.xml><?xml version="1.0" encoding="utf-8"?>
-<w:numbering xmlns:wpc="http://schemas.microsoft.com/office/word/2010/wordprocessingCanvas" xmlns:cx="http://schemas.microsoft.com/office/drawing/2014/chartex" xmlns:cx1="http://schemas.microsoft.com/office/drawing/2015/9/8/chartex" xmlns:cx2="http://schemas.microsoft.com/office/drawing/2015/10/21/chartex" xmlns:cx3="http://schemas.microsoft.com/office/drawing/2016/5/9/chartex" xmlns:cx4="http://schemas.microsoft.com/office/drawing/2016/5/10/chartex" xmlns:cx5="http://schemas.microsoft.com/office/drawing/2016/5/11/chartex" xmlns:cx6="http://schemas.microsoft.com/office/drawing/2016/5/12/chartex" xmlns:cx7="http://schemas.microsoft.com/office/drawing/2016/5/13/chartex" xmlns:cx8="http://schemas.microsoft.com/office/drawing/2016/5/14/chartex" xmlns:mc="http://schemas.openxmlformats.org/markup-compatibility/2006" xmlns:aink="http://schemas.microsoft.com/office/drawing/2016/ink" xmlns:am3d="http://schemas.microsoft.com/office/drawing/2017/model3d" xmlns:o="urn:schemas-microsoft-com:office:office" xmlns:oel="http://schemas.microsoft.com/office/2019/extlst" xmlns:r="http://schemas.openxmlformats.org/officeDocument/2006/relationships" xmlns:m="http://schemas.openxmlformats.org/officeDocument/2006/math" xmlns:v="urn:schemas-microsoft-com:vml" xmlns:wp14="http://schemas.microsoft.com/office/word/2010/wordprocessingDrawing" xmlns:wp="http://schemas.openxmlformats.org/drawingml/2006/wordprocessingDrawing" xmlns:w10="urn:schemas-microsoft-com:office:word" xmlns:w="http://schemas.openxmlformats.org/wordprocessingml/2006/main" xmlns:w14="http://schemas.microsoft.com/office/word/2010/wordml" xmlns:w15="http://schemas.microsoft.com/office/word/2012/wordml" xmlns:w16cex="http://schemas.microsoft.com/office/word/2018/wordml/cex" xmlns:w16cid="http://schemas.microsoft.com/office/word/2016/wordml/cid" xmlns:w16="http://schemas.microsoft.com/office/word/2018/wordml" xmlns:w16du="http://schemas.microsoft.com/office/word/2023/wordml/word16du" xmlns:w16sdtdh="http://schemas.microsoft.com/office/word/2020/wordml/sdtdatahash" xmlns:w16sdtfl="http://schemas.microsoft.com/office/word/2024/wordml/sdtformatlock" xmlns:w16se="http://schemas.microsoft.com/office/word/2015/wordml/symex" xmlns:wpg="http://schemas.microsoft.com/office/word/2010/wordprocessingGroup" xmlns:wpi="http://schemas.microsoft.com/office/word/2010/wordprocessingInk" xmlns:wne="http://schemas.microsoft.com/office/word/2006/wordml" xmlns:wps="http://schemas.microsoft.com/office/word/2010/wordprocessingShape" mc:Ignorable="w14 w15 w16se w16cid w16 w16cex w16sdtdh w16sdtfl w16du wp14">
-  <w:abstractNum w:abstractNumId="0" w15:restartNumberingAfterBreak="0">
-    <w:nsid w:val="11EE00CD"/>
-    <w:multiLevelType w:val="hybridMultilevel"/>
-    <w:tmpl w:val="CF28DC34"/>
-    <w:lvl w:ilvl="0" w:tplc="0409000B">
-      <w:start w:val="1"/>
-      <w:numFmt w:val="bullet"/>
-      <w:lvlText w:val=""/>
-      <w:lvlJc w:val="left"/>
-      <w:pPr>
-        <w:ind w:left="720" w:hanging="360"/>
-      </w:pPr>
-      <w:rPr>
-        <w:rFonts w:ascii="Wingdings" w:hAnsi="Wingdings" w:hint="default"/>
-      </w:rPr>
-    </w:lvl>
-    <w:lvl w:ilvl="1" w:tplc="04090003" w:tentative="1">
-      <w:start w:val="1"/>
-      <w:numFmt w:val="bullet"/>
-      <w:lvlText w:val="o"/>
-      <w:lvlJc w:val="left"/>
-      <w:pPr>
-        <w:ind w:left="1440" w:hanging="360"/>
-      </w:pPr>
-      <w:rPr>
-        <w:rFonts w:ascii="Courier New" w:hAnsi="Courier New" w:cs="Courier New" w:hint="default"/>
-      </w:rPr>
-    </w:lvl>
-    <w:lvl w:ilvl="2" w:tplc="04090005" w:tentative="1">
-      <w:start w:val="1"/>
-      <w:numFmt w:val="bullet"/>
-      <w:lvlText w:val=""/>
-      <w:lvlJc w:val="left"/>
-      <w:pPr>
-        <w:ind w:left="2160" w:hanging="360"/>
-      </w:pPr>
-      <w:rPr>
-        <w:rFonts w:ascii="Wingdings" w:hAnsi="Wingdings" w:hint="default"/>
-      </w:rPr>
-    </w:lvl>
-    <w:lvl w:ilvl="3" w:tplc="04090001" w:tentative="1">
-      <w:start w:val="1"/>
-      <w:numFmt w:val="bullet"/>
-      <w:lvlText w:val=""/>
-      <w:lvlJc w:val="left"/>
-      <w:pPr>
-        <w:ind w:left="2880" w:hanging="360"/>
-      </w:pPr>
-      <w:rPr>
-        <w:rFonts w:ascii="Symbol" w:hAnsi="Symbol" w:hint="default"/>
-      </w:rPr>
-    </w:lvl>
-    <w:lvl w:ilvl="4" w:tplc="04090003" w:tentative="1">
-      <w:start w:val="1"/>
-      <w:numFmt w:val="bullet"/>
-      <w:lvlText w:val="o"/>
-      <w:lvlJc w:val="left"/>
-      <w:pPr>
-        <w:ind w:left="3600" w:hanging="360"/>
-      </w:pPr>
-      <w:rPr>
-        <w:rFonts w:ascii="Courier New" w:hAnsi="Courier New" w:cs="Courier New" w:hint="default"/>
-      </w:rPr>
-    </w:lvl>
-    <w:lvl w:ilvl="5" w:tplc="04090005" w:tentative="1">
-      <w:start w:val="1"/>
-      <w:numFmt w:val="bullet"/>
-      <w:lvlText w:val=""/>
-      <w:lvlJc w:val="left"/>
-      <w:pPr>
-        <w:ind w:left="4320" w:hanging="360"/>
-      </w:pPr>
-      <w:rPr>
-        <w:rFonts w:ascii="Wingdings" w:hAnsi="Wingdings" w:hint="default"/>
-      </w:rPr>
-    </w:lvl>
-    <w:lvl w:ilvl="6" w:tplc="04090001" w:tentative="1">
-      <w:start w:val="1"/>
-      <w:numFmt w:val="bullet"/>
-      <w:lvlText w:val=""/>
-      <w:lvlJc w:val="left"/>
-      <w:pPr>
-        <w:ind w:left="5040" w:hanging="360"/>
-      </w:pPr>
-      <w:rPr>
-        <w:rFonts w:ascii="Symbol" w:hAnsi="Symbol" w:hint="default"/>
-      </w:rPr>
-    </w:lvl>
-    <w:lvl w:ilvl="7" w:tplc="04090003" w:tentative="1">
-      <w:start w:val="1"/>
-      <w:numFmt w:val="bullet"/>
-      <w:lvlText w:val="o"/>
-      <w:lvlJc w:val="left"/>
-      <w:pPr>
-        <w:ind w:left="5760" w:hanging="360"/>
-      </w:pPr>
-      <w:rPr>
-        <w:rFonts w:ascii="Courier New" w:hAnsi="Courier New" w:cs="Courier New" w:hint="default"/>
-      </w:rPr>
-    </w:lvl>
-    <w:lvl w:ilvl="8" w:tplc="04090005" w:tentative="1">
-      <w:start w:val="1"/>
-      <w:numFmt w:val="bullet"/>
-      <w:lvlText w:val=""/>
-      <w:lvlJc w:val="left"/>
-      <w:pPr>
-        <w:ind w:left="6480" w:hanging="360"/>
-      </w:pPr>
-      <w:rPr>
-        <w:rFonts w:ascii="Wingdings" w:hAnsi="Wingdings" w:hint="default"/>
-      </w:rPr>
-    </w:lvl>
-  </w:abstractNum>
-  <w:abstractNum w:abstractNumId="1" w15:restartNumberingAfterBreak="0">
-    <w:nsid w:val="157570FB"/>
-    <w:multiLevelType w:val="multilevel"/>
-    <w:tmpl w:val="32D22774"/>
+<w:numbering xmlns:w="http://schemas.openxmlformats.org/wordprocessingml/2006/main" xmlns:o="urn:schemas-microsoft-com:office:office" xmlns:r="http://schemas.openxmlformats.org/officeDocument/2006/relationships" xmlns:v="urn:schemas-microsoft-com:vml" xmlns:mc="http://schemas.openxmlformats.org/markup-compatibility/2006" xmlns:w14="http://schemas.microsoft.com/office/word/2010/wordml" mc:Ignorable="w14">
+  <w:abstractNum w:abstractNumId="1">
     <w:lvl w:ilvl="0">
       <w:start w:val="1"/>
-      <w:numFmt w:val="bullet"/>
-      <w:lvlText w:val=""/>
-      <w:lvlJc w:val="left"/>
-      <w:pPr>
-        <w:tabs>
-          <w:tab w:val="num" w:pos="0"/>
-        </w:tabs>
-        <w:ind w:left="2052" w:hanging="360"/>
-      </w:pPr>
-      <w:rPr>
-        <w:rFonts w:ascii="Symbol" w:eastAsiaTheme="minorHAnsi" w:hAnsi="Symbol" w:cstheme="minorBidi" w:hint="default"/>
-      </w:rPr>
-    </w:lvl>
-    <w:lvl w:ilvl="1">
-      <w:start w:val="1"/>
-      <w:numFmt w:val="bullet"/>
-      <w:lvlText w:val="o"/>
-      <w:lvlJc w:val="left"/>
-      <w:pPr>
-        <w:tabs>
-          <w:tab w:val="num" w:pos="0"/>
-        </w:tabs>
-        <w:ind w:left="2772" w:hanging="360"/>
-      </w:pPr>
-      <w:rPr>
-        <w:rFonts w:ascii="Courier New" w:hAnsi="Courier New" w:cs="Courier New" w:hint="default"/>
-      </w:rPr>
-    </w:lvl>
-    <w:lvl w:ilvl="2">
-      <w:start w:val="1"/>
-      <w:numFmt w:val="bullet"/>
-      <w:lvlText w:val=""/>
-      <w:lvlJc w:val="left"/>
-      <w:pPr>
-        <w:tabs>
-          <w:tab w:val="num" w:pos="0"/>
-        </w:tabs>
-        <w:ind w:left="3492" w:hanging="360"/>
-      </w:pPr>
-      <w:rPr>
-        <w:rFonts w:ascii="Wingdings" w:hAnsi="Wingdings" w:cs="Wingdings" w:hint="default"/>
-      </w:rPr>
-    </w:lvl>
-    <w:lvl w:ilvl="3">
-      <w:start w:val="1"/>
-      <w:numFmt w:val="bullet"/>
-      <w:lvlText w:val=""/>
-      <w:lvlJc w:val="left"/>
-      <w:pPr>
-        <w:tabs>
-          <w:tab w:val="num" w:pos="0"/>
-        </w:tabs>
-        <w:ind w:left="4212" w:hanging="360"/>
-      </w:pPr>
-      <w:rPr>
-        <w:rFonts w:ascii="Symbol" w:hAnsi="Symbol" w:cs="Symbol" w:hint="default"/>
-      </w:rPr>
-    </w:lvl>
-    <w:lvl w:ilvl="4">
-      <w:start w:val="1"/>
-      <w:numFmt w:val="bullet"/>
-      <w:lvlText w:val="o"/>
-      <w:lvlJc w:val="left"/>
-      <w:pPr>
-        <w:tabs>
-          <w:tab w:val="num" w:pos="0"/>
-        </w:tabs>
-        <w:ind w:left="4932" w:hanging="360"/>
-      </w:pPr>
-      <w:rPr>
-        <w:rFonts w:ascii="Courier New" w:hAnsi="Courier New" w:cs="Courier New" w:hint="default"/>
-      </w:rPr>
-    </w:lvl>
-    <w:lvl w:ilvl="5">
-      <w:start w:val="1"/>
-      <w:numFmt w:val="bullet"/>
-      <w:lvlText w:val=""/>
-      <w:lvlJc w:val="left"/>
-      <w:pPr>
-        <w:tabs>
-          <w:tab w:val="num" w:pos="0"/>
-        </w:tabs>
-        <w:ind w:left="5652" w:hanging="360"/>
-      </w:pPr>
-      <w:rPr>
-        <w:rFonts w:ascii="Wingdings" w:hAnsi="Wingdings" w:cs="Wingdings" w:hint="default"/>
-      </w:rPr>
-    </w:lvl>
-    <w:lvl w:ilvl="6">
-      <w:start w:val="1"/>
-      <w:numFmt w:val="bullet"/>
-      <w:lvlText w:val=""/>
-      <w:lvlJc w:val="left"/>
-      <w:pPr>
-        <w:tabs>
-          <w:tab w:val="num" w:pos="0"/>
-        </w:tabs>
-        <w:ind w:left="6372" w:hanging="360"/>
-      </w:pPr>
-      <w:rPr>
-        <w:rFonts w:ascii="Symbol" w:hAnsi="Symbol" w:cs="Symbol" w:hint="default"/>
-      </w:rPr>
-    </w:lvl>
-    <w:lvl w:ilvl="7">
-      <w:start w:val="1"/>
-      <w:numFmt w:val="bullet"/>
-      <w:lvlText w:val="o"/>
-      <w:lvlJc w:val="left"/>
-      <w:pPr>
-        <w:tabs>
-          <w:tab w:val="num" w:pos="0"/>
-        </w:tabs>
-        <w:ind w:left="7092" w:hanging="360"/>
-      </w:pPr>
-      <w:rPr>
-        <w:rFonts w:ascii="Courier New" w:hAnsi="Courier New" w:cs="Courier New" w:hint="default"/>
-      </w:rPr>
-    </w:lvl>
-    <w:lvl w:ilvl="8">
-      <w:start w:val="1"/>
-      <w:numFmt w:val="bullet"/>
-      <w:lvlText w:val=""/>
-      <w:lvlJc w:val="left"/>
-      <w:pPr>
-        <w:tabs>
-          <w:tab w:val="num" w:pos="0"/>
-        </w:tabs>
-        <w:ind w:left="7812" w:hanging="360"/>
-      </w:pPr>
-      <w:rPr>
-        <w:rFonts w:ascii="Wingdings" w:hAnsi="Wingdings" w:cs="Wingdings" w:hint="default"/>
-      </w:rPr>
-    </w:lvl>
-  </w:abstractNum>
-  <w:abstractNum w:abstractNumId="2" w15:restartNumberingAfterBreak="0">
-    <w:nsid w:val="19A16811"/>
-    <w:multiLevelType w:val="multilevel"/>
-    <w:tmpl w:val="203E4DBC"/>
-    <w:lvl w:ilvl="0">
-      <w:start w:val="1"/>
-      <w:numFmt w:val="none"/>
-      <w:suff w:val="nothing"/>
-      <w:lvlText w:val=""/>
-      <w:lvlJc w:val="left"/>
-      <w:pPr>
-        <w:tabs>
-          <w:tab w:val="num" w:pos="0"/>
-        </w:tabs>
-        <w:ind w:left="0" w:firstLine="0"/>
-      </w:pPr>
-    </w:lvl>
-    <w:lvl w:ilvl="1">
-      <w:start w:val="1"/>
-      <w:numFmt w:val="none"/>
-      <w:suff w:val="nothing"/>
-      <w:lvlText w:val=""/>
-      <w:lvlJc w:val="left"/>
-      <w:pPr>
-        <w:tabs>
-          <w:tab w:val="num" w:pos="0"/>
-        </w:tabs>
-        <w:ind w:left="0" w:firstLine="0"/>
-      </w:pPr>
-    </w:lvl>
-    <w:lvl w:ilvl="2">
-      <w:start w:val="1"/>
-      <w:numFmt w:val="none"/>
-      <w:suff w:val="nothing"/>
-      <w:lvlText w:val=""/>
-      <w:lvlJc w:val="left"/>
-      <w:pPr>
-        <w:tabs>
-          <w:tab w:val="num" w:pos="0"/>
-        </w:tabs>
-        <w:ind w:left="0" w:firstLine="0"/>
-      </w:pPr>
-    </w:lvl>
-    <w:lvl w:ilvl="3">
-      <w:start w:val="1"/>
-      <w:numFmt w:val="none"/>
-      <w:suff w:val="nothing"/>
-      <w:lvlText w:val=""/>
-      <w:lvlJc w:val="left"/>
-      <w:pPr>
-        <w:tabs>
-          <w:tab w:val="num" w:pos="0"/>
-        </w:tabs>
-        <w:ind w:left="0" w:firstLine="0"/>
-      </w:pPr>
-    </w:lvl>
-    <w:lvl w:ilvl="4">
-      <w:start w:val="1"/>
-      <w:numFmt w:val="none"/>
-      <w:suff w:val="nothing"/>
-      <w:lvlText w:val=""/>
-      <w:lvlJc w:val="left"/>
-      <w:pPr>
-        <w:tabs>
-          <w:tab w:val="num" w:pos="0"/>
-        </w:tabs>
-        <w:ind w:left="0" w:firstLine="0"/>
-      </w:pPr>
-    </w:lvl>
-    <w:lvl w:ilvl="5">
-      <w:start w:val="1"/>
-      <w:numFmt w:val="none"/>
-      <w:suff w:val="nothing"/>
-      <w:lvlText w:val=""/>
-      <w:lvlJc w:val="left"/>
-      <w:pPr>
-        <w:tabs>
-          <w:tab w:val="num" w:pos="0"/>
-        </w:tabs>
-        <w:ind w:left="0" w:firstLine="0"/>
-      </w:pPr>
-    </w:lvl>
-    <w:lvl w:ilvl="6">
-      <w:start w:val="1"/>
-      <w:numFmt w:val="none"/>
-      <w:suff w:val="nothing"/>
-      <w:lvlText w:val=""/>
-      <w:lvlJc w:val="left"/>
-      <w:pPr>
-        <w:tabs>
-          <w:tab w:val="num" w:pos="0"/>
-        </w:tabs>
-        <w:ind w:left="0" w:firstLine="0"/>
-      </w:pPr>
-    </w:lvl>
-    <w:lvl w:ilvl="7">
-      <w:start w:val="1"/>
-      <w:numFmt w:val="none"/>
-      <w:suff w:val="nothing"/>
-      <w:lvlText w:val=""/>
-      <w:lvlJc w:val="left"/>
-      <w:pPr>
-        <w:tabs>
-          <w:tab w:val="num" w:pos="0"/>
-        </w:tabs>
-        <w:ind w:left="0" w:firstLine="0"/>
-      </w:pPr>
-    </w:lvl>
-    <w:lvl w:ilvl="8">
-      <w:start w:val="1"/>
-      <w:numFmt w:val="none"/>
-      <w:suff w:val="nothing"/>
-      <w:lvlText w:val=""/>
-      <w:lvlJc w:val="left"/>
-      <w:pPr>
-        <w:tabs>
-          <w:tab w:val="num" w:pos="0"/>
-        </w:tabs>
-        <w:ind w:left="0" w:firstLine="0"/>
-      </w:pPr>
-    </w:lvl>
-  </w:abstractNum>
-  <w:abstractNum w:abstractNumId="3" w15:restartNumberingAfterBreak="0">
-    <w:nsid w:val="21A918CB"/>
-    <w:multiLevelType w:val="hybridMultilevel"/>
-    <w:tmpl w:val="AB8A4654"/>
-    <w:lvl w:ilvl="0" w:tplc="04090001">
-      <w:start w:val="1"/>
-      <w:numFmt w:val="bullet"/>
-      <w:lvlText w:val=""/>
-      <w:lvlJc w:val="left"/>
-      <w:pPr>
-        <w:ind w:left="1440" w:hanging="360"/>
-      </w:pPr>
-      <w:rPr>
-        <w:rFonts w:ascii="Symbol" w:hAnsi="Symbol" w:hint="default"/>
-      </w:rPr>
-    </w:lvl>
-    <w:lvl w:ilvl="1" w:tplc="04090003" w:tentative="1">
-      <w:start w:val="1"/>
-      <w:numFmt w:val="bullet"/>
-      <w:lvlText w:val="o"/>
-      <w:lvlJc w:val="left"/>
-      <w:pPr>
-        <w:ind w:left="2160" w:hanging="360"/>
-      </w:pPr>
-      <w:rPr>
-        <w:rFonts w:ascii="Courier New" w:hAnsi="Courier New" w:cs="Courier New" w:hint="default"/>
-      </w:rPr>
-    </w:lvl>
-    <w:lvl w:ilvl="2" w:tplc="04090005" w:tentative="1">
-      <w:start w:val="1"/>
-      <w:numFmt w:val="bullet"/>
-      <w:lvlText w:val=""/>
-      <w:lvlJc w:val="left"/>
-      <w:pPr>
-        <w:ind w:left="2880" w:hanging="360"/>
-      </w:pPr>
-      <w:rPr>
-        <w:rFonts w:ascii="Wingdings" w:hAnsi="Wingdings" w:hint="default"/>
-      </w:rPr>
-    </w:lvl>
-    <w:lvl w:ilvl="3" w:tplc="04090001" w:tentative="1">
-      <w:start w:val="1"/>
-      <w:numFmt w:val="bullet"/>
-      <w:lvlText w:val=""/>
-      <w:lvlJc w:val="left"/>
-      <w:pPr>
-        <w:ind w:left="3600" w:hanging="360"/>
-      </w:pPr>
-      <w:rPr>
-        <w:rFonts w:ascii="Symbol" w:hAnsi="Symbol" w:hint="default"/>
-      </w:rPr>
-    </w:lvl>
-    <w:lvl w:ilvl="4" w:tplc="04090003" w:tentative="1">
-      <w:start w:val="1"/>
-      <w:numFmt w:val="bullet"/>
-      <w:lvlText w:val="o"/>
-      <w:lvlJc w:val="left"/>
-      <w:pPr>
-        <w:ind w:left="4320" w:hanging="360"/>
-      </w:pPr>
-      <w:rPr>
-        <w:rFonts w:ascii="Courier New" w:hAnsi="Courier New" w:cs="Courier New" w:hint="default"/>
-      </w:rPr>
-    </w:lvl>
-    <w:lvl w:ilvl="5" w:tplc="04090005" w:tentative="1">
-      <w:start w:val="1"/>
-      <w:numFmt w:val="bullet"/>
-      <w:lvlText w:val=""/>
-      <w:lvlJc w:val="left"/>
-      <w:pPr>
-        <w:ind w:left="5040" w:hanging="360"/>
-      </w:pPr>
-      <w:rPr>
-        <w:rFonts w:ascii="Wingdings" w:hAnsi="Wingdings" w:hint="default"/>
-      </w:rPr>
-    </w:lvl>
-    <w:lvl w:ilvl="6" w:tplc="04090001" w:tentative="1">
-      <w:start w:val="1"/>
-      <w:numFmt w:val="bullet"/>
-      <w:lvlText w:val=""/>
-      <w:lvlJc w:val="left"/>
-      <w:pPr>
-        <w:ind w:left="5760" w:hanging="360"/>
-      </w:pPr>
-      <w:rPr>
-        <w:rFonts w:ascii="Symbol" w:hAnsi="Symbol" w:hint="default"/>
-      </w:rPr>
-    </w:lvl>
-    <w:lvl w:ilvl="7" w:tplc="04090003" w:tentative="1">
-      <w:start w:val="1"/>
-      <w:numFmt w:val="bullet"/>
-      <w:lvlText w:val="o"/>
-      <w:lvlJc w:val="left"/>
-      <w:pPr>
-        <w:ind w:left="6480" w:hanging="360"/>
-      </w:pPr>
-      <w:rPr>
-        <w:rFonts w:ascii="Courier New" w:hAnsi="Courier New" w:cs="Courier New" w:hint="default"/>
-      </w:rPr>
-    </w:lvl>
-    <w:lvl w:ilvl="8" w:tplc="04090005" w:tentative="1">
-      <w:start w:val="1"/>
-      <w:numFmt w:val="bullet"/>
-      <w:lvlText w:val=""/>
-      <w:lvlJc w:val="left"/>
-      <w:pPr>
-        <w:ind w:left="7200" w:hanging="360"/>
-      </w:pPr>
-      <w:rPr>
-        <w:rFonts w:ascii="Wingdings" w:hAnsi="Wingdings" w:hint="default"/>
-      </w:rPr>
-    </w:lvl>
-  </w:abstractNum>
-  <w:abstractNum w:abstractNumId="4" w15:restartNumberingAfterBreak="0">
-    <w:nsid w:val="263F69E7"/>
-    <w:multiLevelType w:val="multilevel"/>
-    <w:tmpl w:val="1C5E85BA"/>
-    <w:lvl w:ilvl="0">
-      <w:start w:val="1"/>
-      <w:numFmt w:val="upperLetter"/>
+      <w:numFmt w:val="upperRoman"/>
       <w:lvlText w:val="%1."/>
       <w:lvlJc w:val="left"/>
       <w:pPr>
         <w:tabs>
           <w:tab w:val="num" w:pos="0"/>
         </w:tabs>
-        <w:ind w:left="1332" w:hanging="360"/>
-      </w:pPr>
+        <w:ind w:left="1080" w:hanging="720"/>
+      </w:pPr>
+      <w:rPr/>
     </w:lvl>
     <w:lvl w:ilvl="1">
       <w:start w:val="1"/>
@@ -4248,8 +3456,9 @@
         <w:tabs>
           <w:tab w:val="num" w:pos="0"/>
         </w:tabs>
-        <w:ind w:left="2052" w:hanging="360"/>
-      </w:pPr>
+        <w:ind w:left="1440" w:hanging="360"/>
+      </w:pPr>
+      <w:rPr/>
     </w:lvl>
     <w:lvl w:ilvl="2">
       <w:start w:val="1"/>
@@ -4260,8 +3469,9 @@
         <w:tabs>
           <w:tab w:val="num" w:pos="0"/>
         </w:tabs>
-        <w:ind w:left="2772" w:hanging="180"/>
-      </w:pPr>
+        <w:ind w:left="2160" w:hanging="180"/>
+      </w:pPr>
+      <w:rPr/>
     </w:lvl>
     <w:lvl w:ilvl="3">
       <w:start w:val="1"/>
@@ -4272,8 +3482,9 @@
         <w:tabs>
           <w:tab w:val="num" w:pos="0"/>
         </w:tabs>
-        <w:ind w:left="3492" w:hanging="360"/>
-      </w:pPr>
+        <w:ind w:left="2880" w:hanging="360"/>
+      </w:pPr>
+      <w:rPr/>
     </w:lvl>
     <w:lvl w:ilvl="4">
       <w:start w:val="1"/>
@@ -4284,8 +3495,9 @@
         <w:tabs>
           <w:tab w:val="num" w:pos="0"/>
         </w:tabs>
-        <w:ind w:left="4212" w:hanging="360"/>
-      </w:pPr>
+        <w:ind w:left="3600" w:hanging="360"/>
+      </w:pPr>
+      <w:rPr/>
     </w:lvl>
     <w:lvl w:ilvl="5">
       <w:start w:val="1"/>
@@ -4296,8 +3508,9 @@
         <w:tabs>
           <w:tab w:val="num" w:pos="0"/>
         </w:tabs>
-        <w:ind w:left="4932" w:hanging="180"/>
-      </w:pPr>
+        <w:ind w:left="4320" w:hanging="180"/>
+      </w:pPr>
+      <w:rPr/>
     </w:lvl>
     <w:lvl w:ilvl="6">
       <w:start w:val="1"/>
@@ -4308,8 +3521,9 @@
         <w:tabs>
           <w:tab w:val="num" w:pos="0"/>
         </w:tabs>
-        <w:ind w:left="5652" w:hanging="360"/>
-      </w:pPr>
+        <w:ind w:left="5040" w:hanging="360"/>
+      </w:pPr>
+      <w:rPr/>
     </w:lvl>
     <w:lvl w:ilvl="7">
       <w:start w:val="1"/>
@@ -4320,8 +3534,9 @@
         <w:tabs>
           <w:tab w:val="num" w:pos="0"/>
         </w:tabs>
-        <w:ind w:left="6372" w:hanging="360"/>
-      </w:pPr>
+        <w:ind w:left="5760" w:hanging="360"/>
+      </w:pPr>
+      <w:rPr/>
     </w:lvl>
     <w:lvl w:ilvl="8">
       <w:start w:val="1"/>
@@ -4332,466 +3547,12 @@
         <w:tabs>
           <w:tab w:val="num" w:pos="0"/>
         </w:tabs>
-        <w:ind w:left="7092" w:hanging="180"/>
-      </w:pPr>
+        <w:ind w:left="6480" w:hanging="180"/>
+      </w:pPr>
+      <w:rPr/>
     </w:lvl>
   </w:abstractNum>
-  <w:abstractNum w:abstractNumId="5" w15:restartNumberingAfterBreak="0">
-    <w:nsid w:val="33B734DE"/>
-    <w:multiLevelType w:val="multilevel"/>
-    <w:tmpl w:val="B1189684"/>
-    <w:lvl w:ilvl="0">
-      <w:start w:val="1"/>
-      <w:numFmt w:val="upperRoman"/>
-      <w:lvlText w:val="%1."/>
-      <w:lvlJc w:val="left"/>
-      <w:pPr>
-        <w:tabs>
-          <w:tab w:val="num" w:pos="0"/>
-        </w:tabs>
-        <w:ind w:left="1080" w:hanging="720"/>
-      </w:pPr>
-    </w:lvl>
-    <w:lvl w:ilvl="1">
-      <w:start w:val="1"/>
-      <w:numFmt w:val="lowerLetter"/>
-      <w:lvlText w:val="%2."/>
-      <w:lvlJc w:val="left"/>
-      <w:pPr>
-        <w:tabs>
-          <w:tab w:val="num" w:pos="0"/>
-        </w:tabs>
-        <w:ind w:left="1440" w:hanging="360"/>
-      </w:pPr>
-    </w:lvl>
-    <w:lvl w:ilvl="2">
-      <w:start w:val="1"/>
-      <w:numFmt w:val="lowerRoman"/>
-      <w:lvlText w:val="%3."/>
-      <w:lvlJc w:val="right"/>
-      <w:pPr>
-        <w:tabs>
-          <w:tab w:val="num" w:pos="0"/>
-        </w:tabs>
-        <w:ind w:left="2160" w:hanging="180"/>
-      </w:pPr>
-    </w:lvl>
-    <w:lvl w:ilvl="3">
-      <w:start w:val="1"/>
-      <w:numFmt w:val="decimal"/>
-      <w:lvlText w:val="%4."/>
-      <w:lvlJc w:val="left"/>
-      <w:pPr>
-        <w:tabs>
-          <w:tab w:val="num" w:pos="0"/>
-        </w:tabs>
-        <w:ind w:left="2880" w:hanging="360"/>
-      </w:pPr>
-    </w:lvl>
-    <w:lvl w:ilvl="4">
-      <w:start w:val="1"/>
-      <w:numFmt w:val="lowerLetter"/>
-      <w:lvlText w:val="%5."/>
-      <w:lvlJc w:val="left"/>
-      <w:pPr>
-        <w:tabs>
-          <w:tab w:val="num" w:pos="0"/>
-        </w:tabs>
-        <w:ind w:left="3600" w:hanging="360"/>
-      </w:pPr>
-    </w:lvl>
-    <w:lvl w:ilvl="5">
-      <w:start w:val="1"/>
-      <w:numFmt w:val="lowerRoman"/>
-      <w:lvlText w:val="%6."/>
-      <w:lvlJc w:val="right"/>
-      <w:pPr>
-        <w:tabs>
-          <w:tab w:val="num" w:pos="0"/>
-        </w:tabs>
-        <w:ind w:left="4320" w:hanging="180"/>
-      </w:pPr>
-    </w:lvl>
-    <w:lvl w:ilvl="6">
-      <w:start w:val="1"/>
-      <w:numFmt w:val="decimal"/>
-      <w:lvlText w:val="%7."/>
-      <w:lvlJc w:val="left"/>
-      <w:pPr>
-        <w:tabs>
-          <w:tab w:val="num" w:pos="0"/>
-        </w:tabs>
-        <w:ind w:left="5040" w:hanging="360"/>
-      </w:pPr>
-    </w:lvl>
-    <w:lvl w:ilvl="7">
-      <w:start w:val="1"/>
-      <w:numFmt w:val="lowerLetter"/>
-      <w:lvlText w:val="%8."/>
-      <w:lvlJc w:val="left"/>
-      <w:pPr>
-        <w:tabs>
-          <w:tab w:val="num" w:pos="0"/>
-        </w:tabs>
-        <w:ind w:left="5760" w:hanging="360"/>
-      </w:pPr>
-    </w:lvl>
-    <w:lvl w:ilvl="8">
-      <w:start w:val="1"/>
-      <w:numFmt w:val="lowerRoman"/>
-      <w:lvlText w:val="%9."/>
-      <w:lvlJc w:val="right"/>
-      <w:pPr>
-        <w:tabs>
-          <w:tab w:val="num" w:pos="0"/>
-        </w:tabs>
-        <w:ind w:left="6480" w:hanging="180"/>
-      </w:pPr>
-    </w:lvl>
-  </w:abstractNum>
-  <w:abstractNum w:abstractNumId="6" w15:restartNumberingAfterBreak="0">
-    <w:nsid w:val="4DED428B"/>
-    <w:multiLevelType w:val="multilevel"/>
-    <w:tmpl w:val="08D04DAC"/>
-    <w:lvl w:ilvl="0">
-      <w:start w:val="1"/>
-      <w:numFmt w:val="decimal"/>
-      <w:lvlText w:val="%1."/>
-      <w:lvlJc w:val="left"/>
-      <w:pPr>
-        <w:tabs>
-          <w:tab w:val="num" w:pos="0"/>
-        </w:tabs>
-        <w:ind w:left="1692" w:hanging="360"/>
-      </w:pPr>
-    </w:lvl>
-    <w:lvl w:ilvl="1">
-      <w:start w:val="1"/>
-      <w:numFmt w:val="lowerLetter"/>
-      <w:lvlText w:val="%2."/>
-      <w:lvlJc w:val="left"/>
-      <w:pPr>
-        <w:tabs>
-          <w:tab w:val="num" w:pos="0"/>
-        </w:tabs>
-        <w:ind w:left="2412" w:hanging="360"/>
-      </w:pPr>
-    </w:lvl>
-    <w:lvl w:ilvl="2">
-      <w:start w:val="1"/>
-      <w:numFmt w:val="lowerRoman"/>
-      <w:lvlText w:val="%3."/>
-      <w:lvlJc w:val="right"/>
-      <w:pPr>
-        <w:tabs>
-          <w:tab w:val="num" w:pos="0"/>
-        </w:tabs>
-        <w:ind w:left="3132" w:hanging="180"/>
-      </w:pPr>
-    </w:lvl>
-    <w:lvl w:ilvl="3">
-      <w:start w:val="1"/>
-      <w:numFmt w:val="decimal"/>
-      <w:lvlText w:val="%4."/>
-      <w:lvlJc w:val="left"/>
-      <w:pPr>
-        <w:tabs>
-          <w:tab w:val="num" w:pos="0"/>
-        </w:tabs>
-        <w:ind w:left="3852" w:hanging="360"/>
-      </w:pPr>
-    </w:lvl>
-    <w:lvl w:ilvl="4">
-      <w:start w:val="1"/>
-      <w:numFmt w:val="lowerLetter"/>
-      <w:lvlText w:val="%5."/>
-      <w:lvlJc w:val="left"/>
-      <w:pPr>
-        <w:tabs>
-          <w:tab w:val="num" w:pos="0"/>
-        </w:tabs>
-        <w:ind w:left="4572" w:hanging="360"/>
-      </w:pPr>
-    </w:lvl>
-    <w:lvl w:ilvl="5">
-      <w:start w:val="1"/>
-      <w:numFmt w:val="lowerRoman"/>
-      <w:lvlText w:val="%6."/>
-      <w:lvlJc w:val="right"/>
-      <w:pPr>
-        <w:tabs>
-          <w:tab w:val="num" w:pos="0"/>
-        </w:tabs>
-        <w:ind w:left="5292" w:hanging="180"/>
-      </w:pPr>
-    </w:lvl>
-    <w:lvl w:ilvl="6">
-      <w:start w:val="1"/>
-      <w:numFmt w:val="decimal"/>
-      <w:lvlText w:val="%7."/>
-      <w:lvlJc w:val="left"/>
-      <w:pPr>
-        <w:tabs>
-          <w:tab w:val="num" w:pos="0"/>
-        </w:tabs>
-        <w:ind w:left="6012" w:hanging="360"/>
-      </w:pPr>
-    </w:lvl>
-    <w:lvl w:ilvl="7">
-      <w:start w:val="1"/>
-      <w:numFmt w:val="lowerLetter"/>
-      <w:lvlText w:val="%8."/>
-      <w:lvlJc w:val="left"/>
-      <w:pPr>
-        <w:tabs>
-          <w:tab w:val="num" w:pos="0"/>
-        </w:tabs>
-        <w:ind w:left="6732" w:hanging="360"/>
-      </w:pPr>
-    </w:lvl>
-    <w:lvl w:ilvl="8">
-      <w:start w:val="1"/>
-      <w:numFmt w:val="lowerRoman"/>
-      <w:lvlText w:val="%9."/>
-      <w:lvlJc w:val="right"/>
-      <w:pPr>
-        <w:tabs>
-          <w:tab w:val="num" w:pos="0"/>
-        </w:tabs>
-        <w:ind w:left="7452" w:hanging="180"/>
-      </w:pPr>
-    </w:lvl>
-  </w:abstractNum>
-  <w:abstractNum w:abstractNumId="7" w15:restartNumberingAfterBreak="0">
-    <w:nsid w:val="59F56220"/>
-    <w:multiLevelType w:val="multilevel"/>
-    <w:tmpl w:val="7A822A8C"/>
-    <w:lvl w:ilvl="0">
-      <w:start w:val="1"/>
-      <w:numFmt w:val="decimal"/>
-      <w:lvlText w:val="%1."/>
-      <w:lvlJc w:val="left"/>
-      <w:pPr>
-        <w:tabs>
-          <w:tab w:val="num" w:pos="0"/>
-        </w:tabs>
-        <w:ind w:left="1692" w:hanging="360"/>
-      </w:pPr>
-    </w:lvl>
-    <w:lvl w:ilvl="1">
-      <w:start w:val="1"/>
-      <w:numFmt w:val="lowerLetter"/>
-      <w:lvlText w:val="%2."/>
-      <w:lvlJc w:val="left"/>
-      <w:pPr>
-        <w:tabs>
-          <w:tab w:val="num" w:pos="0"/>
-        </w:tabs>
-        <w:ind w:left="2412" w:hanging="360"/>
-      </w:pPr>
-    </w:lvl>
-    <w:lvl w:ilvl="2">
-      <w:start w:val="1"/>
-      <w:numFmt w:val="lowerRoman"/>
-      <w:lvlText w:val="%3."/>
-      <w:lvlJc w:val="right"/>
-      <w:pPr>
-        <w:tabs>
-          <w:tab w:val="num" w:pos="0"/>
-        </w:tabs>
-        <w:ind w:left="3132" w:hanging="180"/>
-      </w:pPr>
-    </w:lvl>
-    <w:lvl w:ilvl="3">
-      <w:start w:val="1"/>
-      <w:numFmt w:val="decimal"/>
-      <w:lvlText w:val="%4."/>
-      <w:lvlJc w:val="left"/>
-      <w:pPr>
-        <w:tabs>
-          <w:tab w:val="num" w:pos="0"/>
-        </w:tabs>
-        <w:ind w:left="3852" w:hanging="360"/>
-      </w:pPr>
-    </w:lvl>
-    <w:lvl w:ilvl="4">
-      <w:start w:val="1"/>
-      <w:numFmt w:val="lowerLetter"/>
-      <w:lvlText w:val="%5."/>
-      <w:lvlJc w:val="left"/>
-      <w:pPr>
-        <w:tabs>
-          <w:tab w:val="num" w:pos="0"/>
-        </w:tabs>
-        <w:ind w:left="4572" w:hanging="360"/>
-      </w:pPr>
-    </w:lvl>
-    <w:lvl w:ilvl="5">
-      <w:start w:val="1"/>
-      <w:numFmt w:val="lowerRoman"/>
-      <w:lvlText w:val="%6."/>
-      <w:lvlJc w:val="right"/>
-      <w:pPr>
-        <w:tabs>
-          <w:tab w:val="num" w:pos="0"/>
-        </w:tabs>
-        <w:ind w:left="5292" w:hanging="180"/>
-      </w:pPr>
-    </w:lvl>
-    <w:lvl w:ilvl="6">
-      <w:start w:val="1"/>
-      <w:numFmt w:val="decimal"/>
-      <w:lvlText w:val="%7."/>
-      <w:lvlJc w:val="left"/>
-      <w:pPr>
-        <w:tabs>
-          <w:tab w:val="num" w:pos="0"/>
-        </w:tabs>
-        <w:ind w:left="6012" w:hanging="360"/>
-      </w:pPr>
-    </w:lvl>
-    <w:lvl w:ilvl="7">
-      <w:start w:val="1"/>
-      <w:numFmt w:val="lowerLetter"/>
-      <w:lvlText w:val="%8."/>
-      <w:lvlJc w:val="left"/>
-      <w:pPr>
-        <w:tabs>
-          <w:tab w:val="num" w:pos="0"/>
-        </w:tabs>
-        <w:ind w:left="6732" w:hanging="360"/>
-      </w:pPr>
-    </w:lvl>
-    <w:lvl w:ilvl="8">
-      <w:start w:val="1"/>
-      <w:numFmt w:val="lowerRoman"/>
-      <w:lvlText w:val="%9."/>
-      <w:lvlJc w:val="right"/>
-      <w:pPr>
-        <w:tabs>
-          <w:tab w:val="num" w:pos="0"/>
-        </w:tabs>
-        <w:ind w:left="7452" w:hanging="180"/>
-      </w:pPr>
-    </w:lvl>
-  </w:abstractNum>
-  <w:abstractNum w:abstractNumId="8" w15:restartNumberingAfterBreak="0">
-    <w:nsid w:val="5D45632F"/>
-    <w:multiLevelType w:val="hybridMultilevel"/>
-    <w:tmpl w:val="81ECC492"/>
-    <w:lvl w:ilvl="0" w:tplc="04090001">
-      <w:start w:val="1"/>
-      <w:numFmt w:val="bullet"/>
-      <w:lvlText w:val=""/>
-      <w:lvlJc w:val="left"/>
-      <w:pPr>
-        <w:ind w:left="1440" w:hanging="360"/>
-      </w:pPr>
-      <w:rPr>
-        <w:rFonts w:ascii="Symbol" w:hAnsi="Symbol" w:hint="default"/>
-      </w:rPr>
-    </w:lvl>
-    <w:lvl w:ilvl="1" w:tplc="04090003" w:tentative="1">
-      <w:start w:val="1"/>
-      <w:numFmt w:val="bullet"/>
-      <w:lvlText w:val="o"/>
-      <w:lvlJc w:val="left"/>
-      <w:pPr>
-        <w:ind w:left="2160" w:hanging="360"/>
-      </w:pPr>
-      <w:rPr>
-        <w:rFonts w:ascii="Courier New" w:hAnsi="Courier New" w:cs="Courier New" w:hint="default"/>
-      </w:rPr>
-    </w:lvl>
-    <w:lvl w:ilvl="2" w:tplc="04090005" w:tentative="1">
-      <w:start w:val="1"/>
-      <w:numFmt w:val="bullet"/>
-      <w:lvlText w:val=""/>
-      <w:lvlJc w:val="left"/>
-      <w:pPr>
-        <w:ind w:left="2880" w:hanging="360"/>
-      </w:pPr>
-      <w:rPr>
-        <w:rFonts w:ascii="Wingdings" w:hAnsi="Wingdings" w:hint="default"/>
-      </w:rPr>
-    </w:lvl>
-    <w:lvl w:ilvl="3" w:tplc="04090001" w:tentative="1">
-      <w:start w:val="1"/>
-      <w:numFmt w:val="bullet"/>
-      <w:lvlText w:val=""/>
-      <w:lvlJc w:val="left"/>
-      <w:pPr>
-        <w:ind w:left="3600" w:hanging="360"/>
-      </w:pPr>
-      <w:rPr>
-        <w:rFonts w:ascii="Symbol" w:hAnsi="Symbol" w:hint="default"/>
-      </w:rPr>
-    </w:lvl>
-    <w:lvl w:ilvl="4" w:tplc="04090003" w:tentative="1">
-      <w:start w:val="1"/>
-      <w:numFmt w:val="bullet"/>
-      <w:lvlText w:val="o"/>
-      <w:lvlJc w:val="left"/>
-      <w:pPr>
-        <w:ind w:left="4320" w:hanging="360"/>
-      </w:pPr>
-      <w:rPr>
-        <w:rFonts w:ascii="Courier New" w:hAnsi="Courier New" w:cs="Courier New" w:hint="default"/>
-      </w:rPr>
-    </w:lvl>
-    <w:lvl w:ilvl="5" w:tplc="04090005" w:tentative="1">
-      <w:start w:val="1"/>
-      <w:numFmt w:val="bullet"/>
-      <w:lvlText w:val=""/>
-      <w:lvlJc w:val="left"/>
-      <w:pPr>
-        <w:ind w:left="5040" w:hanging="360"/>
-      </w:pPr>
-      <w:rPr>
-        <w:rFonts w:ascii="Wingdings" w:hAnsi="Wingdings" w:hint="default"/>
-      </w:rPr>
-    </w:lvl>
-    <w:lvl w:ilvl="6" w:tplc="04090001" w:tentative="1">
-      <w:start w:val="1"/>
-      <w:numFmt w:val="bullet"/>
-      <w:lvlText w:val=""/>
-      <w:lvlJc w:val="left"/>
-      <w:pPr>
-        <w:ind w:left="5760" w:hanging="360"/>
-      </w:pPr>
-      <w:rPr>
-        <w:rFonts w:ascii="Symbol" w:hAnsi="Symbol" w:hint="default"/>
-      </w:rPr>
-    </w:lvl>
-    <w:lvl w:ilvl="7" w:tplc="04090003" w:tentative="1">
-      <w:start w:val="1"/>
-      <w:numFmt w:val="bullet"/>
-      <w:lvlText w:val="o"/>
-      <w:lvlJc w:val="left"/>
-      <w:pPr>
-        <w:ind w:left="6480" w:hanging="360"/>
-      </w:pPr>
-      <w:rPr>
-        <w:rFonts w:ascii="Courier New" w:hAnsi="Courier New" w:cs="Courier New" w:hint="default"/>
-      </w:rPr>
-    </w:lvl>
-    <w:lvl w:ilvl="8" w:tplc="04090005" w:tentative="1">
-      <w:start w:val="1"/>
-      <w:numFmt w:val="bullet"/>
-      <w:lvlText w:val=""/>
-      <w:lvlJc w:val="left"/>
-      <w:pPr>
-        <w:ind w:left="7200" w:hanging="360"/>
-      </w:pPr>
-      <w:rPr>
-        <w:rFonts w:ascii="Wingdings" w:hAnsi="Wingdings" w:hint="default"/>
-      </w:rPr>
-    </w:lvl>
-  </w:abstractNum>
-  <w:abstractNum w:abstractNumId="9" w15:restartNumberingAfterBreak="0">
-    <w:nsid w:val="7AB848F5"/>
-    <w:multiLevelType w:val="multilevel"/>
-    <w:tmpl w:val="5686BC56"/>
+  <w:abstractNum w:abstractNumId="2">
     <w:lvl w:ilvl="0">
       <w:start w:val="2"/>
       <w:numFmt w:val="bullet"/>
@@ -4804,7 +3565,8 @@
         <w:ind w:left="1080" w:hanging="360"/>
       </w:pPr>
       <w:rPr>
-        <w:rFonts w:ascii="Wingdings" w:eastAsiaTheme="minorHAnsi" w:hAnsi="Wingdings" w:cstheme="minorBidi" w:hint="default"/>
+        <w:rFonts w:ascii="Wingdings" w:hAnsi="Wingdings" w:cs="Wingdings" w:hint="default"/>
+        <w:rFonts w:cstheme="minorBidi" w:eastAsiaTheme="minorHAnsi"/>
         <w:color w:val="auto"/>
       </w:rPr>
     </w:lvl>
@@ -4929,45 +3691,650 @@
       </w:rPr>
     </w:lvl>
   </w:abstractNum>
-  <w:num w:numId="1" w16cid:durableId="109278593">
+  <w:abstractNum w:abstractNumId="3">
+    <w:lvl w:ilvl="0">
+      <w:start w:val="1"/>
+      <w:numFmt w:val="upperLetter"/>
+      <w:lvlText w:val="%1."/>
+      <w:lvlJc w:val="left"/>
+      <w:pPr>
+        <w:tabs>
+          <w:tab w:val="num" w:pos="0"/>
+        </w:tabs>
+        <w:ind w:left="1332" w:hanging="360"/>
+      </w:pPr>
+      <w:rPr/>
+    </w:lvl>
+    <w:lvl w:ilvl="1">
+      <w:start w:val="1"/>
+      <w:numFmt w:val="lowerLetter"/>
+      <w:lvlText w:val="%2."/>
+      <w:lvlJc w:val="left"/>
+      <w:pPr>
+        <w:tabs>
+          <w:tab w:val="num" w:pos="0"/>
+        </w:tabs>
+        <w:ind w:left="2052" w:hanging="360"/>
+      </w:pPr>
+      <w:rPr/>
+    </w:lvl>
+    <w:lvl w:ilvl="2">
+      <w:start w:val="1"/>
+      <w:numFmt w:val="lowerRoman"/>
+      <w:lvlText w:val="%3."/>
+      <w:lvlJc w:val="right"/>
+      <w:pPr>
+        <w:tabs>
+          <w:tab w:val="num" w:pos="0"/>
+        </w:tabs>
+        <w:ind w:left="2772" w:hanging="180"/>
+      </w:pPr>
+      <w:rPr/>
+    </w:lvl>
+    <w:lvl w:ilvl="3">
+      <w:start w:val="1"/>
+      <w:numFmt w:val="decimal"/>
+      <w:lvlText w:val="%4."/>
+      <w:lvlJc w:val="left"/>
+      <w:pPr>
+        <w:tabs>
+          <w:tab w:val="num" w:pos="0"/>
+        </w:tabs>
+        <w:ind w:left="3492" w:hanging="360"/>
+      </w:pPr>
+      <w:rPr/>
+    </w:lvl>
+    <w:lvl w:ilvl="4">
+      <w:start w:val="1"/>
+      <w:numFmt w:val="lowerLetter"/>
+      <w:lvlText w:val="%5."/>
+      <w:lvlJc w:val="left"/>
+      <w:pPr>
+        <w:tabs>
+          <w:tab w:val="num" w:pos="0"/>
+        </w:tabs>
+        <w:ind w:left="4212" w:hanging="360"/>
+      </w:pPr>
+      <w:rPr/>
+    </w:lvl>
+    <w:lvl w:ilvl="5">
+      <w:start w:val="1"/>
+      <w:numFmt w:val="lowerRoman"/>
+      <w:lvlText w:val="%6."/>
+      <w:lvlJc w:val="right"/>
+      <w:pPr>
+        <w:tabs>
+          <w:tab w:val="num" w:pos="0"/>
+        </w:tabs>
+        <w:ind w:left="4932" w:hanging="180"/>
+      </w:pPr>
+      <w:rPr/>
+    </w:lvl>
+    <w:lvl w:ilvl="6">
+      <w:start w:val="1"/>
+      <w:numFmt w:val="decimal"/>
+      <w:lvlText w:val="%7."/>
+      <w:lvlJc w:val="left"/>
+      <w:pPr>
+        <w:tabs>
+          <w:tab w:val="num" w:pos="0"/>
+        </w:tabs>
+        <w:ind w:left="5652" w:hanging="360"/>
+      </w:pPr>
+      <w:rPr/>
+    </w:lvl>
+    <w:lvl w:ilvl="7">
+      <w:start w:val="1"/>
+      <w:numFmt w:val="lowerLetter"/>
+      <w:lvlText w:val="%8."/>
+      <w:lvlJc w:val="left"/>
+      <w:pPr>
+        <w:tabs>
+          <w:tab w:val="num" w:pos="0"/>
+        </w:tabs>
+        <w:ind w:left="6372" w:hanging="360"/>
+      </w:pPr>
+      <w:rPr/>
+    </w:lvl>
+    <w:lvl w:ilvl="8">
+      <w:start w:val="1"/>
+      <w:numFmt w:val="lowerRoman"/>
+      <w:lvlText w:val="%9."/>
+      <w:lvlJc w:val="right"/>
+      <w:pPr>
+        <w:tabs>
+          <w:tab w:val="num" w:pos="0"/>
+        </w:tabs>
+        <w:ind w:left="7092" w:hanging="180"/>
+      </w:pPr>
+      <w:rPr/>
+    </w:lvl>
+  </w:abstractNum>
+  <w:abstractNum w:abstractNumId="4">
+    <w:lvl w:ilvl="0">
+      <w:start w:val="1"/>
+      <w:numFmt w:val="decimal"/>
+      <w:lvlText w:val="%1."/>
+      <w:lvlJc w:val="left"/>
+      <w:pPr>
+        <w:tabs>
+          <w:tab w:val="num" w:pos="0"/>
+        </w:tabs>
+        <w:ind w:left="1692" w:hanging="360"/>
+      </w:pPr>
+      <w:rPr/>
+    </w:lvl>
+    <w:lvl w:ilvl="1">
+      <w:start w:val="1"/>
+      <w:numFmt w:val="lowerLetter"/>
+      <w:lvlText w:val="%2."/>
+      <w:lvlJc w:val="left"/>
+      <w:pPr>
+        <w:tabs>
+          <w:tab w:val="num" w:pos="0"/>
+        </w:tabs>
+        <w:ind w:left="2412" w:hanging="360"/>
+      </w:pPr>
+      <w:rPr/>
+    </w:lvl>
+    <w:lvl w:ilvl="2">
+      <w:start w:val="1"/>
+      <w:numFmt w:val="lowerRoman"/>
+      <w:lvlText w:val="%3."/>
+      <w:lvlJc w:val="right"/>
+      <w:pPr>
+        <w:tabs>
+          <w:tab w:val="num" w:pos="0"/>
+        </w:tabs>
+        <w:ind w:left="3132" w:hanging="180"/>
+      </w:pPr>
+      <w:rPr/>
+    </w:lvl>
+    <w:lvl w:ilvl="3">
+      <w:start w:val="1"/>
+      <w:numFmt w:val="decimal"/>
+      <w:lvlText w:val="%4."/>
+      <w:lvlJc w:val="left"/>
+      <w:pPr>
+        <w:tabs>
+          <w:tab w:val="num" w:pos="0"/>
+        </w:tabs>
+        <w:ind w:left="3852" w:hanging="360"/>
+      </w:pPr>
+      <w:rPr/>
+    </w:lvl>
+    <w:lvl w:ilvl="4">
+      <w:start w:val="1"/>
+      <w:numFmt w:val="lowerLetter"/>
+      <w:lvlText w:val="%5."/>
+      <w:lvlJc w:val="left"/>
+      <w:pPr>
+        <w:tabs>
+          <w:tab w:val="num" w:pos="0"/>
+        </w:tabs>
+        <w:ind w:left="4572" w:hanging="360"/>
+      </w:pPr>
+      <w:rPr/>
+    </w:lvl>
+    <w:lvl w:ilvl="5">
+      <w:start w:val="1"/>
+      <w:numFmt w:val="lowerRoman"/>
+      <w:lvlText w:val="%6."/>
+      <w:lvlJc w:val="right"/>
+      <w:pPr>
+        <w:tabs>
+          <w:tab w:val="num" w:pos="0"/>
+        </w:tabs>
+        <w:ind w:left="5292" w:hanging="180"/>
+      </w:pPr>
+      <w:rPr/>
+    </w:lvl>
+    <w:lvl w:ilvl="6">
+      <w:start w:val="1"/>
+      <w:numFmt w:val="decimal"/>
+      <w:lvlText w:val="%7."/>
+      <w:lvlJc w:val="left"/>
+      <w:pPr>
+        <w:tabs>
+          <w:tab w:val="num" w:pos="0"/>
+        </w:tabs>
+        <w:ind w:left="6012" w:hanging="360"/>
+      </w:pPr>
+      <w:rPr/>
+    </w:lvl>
+    <w:lvl w:ilvl="7">
+      <w:start w:val="1"/>
+      <w:numFmt w:val="lowerLetter"/>
+      <w:lvlText w:val="%8."/>
+      <w:lvlJc w:val="left"/>
+      <w:pPr>
+        <w:tabs>
+          <w:tab w:val="num" w:pos="0"/>
+        </w:tabs>
+        <w:ind w:left="6732" w:hanging="360"/>
+      </w:pPr>
+      <w:rPr/>
+    </w:lvl>
+    <w:lvl w:ilvl="8">
+      <w:start w:val="1"/>
+      <w:numFmt w:val="lowerRoman"/>
+      <w:lvlText w:val="%9."/>
+      <w:lvlJc w:val="right"/>
+      <w:pPr>
+        <w:tabs>
+          <w:tab w:val="num" w:pos="0"/>
+        </w:tabs>
+        <w:ind w:left="7452" w:hanging="180"/>
+      </w:pPr>
+      <w:rPr/>
+    </w:lvl>
+  </w:abstractNum>
+  <w:abstractNum w:abstractNumId="5">
+    <w:lvl w:ilvl="0">
+      <w:start w:val="1"/>
+      <w:numFmt w:val="bullet"/>
+      <w:lvlText w:val=""/>
+      <w:lvlJc w:val="left"/>
+      <w:pPr>
+        <w:tabs>
+          <w:tab w:val="num" w:pos="0"/>
+        </w:tabs>
+        <w:ind w:left="2052" w:hanging="360"/>
+      </w:pPr>
+      <w:rPr>
+        <w:rFonts w:ascii="Symbol" w:hAnsi="Symbol" w:cs="Symbol" w:hint="default"/>
+        <w:rFonts w:cstheme="minorBidi" w:eastAsiaTheme="minorHAnsi"/>
+      </w:rPr>
+    </w:lvl>
+    <w:lvl w:ilvl="1">
+      <w:start w:val="1"/>
+      <w:numFmt w:val="bullet"/>
+      <w:lvlText w:val="o"/>
+      <w:lvlJc w:val="left"/>
+      <w:pPr>
+        <w:tabs>
+          <w:tab w:val="num" w:pos="0"/>
+        </w:tabs>
+        <w:ind w:left="2772" w:hanging="360"/>
+      </w:pPr>
+      <w:rPr>
+        <w:rFonts w:ascii="Courier New" w:hAnsi="Courier New" w:cs="Courier New" w:hint="default"/>
+      </w:rPr>
+    </w:lvl>
+    <w:lvl w:ilvl="2">
+      <w:start w:val="1"/>
+      <w:numFmt w:val="bullet"/>
+      <w:lvlText w:val=""/>
+      <w:lvlJc w:val="left"/>
+      <w:pPr>
+        <w:tabs>
+          <w:tab w:val="num" w:pos="0"/>
+        </w:tabs>
+        <w:ind w:left="3492" w:hanging="360"/>
+      </w:pPr>
+      <w:rPr>
+        <w:rFonts w:ascii="Wingdings" w:hAnsi="Wingdings" w:cs="Wingdings" w:hint="default"/>
+      </w:rPr>
+    </w:lvl>
+    <w:lvl w:ilvl="3">
+      <w:start w:val="1"/>
+      <w:numFmt w:val="bullet"/>
+      <w:lvlText w:val=""/>
+      <w:lvlJc w:val="left"/>
+      <w:pPr>
+        <w:tabs>
+          <w:tab w:val="num" w:pos="0"/>
+        </w:tabs>
+        <w:ind w:left="4212" w:hanging="360"/>
+      </w:pPr>
+      <w:rPr>
+        <w:rFonts w:ascii="Symbol" w:hAnsi="Symbol" w:cs="Symbol" w:hint="default"/>
+      </w:rPr>
+    </w:lvl>
+    <w:lvl w:ilvl="4">
+      <w:start w:val="1"/>
+      <w:numFmt w:val="bullet"/>
+      <w:lvlText w:val="o"/>
+      <w:lvlJc w:val="left"/>
+      <w:pPr>
+        <w:tabs>
+          <w:tab w:val="num" w:pos="0"/>
+        </w:tabs>
+        <w:ind w:left="4932" w:hanging="360"/>
+      </w:pPr>
+      <w:rPr>
+        <w:rFonts w:ascii="Courier New" w:hAnsi="Courier New" w:cs="Courier New" w:hint="default"/>
+      </w:rPr>
+    </w:lvl>
+    <w:lvl w:ilvl="5">
+      <w:start w:val="1"/>
+      <w:numFmt w:val="bullet"/>
+      <w:lvlText w:val=""/>
+      <w:lvlJc w:val="left"/>
+      <w:pPr>
+        <w:tabs>
+          <w:tab w:val="num" w:pos="0"/>
+        </w:tabs>
+        <w:ind w:left="5652" w:hanging="360"/>
+      </w:pPr>
+      <w:rPr>
+        <w:rFonts w:ascii="Wingdings" w:hAnsi="Wingdings" w:cs="Wingdings" w:hint="default"/>
+      </w:rPr>
+    </w:lvl>
+    <w:lvl w:ilvl="6">
+      <w:start w:val="1"/>
+      <w:numFmt w:val="bullet"/>
+      <w:lvlText w:val=""/>
+      <w:lvlJc w:val="left"/>
+      <w:pPr>
+        <w:tabs>
+          <w:tab w:val="num" w:pos="0"/>
+        </w:tabs>
+        <w:ind w:left="6372" w:hanging="360"/>
+      </w:pPr>
+      <w:rPr>
+        <w:rFonts w:ascii="Symbol" w:hAnsi="Symbol" w:cs="Symbol" w:hint="default"/>
+      </w:rPr>
+    </w:lvl>
+    <w:lvl w:ilvl="7">
+      <w:start w:val="1"/>
+      <w:numFmt w:val="bullet"/>
+      <w:lvlText w:val="o"/>
+      <w:lvlJc w:val="left"/>
+      <w:pPr>
+        <w:tabs>
+          <w:tab w:val="num" w:pos="0"/>
+        </w:tabs>
+        <w:ind w:left="7092" w:hanging="360"/>
+      </w:pPr>
+      <w:rPr>
+        <w:rFonts w:ascii="Courier New" w:hAnsi="Courier New" w:cs="Courier New" w:hint="default"/>
+      </w:rPr>
+    </w:lvl>
+    <w:lvl w:ilvl="8">
+      <w:start w:val="1"/>
+      <w:numFmt w:val="bullet"/>
+      <w:lvlText w:val=""/>
+      <w:lvlJc w:val="left"/>
+      <w:pPr>
+        <w:tabs>
+          <w:tab w:val="num" w:pos="0"/>
+        </w:tabs>
+        <w:ind w:left="7812" w:hanging="360"/>
+      </w:pPr>
+      <w:rPr>
+        <w:rFonts w:ascii="Wingdings" w:hAnsi="Wingdings" w:cs="Wingdings" w:hint="default"/>
+      </w:rPr>
+    </w:lvl>
+  </w:abstractNum>
+  <w:abstractNum w:abstractNumId="6">
+    <w:lvl w:ilvl="0">
+      <w:start w:val="1"/>
+      <w:numFmt w:val="decimal"/>
+      <w:lvlText w:val="%1."/>
+      <w:lvlJc w:val="left"/>
+      <w:pPr>
+        <w:tabs>
+          <w:tab w:val="num" w:pos="0"/>
+        </w:tabs>
+        <w:ind w:left="1692" w:hanging="360"/>
+      </w:pPr>
+      <w:rPr/>
+    </w:lvl>
+    <w:lvl w:ilvl="1">
+      <w:start w:val="1"/>
+      <w:numFmt w:val="lowerLetter"/>
+      <w:lvlText w:val="%2."/>
+      <w:lvlJc w:val="left"/>
+      <w:pPr>
+        <w:tabs>
+          <w:tab w:val="num" w:pos="0"/>
+        </w:tabs>
+        <w:ind w:left="2412" w:hanging="360"/>
+      </w:pPr>
+      <w:rPr/>
+    </w:lvl>
+    <w:lvl w:ilvl="2">
+      <w:start w:val="1"/>
+      <w:numFmt w:val="lowerRoman"/>
+      <w:lvlText w:val="%3."/>
+      <w:lvlJc w:val="right"/>
+      <w:pPr>
+        <w:tabs>
+          <w:tab w:val="num" w:pos="0"/>
+        </w:tabs>
+        <w:ind w:left="3132" w:hanging="180"/>
+      </w:pPr>
+      <w:rPr/>
+    </w:lvl>
+    <w:lvl w:ilvl="3">
+      <w:start w:val="1"/>
+      <w:numFmt w:val="decimal"/>
+      <w:lvlText w:val="%4."/>
+      <w:lvlJc w:val="left"/>
+      <w:pPr>
+        <w:tabs>
+          <w:tab w:val="num" w:pos="0"/>
+        </w:tabs>
+        <w:ind w:left="3852" w:hanging="360"/>
+      </w:pPr>
+      <w:rPr/>
+    </w:lvl>
+    <w:lvl w:ilvl="4">
+      <w:start w:val="1"/>
+      <w:numFmt w:val="lowerLetter"/>
+      <w:lvlText w:val="%5."/>
+      <w:lvlJc w:val="left"/>
+      <w:pPr>
+        <w:tabs>
+          <w:tab w:val="num" w:pos="0"/>
+        </w:tabs>
+        <w:ind w:left="4572" w:hanging="360"/>
+      </w:pPr>
+      <w:rPr/>
+    </w:lvl>
+    <w:lvl w:ilvl="5">
+      <w:start w:val="1"/>
+      <w:numFmt w:val="lowerRoman"/>
+      <w:lvlText w:val="%6."/>
+      <w:lvlJc w:val="right"/>
+      <w:pPr>
+        <w:tabs>
+          <w:tab w:val="num" w:pos="0"/>
+        </w:tabs>
+        <w:ind w:left="5292" w:hanging="180"/>
+      </w:pPr>
+      <w:rPr/>
+    </w:lvl>
+    <w:lvl w:ilvl="6">
+      <w:start w:val="1"/>
+      <w:numFmt w:val="decimal"/>
+      <w:lvlText w:val="%7."/>
+      <w:lvlJc w:val="left"/>
+      <w:pPr>
+        <w:tabs>
+          <w:tab w:val="num" w:pos="0"/>
+        </w:tabs>
+        <w:ind w:left="6012" w:hanging="360"/>
+      </w:pPr>
+      <w:rPr/>
+    </w:lvl>
+    <w:lvl w:ilvl="7">
+      <w:start w:val="1"/>
+      <w:numFmt w:val="lowerLetter"/>
+      <w:lvlText w:val="%8."/>
+      <w:lvlJc w:val="left"/>
+      <w:pPr>
+        <w:tabs>
+          <w:tab w:val="num" w:pos="0"/>
+        </w:tabs>
+        <w:ind w:left="6732" w:hanging="360"/>
+      </w:pPr>
+      <w:rPr/>
+    </w:lvl>
+    <w:lvl w:ilvl="8">
+      <w:start w:val="1"/>
+      <w:numFmt w:val="lowerRoman"/>
+      <w:lvlText w:val="%9."/>
+      <w:lvlJc w:val="right"/>
+      <w:pPr>
+        <w:tabs>
+          <w:tab w:val="num" w:pos="0"/>
+        </w:tabs>
+        <w:ind w:left="7452" w:hanging="180"/>
+      </w:pPr>
+      <w:rPr/>
+    </w:lvl>
+  </w:abstractNum>
+  <w:abstractNum w:abstractNumId="7">
+    <w:lvl w:ilvl="0">
+      <w:start w:val="1"/>
+      <w:numFmt w:val="none"/>
+      <w:suff w:val="nothing"/>
+      <w:lvlText w:val=""/>
+      <w:lvlJc w:val="left"/>
+      <w:pPr>
+        <w:tabs>
+          <w:tab w:val="num" w:pos="0"/>
+        </w:tabs>
+        <w:ind w:left="0" w:hanging="0"/>
+      </w:pPr>
+    </w:lvl>
+    <w:lvl w:ilvl="1">
+      <w:start w:val="1"/>
+      <w:numFmt w:val="none"/>
+      <w:suff w:val="nothing"/>
+      <w:lvlText w:val=""/>
+      <w:lvlJc w:val="left"/>
+      <w:pPr>
+        <w:tabs>
+          <w:tab w:val="num" w:pos="0"/>
+        </w:tabs>
+        <w:ind w:left="0" w:hanging="0"/>
+      </w:pPr>
+    </w:lvl>
+    <w:lvl w:ilvl="2">
+      <w:start w:val="1"/>
+      <w:numFmt w:val="none"/>
+      <w:suff w:val="nothing"/>
+      <w:lvlText w:val=""/>
+      <w:lvlJc w:val="left"/>
+      <w:pPr>
+        <w:tabs>
+          <w:tab w:val="num" w:pos="0"/>
+        </w:tabs>
+        <w:ind w:left="0" w:hanging="0"/>
+      </w:pPr>
+    </w:lvl>
+    <w:lvl w:ilvl="3">
+      <w:start w:val="1"/>
+      <w:numFmt w:val="none"/>
+      <w:suff w:val="nothing"/>
+      <w:lvlText w:val=""/>
+      <w:lvlJc w:val="left"/>
+      <w:pPr>
+        <w:tabs>
+          <w:tab w:val="num" w:pos="0"/>
+        </w:tabs>
+        <w:ind w:left="0" w:hanging="0"/>
+      </w:pPr>
+    </w:lvl>
+    <w:lvl w:ilvl="4">
+      <w:start w:val="1"/>
+      <w:numFmt w:val="none"/>
+      <w:suff w:val="nothing"/>
+      <w:lvlText w:val=""/>
+      <w:lvlJc w:val="left"/>
+      <w:pPr>
+        <w:tabs>
+          <w:tab w:val="num" w:pos="0"/>
+        </w:tabs>
+        <w:ind w:left="0" w:hanging="0"/>
+      </w:pPr>
+    </w:lvl>
+    <w:lvl w:ilvl="5">
+      <w:start w:val="1"/>
+      <w:numFmt w:val="none"/>
+      <w:suff w:val="nothing"/>
+      <w:lvlText w:val=""/>
+      <w:lvlJc w:val="left"/>
+      <w:pPr>
+        <w:tabs>
+          <w:tab w:val="num" w:pos="0"/>
+        </w:tabs>
+        <w:ind w:left="0" w:hanging="0"/>
+      </w:pPr>
+    </w:lvl>
+    <w:lvl w:ilvl="6">
+      <w:start w:val="1"/>
+      <w:numFmt w:val="none"/>
+      <w:suff w:val="nothing"/>
+      <w:lvlText w:val=""/>
+      <w:lvlJc w:val="left"/>
+      <w:pPr>
+        <w:tabs>
+          <w:tab w:val="num" w:pos="0"/>
+        </w:tabs>
+        <w:ind w:left="0" w:hanging="0"/>
+      </w:pPr>
+    </w:lvl>
+    <w:lvl w:ilvl="7">
+      <w:start w:val="1"/>
+      <w:numFmt w:val="none"/>
+      <w:suff w:val="nothing"/>
+      <w:lvlText w:val=""/>
+      <w:lvlJc w:val="left"/>
+      <w:pPr>
+        <w:tabs>
+          <w:tab w:val="num" w:pos="0"/>
+        </w:tabs>
+        <w:ind w:left="0" w:hanging="0"/>
+      </w:pPr>
+    </w:lvl>
+    <w:lvl w:ilvl="8">
+      <w:start w:val="1"/>
+      <w:numFmt w:val="none"/>
+      <w:suff w:val="nothing"/>
+      <w:lvlText w:val=""/>
+      <w:lvlJc w:val="left"/>
+      <w:pPr>
+        <w:tabs>
+          <w:tab w:val="num" w:pos="0"/>
+        </w:tabs>
+        <w:ind w:left="0" w:hanging="0"/>
+      </w:pPr>
+    </w:lvl>
+  </w:abstractNum>
+  <w:num w:numId="1">
+    <w:abstractNumId w:val="1"/>
+  </w:num>
+  <w:num w:numId="2">
+    <w:abstractNumId w:val="2"/>
+  </w:num>
+  <w:num w:numId="3">
+    <w:abstractNumId w:val="3"/>
+  </w:num>
+  <w:num w:numId="4">
+    <w:abstractNumId w:val="4"/>
+  </w:num>
+  <w:num w:numId="5">
     <w:abstractNumId w:val="5"/>
   </w:num>
-  <w:num w:numId="2" w16cid:durableId="724835463">
-    <w:abstractNumId w:val="9"/>
-  </w:num>
-  <w:num w:numId="3" w16cid:durableId="555509640">
-    <w:abstractNumId w:val="4"/>
-  </w:num>
-  <w:num w:numId="4" w16cid:durableId="605112912">
-    <w:abstractNumId w:val="7"/>
-  </w:num>
-  <w:num w:numId="5" w16cid:durableId="1389110089">
-    <w:abstractNumId w:val="1"/>
-  </w:num>
-  <w:num w:numId="6" w16cid:durableId="631399122">
+  <w:num w:numId="6">
     <w:abstractNumId w:val="6"/>
   </w:num>
-  <w:num w:numId="7" w16cid:durableId="172064594">
-    <w:abstractNumId w:val="2"/>
-  </w:num>
-  <w:num w:numId="8" w16cid:durableId="1843734309">
-    <w:abstractNumId w:val="8"/>
-  </w:num>
-  <w:num w:numId="9" w16cid:durableId="53628049">
-    <w:abstractNumId w:val="3"/>
-  </w:num>
-  <w:num w:numId="10" w16cid:durableId="1330719973">
-    <w:abstractNumId w:val="0"/>
+  <w:num w:numId="7">
+    <w:abstractNumId w:val="7"/>
   </w:num>
 </w:numbering>
 </file>
 
 <file path=word/styles.xml><?xml version="1.0" encoding="utf-8"?>
-<w:styles xmlns:mc="http://schemas.openxmlformats.org/markup-compatibility/2006" xmlns:r="http://schemas.openxmlformats.org/officeDocument/2006/relationships" xmlns:w="http://schemas.openxmlformats.org/wordprocessingml/2006/main" xmlns:w14="http://schemas.microsoft.com/office/word/2010/wordml" xmlns:w15="http://schemas.microsoft.com/office/word/2012/wordml" xmlns:w16cex="http://schemas.microsoft.com/office/word/2018/wordml/cex" xmlns:w16cid="http://schemas.microsoft.com/office/word/2016/wordml/cid" xmlns:w16="http://schemas.microsoft.com/office/word/2018/wordml" xmlns:w16du="http://schemas.microsoft.com/office/word/2023/wordml/word16du" xmlns:w16sdtdh="http://schemas.microsoft.com/office/word/2020/wordml/sdtdatahash" xmlns:w16sdtfl="http://schemas.microsoft.com/office/word/2024/wordml/sdtformatlock" xmlns:w16se="http://schemas.microsoft.com/office/word/2015/wordml/symex" mc:Ignorable="w14 w15 w16se w16cid w16 w16cex w16sdtdh w16sdtfl w16du">
+<w:styles xmlns:w="http://schemas.openxmlformats.org/wordprocessingml/2006/main" xmlns:w14="http://schemas.microsoft.com/office/word/2010/wordml" xmlns:mc="http://schemas.openxmlformats.org/markup-compatibility/2006" mc:Ignorable="w14">
   <w:docDefaults>
     <w:rPrDefault>
       <w:rPr>
-        <w:rFonts w:asciiTheme="minorHAnsi" w:eastAsiaTheme="minorHAnsi" w:hAnsiTheme="minorHAnsi" w:cstheme="minorBidi"/>
+        <w:rFonts w:ascii="Aptos" w:hAnsi="Aptos" w:eastAsia="Aptos" w:cs="" w:asciiTheme="minorHAnsi" w:cstheme="minorBidi" w:eastAsiaTheme="minorHAnsi" w:hAnsiTheme="minorHAnsi"/>
         <w:kern w:val="2"/>
         <w:sz w:val="24"/>
         <w:szCs w:val="24"/>
@@ -4977,21 +4344,21 @@
     </w:rPrDefault>
     <w:pPrDefault>
       <w:pPr>
-        <w:suppressAutoHyphens/>
+        <w:suppressAutoHyphens w:val="true"/>
       </w:pPr>
     </w:pPrDefault>
   </w:docDefaults>
   <w:latentStyles w:defLockedState="0" w:defUIPriority="99" w:defSemiHidden="0" w:defUnhideWhenUsed="0" w:defQFormat="0" w:count="376">
     <w:lsdException w:name="Normal" w:uiPriority="0" w:qFormat="1"/>
     <w:lsdException w:name="heading 1" w:uiPriority="9" w:qFormat="1"/>
-    <w:lsdException w:name="heading 2" w:semiHidden="1" w:uiPriority="9" w:unhideWhenUsed="1" w:qFormat="1"/>
-    <w:lsdException w:name="heading 3" w:semiHidden="1" w:uiPriority="9" w:unhideWhenUsed="1" w:qFormat="1"/>
-    <w:lsdException w:name="heading 4" w:semiHidden="1" w:uiPriority="9" w:unhideWhenUsed="1" w:qFormat="1"/>
-    <w:lsdException w:name="heading 5" w:semiHidden="1" w:uiPriority="9" w:unhideWhenUsed="1" w:qFormat="1"/>
-    <w:lsdException w:name="heading 6" w:semiHidden="1" w:uiPriority="9" w:unhideWhenUsed="1" w:qFormat="1"/>
-    <w:lsdException w:name="heading 7" w:semiHidden="1" w:uiPriority="9" w:unhideWhenUsed="1" w:qFormat="1"/>
-    <w:lsdException w:name="heading 8" w:semiHidden="1" w:uiPriority="9" w:unhideWhenUsed="1" w:qFormat="1"/>
-    <w:lsdException w:name="heading 9" w:semiHidden="1" w:uiPriority="9" w:unhideWhenUsed="1" w:qFormat="1"/>
+    <w:lsdException w:name="heading 2" w:uiPriority="9" w:semiHidden="1" w:unhideWhenUsed="1" w:qFormat="1"/>
+    <w:lsdException w:name="heading 3" w:uiPriority="9" w:semiHidden="1" w:unhideWhenUsed="1" w:qFormat="1"/>
+    <w:lsdException w:name="heading 4" w:uiPriority="9" w:semiHidden="1" w:unhideWhenUsed="1" w:qFormat="1"/>
+    <w:lsdException w:name="heading 5" w:uiPriority="9" w:semiHidden="1" w:unhideWhenUsed="1" w:qFormat="1"/>
+    <w:lsdException w:name="heading 6" w:uiPriority="9" w:semiHidden="1" w:unhideWhenUsed="1" w:qFormat="1"/>
+    <w:lsdException w:name="heading 7" w:uiPriority="9" w:semiHidden="1" w:unhideWhenUsed="1" w:qFormat="1"/>
+    <w:lsdException w:name="heading 8" w:uiPriority="9" w:semiHidden="1" w:unhideWhenUsed="1" w:qFormat="1"/>
+    <w:lsdException w:name="heading 9" w:uiPriority="9" w:semiHidden="1" w:unhideWhenUsed="1" w:qFormat="1"/>
     <w:lsdException w:name="index 1" w:semiHidden="1" w:unhideWhenUsed="1"/>
     <w:lsdException w:name="index 2" w:semiHidden="1" w:unhideWhenUsed="1"/>
     <w:lsdException w:name="index 3" w:semiHidden="1" w:unhideWhenUsed="1"/>
@@ -5001,22 +4368,22 @@
     <w:lsdException w:name="index 7" w:semiHidden="1" w:unhideWhenUsed="1"/>
     <w:lsdException w:name="index 8" w:semiHidden="1" w:unhideWhenUsed="1"/>
     <w:lsdException w:name="index 9" w:semiHidden="1" w:unhideWhenUsed="1"/>
-    <w:lsdException w:name="toc 1" w:semiHidden="1" w:uiPriority="39" w:unhideWhenUsed="1"/>
-    <w:lsdException w:name="toc 2" w:semiHidden="1" w:uiPriority="39" w:unhideWhenUsed="1"/>
-    <w:lsdException w:name="toc 3" w:semiHidden="1" w:uiPriority="39" w:unhideWhenUsed="1"/>
-    <w:lsdException w:name="toc 4" w:semiHidden="1" w:uiPriority="39" w:unhideWhenUsed="1"/>
-    <w:lsdException w:name="toc 5" w:semiHidden="1" w:uiPriority="39" w:unhideWhenUsed="1"/>
-    <w:lsdException w:name="toc 6" w:semiHidden="1" w:uiPriority="39" w:unhideWhenUsed="1"/>
-    <w:lsdException w:name="toc 7" w:semiHidden="1" w:uiPriority="39" w:unhideWhenUsed="1"/>
-    <w:lsdException w:name="toc 8" w:semiHidden="1" w:uiPriority="39" w:unhideWhenUsed="1"/>
-    <w:lsdException w:name="toc 9" w:semiHidden="1" w:uiPriority="39" w:unhideWhenUsed="1"/>
+    <w:lsdException w:name="toc 1" w:uiPriority="39" w:semiHidden="1" w:unhideWhenUsed="1"/>
+    <w:lsdException w:name="toc 2" w:uiPriority="39" w:semiHidden="1" w:unhideWhenUsed="1"/>
+    <w:lsdException w:name="toc 3" w:uiPriority="39" w:semiHidden="1" w:unhideWhenUsed="1"/>
+    <w:lsdException w:name="toc 4" w:uiPriority="39" w:semiHidden="1" w:unhideWhenUsed="1"/>
+    <w:lsdException w:name="toc 5" w:uiPriority="39" w:semiHidden="1" w:unhideWhenUsed="1"/>
+    <w:lsdException w:name="toc 6" w:uiPriority="39" w:semiHidden="1" w:unhideWhenUsed="1"/>
+    <w:lsdException w:name="toc 7" w:uiPriority="39" w:semiHidden="1" w:unhideWhenUsed="1"/>
+    <w:lsdException w:name="toc 8" w:uiPriority="39" w:semiHidden="1" w:unhideWhenUsed="1"/>
+    <w:lsdException w:name="toc 9" w:uiPriority="39" w:semiHidden="1" w:unhideWhenUsed="1"/>
     <w:lsdException w:name="Normal Indent" w:semiHidden="1" w:unhideWhenUsed="1"/>
     <w:lsdException w:name="footnote text" w:semiHidden="1" w:unhideWhenUsed="1"/>
     <w:lsdException w:name="annotation text" w:semiHidden="1" w:unhideWhenUsed="1"/>
     <w:lsdException w:name="header" w:semiHidden="1" w:unhideWhenUsed="1"/>
     <w:lsdException w:name="footer" w:semiHidden="1" w:unhideWhenUsed="1"/>
     <w:lsdException w:name="index heading" w:semiHidden="1" w:unhideWhenUsed="1"/>
-    <w:lsdException w:name="caption" w:semiHidden="1" w:uiPriority="35" w:unhideWhenUsed="1" w:qFormat="1"/>
+    <w:lsdException w:name="caption" w:uiPriority="35" w:semiHidden="1" w:unhideWhenUsed="1" w:qFormat="1"/>
     <w:lsdException w:name="table of figures" w:semiHidden="1" w:unhideWhenUsed="1"/>
     <w:lsdException w:name="envelope address" w:semiHidden="1" w:unhideWhenUsed="1"/>
     <w:lsdException w:name="envelope return" w:semiHidden="1" w:unhideWhenUsed="1"/>
@@ -5047,7 +4414,7 @@
     <w:lsdException w:name="Title" w:uiPriority="10" w:qFormat="1"/>
     <w:lsdException w:name="Closing" w:semiHidden="1" w:unhideWhenUsed="1"/>
     <w:lsdException w:name="Signature" w:semiHidden="1" w:unhideWhenUsed="1"/>
-    <w:lsdException w:name="Default Paragraph Font" w:semiHidden="1" w:uiPriority="1" w:unhideWhenUsed="1"/>
+    <w:lsdException w:name="Default Paragraph Font" w:uiPriority="1" w:semiHidden="1" w:unhideWhenUsed="1"/>
     <w:lsdException w:name="Body Text" w:semiHidden="1" w:unhideWhenUsed="1"/>
     <w:lsdException w:name="Body Text Indent" w:semiHidden="1" w:unhideWhenUsed="1"/>
     <w:lsdException w:name="List Continue" w:semiHidden="1" w:unhideWhenUsed="1"/>
@@ -5247,8 +4614,8 @@
     <w:lsdException w:name="Subtle Reference" w:uiPriority="31" w:qFormat="1"/>
     <w:lsdException w:name="Intense Reference" w:uiPriority="32" w:qFormat="1"/>
     <w:lsdException w:name="Book Title" w:uiPriority="33" w:qFormat="1"/>
-    <w:lsdException w:name="Bibliography" w:semiHidden="1" w:uiPriority="37" w:unhideWhenUsed="1"/>
-    <w:lsdException w:name="TOC Heading" w:semiHidden="1" w:uiPriority="39" w:unhideWhenUsed="1" w:qFormat="1"/>
+    <w:lsdException w:name="Bibliography" w:uiPriority="37" w:semiHidden="1" w:unhideWhenUsed="1"/>
+    <w:lsdException w:name="TOC Heading" w:uiPriority="39" w:semiHidden="1" w:unhideWhenUsed="1" w:qFormat="1"/>
     <w:lsdException w:name="Plain Table 1" w:uiPriority="41"/>
     <w:lsdException w:name="Plain Table 2" w:uiPriority="42"/>
     <w:lsdException w:name="Plain Table 3" w:uiPriority="43"/>
@@ -5359,89 +4726,97 @@
     <w:lsdException w:name="Unresolved Mention" w:semiHidden="1" w:unhideWhenUsed="1"/>
     <w:lsdException w:name="Smart Link" w:semiHidden="1" w:unhideWhenUsed="1"/>
   </w:latentStyles>
-  <w:style w:type="paragraph" w:default="1" w:styleId="Normal">
+  <w:style w:type="paragraph" w:styleId="Normal" w:default="1">
     <w:name w:val="Normal"/>
     <w:qFormat/>
-    <w:rsid w:val="00EF0ABE"/>
+    <w:rsid w:val="00ef0abe"/>
     <w:pPr>
-      <w:spacing w:after="160" w:line="259" w:lineRule="auto"/>
+      <w:widowControl/>
+      <w:suppressAutoHyphens w:val="true"/>
+      <w:bidi w:val="0"/>
+      <w:spacing w:lineRule="auto" w:line="259" w:before="0" w:after="160"/>
+      <w:jc w:val="left"/>
     </w:pPr>
     <w:rPr>
+      <w:rFonts w:ascii="Aptos" w:hAnsi="Aptos" w:eastAsia="Aptos" w:cs="" w:asciiTheme="minorHAnsi" w:cstheme="minorBidi" w:eastAsiaTheme="minorHAnsi" w:hAnsiTheme="minorHAnsi"/>
+      <w:color w:val="auto"/>
+      <w:kern w:val="2"/>
       <w:sz w:val="22"/>
       <w:szCs w:val="22"/>
-      <w:lang w:bidi="ar-LB"/>
+      <w:lang w:bidi="ar-LB" w:val="en-US" w:eastAsia="en-US"/>
+      <w14:ligatures w14:val="standardContextual"/>
     </w:rPr>
   </w:style>
   <w:style w:type="paragraph" w:styleId="Heading1">
-    <w:name w:val="heading 1"/>
+    <w:name w:val="Heading 1"/>
     <w:basedOn w:val="Normal"/>
     <w:next w:val="Normal"/>
     <w:link w:val="Heading1Char"/>
     <w:uiPriority w:val="9"/>
     <w:qFormat/>
-    <w:rsid w:val="00EF0ABE"/>
+    <w:rsid w:val="00ef0abe"/>
     <w:pPr>
-      <w:keepNext/>
+      <w:keepNext w:val="true"/>
       <w:keepLines/>
-      <w:spacing w:before="360" w:after="80" w:line="276" w:lineRule="auto"/>
+      <w:spacing w:lineRule="auto" w:line="276" w:before="360" w:after="80"/>
       <w:outlineLvl w:val="0"/>
     </w:pPr>
     <w:rPr>
-      <w:rFonts w:asciiTheme="majorHAnsi" w:eastAsiaTheme="majorEastAsia" w:hAnsiTheme="majorHAnsi" w:cstheme="majorBidi"/>
-      <w:color w:val="0F4761" w:themeColor="accent1" w:themeShade="BF"/>
+      <w:rFonts w:ascii="Aptos Display" w:hAnsi="Aptos Display" w:eastAsia="" w:cs="" w:asciiTheme="majorHAnsi" w:cstheme="majorBidi" w:eastAsiaTheme="majorEastAsia" w:hAnsiTheme="majorHAnsi"/>
+      <w:color w:themeColor="accent1" w:themeShade="bf" w:val="0F4761"/>
       <w:sz w:val="40"/>
       <w:szCs w:val="40"/>
       <w:lang w:bidi="ar-SA"/>
     </w:rPr>
   </w:style>
   <w:style w:type="paragraph" w:styleId="Heading2">
-    <w:name w:val="heading 2"/>
+    <w:name w:val="Heading 2"/>
     <w:basedOn w:val="Normal"/>
     <w:next w:val="Normal"/>
     <w:link w:val="Heading2Char"/>
     <w:uiPriority w:val="9"/>
     <w:unhideWhenUsed/>
     <w:qFormat/>
-    <w:rsid w:val="00EF0ABE"/>
+    <w:rsid w:val="00ef0abe"/>
     <w:pPr>
-      <w:keepNext/>
+      <w:keepNext w:val="true"/>
       <w:keepLines/>
-      <w:spacing w:before="160" w:after="80" w:line="276" w:lineRule="auto"/>
+      <w:spacing w:lineRule="auto" w:line="276" w:before="160" w:after="80"/>
       <w:outlineLvl w:val="1"/>
     </w:pPr>
     <w:rPr>
-      <w:rFonts w:asciiTheme="majorHAnsi" w:eastAsiaTheme="majorEastAsia" w:hAnsiTheme="majorHAnsi" w:cstheme="majorBidi"/>
-      <w:color w:val="0F4761" w:themeColor="accent1" w:themeShade="BF"/>
+      <w:rFonts w:ascii="Aptos Display" w:hAnsi="Aptos Display" w:eastAsia="" w:cs="" w:asciiTheme="majorHAnsi" w:cstheme="majorBidi" w:eastAsiaTheme="majorEastAsia" w:hAnsiTheme="majorHAnsi"/>
+      <w:color w:themeColor="accent1" w:themeShade="bf" w:val="0F4761"/>
       <w:sz w:val="32"/>
       <w:szCs w:val="32"/>
       <w:lang w:bidi="ar-SA"/>
     </w:rPr>
   </w:style>
   <w:style w:type="paragraph" w:styleId="Heading3">
-    <w:name w:val="heading 3"/>
+    <w:name w:val="Heading 3"/>
     <w:basedOn w:val="Normal"/>
     <w:next w:val="Normal"/>
     <w:link w:val="Heading3Char"/>
     <w:uiPriority w:val="9"/>
     <w:unhideWhenUsed/>
     <w:qFormat/>
-    <w:rsid w:val="00EF0ABE"/>
+    <w:rsid w:val="00ef0abe"/>
     <w:pPr>
-      <w:keepNext/>
+      <w:keepNext w:val="true"/>
       <w:keepLines/>
-      <w:spacing w:before="160" w:after="80" w:line="276" w:lineRule="auto"/>
+      <w:spacing w:lineRule="auto" w:line="276" w:before="160" w:after="80"/>
       <w:outlineLvl w:val="2"/>
     </w:pPr>
     <w:rPr>
-      <w:rFonts w:eastAsiaTheme="majorEastAsia" w:cstheme="majorBidi"/>
-      <w:color w:val="0F4761" w:themeColor="accent1" w:themeShade="BF"/>
+      <w:rFonts w:eastAsia="" w:cs="" w:cstheme="majorBidi" w:eastAsiaTheme="majorEastAsia"/>
+      <w:color w:themeColor="accent1" w:themeShade="bf" w:val="0F4761"/>
       <w:sz w:val="28"/>
       <w:szCs w:val="28"/>
       <w:lang w:bidi="ar-SA"/>
     </w:rPr>
   </w:style>
   <w:style w:type="paragraph" w:styleId="Heading4">
-    <w:name w:val="heading 4"/>
+    <w:name w:val="Heading 4"/>
     <w:basedOn w:val="Normal"/>
     <w:next w:val="Normal"/>
     <w:link w:val="Heading4Char"/>
@@ -5449,25 +4824,25 @@
     <w:semiHidden/>
     <w:unhideWhenUsed/>
     <w:qFormat/>
-    <w:rsid w:val="00EF0ABE"/>
+    <w:rsid w:val="00ef0abe"/>
     <w:pPr>
-      <w:keepNext/>
+      <w:keepNext w:val="true"/>
       <w:keepLines/>
-      <w:spacing w:before="80" w:after="40" w:line="276" w:lineRule="auto"/>
+      <w:spacing w:lineRule="auto" w:line="276" w:before="80" w:after="40"/>
       <w:outlineLvl w:val="3"/>
     </w:pPr>
     <w:rPr>
-      <w:rFonts w:eastAsiaTheme="majorEastAsia" w:cstheme="majorBidi"/>
+      <w:rFonts w:eastAsia="" w:cs="" w:cstheme="majorBidi" w:eastAsiaTheme="majorEastAsia"/>
       <w:i/>
       <w:iCs/>
-      <w:color w:val="0F4761" w:themeColor="accent1" w:themeShade="BF"/>
+      <w:color w:themeColor="accent1" w:themeShade="bf" w:val="0F4761"/>
       <w:sz w:val="24"/>
       <w:szCs w:val="24"/>
       <w:lang w:bidi="ar-SA"/>
     </w:rPr>
   </w:style>
   <w:style w:type="paragraph" w:styleId="Heading5">
-    <w:name w:val="heading 5"/>
+    <w:name w:val="Heading 5"/>
     <w:basedOn w:val="Normal"/>
     <w:next w:val="Normal"/>
     <w:link w:val="Heading5Char"/>
@@ -5475,23 +4850,23 @@
     <w:semiHidden/>
     <w:unhideWhenUsed/>
     <w:qFormat/>
-    <w:rsid w:val="00EF0ABE"/>
+    <w:rsid w:val="00ef0abe"/>
     <w:pPr>
-      <w:keepNext/>
+      <w:keepNext w:val="true"/>
       <w:keepLines/>
-      <w:spacing w:before="80" w:after="40" w:line="276" w:lineRule="auto"/>
+      <w:spacing w:lineRule="auto" w:line="276" w:before="80" w:after="40"/>
       <w:outlineLvl w:val="4"/>
     </w:pPr>
     <w:rPr>
-      <w:rFonts w:eastAsiaTheme="majorEastAsia" w:cstheme="majorBidi"/>
-      <w:color w:val="0F4761" w:themeColor="accent1" w:themeShade="BF"/>
+      <w:rFonts w:eastAsia="" w:cs="" w:cstheme="majorBidi" w:eastAsiaTheme="majorEastAsia"/>
+      <w:color w:themeColor="accent1" w:themeShade="bf" w:val="0F4761"/>
       <w:sz w:val="24"/>
       <w:szCs w:val="24"/>
       <w:lang w:bidi="ar-SA"/>
     </w:rPr>
   </w:style>
   <w:style w:type="paragraph" w:styleId="Heading6">
-    <w:name w:val="heading 6"/>
+    <w:name w:val="Heading 6"/>
     <w:basedOn w:val="Normal"/>
     <w:next w:val="Normal"/>
     <w:link w:val="Heading6Char"/>
@@ -5499,25 +4874,25 @@
     <w:semiHidden/>
     <w:unhideWhenUsed/>
     <w:qFormat/>
-    <w:rsid w:val="00EF0ABE"/>
+    <w:rsid w:val="00ef0abe"/>
     <w:pPr>
-      <w:keepNext/>
+      <w:keepNext w:val="true"/>
       <w:keepLines/>
-      <w:spacing w:before="40" w:after="0" w:line="276" w:lineRule="auto"/>
+      <w:spacing w:lineRule="auto" w:line="276" w:before="40" w:after="0"/>
       <w:outlineLvl w:val="5"/>
     </w:pPr>
     <w:rPr>
-      <w:rFonts w:eastAsiaTheme="majorEastAsia" w:cstheme="majorBidi"/>
+      <w:rFonts w:eastAsia="" w:cs="" w:cstheme="majorBidi" w:eastAsiaTheme="majorEastAsia"/>
       <w:i/>
       <w:iCs/>
-      <w:color w:val="595959" w:themeColor="text1" w:themeTint="A6"/>
+      <w:color w:themeColor="text1" w:themeTint="a6" w:val="595959"/>
       <w:sz w:val="24"/>
       <w:szCs w:val="24"/>
       <w:lang w:bidi="ar-SA"/>
     </w:rPr>
   </w:style>
   <w:style w:type="paragraph" w:styleId="Heading7">
-    <w:name w:val="heading 7"/>
+    <w:name w:val="Heading 7"/>
     <w:basedOn w:val="Normal"/>
     <w:next w:val="Normal"/>
     <w:link w:val="Heading7Char"/>
@@ -5525,23 +4900,23 @@
     <w:semiHidden/>
     <w:unhideWhenUsed/>
     <w:qFormat/>
-    <w:rsid w:val="00EF0ABE"/>
+    <w:rsid w:val="00ef0abe"/>
     <w:pPr>
-      <w:keepNext/>
+      <w:keepNext w:val="true"/>
       <w:keepLines/>
-      <w:spacing w:before="40" w:after="0" w:line="276" w:lineRule="auto"/>
+      <w:spacing w:lineRule="auto" w:line="276" w:before="40" w:after="0"/>
       <w:outlineLvl w:val="6"/>
     </w:pPr>
     <w:rPr>
-      <w:rFonts w:eastAsiaTheme="majorEastAsia" w:cstheme="majorBidi"/>
-      <w:color w:val="595959" w:themeColor="text1" w:themeTint="A6"/>
+      <w:rFonts w:eastAsia="" w:cs="" w:cstheme="majorBidi" w:eastAsiaTheme="majorEastAsia"/>
+      <w:color w:themeColor="text1" w:themeTint="a6" w:val="595959"/>
       <w:sz w:val="24"/>
       <w:szCs w:val="24"/>
       <w:lang w:bidi="ar-SA"/>
     </w:rPr>
   </w:style>
   <w:style w:type="paragraph" w:styleId="Heading8">
-    <w:name w:val="heading 8"/>
+    <w:name w:val="Heading 8"/>
     <w:basedOn w:val="Normal"/>
     <w:next w:val="Normal"/>
     <w:link w:val="Heading8Char"/>
@@ -5549,25 +4924,25 @@
     <w:semiHidden/>
     <w:unhideWhenUsed/>
     <w:qFormat/>
-    <w:rsid w:val="00EF0ABE"/>
+    <w:rsid w:val="00ef0abe"/>
     <w:pPr>
-      <w:keepNext/>
+      <w:keepNext w:val="true"/>
       <w:keepLines/>
-      <w:spacing w:after="0" w:line="276" w:lineRule="auto"/>
+      <w:spacing w:lineRule="auto" w:line="276" w:before="0" w:after="0"/>
       <w:outlineLvl w:val="7"/>
     </w:pPr>
     <w:rPr>
-      <w:rFonts w:eastAsiaTheme="majorEastAsia" w:cstheme="majorBidi"/>
+      <w:rFonts w:eastAsia="" w:cs="" w:cstheme="majorBidi" w:eastAsiaTheme="majorEastAsia"/>
       <w:i/>
       <w:iCs/>
-      <w:color w:val="272727" w:themeColor="text1" w:themeTint="D8"/>
+      <w:color w:themeColor="text1" w:themeTint="d8" w:val="272727"/>
       <w:sz w:val="24"/>
       <w:szCs w:val="24"/>
       <w:lang w:bidi="ar-SA"/>
     </w:rPr>
   </w:style>
   <w:style w:type="paragraph" w:styleId="Heading9">
-    <w:name w:val="heading 9"/>
+    <w:name w:val="Heading 9"/>
     <w:basedOn w:val="Normal"/>
     <w:next w:val="Normal"/>
     <w:link w:val="Heading9Char"/>
@@ -5575,215 +4950,196 @@
     <w:semiHidden/>
     <w:unhideWhenUsed/>
     <w:qFormat/>
-    <w:rsid w:val="00EF0ABE"/>
+    <w:rsid w:val="00ef0abe"/>
     <w:pPr>
-      <w:keepNext/>
+      <w:keepNext w:val="true"/>
       <w:keepLines/>
-      <w:spacing w:after="0" w:line="276" w:lineRule="auto"/>
+      <w:spacing w:lineRule="auto" w:line="276" w:before="0" w:after="0"/>
       <w:outlineLvl w:val="8"/>
     </w:pPr>
     <w:rPr>
-      <w:rFonts w:eastAsiaTheme="majorEastAsia" w:cstheme="majorBidi"/>
-      <w:color w:val="272727" w:themeColor="text1" w:themeTint="D8"/>
+      <w:rFonts w:eastAsia="" w:cs="" w:cstheme="majorBidi" w:eastAsiaTheme="majorEastAsia"/>
+      <w:color w:themeColor="text1" w:themeTint="d8" w:val="272727"/>
       <w:sz w:val="24"/>
       <w:szCs w:val="24"/>
       <w:lang w:bidi="ar-SA"/>
     </w:rPr>
   </w:style>
-  <w:style w:type="character" w:default="1" w:styleId="DefaultParagraphFont">
+  <w:style w:type="character" w:styleId="DefaultParagraphFont" w:default="1">
     <w:name w:val="Default Paragraph Font"/>
     <w:uiPriority w:val="1"/>
     <w:semiHidden/>
     <w:unhideWhenUsed/>
+    <w:qFormat/>
+    <w:rPr/>
   </w:style>
-  <w:style w:type="table" w:default="1" w:styleId="TableNormal">
-    <w:name w:val="Normal Table"/>
-    <w:uiPriority w:val="99"/>
-    <w:semiHidden/>
-    <w:unhideWhenUsed/>
-    <w:tblPr>
-      <w:tblInd w:w="0" w:type="dxa"/>
-      <w:tblCellMar>
-        <w:top w:w="0" w:type="dxa"/>
-        <w:left w:w="108" w:type="dxa"/>
-        <w:bottom w:w="0" w:type="dxa"/>
-        <w:right w:w="108" w:type="dxa"/>
-      </w:tblCellMar>
-    </w:tblPr>
-  </w:style>
-  <w:style w:type="numbering" w:default="1" w:styleId="NoList">
-    <w:name w:val="No List"/>
-    <w:uiPriority w:val="99"/>
-    <w:semiHidden/>
-    <w:unhideWhenUsed/>
-  </w:style>
-  <w:style w:type="character" w:customStyle="1" w:styleId="Heading1Char">
+  <w:style w:type="character" w:styleId="Heading1Char" w:customStyle="1">
     <w:name w:val="Heading 1 Char"/>
     <w:basedOn w:val="DefaultParagraphFont"/>
     <w:link w:val="Heading1"/>
     <w:uiPriority w:val="9"/>
     <w:qFormat/>
-    <w:rsid w:val="00EF0ABE"/>
+    <w:rsid w:val="00ef0abe"/>
     <w:rPr>
-      <w:rFonts w:asciiTheme="majorHAnsi" w:eastAsiaTheme="majorEastAsia" w:hAnsiTheme="majorHAnsi" w:cstheme="majorBidi"/>
-      <w:color w:val="0F4761" w:themeColor="accent1" w:themeShade="BF"/>
+      <w:rFonts w:ascii="Aptos Display" w:hAnsi="Aptos Display" w:eastAsia="" w:cs="" w:asciiTheme="majorHAnsi" w:cstheme="majorBidi" w:eastAsiaTheme="majorEastAsia" w:hAnsiTheme="majorHAnsi"/>
+      <w:color w:themeColor="accent1" w:themeShade="bf" w:val="0F4761"/>
       <w:sz w:val="40"/>
       <w:szCs w:val="40"/>
     </w:rPr>
   </w:style>
-  <w:style w:type="character" w:customStyle="1" w:styleId="Heading2Char">
+  <w:style w:type="character" w:styleId="Heading2Char" w:customStyle="1">
     <w:name w:val="Heading 2 Char"/>
     <w:basedOn w:val="DefaultParagraphFont"/>
     <w:link w:val="Heading2"/>
     <w:uiPriority w:val="9"/>
     <w:qFormat/>
-    <w:rsid w:val="00EF0ABE"/>
+    <w:rsid w:val="00ef0abe"/>
     <w:rPr>
-      <w:rFonts w:asciiTheme="majorHAnsi" w:eastAsiaTheme="majorEastAsia" w:hAnsiTheme="majorHAnsi" w:cstheme="majorBidi"/>
-      <w:color w:val="0F4761" w:themeColor="accent1" w:themeShade="BF"/>
+      <w:rFonts w:ascii="Aptos Display" w:hAnsi="Aptos Display" w:eastAsia="" w:cs="" w:asciiTheme="majorHAnsi" w:cstheme="majorBidi" w:eastAsiaTheme="majorEastAsia" w:hAnsiTheme="majorHAnsi"/>
+      <w:color w:themeColor="accent1" w:themeShade="bf" w:val="0F4761"/>
       <w:sz w:val="32"/>
       <w:szCs w:val="32"/>
     </w:rPr>
   </w:style>
-  <w:style w:type="character" w:customStyle="1" w:styleId="Heading3Char">
+  <w:style w:type="character" w:styleId="Heading3Char" w:customStyle="1">
     <w:name w:val="Heading 3 Char"/>
     <w:basedOn w:val="DefaultParagraphFont"/>
     <w:link w:val="Heading3"/>
     <w:uiPriority w:val="9"/>
     <w:qFormat/>
-    <w:rsid w:val="00EF0ABE"/>
+    <w:rsid w:val="00ef0abe"/>
     <w:rPr>
-      <w:rFonts w:eastAsiaTheme="majorEastAsia" w:cstheme="majorBidi"/>
-      <w:color w:val="0F4761" w:themeColor="accent1" w:themeShade="BF"/>
+      <w:rFonts w:eastAsia="" w:cs="" w:cstheme="majorBidi" w:eastAsiaTheme="majorEastAsia"/>
+      <w:color w:themeColor="accent1" w:themeShade="bf" w:val="0F4761"/>
       <w:sz w:val="28"/>
       <w:szCs w:val="28"/>
     </w:rPr>
   </w:style>
-  <w:style w:type="character" w:customStyle="1" w:styleId="Heading4Char">
+  <w:style w:type="character" w:styleId="Heading4Char" w:customStyle="1">
     <w:name w:val="Heading 4 Char"/>
     <w:basedOn w:val="DefaultParagraphFont"/>
     <w:link w:val="Heading4"/>
     <w:uiPriority w:val="9"/>
     <w:semiHidden/>
     <w:qFormat/>
-    <w:rsid w:val="00EF0ABE"/>
+    <w:rsid w:val="00ef0abe"/>
     <w:rPr>
-      <w:rFonts w:eastAsiaTheme="majorEastAsia" w:cstheme="majorBidi"/>
+      <w:rFonts w:eastAsia="" w:cs="" w:cstheme="majorBidi" w:eastAsiaTheme="majorEastAsia"/>
       <w:i/>
       <w:iCs/>
-      <w:color w:val="0F4761" w:themeColor="accent1" w:themeShade="BF"/>
+      <w:color w:themeColor="accent1" w:themeShade="bf" w:val="0F4761"/>
     </w:rPr>
   </w:style>
-  <w:style w:type="character" w:customStyle="1" w:styleId="Heading5Char">
+  <w:style w:type="character" w:styleId="Heading5Char" w:customStyle="1">
     <w:name w:val="Heading 5 Char"/>
     <w:basedOn w:val="DefaultParagraphFont"/>
     <w:link w:val="Heading5"/>
     <w:uiPriority w:val="9"/>
     <w:semiHidden/>
     <w:qFormat/>
-    <w:rsid w:val="00EF0ABE"/>
+    <w:rsid w:val="00ef0abe"/>
     <w:rPr>
-      <w:rFonts w:eastAsiaTheme="majorEastAsia" w:cstheme="majorBidi"/>
-      <w:color w:val="0F4761" w:themeColor="accent1" w:themeShade="BF"/>
+      <w:rFonts w:eastAsia="" w:cs="" w:cstheme="majorBidi" w:eastAsiaTheme="majorEastAsia"/>
+      <w:color w:themeColor="accent1" w:themeShade="bf" w:val="0F4761"/>
     </w:rPr>
   </w:style>
-  <w:style w:type="character" w:customStyle="1" w:styleId="Heading6Char">
+  <w:style w:type="character" w:styleId="Heading6Char" w:customStyle="1">
     <w:name w:val="Heading 6 Char"/>
     <w:basedOn w:val="DefaultParagraphFont"/>
     <w:link w:val="Heading6"/>
     <w:uiPriority w:val="9"/>
     <w:semiHidden/>
     <w:qFormat/>
-    <w:rsid w:val="00EF0ABE"/>
+    <w:rsid w:val="00ef0abe"/>
     <w:rPr>
-      <w:rFonts w:eastAsiaTheme="majorEastAsia" w:cstheme="majorBidi"/>
+      <w:rFonts w:eastAsia="" w:cs="" w:cstheme="majorBidi" w:eastAsiaTheme="majorEastAsia"/>
       <w:i/>
       <w:iCs/>
-      <w:color w:val="595959" w:themeColor="text1" w:themeTint="A6"/>
+      <w:color w:themeColor="text1" w:themeTint="a6" w:val="595959"/>
     </w:rPr>
   </w:style>
-  <w:style w:type="character" w:customStyle="1" w:styleId="Heading7Char">
+  <w:style w:type="character" w:styleId="Heading7Char" w:customStyle="1">
     <w:name w:val="Heading 7 Char"/>
     <w:basedOn w:val="DefaultParagraphFont"/>
     <w:link w:val="Heading7"/>
     <w:uiPriority w:val="9"/>
     <w:semiHidden/>
     <w:qFormat/>
-    <w:rsid w:val="00EF0ABE"/>
+    <w:rsid w:val="00ef0abe"/>
     <w:rPr>
-      <w:rFonts w:eastAsiaTheme="majorEastAsia" w:cstheme="majorBidi"/>
-      <w:color w:val="595959" w:themeColor="text1" w:themeTint="A6"/>
+      <w:rFonts w:eastAsia="" w:cs="" w:cstheme="majorBidi" w:eastAsiaTheme="majorEastAsia"/>
+      <w:color w:themeColor="text1" w:themeTint="a6" w:val="595959"/>
     </w:rPr>
   </w:style>
-  <w:style w:type="character" w:customStyle="1" w:styleId="Heading8Char">
+  <w:style w:type="character" w:styleId="Heading8Char" w:customStyle="1">
     <w:name w:val="Heading 8 Char"/>
     <w:basedOn w:val="DefaultParagraphFont"/>
     <w:link w:val="Heading8"/>
     <w:uiPriority w:val="9"/>
     <w:semiHidden/>
     <w:qFormat/>
-    <w:rsid w:val="00EF0ABE"/>
+    <w:rsid w:val="00ef0abe"/>
     <w:rPr>
-      <w:rFonts w:eastAsiaTheme="majorEastAsia" w:cstheme="majorBidi"/>
+      <w:rFonts w:eastAsia="" w:cs="" w:cstheme="majorBidi" w:eastAsiaTheme="majorEastAsia"/>
       <w:i/>
       <w:iCs/>
-      <w:color w:val="272727" w:themeColor="text1" w:themeTint="D8"/>
+      <w:color w:themeColor="text1" w:themeTint="d8" w:val="272727"/>
     </w:rPr>
   </w:style>
-  <w:style w:type="character" w:customStyle="1" w:styleId="Heading9Char">
+  <w:style w:type="character" w:styleId="Heading9Char" w:customStyle="1">
     <w:name w:val="Heading 9 Char"/>
     <w:basedOn w:val="DefaultParagraphFont"/>
     <w:link w:val="Heading9"/>
     <w:uiPriority w:val="9"/>
     <w:semiHidden/>
     <w:qFormat/>
-    <w:rsid w:val="00EF0ABE"/>
+    <w:rsid w:val="00ef0abe"/>
     <w:rPr>
-      <w:rFonts w:eastAsiaTheme="majorEastAsia" w:cstheme="majorBidi"/>
-      <w:color w:val="272727" w:themeColor="text1" w:themeTint="D8"/>
+      <w:rFonts w:eastAsia="" w:cs="" w:cstheme="majorBidi" w:eastAsiaTheme="majorEastAsia"/>
+      <w:color w:themeColor="text1" w:themeTint="d8" w:val="272727"/>
     </w:rPr>
   </w:style>
-  <w:style w:type="character" w:customStyle="1" w:styleId="TitleChar">
+  <w:style w:type="character" w:styleId="TitleChar" w:customStyle="1">
     <w:name w:val="Title Char"/>
     <w:basedOn w:val="DefaultParagraphFont"/>
     <w:link w:val="Title"/>
     <w:uiPriority w:val="10"/>
     <w:qFormat/>
-    <w:rsid w:val="00EF0ABE"/>
+    <w:rsid w:val="00ef0abe"/>
     <w:rPr>
-      <w:rFonts w:asciiTheme="majorHAnsi" w:eastAsiaTheme="majorEastAsia" w:hAnsiTheme="majorHAnsi" w:cstheme="majorBidi"/>
+      <w:rFonts w:ascii="Aptos Display" w:hAnsi="Aptos Display" w:eastAsia="" w:cs="" w:asciiTheme="majorHAnsi" w:cstheme="majorBidi" w:eastAsiaTheme="majorEastAsia" w:hAnsiTheme="majorHAnsi"/>
       <w:spacing w:val="-10"/>
       <w:kern w:val="2"/>
       <w:sz w:val="56"/>
       <w:szCs w:val="56"/>
     </w:rPr>
   </w:style>
-  <w:style w:type="character" w:customStyle="1" w:styleId="SubtitleChar">
+  <w:style w:type="character" w:styleId="SubtitleChar" w:customStyle="1">
     <w:name w:val="Subtitle Char"/>
     <w:basedOn w:val="DefaultParagraphFont"/>
     <w:link w:val="Subtitle"/>
     <w:uiPriority w:val="11"/>
     <w:qFormat/>
-    <w:rsid w:val="00EF0ABE"/>
+    <w:rsid w:val="00ef0abe"/>
     <w:rPr>
-      <w:rFonts w:eastAsiaTheme="majorEastAsia" w:cstheme="majorBidi"/>
-      <w:color w:val="595959" w:themeColor="text1" w:themeTint="A6"/>
+      <w:rFonts w:eastAsia="" w:cs="" w:cstheme="majorBidi" w:eastAsiaTheme="majorEastAsia"/>
+      <w:color w:themeColor="text1" w:themeTint="a6" w:val="595959"/>
       <w:spacing w:val="15"/>
       <w:sz w:val="28"/>
       <w:szCs w:val="28"/>
     </w:rPr>
   </w:style>
-  <w:style w:type="character" w:customStyle="1" w:styleId="QuoteChar">
+  <w:style w:type="character" w:styleId="QuoteChar" w:customStyle="1">
     <w:name w:val="Quote Char"/>
     <w:basedOn w:val="DefaultParagraphFont"/>
     <w:link w:val="Quote"/>
     <w:uiPriority w:val="29"/>
     <w:qFormat/>
-    <w:rsid w:val="00EF0ABE"/>
+    <w:rsid w:val="00ef0abe"/>
     <w:rPr>
       <w:i/>
       <w:iCs/>
-      <w:color w:val="404040" w:themeColor="text1" w:themeTint="BF"/>
+      <w:color w:themeColor="text1" w:themeTint="bf" w:val="404040"/>
     </w:rPr>
   </w:style>
   <w:style w:type="character" w:styleId="IntenseEmphasis">
@@ -5791,24 +5147,24 @@
     <w:basedOn w:val="DefaultParagraphFont"/>
     <w:uiPriority w:val="21"/>
     <w:qFormat/>
-    <w:rsid w:val="00EF0ABE"/>
+    <w:rsid w:val="00ef0abe"/>
     <w:rPr>
       <w:i/>
       <w:iCs/>
-      <w:color w:val="0F4761" w:themeColor="accent1" w:themeShade="BF"/>
+      <w:color w:themeColor="accent1" w:themeShade="bf" w:val="0F4761"/>
     </w:rPr>
   </w:style>
-  <w:style w:type="character" w:customStyle="1" w:styleId="IntenseQuoteChar">
+  <w:style w:type="character" w:styleId="IntenseQuoteChar" w:customStyle="1">
     <w:name w:val="Intense Quote Char"/>
     <w:basedOn w:val="DefaultParagraphFont"/>
     <w:link w:val="IntenseQuote"/>
     <w:uiPriority w:val="30"/>
     <w:qFormat/>
-    <w:rsid w:val="00EF0ABE"/>
+    <w:rsid w:val="00ef0abe"/>
     <w:rPr>
       <w:i/>
       <w:iCs/>
-      <w:color w:val="0F4761" w:themeColor="accent1" w:themeShade="BF"/>
+      <w:color w:themeColor="accent1" w:themeShade="bf" w:val="0F4761"/>
     </w:rPr>
   </w:style>
   <w:style w:type="character" w:styleId="IntenseReference">
@@ -5816,73 +5172,75 @@
     <w:basedOn w:val="DefaultParagraphFont"/>
     <w:uiPriority w:val="32"/>
     <w:qFormat/>
-    <w:rsid w:val="00EF0ABE"/>
+    <w:rsid w:val="00ef0abe"/>
     <w:rPr>
       <w:b/>
       <w:bCs/>
       <w:smallCaps/>
-      <w:color w:val="0F4761" w:themeColor="accent1" w:themeShade="BF"/>
+      <w:color w:themeColor="accent1" w:themeShade="bf" w:val="0F4761"/>
       <w:spacing w:val="5"/>
     </w:rPr>
   </w:style>
-  <w:style w:type="character" w:customStyle="1" w:styleId="math-inline">
+  <w:style w:type="character" w:styleId="math-inline" w:customStyle="1">
     <w:name w:val="math-inline"/>
     <w:basedOn w:val="DefaultParagraphFont"/>
     <w:qFormat/>
-    <w:rsid w:val="00690A79"/>
+    <w:rsid w:val="00690a79"/>
+    <w:rPr/>
   </w:style>
   <w:style w:type="character" w:styleId="Hyperlink">
     <w:name w:val="Hyperlink"/>
     <w:basedOn w:val="DefaultParagraphFont"/>
     <w:uiPriority w:val="99"/>
     <w:unhideWhenUsed/>
-    <w:rsid w:val="00D52BF1"/>
+    <w:rsid w:val="00d52bf1"/>
     <w:rPr>
-      <w:color w:val="467886" w:themeColor="hyperlink"/>
+      <w:color w:themeColor="hyperlink" w:val="467886"/>
       <w:u w:val="single"/>
     </w:rPr>
   </w:style>
-  <w:style w:type="character" w:customStyle="1" w:styleId="HeaderChar">
+  <w:style w:type="character" w:styleId="HeaderChar" w:customStyle="1">
     <w:name w:val="Header Char"/>
     <w:basedOn w:val="DefaultParagraphFont"/>
     <w:link w:val="Header"/>
     <w:uiPriority w:val="99"/>
     <w:qFormat/>
-    <w:rsid w:val="00854AB3"/>
+    <w:rsid w:val="00854ab3"/>
     <w:rPr>
       <w:sz w:val="22"/>
       <w:szCs w:val="22"/>
       <w:lang w:bidi="ar-LB"/>
     </w:rPr>
   </w:style>
-  <w:style w:type="character" w:customStyle="1" w:styleId="FooterChar">
+  <w:style w:type="character" w:styleId="FooterChar" w:customStyle="1">
     <w:name w:val="Footer Char"/>
     <w:basedOn w:val="DefaultParagraphFont"/>
     <w:link w:val="Footer"/>
     <w:uiPriority w:val="99"/>
     <w:qFormat/>
-    <w:rsid w:val="00854AB3"/>
+    <w:rsid w:val="00854ab3"/>
     <w:rPr>
       <w:sz w:val="22"/>
       <w:szCs w:val="22"/>
       <w:lang w:bidi="ar-LB"/>
     </w:rPr>
   </w:style>
-  <w:style w:type="character" w:customStyle="1" w:styleId="IndexLink">
+  <w:style w:type="character" w:styleId="IndexLink" w:customStyle="1">
     <w:name w:val="Index Link"/>
     <w:qFormat/>
+    <w:rPr/>
   </w:style>
-  <w:style w:type="paragraph" w:customStyle="1" w:styleId="Heading">
+  <w:style w:type="paragraph" w:styleId="Heading" w:customStyle="1">
     <w:name w:val="Heading"/>
     <w:basedOn w:val="Normal"/>
     <w:next w:val="BodyText"/>
     <w:qFormat/>
     <w:pPr>
-      <w:keepNext/>
+      <w:keepNext w:val="true"/>
       <w:spacing w:before="240" w:after="120"/>
     </w:pPr>
     <w:rPr>
-      <w:rFonts w:ascii="Liberation Sans" w:eastAsia="Noto Sans CJK SC" w:hAnsi="Liberation Sans" w:cs="FreeSans"/>
+      <w:rFonts w:ascii="Liberation Sans" w:hAnsi="Liberation Sans" w:eastAsia="Noto Sans CJK SC" w:cs="FreeSans"/>
       <w:sz w:val="28"/>
       <w:szCs w:val="28"/>
     </w:rPr>
@@ -5891,18 +5249,20 @@
     <w:name w:val="Body Text"/>
     <w:basedOn w:val="Normal"/>
     <w:pPr>
-      <w:spacing w:after="140" w:line="276" w:lineRule="auto"/>
+      <w:spacing w:lineRule="auto" w:line="276" w:before="0" w:after="140"/>
     </w:pPr>
+    <w:rPr/>
   </w:style>
   <w:style w:type="paragraph" w:styleId="List">
     <w:name w:val="List"/>
     <w:basedOn w:val="BodyText"/>
+    <w:pPr/>
     <w:rPr>
       <w:rFonts w:cs="FreeSans"/>
     </w:rPr>
   </w:style>
   <w:style w:type="paragraph" w:styleId="Caption">
-    <w:name w:val="caption"/>
+    <w:name w:val="Caption"/>
     <w:basedOn w:val="Normal"/>
     <w:qFormat/>
     <w:pPr>
@@ -5917,7 +5277,7 @@
       <w:szCs w:val="24"/>
     </w:rPr>
   </w:style>
-  <w:style w:type="paragraph" w:customStyle="1" w:styleId="Index">
+  <w:style w:type="paragraph" w:styleId="Index" w:customStyle="1">
     <w:name w:val="Index"/>
     <w:basedOn w:val="Normal"/>
     <w:qFormat/>
@@ -5935,13 +5295,13 @@
     <w:link w:val="TitleChar"/>
     <w:uiPriority w:val="10"/>
     <w:qFormat/>
-    <w:rsid w:val="00EF0ABE"/>
+    <w:rsid w:val="00ef0abe"/>
     <w:pPr>
-      <w:spacing w:after="80" w:line="240" w:lineRule="auto"/>
+      <w:spacing w:lineRule="auto" w:line="240" w:before="0" w:after="80"/>
       <w:contextualSpacing/>
     </w:pPr>
     <w:rPr>
-      <w:rFonts w:asciiTheme="majorHAnsi" w:eastAsiaTheme="majorEastAsia" w:hAnsiTheme="majorHAnsi" w:cstheme="majorBidi"/>
+      <w:rFonts w:ascii="Aptos Display" w:hAnsi="Aptos Display" w:eastAsia="" w:cs="" w:asciiTheme="majorHAnsi" w:cstheme="majorBidi" w:eastAsiaTheme="majorEastAsia" w:hAnsiTheme="majorHAnsi"/>
       <w:spacing w:val="-10"/>
       <w:sz w:val="56"/>
       <w:szCs w:val="56"/>
@@ -5955,13 +5315,13 @@
     <w:link w:val="SubtitleChar"/>
     <w:uiPriority w:val="11"/>
     <w:qFormat/>
-    <w:rsid w:val="00EF0ABE"/>
+    <w:rsid w:val="00ef0abe"/>
     <w:pPr>
-      <w:spacing w:line="276" w:lineRule="auto"/>
+      <w:spacing w:lineRule="auto" w:line="276"/>
     </w:pPr>
     <w:rPr>
-      <w:rFonts w:eastAsiaTheme="majorEastAsia" w:cstheme="majorBidi"/>
-      <w:color w:val="595959" w:themeColor="text1" w:themeTint="A6"/>
+      <w:rFonts w:eastAsia="" w:cs="" w:cstheme="majorBidi" w:eastAsiaTheme="majorEastAsia"/>
+      <w:color w:themeColor="text1" w:themeTint="a6" w:val="595959"/>
       <w:spacing w:val="15"/>
       <w:sz w:val="28"/>
       <w:szCs w:val="28"/>
@@ -5975,15 +5335,15 @@
     <w:link w:val="QuoteChar"/>
     <w:uiPriority w:val="29"/>
     <w:qFormat/>
-    <w:rsid w:val="00EF0ABE"/>
+    <w:rsid w:val="00ef0abe"/>
     <w:pPr>
-      <w:spacing w:before="160" w:line="276" w:lineRule="auto"/>
+      <w:spacing w:lineRule="auto" w:line="276" w:before="160" w:after="160"/>
       <w:jc w:val="center"/>
     </w:pPr>
     <w:rPr>
       <w:i/>
       <w:iCs/>
-      <w:color w:val="404040" w:themeColor="text1" w:themeTint="BF"/>
+      <w:color w:themeColor="text1" w:themeTint="bf" w:val="404040"/>
       <w:sz w:val="24"/>
       <w:szCs w:val="24"/>
       <w:lang w:bidi="ar-SA"/>
@@ -5994,9 +5354,9 @@
     <w:basedOn w:val="Normal"/>
     <w:uiPriority w:val="34"/>
     <w:qFormat/>
-    <w:rsid w:val="00EF0ABE"/>
+    <w:rsid w:val="00ef0abe"/>
     <w:pPr>
-      <w:spacing w:line="276" w:lineRule="auto"/>
+      <w:spacing w:lineRule="auto" w:line="276" w:before="0" w:after="160"/>
       <w:ind w:left="720"/>
       <w:contextualSpacing/>
     </w:pPr>
@@ -6013,20 +5373,20 @@
     <w:link w:val="IntenseQuoteChar"/>
     <w:uiPriority w:val="30"/>
     <w:qFormat/>
-    <w:rsid w:val="00EF0ABE"/>
+    <w:rsid w:val="00ef0abe"/>
     <w:pPr>
       <w:pBdr>
-        <w:top w:val="single" w:sz="4" w:space="10" w:color="0F4761" w:themeColor="accent1" w:themeShade="BF"/>
-        <w:bottom w:val="single" w:sz="4" w:space="10" w:color="0F4761" w:themeColor="accent1" w:themeShade="BF"/>
+        <w:top w:val="single" w:sz="4" w:space="10" w:color="0F4761" w:themeColor="accent1" w:themeShade="bf"/>
+        <w:bottom w:val="single" w:sz="4" w:space="10" w:color="0F4761" w:themeColor="accent1" w:themeShade="bf"/>
       </w:pBdr>
-      <w:spacing w:before="360" w:after="360" w:line="276" w:lineRule="auto"/>
+      <w:spacing w:lineRule="auto" w:line="276" w:before="360" w:after="360"/>
       <w:ind w:left="864" w:right="864"/>
       <w:jc w:val="center"/>
     </w:pPr>
     <w:rPr>
       <w:i/>
       <w:iCs/>
-      <w:color w:val="0F4761" w:themeColor="accent1" w:themeShade="BF"/>
+      <w:color w:themeColor="accent1" w:themeShade="bf" w:val="0F4761"/>
       <w:sz w:val="24"/>
       <w:szCs w:val="24"/>
       <w:lang w:bidi="ar-SA"/>
@@ -6039,12 +5399,12 @@
     <w:semiHidden/>
     <w:unhideWhenUsed/>
     <w:qFormat/>
-    <w:rsid w:val="00EF0ABE"/>
+    <w:rsid w:val="00ef0abe"/>
     <w:pPr>
-      <w:spacing w:beforeAutospacing="1" w:afterAutospacing="1" w:line="240" w:lineRule="auto"/>
+      <w:spacing w:lineRule="auto" w:line="240" w:beforeAutospacing="1" w:afterAutospacing="1"/>
     </w:pPr>
     <w:rPr>
-      <w:rFonts w:ascii="Times New Roman" w:eastAsiaTheme="minorEastAsia" w:hAnsi="Times New Roman" w:cs="Times New Roman"/>
+      <w:rFonts w:ascii="Times New Roman" w:hAnsi="Times New Roman" w:eastAsia="" w:cs="Times New Roman" w:eastAsiaTheme="minorEastAsia"/>
       <w:kern w:val="0"/>
       <w:sz w:val="24"/>
       <w:szCs w:val="24"/>
@@ -6053,8 +5413,10 @@
     </w:rPr>
   </w:style>
   <w:style w:type="paragraph" w:styleId="IndexHeading">
-    <w:name w:val="index heading"/>
+    <w:name w:val="Index Heading"/>
     <w:basedOn w:val="Heading"/>
+    <w:pPr/>
+    <w:rPr/>
   </w:style>
   <w:style w:type="paragraph" w:styleId="TOCHeading">
     <w:name w:val="TOC Heading"/>
@@ -6063,9 +5425,9 @@
     <w:uiPriority w:val="39"/>
     <w:unhideWhenUsed/>
     <w:qFormat/>
-    <w:rsid w:val="006A44B0"/>
+    <w:rsid w:val="006a44b0"/>
     <w:pPr>
-      <w:spacing w:before="240" w:after="0" w:line="259" w:lineRule="auto"/>
+      <w:spacing w:lineRule="auto" w:line="259" w:before="240" w:after="0"/>
       <w:outlineLvl w:val="9"/>
     </w:pPr>
     <w:rPr>
@@ -6076,148 +5438,175 @@
     </w:rPr>
   </w:style>
   <w:style w:type="paragraph" w:styleId="TOC2">
-    <w:name w:val="toc 2"/>
+    <w:name w:val="TOC 2"/>
     <w:basedOn w:val="Normal"/>
     <w:next w:val="Normal"/>
     <w:autoRedefine/>
     <w:uiPriority w:val="39"/>
     <w:unhideWhenUsed/>
-    <w:rsid w:val="006A44B0"/>
+    <w:rsid w:val="006a44b0"/>
     <w:pPr>
-      <w:spacing w:after="100"/>
+      <w:spacing w:before="0" w:after="100"/>
       <w:ind w:left="220"/>
     </w:pPr>
     <w:rPr>
-      <w:rFonts w:eastAsiaTheme="minorEastAsia" w:cs="Times New Roman"/>
+      <w:rFonts w:eastAsia="" w:cs="Times New Roman" w:eastAsiaTheme="minorEastAsia"/>
       <w:kern w:val="0"/>
       <w:lang w:bidi="ar-SA"/>
       <w14:ligatures w14:val="none"/>
     </w:rPr>
   </w:style>
   <w:style w:type="paragraph" w:styleId="TOC1">
-    <w:name w:val="toc 1"/>
+    <w:name w:val="TOC 1"/>
     <w:basedOn w:val="Normal"/>
     <w:next w:val="Normal"/>
     <w:autoRedefine/>
     <w:uiPriority w:val="39"/>
     <w:unhideWhenUsed/>
-    <w:rsid w:val="006A44B0"/>
+    <w:rsid w:val="006a44b0"/>
     <w:pPr>
-      <w:spacing w:after="100"/>
+      <w:spacing w:before="0" w:after="100"/>
     </w:pPr>
     <w:rPr>
-      <w:rFonts w:eastAsiaTheme="minorEastAsia" w:cs="Times New Roman"/>
+      <w:rFonts w:eastAsia="" w:cs="Times New Roman" w:eastAsiaTheme="minorEastAsia"/>
       <w:kern w:val="0"/>
       <w:lang w:bidi="ar-SA"/>
       <w14:ligatures w14:val="none"/>
     </w:rPr>
   </w:style>
   <w:style w:type="paragraph" w:styleId="TOC3">
-    <w:name w:val="toc 3"/>
+    <w:name w:val="TOC 3"/>
     <w:basedOn w:val="Normal"/>
     <w:next w:val="Normal"/>
     <w:autoRedefine/>
     <w:uiPriority w:val="39"/>
     <w:unhideWhenUsed/>
-    <w:rsid w:val="006A44B0"/>
+    <w:rsid w:val="006a44b0"/>
     <w:pPr>
-      <w:spacing w:after="100"/>
+      <w:spacing w:before="0" w:after="100"/>
       <w:ind w:left="440"/>
     </w:pPr>
     <w:rPr>
-      <w:rFonts w:eastAsiaTheme="minorEastAsia" w:cs="Times New Roman"/>
+      <w:rFonts w:eastAsia="" w:cs="Times New Roman" w:eastAsiaTheme="minorEastAsia"/>
       <w:kern w:val="0"/>
       <w:lang w:bidi="ar-SA"/>
       <w14:ligatures w14:val="none"/>
     </w:rPr>
   </w:style>
-  <w:style w:type="paragraph" w:customStyle="1" w:styleId="HeaderandFooter">
+  <w:style w:type="paragraph" w:styleId="HeaderandFooter" w:customStyle="1">
     <w:name w:val="Header and Footer"/>
     <w:basedOn w:val="Normal"/>
     <w:qFormat/>
+    <w:pPr/>
+    <w:rPr/>
   </w:style>
   <w:style w:type="paragraph" w:styleId="Header">
-    <w:name w:val="header"/>
+    <w:name w:val="Header"/>
     <w:basedOn w:val="Normal"/>
     <w:link w:val="HeaderChar"/>
     <w:uiPriority w:val="99"/>
     <w:unhideWhenUsed/>
-    <w:rsid w:val="00854AB3"/>
+    <w:rsid w:val="00854ab3"/>
     <w:pPr>
       <w:tabs>
-        <w:tab w:val="center" w:pos="4680"/>
-        <w:tab w:val="right" w:pos="9360"/>
+        <w:tab w:val="clear" w:pos="720"/>
+        <w:tab w:val="center" w:pos="4680" w:leader="none"/>
+        <w:tab w:val="right" w:pos="9360" w:leader="none"/>
       </w:tabs>
-      <w:spacing w:after="0" w:line="240" w:lineRule="auto"/>
+      <w:spacing w:lineRule="auto" w:line="240" w:before="0" w:after="0"/>
     </w:pPr>
+    <w:rPr/>
   </w:style>
   <w:style w:type="paragraph" w:styleId="Footer">
-    <w:name w:val="footer"/>
+    <w:name w:val="Footer"/>
     <w:basedOn w:val="Normal"/>
     <w:link w:val="FooterChar"/>
     <w:uiPriority w:val="99"/>
     <w:unhideWhenUsed/>
-    <w:rsid w:val="00854AB3"/>
+    <w:rsid w:val="00854ab3"/>
     <w:pPr>
       <w:tabs>
-        <w:tab w:val="center" w:pos="4680"/>
-        <w:tab w:val="right" w:pos="9360"/>
+        <w:tab w:val="clear" w:pos="720"/>
+        <w:tab w:val="center" w:pos="4680" w:leader="none"/>
+        <w:tab w:val="right" w:pos="9360" w:leader="none"/>
       </w:tabs>
-      <w:spacing w:after="0" w:line="240" w:lineRule="auto"/>
+      <w:spacing w:lineRule="auto" w:line="240" w:before="0" w:after="0"/>
     </w:pPr>
+    <w:rPr/>
+  </w:style>
+  <w:style w:type="numbering" w:styleId="NoList" w:default="1">
+    <w:name w:val="No List"/>
+    <w:uiPriority w:val="99"/>
+    <w:semiHidden/>
+    <w:unhideWhenUsed/>
+    <w:qFormat/>
+  </w:style>
+  <w:style w:type="table" w:default="1" w:styleId="TableNormal">
+    <w:name w:val="Normal Table"/>
+    <w:uiPriority w:val="99"/>
+    <w:semiHidden/>
+    <w:unhideWhenUsed/>
+    <w:tblPr>
+      <w:tblCellMar>
+        <w:top w:w="0" w:type="dxa"/>
+        <w:left w:w="108" w:type="dxa"/>
+        <w:bottom w:w="0" w:type="dxa"/>
+        <w:right w:w="108" w:type="dxa"/>
+      </w:tblCellMar>
+    </w:tblPr>
   </w:style>
 </w:styles>
 </file>
 
 <file path=word/theme/theme1.xml><?xml version="1.0" encoding="utf-8"?>
-<a:theme xmlns:a="http://schemas.openxmlformats.org/drawingml/2006/main" name="Office Theme">
+<a:theme xmlns:a="http://schemas.openxmlformats.org/drawingml/2006/main" xmlns:r="http://schemas.openxmlformats.org/officeDocument/2006/relationships" name="Office Theme">
   <a:themeElements>
     <a:clrScheme name="Office">
       <a:dk1>
         <a:srgbClr val="000000"/>
       </a:dk1>
       <a:lt1>
-        <a:srgbClr val="FFFFFF"/>
+        <a:srgbClr val="ffffff"/>
       </a:lt1>
       <a:dk2>
-        <a:srgbClr val="0E2841"/>
+        <a:srgbClr val="0e2841"/>
       </a:dk2>
       <a:lt2>
-        <a:srgbClr val="E8E8E8"/>
+        <a:srgbClr val="e8e8e8"/>
       </a:lt2>
       <a:accent1>
         <a:srgbClr val="156082"/>
       </a:accent1>
       <a:accent2>
-        <a:srgbClr val="E97132"/>
+        <a:srgbClr val="e97132"/>
       </a:accent2>
       <a:accent3>
-        <a:srgbClr val="196B24"/>
+        <a:srgbClr val="196b24"/>
       </a:accent3>
       <a:accent4>
-        <a:srgbClr val="0F9ED5"/>
+        <a:srgbClr val="0f9ed5"/>
       </a:accent4>
       <a:accent5>
-        <a:srgbClr val="A02B93"/>
+        <a:srgbClr val="a02b93"/>
       </a:accent5>
       <a:accent6>
-        <a:srgbClr val="4EA72E"/>
+        <a:srgbClr val="4ea72e"/>
       </a:accent6>
       <a:hlink>
         <a:srgbClr val="467886"/>
       </a:hlink>
       <a:folHlink>
-        <a:srgbClr val="96607D"/>
+        <a:srgbClr val="96607d"/>
       </a:folHlink>
     </a:clrScheme>
     <a:fontScheme name="Office">
       <a:majorFont>
-        <a:latin typeface="Aptos Display" panose="02110004020202020204"/>
+        <a:latin typeface="Aptos Display" panose="02110004020202020204" pitchFamily="0" charset="1"/>
         <a:ea typeface=""/>
         <a:cs typeface=""/>
       </a:majorFont>
       <a:minorFont>
-        <a:latin typeface="Aptos" panose="02110004020202020204"/>
+        <a:latin typeface="Aptos" panose="02110004020202020204" pitchFamily="0" charset="1"/>
         <a:ea typeface=""/>
         <a:cs typeface=""/>
       </a:minorFont>
@@ -6249,7 +5638,7 @@
             </a:gs>
           </a:gsLst>
           <a:lin ang="5400000" scaled="0"/>
-          <a:tileRect/>
+          <a:tileRect l="0" t="0" r="0" b="0"/>
         </a:gradFill>
         <a:gradFill>
           <a:gsLst>
@@ -6273,7 +5662,7 @@
             </a:gs>
           </a:gsLst>
           <a:lin ang="5400000" scaled="0"/>
-          <a:tileRect/>
+          <a:tileRect l="0" t="0" r="0" b="0"/>
         </a:gradFill>
       </a:fillStyleLst>
       <a:lnStyleLst>
@@ -6333,13 +5722,11 @@
             </a:gs>
           </a:gsLst>
           <a:lin ang="5400000" scaled="0"/>
-          <a:tileRect/>
+          <a:tileRect l="0" t="0" r="0" b="0"/>
         </a:gradFill>
       </a:bgFillStyleLst>
     </a:fmtScheme>
   </a:themeElements>
-  <a:objectDefaults/>
-  <a:extraClrSchemeLst/>
 </a:theme>
 </file>
 
